--- a/ЛР5.docx
+++ b/ЛР5.docx
@@ -730,11 +730,19 @@
                 <w:rFonts w:ascii="Times New Roman" w:eastAsia="Times New Roman" w:hAnsi="Times New Roman" w:cs="Times New Roman"/>
               </w:rPr>
             </w:pPr>
+            <w:proofErr w:type="spellStart"/>
             <w:r>
               <w:rPr>
                 <w:rFonts w:ascii="Times New Roman" w:eastAsia="Times New Roman" w:hAnsi="Times New Roman" w:cs="Times New Roman"/>
               </w:rPr>
-              <w:t>Калентьев А.</w:t>
+              <w:t>Калентьев</w:t>
+            </w:r>
+            <w:proofErr w:type="spellEnd"/>
+            <w:r>
+              <w:rPr>
+                <w:rFonts w:ascii="Times New Roman" w:eastAsia="Times New Roman" w:hAnsi="Times New Roman" w:cs="Times New Roman"/>
+              </w:rPr>
+              <w:t xml:space="preserve"> А.</w:t>
             </w:r>
             <w:r>
               <w:rPr>
@@ -3001,8 +3009,18 @@
           <w:sz w:val="28"/>
           <w:szCs w:val="28"/>
         </w:rPr>
-        <w:t>Дерево ветвлений Git</w:t>
-      </w:r>
+        <w:t xml:space="preserve">Дерево ветвлений </w:t>
+      </w:r>
+      <w:proofErr w:type="spellStart"/>
+      <w:r>
+        <w:rPr>
+          <w:rFonts w:ascii="Times New Roman" w:hAnsi="Times New Roman" w:cs="Times New Roman"/>
+          <w:sz w:val="28"/>
+          <w:szCs w:val="28"/>
+        </w:rPr>
+        <w:t>Git</w:t>
+      </w:r>
+      <w:proofErr w:type="spellEnd"/>
       <w:r>
         <w:rPr>
           <w:rFonts w:ascii="Times New Roman" w:hAnsi="Times New Roman" w:cs="Times New Roman"/>
@@ -3172,7 +3190,43 @@
           <w:sz w:val="28"/>
           <w:szCs w:val="28"/>
         </w:rPr>
-        <w:t>Вариант использования (use case) — это описание множества последовательных действий (включая вариации), которые выполняются некоторым субъектом с целью получения результата, значимого для некоторого действующего лица [1].</w:t>
+        <w:t>Вариант использования (</w:t>
+      </w:r>
+      <w:proofErr w:type="spellStart"/>
+      <w:r>
+        <w:rPr>
+          <w:rFonts w:ascii="Times New Roman" w:hAnsi="Times New Roman" w:cs="Times New Roman"/>
+          <w:sz w:val="28"/>
+          <w:szCs w:val="28"/>
+        </w:rPr>
+        <w:t>use</w:t>
+      </w:r>
+      <w:proofErr w:type="spellEnd"/>
+      <w:r>
+        <w:rPr>
+          <w:rFonts w:ascii="Times New Roman" w:hAnsi="Times New Roman" w:cs="Times New Roman"/>
+          <w:sz w:val="28"/>
+          <w:szCs w:val="28"/>
+        </w:rPr>
+        <w:t xml:space="preserve"> </w:t>
+      </w:r>
+      <w:proofErr w:type="spellStart"/>
+      <w:r>
+        <w:rPr>
+          <w:rFonts w:ascii="Times New Roman" w:hAnsi="Times New Roman" w:cs="Times New Roman"/>
+          <w:sz w:val="28"/>
+          <w:szCs w:val="28"/>
+        </w:rPr>
+        <w:t>case</w:t>
+      </w:r>
+      <w:proofErr w:type="spellEnd"/>
+      <w:r>
+        <w:rPr>
+          <w:rFonts w:ascii="Times New Roman" w:hAnsi="Times New Roman" w:cs="Times New Roman"/>
+          <w:sz w:val="28"/>
+          <w:szCs w:val="28"/>
+        </w:rPr>
+        <w:t>) — это описание множества последовательных действий (включая вариации), которые выполняются некоторым субъектом с целью получения результата, значимого для некоторого действующего лица [1].</w:t>
       </w:r>
     </w:p>
     <w:p>
@@ -3869,6 +3923,7 @@
         <w:t xml:space="preserve"> приведено описание абстрактного класса </w:t>
       </w:r>
       <w:bookmarkStart w:id="15" w:name="_Hlk179982041"/>
+      <w:proofErr w:type="spellStart"/>
       <w:r>
         <w:rPr>
           <w:rFonts w:ascii="Times New Roman" w:eastAsia="Times New Roman" w:hAnsi="Times New Roman" w:cs="Times New Roman"/>
@@ -3894,6 +3949,7 @@
         <w:t>Base</w:t>
       </w:r>
       <w:bookmarkEnd w:id="15"/>
+      <w:proofErr w:type="spellEnd"/>
       <w:r>
         <w:rPr>
           <w:rFonts w:ascii="Times New Roman" w:hAnsi="Times New Roman" w:cs="Times New Roman"/>
@@ -4007,8 +4063,61 @@
           <w:szCs w:val="24"/>
           <w:lang w:val="en-US"/>
         </w:rPr>
-        <w:t xml:space="preserve"> – Описание класса </w:t>
-      </w:r>
+        <w:t xml:space="preserve"> – </w:t>
+      </w:r>
+      <w:proofErr w:type="spellStart"/>
+      <w:r>
+        <w:rPr>
+          <w:rFonts w:ascii="Times New Roman" w:hAnsi="Times New Roman" w:cs="Times New Roman"/>
+          <w:i w:val="0"/>
+          <w:iCs w:val="0"/>
+          <w:color w:val="auto"/>
+          <w:sz w:val="24"/>
+          <w:szCs w:val="24"/>
+          <w:lang w:val="en-US"/>
+        </w:rPr>
+        <w:t>Описание</w:t>
+      </w:r>
+      <w:proofErr w:type="spellEnd"/>
+      <w:r>
+        <w:rPr>
+          <w:rFonts w:ascii="Times New Roman" w:hAnsi="Times New Roman" w:cs="Times New Roman"/>
+          <w:i w:val="0"/>
+          <w:iCs w:val="0"/>
+          <w:color w:val="auto"/>
+          <w:sz w:val="24"/>
+          <w:szCs w:val="24"/>
+          <w:lang w:val="en-US"/>
+        </w:rPr>
+        <w:t xml:space="preserve"> </w:t>
+      </w:r>
+      <w:proofErr w:type="spellStart"/>
+      <w:r>
+        <w:rPr>
+          <w:rFonts w:ascii="Times New Roman" w:hAnsi="Times New Roman" w:cs="Times New Roman"/>
+          <w:i w:val="0"/>
+          <w:iCs w:val="0"/>
+          <w:color w:val="auto"/>
+          <w:sz w:val="24"/>
+          <w:szCs w:val="24"/>
+          <w:lang w:val="en-US"/>
+        </w:rPr>
+        <w:t>класса</w:t>
+      </w:r>
+      <w:proofErr w:type="spellEnd"/>
+      <w:r>
+        <w:rPr>
+          <w:rFonts w:ascii="Times New Roman" w:hAnsi="Times New Roman" w:cs="Times New Roman"/>
+          <w:i w:val="0"/>
+          <w:iCs w:val="0"/>
+          <w:color w:val="auto"/>
+          <w:sz w:val="24"/>
+          <w:szCs w:val="24"/>
+          <w:lang w:val="en-US"/>
+        </w:rPr>
+        <w:t xml:space="preserve"> </w:t>
+      </w:r>
+      <w:proofErr w:type="spellStart"/>
       <w:r>
         <w:rPr>
           <w:rFonts w:ascii="Times New Roman" w:eastAsia="Times New Roman" w:hAnsi="Times New Roman" w:cs="Times New Roman"/>
@@ -4019,6 +4128,7 @@
         </w:rPr>
         <w:t>MotionBase</w:t>
       </w:r>
+      <w:proofErr w:type="spellEnd"/>
     </w:p>
     <w:tbl>
       <w:tblPr>
@@ -4141,6 +4251,7 @@
               </w:rPr>
               <w:t xml:space="preserve">Класс </w:t>
             </w:r>
+            <w:proofErr w:type="spellStart"/>
             <w:r>
               <w:rPr>
                 <w:rFonts w:ascii="Times New Roman" w:eastAsia="Times New Roman" w:hAnsi="Times New Roman" w:cs="Times New Roman"/>
@@ -4151,6 +4262,7 @@
               </w:rPr>
               <w:t>MotionBase</w:t>
             </w:r>
+            <w:proofErr w:type="spellEnd"/>
             <w:r>
               <w:rPr>
                 <w:rFonts w:ascii="Times New Roman" w:hAnsi="Times New Roman" w:cs="Times New Roman"/>
@@ -4237,6 +4349,7 @@
               </w:rPr>
               <w:t>- _</w:t>
             </w:r>
+            <w:proofErr w:type="spellStart"/>
             <w:r>
               <w:rPr>
                 <w:rFonts w:ascii="Times New Roman" w:eastAsia="Calibri" w:hAnsi="Times New Roman" w:cs="Times New Roman"/>
@@ -4244,6 +4357,7 @@
               </w:rPr>
               <w:t>initialValue</w:t>
             </w:r>
+            <w:proofErr w:type="spellEnd"/>
           </w:p>
         </w:tc>
         <w:tc>
@@ -4501,6 +4615,7 @@
               </w:rPr>
               <w:t xml:space="preserve">+ </w:t>
             </w:r>
+            <w:proofErr w:type="spellStart"/>
             <w:r>
               <w:rPr>
                 <w:rFonts w:ascii="Times New Roman" w:eastAsia="Calibri" w:hAnsi="Times New Roman" w:cs="Times New Roman"/>
@@ -4508,6 +4623,7 @@
               </w:rPr>
               <w:t>InitialValue</w:t>
             </w:r>
+            <w:proofErr w:type="spellEnd"/>
           </w:p>
         </w:tc>
         <w:tc>
@@ -4601,6 +4717,7 @@
               </w:rPr>
               <w:t xml:space="preserve">+ </w:t>
             </w:r>
+            <w:proofErr w:type="spellStart"/>
             <w:r>
               <w:rPr>
                 <w:rFonts w:ascii="Times New Roman" w:eastAsia="Calibri" w:hAnsi="Times New Roman" w:cs="Times New Roman"/>
@@ -4608,6 +4725,7 @@
               </w:rPr>
               <w:t>MotionType</w:t>
             </w:r>
+            <w:proofErr w:type="spellEnd"/>
           </w:p>
         </w:tc>
         <w:tc>
@@ -4899,6 +5017,7 @@
               </w:rPr>
               <w:t xml:space="preserve"> </w:t>
             </w:r>
+            <w:proofErr w:type="spellStart"/>
             <w:r>
               <w:rPr>
                 <w:rFonts w:ascii="Times New Roman" w:eastAsia="Calibri" w:hAnsi="Times New Roman" w:cs="Times New Roman"/>
@@ -4906,6 +5025,7 @@
               </w:rPr>
               <w:t>CalculateCoordinate</w:t>
             </w:r>
+            <w:proofErr w:type="spellEnd"/>
           </w:p>
         </w:tc>
         <w:tc>
@@ -5128,6 +5248,7 @@
         <w:t xml:space="preserve"> приведены описания классов </w:t>
       </w:r>
       <w:bookmarkStart w:id="17" w:name="_Hlk179983126"/>
+      <w:proofErr w:type="spellStart"/>
       <w:r>
         <w:rPr>
           <w:rFonts w:ascii="Times New Roman" w:hAnsi="Times New Roman" w:cs="Times New Roman"/>
@@ -5140,6 +5261,7 @@
         <w:t>ConstantMotion</w:t>
       </w:r>
       <w:bookmarkEnd w:id="17"/>
+      <w:proofErr w:type="spellEnd"/>
       <w:r>
         <w:rPr>
           <w:rFonts w:ascii="Times New Roman" w:hAnsi="Times New Roman" w:cs="Times New Roman"/>
@@ -5148,6 +5270,7 @@
         </w:rPr>
         <w:t xml:space="preserve">, </w:t>
       </w:r>
+      <w:proofErr w:type="spellStart"/>
       <w:r>
         <w:rPr>
           <w:rFonts w:ascii="Times New Roman" w:hAnsi="Times New Roman" w:cs="Times New Roman"/>
@@ -5159,6 +5282,7 @@
         </w:rPr>
         <w:t>AcceleratedMotion</w:t>
       </w:r>
+      <w:proofErr w:type="spellEnd"/>
       <w:r>
         <w:rPr>
           <w:rFonts w:ascii="Times New Roman" w:hAnsi="Times New Roman" w:cs="Times New Roman"/>
@@ -5168,6 +5292,7 @@
         <w:t xml:space="preserve"> и </w:t>
       </w:r>
       <w:bookmarkStart w:id="18" w:name="_Hlk179984674"/>
+      <w:proofErr w:type="spellStart"/>
       <w:r>
         <w:rPr>
           <w:rFonts w:ascii="Times New Roman" w:hAnsi="Times New Roman" w:cs="Times New Roman"/>
@@ -5180,6 +5305,7 @@
         <w:t>OscillatoryMotion</w:t>
       </w:r>
       <w:bookmarkEnd w:id="18"/>
+      <w:proofErr w:type="spellEnd"/>
       <w:r>
         <w:rPr>
           <w:rFonts w:ascii="Times New Roman" w:hAnsi="Times New Roman" w:cs="Times New Roman"/>
@@ -5188,6 +5314,7 @@
         </w:rPr>
         <w:t xml:space="preserve">, которые наследуются от </w:t>
       </w:r>
+      <w:proofErr w:type="spellStart"/>
       <w:r>
         <w:rPr>
           <w:rFonts w:ascii="Times New Roman" w:eastAsia="Times New Roman" w:hAnsi="Times New Roman" w:cs="Times New Roman"/>
@@ -5212,6 +5339,7 @@
         </w:rPr>
         <w:t>Base</w:t>
       </w:r>
+      <w:proofErr w:type="spellEnd"/>
       <w:r>
         <w:rPr>
           <w:rFonts w:ascii="Times New Roman" w:hAnsi="Times New Roman" w:cs="Times New Roman"/>
@@ -5248,6 +5376,7 @@
         </w:rPr>
       </w:pPr>
       <w:bookmarkStart w:id="19" w:name="_Ref168303832"/>
+      <w:proofErr w:type="spellStart"/>
       <w:r>
         <w:rPr>
           <w:rFonts w:ascii="Times New Roman" w:hAnsi="Times New Roman" w:cs="Times New Roman"/>
@@ -5258,8 +5387,9 @@
           <w:szCs w:val="24"/>
           <w:lang w:val="en-US"/>
         </w:rPr>
-        <w:t xml:space="preserve">Таблица </w:t>
-      </w:r>
+        <w:t>Таблица</w:t>
+      </w:r>
+      <w:proofErr w:type="spellEnd"/>
       <w:r>
         <w:rPr>
           <w:rFonts w:ascii="Times New Roman" w:hAnsi="Times New Roman" w:cs="Times New Roman"/>
@@ -5270,6 +5400,18 @@
           <w:szCs w:val="24"/>
           <w:lang w:val="en-US"/>
         </w:rPr>
+        <w:t xml:space="preserve"> </w:t>
+      </w:r>
+      <w:r>
+        <w:rPr>
+          <w:rFonts w:ascii="Times New Roman" w:hAnsi="Times New Roman" w:cs="Times New Roman"/>
+          <w:i w:val="0"/>
+          <w:iCs w:val="0"/>
+          <w:color w:val="auto"/>
+          <w:sz w:val="24"/>
+          <w:szCs w:val="24"/>
+          <w:lang w:val="en-US"/>
+        </w:rPr>
         <w:fldChar w:fldCharType="begin"/>
       </w:r>
       <w:r>
@@ -5344,8 +5486,9 @@
           <w:szCs w:val="24"/>
           <w:lang w:val="en-US"/>
         </w:rPr>
-        <w:t>– Описание класса</w:t>
-      </w:r>
+        <w:t xml:space="preserve">– </w:t>
+      </w:r>
+      <w:proofErr w:type="spellStart"/>
       <w:r>
         <w:rPr>
           <w:rFonts w:ascii="Times New Roman" w:hAnsi="Times New Roman" w:cs="Times New Roman"/>
@@ -5356,18 +5499,59 @@
           <w:szCs w:val="24"/>
           <w:lang w:val="en-US"/>
         </w:rPr>
+        <w:t>Описание</w:t>
+      </w:r>
+      <w:proofErr w:type="spellEnd"/>
+      <w:r>
+        <w:rPr>
+          <w:rFonts w:ascii="Times New Roman" w:hAnsi="Times New Roman" w:cs="Times New Roman"/>
+          <w:i w:val="0"/>
+          <w:iCs w:val="0"/>
+          <w:color w:val="auto"/>
+          <w:sz w:val="24"/>
+          <w:szCs w:val="24"/>
+          <w:lang w:val="en-US"/>
+        </w:rPr>
         <w:t xml:space="preserve"> </w:t>
       </w:r>
-      <w:r>
-        <w:rPr>
-          <w:rFonts w:ascii="Times New Roman" w:hAnsi="Times New Roman" w:cs="Times New Roman"/>
+      <w:proofErr w:type="spellStart"/>
+      <w:r>
+        <w:rPr>
+          <w:rFonts w:ascii="Times New Roman" w:hAnsi="Times New Roman" w:cs="Times New Roman"/>
+          <w:i w:val="0"/>
+          <w:iCs w:val="0"/>
           <w:color w:val="auto"/>
           <w:sz w:val="24"/>
           <w:szCs w:val="24"/>
           <w:lang w:val="en-US"/>
         </w:rPr>
+        <w:t>класса</w:t>
+      </w:r>
+      <w:proofErr w:type="spellEnd"/>
+      <w:r>
+        <w:rPr>
+          <w:rFonts w:ascii="Times New Roman" w:hAnsi="Times New Roman" w:cs="Times New Roman"/>
+          <w:i w:val="0"/>
+          <w:iCs w:val="0"/>
+          <w:color w:val="auto"/>
+          <w:sz w:val="24"/>
+          <w:szCs w:val="24"/>
+          <w:lang w:val="en-US"/>
+        </w:rPr>
+        <w:t xml:space="preserve"> </w:t>
+      </w:r>
+      <w:proofErr w:type="spellStart"/>
+      <w:r>
+        <w:rPr>
+          <w:rFonts w:ascii="Times New Roman" w:hAnsi="Times New Roman" w:cs="Times New Roman"/>
+          <w:color w:val="auto"/>
+          <w:sz w:val="24"/>
+          <w:szCs w:val="24"/>
+          <w:lang w:val="en-US"/>
+        </w:rPr>
         <w:t>ConstantMotion</w:t>
       </w:r>
+      <w:proofErr w:type="spellEnd"/>
     </w:p>
     <w:tbl>
       <w:tblPr>
@@ -5398,6 +5582,7 @@
                 <w:lang w:val="en-US"/>
               </w:rPr>
             </w:pPr>
+            <w:proofErr w:type="spellStart"/>
             <w:r>
               <w:rPr>
                 <w:rFonts w:ascii="Times New Roman" w:eastAsia="Calibri" w:hAnsi="Times New Roman" w:cs="Times New Roman"/>
@@ -5405,6 +5590,7 @@
               </w:rPr>
               <w:t>Название</w:t>
             </w:r>
+            <w:proofErr w:type="spellEnd"/>
           </w:p>
         </w:tc>
         <w:tc>
@@ -5420,6 +5606,7 @@
                 <w:lang w:val="en-US"/>
               </w:rPr>
             </w:pPr>
+            <w:proofErr w:type="spellStart"/>
             <w:r>
               <w:rPr>
                 <w:rFonts w:ascii="Times New Roman" w:eastAsia="Calibri" w:hAnsi="Times New Roman" w:cs="Times New Roman"/>
@@ -5427,6 +5614,7 @@
               </w:rPr>
               <w:t>Тип</w:t>
             </w:r>
+            <w:proofErr w:type="spellEnd"/>
           </w:p>
         </w:tc>
         <w:tc>
@@ -5442,6 +5630,7 @@
                 <w:lang w:val="en-US"/>
               </w:rPr>
             </w:pPr>
+            <w:proofErr w:type="spellStart"/>
             <w:r>
               <w:rPr>
                 <w:rFonts w:ascii="Times New Roman" w:eastAsia="Calibri" w:hAnsi="Times New Roman" w:cs="Times New Roman"/>
@@ -5449,6 +5638,7 @@
               </w:rPr>
               <w:t>Описание</w:t>
             </w:r>
+            <w:proofErr w:type="spellEnd"/>
           </w:p>
         </w:tc>
       </w:tr>
@@ -5467,13 +5657,31 @@
                 <w:lang w:val="en-US"/>
               </w:rPr>
             </w:pPr>
+            <w:proofErr w:type="spellStart"/>
             <w:r>
               <w:rPr>
                 <w:rFonts w:ascii="Times New Roman" w:eastAsia="Calibri" w:hAnsi="Times New Roman" w:cs="Times New Roman"/>
                 <w:lang w:val="en-US"/>
               </w:rPr>
-              <w:t>Описание класса</w:t>
-            </w:r>
+              <w:t>Описание</w:t>
+            </w:r>
+            <w:proofErr w:type="spellEnd"/>
+            <w:r>
+              <w:rPr>
+                <w:rFonts w:ascii="Times New Roman" w:eastAsia="Calibri" w:hAnsi="Times New Roman" w:cs="Times New Roman"/>
+                <w:lang w:val="en-US"/>
+              </w:rPr>
+              <w:t xml:space="preserve"> </w:t>
+            </w:r>
+            <w:proofErr w:type="spellStart"/>
+            <w:r>
+              <w:rPr>
+                <w:rFonts w:ascii="Times New Roman" w:eastAsia="Calibri" w:hAnsi="Times New Roman" w:cs="Times New Roman"/>
+                <w:lang w:val="en-US"/>
+              </w:rPr>
+              <w:t>класса</w:t>
+            </w:r>
+            <w:proofErr w:type="spellEnd"/>
           </w:p>
         </w:tc>
       </w:tr>
@@ -5516,6 +5724,7 @@
               </w:rPr>
               <w:t xml:space="preserve"> </w:t>
             </w:r>
+            <w:proofErr w:type="spellStart"/>
             <w:r>
               <w:rPr>
                 <w:rFonts w:ascii="Times New Roman" w:hAnsi="Times New Roman" w:cs="Times New Roman"/>
@@ -5525,6 +5734,7 @@
               </w:rPr>
               <w:t>ConstantMotion</w:t>
             </w:r>
+            <w:proofErr w:type="spellEnd"/>
             <w:r>
               <w:rPr>
                 <w:rFonts w:ascii="Times New Roman" w:eastAsia="Calibri" w:hAnsi="Times New Roman" w:cs="Times New Roman"/>
@@ -5563,6 +5773,7 @@
                 <w:lang w:val="en-US"/>
               </w:rPr>
             </w:pPr>
+            <w:proofErr w:type="spellStart"/>
             <w:r>
               <w:rPr>
                 <w:rFonts w:ascii="Times New Roman" w:eastAsia="Calibri" w:hAnsi="Times New Roman" w:cs="Times New Roman"/>
@@ -5570,6 +5781,7 @@
               </w:rPr>
               <w:t>Поля</w:t>
             </w:r>
+            <w:proofErr w:type="spellEnd"/>
           </w:p>
         </w:tc>
       </w:tr>
@@ -5677,6 +5889,7 @@
                 <w:lang w:val="en-US"/>
               </w:rPr>
             </w:pPr>
+            <w:proofErr w:type="spellStart"/>
             <w:r>
               <w:rPr>
                 <w:rFonts w:ascii="Times New Roman" w:eastAsia="Calibri" w:hAnsi="Times New Roman" w:cs="Times New Roman"/>
@@ -5684,6 +5897,7 @@
               </w:rPr>
               <w:t>Свойства</w:t>
             </w:r>
+            <w:proofErr w:type="spellEnd"/>
           </w:p>
         </w:tc>
       </w:tr>
@@ -5781,6 +5995,7 @@
               </w:rPr>
               <w:t xml:space="preserve">+ </w:t>
             </w:r>
+            <w:proofErr w:type="spellStart"/>
             <w:r>
               <w:rPr>
                 <w:rFonts w:ascii="Times New Roman" w:eastAsia="Calibri" w:hAnsi="Times New Roman" w:cs="Times New Roman"/>
@@ -5788,6 +6003,7 @@
               </w:rPr>
               <w:t>MotionType</w:t>
             </w:r>
+            <w:proofErr w:type="spellEnd"/>
           </w:p>
         </w:tc>
         <w:tc>
@@ -6047,6 +6263,7 @@
               </w:rPr>
               <w:t xml:space="preserve"> </w:t>
             </w:r>
+            <w:proofErr w:type="spellStart"/>
             <w:r>
               <w:rPr>
                 <w:rFonts w:ascii="Times New Roman" w:eastAsia="Calibri" w:hAnsi="Times New Roman" w:cs="Times New Roman"/>
@@ -6054,6 +6271,7 @@
               </w:rPr>
               <w:t>CalculateCoordinate</w:t>
             </w:r>
+            <w:proofErr w:type="spellEnd"/>
           </w:p>
         </w:tc>
         <w:tc>
@@ -6126,6 +6344,7 @@
           <w:lang w:val="en-US"/>
         </w:rPr>
       </w:pPr>
+      <w:proofErr w:type="spellStart"/>
       <w:r>
         <w:rPr>
           <w:rFonts w:ascii="Times New Roman" w:hAnsi="Times New Roman" w:cs="Times New Roman"/>
@@ -6136,8 +6355,9 @@
           <w:szCs w:val="24"/>
           <w:lang w:val="en-US"/>
         </w:rPr>
-        <w:t xml:space="preserve">Таблица </w:t>
-      </w:r>
+        <w:t>Таблица</w:t>
+      </w:r>
+      <w:proofErr w:type="spellEnd"/>
       <w:r>
         <w:rPr>
           <w:rFonts w:ascii="Times New Roman" w:hAnsi="Times New Roman" w:cs="Times New Roman"/>
@@ -6148,6 +6368,18 @@
           <w:szCs w:val="24"/>
           <w:lang w:val="en-US"/>
         </w:rPr>
+        <w:t xml:space="preserve"> </w:t>
+      </w:r>
+      <w:r>
+        <w:rPr>
+          <w:rFonts w:ascii="Times New Roman" w:hAnsi="Times New Roman" w:cs="Times New Roman"/>
+          <w:i w:val="0"/>
+          <w:iCs w:val="0"/>
+          <w:color w:val="auto"/>
+          <w:sz w:val="24"/>
+          <w:szCs w:val="24"/>
+          <w:lang w:val="en-US"/>
+        </w:rPr>
         <w:fldChar w:fldCharType="begin"/>
       </w:r>
       <w:r>
@@ -6221,8 +6453,9 @@
           <w:szCs w:val="24"/>
           <w:lang w:val="en-US"/>
         </w:rPr>
-        <w:t>– Описание класса</w:t>
-      </w:r>
+        <w:t xml:space="preserve">– </w:t>
+      </w:r>
+      <w:proofErr w:type="spellStart"/>
       <w:r>
         <w:rPr>
           <w:rFonts w:ascii="Times New Roman" w:hAnsi="Times New Roman" w:cs="Times New Roman"/>
@@ -6233,18 +6466,59 @@
           <w:szCs w:val="24"/>
           <w:lang w:val="en-US"/>
         </w:rPr>
+        <w:t>Описание</w:t>
+      </w:r>
+      <w:proofErr w:type="spellEnd"/>
+      <w:r>
+        <w:rPr>
+          <w:rFonts w:ascii="Times New Roman" w:hAnsi="Times New Roman" w:cs="Times New Roman"/>
+          <w:i w:val="0"/>
+          <w:iCs w:val="0"/>
+          <w:color w:val="auto"/>
+          <w:sz w:val="24"/>
+          <w:szCs w:val="24"/>
+          <w:lang w:val="en-US"/>
+        </w:rPr>
         <w:t xml:space="preserve"> </w:t>
       </w:r>
-      <w:r>
-        <w:rPr>
-          <w:rFonts w:ascii="Times New Roman" w:hAnsi="Times New Roman" w:cs="Times New Roman"/>
+      <w:proofErr w:type="spellStart"/>
+      <w:r>
+        <w:rPr>
+          <w:rFonts w:ascii="Times New Roman" w:hAnsi="Times New Roman" w:cs="Times New Roman"/>
+          <w:i w:val="0"/>
+          <w:iCs w:val="0"/>
           <w:color w:val="auto"/>
           <w:sz w:val="24"/>
           <w:szCs w:val="24"/>
           <w:lang w:val="en-US"/>
         </w:rPr>
+        <w:t>класса</w:t>
+      </w:r>
+      <w:proofErr w:type="spellEnd"/>
+      <w:r>
+        <w:rPr>
+          <w:rFonts w:ascii="Times New Roman" w:hAnsi="Times New Roman" w:cs="Times New Roman"/>
+          <w:i w:val="0"/>
+          <w:iCs w:val="0"/>
+          <w:color w:val="auto"/>
+          <w:sz w:val="24"/>
+          <w:szCs w:val="24"/>
+          <w:lang w:val="en-US"/>
+        </w:rPr>
+        <w:t xml:space="preserve"> </w:t>
+      </w:r>
+      <w:proofErr w:type="spellStart"/>
+      <w:r>
+        <w:rPr>
+          <w:rFonts w:ascii="Times New Roman" w:hAnsi="Times New Roman" w:cs="Times New Roman"/>
+          <w:color w:val="auto"/>
+          <w:sz w:val="24"/>
+          <w:szCs w:val="24"/>
+          <w:lang w:val="en-US"/>
+        </w:rPr>
         <w:t>AcceleratedMotion</w:t>
       </w:r>
+      <w:proofErr w:type="spellEnd"/>
     </w:p>
     <w:tbl>
       <w:tblPr>
@@ -6278,6 +6552,7 @@
                 <w:lang w:val="en-US"/>
               </w:rPr>
             </w:pPr>
+            <w:proofErr w:type="spellStart"/>
             <w:r>
               <w:rPr>
                 <w:rFonts w:ascii="Times New Roman" w:eastAsia="Calibri" w:hAnsi="Times New Roman" w:cs="Times New Roman"/>
@@ -6285,6 +6560,7 @@
               </w:rPr>
               <w:t>Название</w:t>
             </w:r>
+            <w:proofErr w:type="spellEnd"/>
           </w:p>
         </w:tc>
         <w:tc>
@@ -6301,6 +6577,7 @@
                 <w:lang w:val="en-US"/>
               </w:rPr>
             </w:pPr>
+            <w:proofErr w:type="spellStart"/>
             <w:r>
               <w:rPr>
                 <w:rFonts w:ascii="Times New Roman" w:eastAsia="Calibri" w:hAnsi="Times New Roman" w:cs="Times New Roman"/>
@@ -6308,6 +6585,7 @@
               </w:rPr>
               <w:t>Тип</w:t>
             </w:r>
+            <w:proofErr w:type="spellEnd"/>
           </w:p>
         </w:tc>
         <w:tc>
@@ -6323,6 +6601,7 @@
                 <w:lang w:val="en-US"/>
               </w:rPr>
             </w:pPr>
+            <w:proofErr w:type="spellStart"/>
             <w:r>
               <w:rPr>
                 <w:rFonts w:ascii="Times New Roman" w:eastAsia="Calibri" w:hAnsi="Times New Roman" w:cs="Times New Roman"/>
@@ -6330,6 +6609,7 @@
               </w:rPr>
               <w:t>Описание</w:t>
             </w:r>
+            <w:proofErr w:type="spellEnd"/>
           </w:p>
         </w:tc>
       </w:tr>
@@ -6348,13 +6628,31 @@
                 <w:lang w:val="en-US"/>
               </w:rPr>
             </w:pPr>
+            <w:proofErr w:type="spellStart"/>
             <w:r>
               <w:rPr>
                 <w:rFonts w:ascii="Times New Roman" w:eastAsia="Calibri" w:hAnsi="Times New Roman" w:cs="Times New Roman"/>
                 <w:lang w:val="en-US"/>
               </w:rPr>
-              <w:t>Описание класса</w:t>
-            </w:r>
+              <w:t>Описание</w:t>
+            </w:r>
+            <w:proofErr w:type="spellEnd"/>
+            <w:r>
+              <w:rPr>
+                <w:rFonts w:ascii="Times New Roman" w:eastAsia="Calibri" w:hAnsi="Times New Roman" w:cs="Times New Roman"/>
+                <w:lang w:val="en-US"/>
+              </w:rPr>
+              <w:t xml:space="preserve"> </w:t>
+            </w:r>
+            <w:proofErr w:type="spellStart"/>
+            <w:r>
+              <w:rPr>
+                <w:rFonts w:ascii="Times New Roman" w:eastAsia="Calibri" w:hAnsi="Times New Roman" w:cs="Times New Roman"/>
+                <w:lang w:val="en-US"/>
+              </w:rPr>
+              <w:t>класса</w:t>
+            </w:r>
+            <w:proofErr w:type="spellEnd"/>
           </w:p>
         </w:tc>
       </w:tr>
@@ -6372,13 +6670,23 @@
                 <w:rFonts w:ascii="Times New Roman" w:eastAsia="Calibri" w:hAnsi="Times New Roman" w:cs="Times New Roman"/>
               </w:rPr>
             </w:pPr>
+            <w:proofErr w:type="spellStart"/>
             <w:r>
               <w:rPr>
                 <w:rFonts w:ascii="Times New Roman" w:eastAsia="Calibri" w:hAnsi="Times New Roman" w:cs="Times New Roman"/>
                 <w:lang w:val="en-US"/>
               </w:rPr>
-              <w:t xml:space="preserve">Класс </w:t>
-            </w:r>
+              <w:t>Класс</w:t>
+            </w:r>
+            <w:proofErr w:type="spellEnd"/>
+            <w:r>
+              <w:rPr>
+                <w:rFonts w:ascii="Times New Roman" w:eastAsia="Calibri" w:hAnsi="Times New Roman" w:cs="Times New Roman"/>
+                <w:lang w:val="en-US"/>
+              </w:rPr>
+              <w:t xml:space="preserve"> </w:t>
+            </w:r>
+            <w:proofErr w:type="spellStart"/>
             <w:r>
               <w:rPr>
                 <w:rFonts w:ascii="Times New Roman" w:hAnsi="Times New Roman" w:cs="Times New Roman"/>
@@ -6388,6 +6696,7 @@
               </w:rPr>
               <w:t>AcceleratedMotion</w:t>
             </w:r>
+            <w:proofErr w:type="spellEnd"/>
             <w:r>
               <w:rPr>
                 <w:rFonts w:ascii="Times New Roman" w:eastAsia="Calibri" w:hAnsi="Times New Roman" w:cs="Times New Roman"/>
@@ -6426,6 +6735,7 @@
                 <w:lang w:val="en-US"/>
               </w:rPr>
             </w:pPr>
+            <w:proofErr w:type="spellStart"/>
             <w:r>
               <w:rPr>
                 <w:rFonts w:ascii="Times New Roman" w:eastAsia="Calibri" w:hAnsi="Times New Roman" w:cs="Times New Roman"/>
@@ -6433,6 +6743,7 @@
               </w:rPr>
               <w:t>Поля</w:t>
             </w:r>
+            <w:proofErr w:type="spellEnd"/>
           </w:p>
         </w:tc>
       </w:tr>
@@ -6622,6 +6933,7 @@
                 <w:lang w:val="en-US"/>
               </w:rPr>
             </w:pPr>
+            <w:proofErr w:type="spellStart"/>
             <w:r>
               <w:rPr>
                 <w:rFonts w:ascii="Times New Roman" w:eastAsia="Calibri" w:hAnsi="Times New Roman" w:cs="Times New Roman"/>
@@ -6629,6 +6941,7 @@
               </w:rPr>
               <w:t>Свойства</w:t>
             </w:r>
+            <w:proofErr w:type="spellEnd"/>
           </w:p>
         </w:tc>
       </w:tr>
@@ -6806,6 +7119,7 @@
               </w:rPr>
               <w:t xml:space="preserve">+ </w:t>
             </w:r>
+            <w:proofErr w:type="spellStart"/>
             <w:r>
               <w:rPr>
                 <w:rFonts w:ascii="Times New Roman" w:eastAsia="Calibri" w:hAnsi="Times New Roman" w:cs="Times New Roman"/>
@@ -6813,6 +7127,7 @@
               </w:rPr>
               <w:t>MotionType</w:t>
             </w:r>
+            <w:proofErr w:type="spellEnd"/>
           </w:p>
         </w:tc>
         <w:tc>
@@ -7060,6 +7375,7 @@
               </w:rPr>
               <w:t xml:space="preserve"> </w:t>
             </w:r>
+            <w:proofErr w:type="spellStart"/>
             <w:r>
               <w:rPr>
                 <w:rFonts w:ascii="Times New Roman" w:eastAsia="Calibri" w:hAnsi="Times New Roman" w:cs="Times New Roman"/>
@@ -7067,6 +7383,7 @@
               </w:rPr>
               <w:t>CalculateCoordinate</w:t>
             </w:r>
+            <w:proofErr w:type="spellEnd"/>
           </w:p>
         </w:tc>
         <w:tc>
@@ -7141,6 +7458,7 @@
         </w:rPr>
       </w:pPr>
       <w:bookmarkStart w:id="20" w:name="_Ref168303837"/>
+      <w:proofErr w:type="spellStart"/>
       <w:r>
         <w:rPr>
           <w:rFonts w:ascii="Times New Roman" w:hAnsi="Times New Roman" w:cs="Times New Roman"/>
@@ -7151,8 +7469,9 @@
           <w:szCs w:val="24"/>
           <w:lang w:val="en-US"/>
         </w:rPr>
-        <w:t xml:space="preserve">Таблица </w:t>
-      </w:r>
+        <w:t>Таблица</w:t>
+      </w:r>
+      <w:proofErr w:type="spellEnd"/>
       <w:r>
         <w:rPr>
           <w:rFonts w:ascii="Times New Roman" w:hAnsi="Times New Roman" w:cs="Times New Roman"/>
@@ -7163,6 +7482,18 @@
           <w:szCs w:val="24"/>
           <w:lang w:val="en-US"/>
         </w:rPr>
+        <w:t xml:space="preserve"> </w:t>
+      </w:r>
+      <w:r>
+        <w:rPr>
+          <w:rFonts w:ascii="Times New Roman" w:hAnsi="Times New Roman" w:cs="Times New Roman"/>
+          <w:i w:val="0"/>
+          <w:iCs w:val="0"/>
+          <w:color w:val="auto"/>
+          <w:sz w:val="24"/>
+          <w:szCs w:val="24"/>
+          <w:lang w:val="en-US"/>
+        </w:rPr>
         <w:fldChar w:fldCharType="begin"/>
       </w:r>
       <w:r>
@@ -7225,8 +7556,9 @@
           <w:szCs w:val="24"/>
           <w:lang w:val="en-US"/>
         </w:rPr>
-        <w:t xml:space="preserve"> – Описание класса</w:t>
-      </w:r>
+        <w:t xml:space="preserve"> – </w:t>
+      </w:r>
+      <w:proofErr w:type="spellStart"/>
       <w:r>
         <w:rPr>
           <w:rFonts w:ascii="Times New Roman" w:hAnsi="Times New Roman" w:cs="Times New Roman"/>
@@ -7237,18 +7569,59 @@
           <w:szCs w:val="24"/>
           <w:lang w:val="en-US"/>
         </w:rPr>
+        <w:t>Описание</w:t>
+      </w:r>
+      <w:proofErr w:type="spellEnd"/>
+      <w:r>
+        <w:rPr>
+          <w:rFonts w:ascii="Times New Roman" w:hAnsi="Times New Roman" w:cs="Times New Roman"/>
+          <w:i w:val="0"/>
+          <w:iCs w:val="0"/>
+          <w:color w:val="auto"/>
+          <w:sz w:val="24"/>
+          <w:szCs w:val="24"/>
+          <w:lang w:val="en-US"/>
+        </w:rPr>
         <w:t xml:space="preserve"> </w:t>
       </w:r>
-      <w:r>
-        <w:rPr>
-          <w:rFonts w:ascii="Times New Roman" w:hAnsi="Times New Roman" w:cs="Times New Roman"/>
+      <w:proofErr w:type="spellStart"/>
+      <w:r>
+        <w:rPr>
+          <w:rFonts w:ascii="Times New Roman" w:hAnsi="Times New Roman" w:cs="Times New Roman"/>
+          <w:i w:val="0"/>
+          <w:iCs w:val="0"/>
           <w:color w:val="auto"/>
           <w:sz w:val="24"/>
           <w:szCs w:val="24"/>
           <w:lang w:val="en-US"/>
         </w:rPr>
+        <w:t>класса</w:t>
+      </w:r>
+      <w:proofErr w:type="spellEnd"/>
+      <w:r>
+        <w:rPr>
+          <w:rFonts w:ascii="Times New Roman" w:hAnsi="Times New Roman" w:cs="Times New Roman"/>
+          <w:i w:val="0"/>
+          <w:iCs w:val="0"/>
+          <w:color w:val="auto"/>
+          <w:sz w:val="24"/>
+          <w:szCs w:val="24"/>
+          <w:lang w:val="en-US"/>
+        </w:rPr>
+        <w:t xml:space="preserve"> </w:t>
+      </w:r>
+      <w:proofErr w:type="spellStart"/>
+      <w:r>
+        <w:rPr>
+          <w:rFonts w:ascii="Times New Roman" w:hAnsi="Times New Roman" w:cs="Times New Roman"/>
+          <w:color w:val="auto"/>
+          <w:sz w:val="24"/>
+          <w:szCs w:val="24"/>
+          <w:lang w:val="en-US"/>
+        </w:rPr>
         <w:t>OscillatoryMotion</w:t>
       </w:r>
+      <w:proofErr w:type="spellEnd"/>
     </w:p>
     <w:tbl>
       <w:tblPr>
@@ -7282,6 +7655,7 @@
                 <w:lang w:val="en-US"/>
               </w:rPr>
             </w:pPr>
+            <w:proofErr w:type="spellStart"/>
             <w:r>
               <w:rPr>
                 <w:rFonts w:ascii="Times New Roman" w:eastAsia="Calibri" w:hAnsi="Times New Roman" w:cs="Times New Roman"/>
@@ -7289,6 +7663,7 @@
               </w:rPr>
               <w:t>Название</w:t>
             </w:r>
+            <w:proofErr w:type="spellEnd"/>
           </w:p>
         </w:tc>
         <w:tc>
@@ -7305,6 +7680,7 @@
                 <w:lang w:val="en-US"/>
               </w:rPr>
             </w:pPr>
+            <w:proofErr w:type="spellStart"/>
             <w:r>
               <w:rPr>
                 <w:rFonts w:ascii="Times New Roman" w:eastAsia="Calibri" w:hAnsi="Times New Roman" w:cs="Times New Roman"/>
@@ -7312,6 +7688,7 @@
               </w:rPr>
               <w:t>Тип</w:t>
             </w:r>
+            <w:proofErr w:type="spellEnd"/>
           </w:p>
         </w:tc>
         <w:tc>
@@ -7327,6 +7704,7 @@
                 <w:lang w:val="en-US"/>
               </w:rPr>
             </w:pPr>
+            <w:proofErr w:type="spellStart"/>
             <w:r>
               <w:rPr>
                 <w:rFonts w:ascii="Times New Roman" w:eastAsia="Calibri" w:hAnsi="Times New Roman" w:cs="Times New Roman"/>
@@ -7334,6 +7712,7 @@
               </w:rPr>
               <w:t>Описание</w:t>
             </w:r>
+            <w:proofErr w:type="spellEnd"/>
           </w:p>
         </w:tc>
       </w:tr>
@@ -7352,13 +7731,31 @@
                 <w:lang w:val="en-US"/>
               </w:rPr>
             </w:pPr>
+            <w:proofErr w:type="spellStart"/>
             <w:r>
               <w:rPr>
                 <w:rFonts w:ascii="Times New Roman" w:eastAsia="Calibri" w:hAnsi="Times New Roman" w:cs="Times New Roman"/>
                 <w:lang w:val="en-US"/>
               </w:rPr>
-              <w:t>Описание класса</w:t>
-            </w:r>
+              <w:t>Описание</w:t>
+            </w:r>
+            <w:proofErr w:type="spellEnd"/>
+            <w:r>
+              <w:rPr>
+                <w:rFonts w:ascii="Times New Roman" w:eastAsia="Calibri" w:hAnsi="Times New Roman" w:cs="Times New Roman"/>
+                <w:lang w:val="en-US"/>
+              </w:rPr>
+              <w:t xml:space="preserve"> </w:t>
+            </w:r>
+            <w:proofErr w:type="spellStart"/>
+            <w:r>
+              <w:rPr>
+                <w:rFonts w:ascii="Times New Roman" w:eastAsia="Calibri" w:hAnsi="Times New Roman" w:cs="Times New Roman"/>
+                <w:lang w:val="en-US"/>
+              </w:rPr>
+              <w:t>класса</w:t>
+            </w:r>
+            <w:proofErr w:type="spellEnd"/>
           </w:p>
         </w:tc>
       </w:tr>
@@ -7377,13 +7774,23 @@
                 <w:lang w:val="en-US"/>
               </w:rPr>
             </w:pPr>
+            <w:proofErr w:type="spellStart"/>
             <w:r>
               <w:rPr>
                 <w:rFonts w:ascii="Times New Roman" w:eastAsia="Calibri" w:hAnsi="Times New Roman" w:cs="Times New Roman"/>
                 <w:lang w:val="en-US"/>
               </w:rPr>
-              <w:t xml:space="preserve">Класс </w:t>
-            </w:r>
+              <w:t>Класс</w:t>
+            </w:r>
+            <w:proofErr w:type="spellEnd"/>
+            <w:r>
+              <w:rPr>
+                <w:rFonts w:ascii="Times New Roman" w:eastAsia="Calibri" w:hAnsi="Times New Roman" w:cs="Times New Roman"/>
+                <w:lang w:val="en-US"/>
+              </w:rPr>
+              <w:t xml:space="preserve"> </w:t>
+            </w:r>
+            <w:proofErr w:type="spellStart"/>
             <w:r>
               <w:rPr>
                 <w:rFonts w:ascii="Times New Roman" w:hAnsi="Times New Roman" w:cs="Times New Roman"/>
@@ -7393,6 +7800,7 @@
               </w:rPr>
               <w:t>OscillatoryMotion</w:t>
             </w:r>
+            <w:proofErr w:type="spellEnd"/>
             <w:r>
               <w:rPr>
                 <w:rFonts w:ascii="Times New Roman" w:eastAsia="Calibri" w:hAnsi="Times New Roman" w:cs="Times New Roman"/>
@@ -7431,6 +7839,7 @@
                 <w:lang w:val="en-US"/>
               </w:rPr>
             </w:pPr>
+            <w:proofErr w:type="spellStart"/>
             <w:r>
               <w:rPr>
                 <w:rFonts w:ascii="Times New Roman" w:eastAsia="Calibri" w:hAnsi="Times New Roman" w:cs="Times New Roman"/>
@@ -7438,6 +7847,7 @@
               </w:rPr>
               <w:t>Поля</w:t>
             </w:r>
+            <w:proofErr w:type="spellEnd"/>
           </w:p>
         </w:tc>
       </w:tr>
@@ -7629,6 +8039,7 @@
                 <w:lang w:val="en-US"/>
               </w:rPr>
             </w:pPr>
+            <w:proofErr w:type="spellStart"/>
             <w:r>
               <w:rPr>
                 <w:rFonts w:ascii="Times New Roman" w:eastAsia="Calibri" w:hAnsi="Times New Roman" w:cs="Times New Roman"/>
@@ -7636,6 +8047,7 @@
               </w:rPr>
               <w:t>Свойства</w:t>
             </w:r>
+            <w:proofErr w:type="spellEnd"/>
           </w:p>
         </w:tc>
       </w:tr>
@@ -7895,6 +8307,7 @@
               </w:rPr>
               <w:t xml:space="preserve">+ </w:t>
             </w:r>
+            <w:proofErr w:type="spellStart"/>
             <w:r>
               <w:rPr>
                 <w:rFonts w:ascii="Times New Roman" w:eastAsia="Calibri" w:hAnsi="Times New Roman" w:cs="Times New Roman"/>
@@ -7902,6 +8315,7 @@
               </w:rPr>
               <w:t>MotionType</w:t>
             </w:r>
+            <w:proofErr w:type="spellEnd"/>
           </w:p>
         </w:tc>
         <w:tc>
@@ -8147,6 +8561,7 @@
               </w:rPr>
               <w:t xml:space="preserve"> </w:t>
             </w:r>
+            <w:proofErr w:type="spellStart"/>
             <w:r>
               <w:rPr>
                 <w:rFonts w:ascii="Times New Roman" w:eastAsia="Calibri" w:hAnsi="Times New Roman" w:cs="Times New Roman"/>
@@ -8154,6 +8569,7 @@
               </w:rPr>
               <w:t>CalculateCoordinate</w:t>
             </w:r>
+            <w:proofErr w:type="spellEnd"/>
           </w:p>
         </w:tc>
         <w:tc>
@@ -8255,12 +8671,24 @@
           <w:szCs w:val="28"/>
         </w:rPr>
         <w:lastRenderedPageBreak/>
-        <w:t>Дерево ветвлений Git</w:t>
+        <w:t xml:space="preserve">Дерево ветвлений </w:t>
+      </w:r>
+      <w:proofErr w:type="spellStart"/>
+      <w:r>
+        <w:rPr>
+          <w:rFonts w:ascii="Times New Roman" w:hAnsi="Times New Roman" w:cs="Times New Roman"/>
+          <w:b/>
+          <w:bCs/>
+          <w:sz w:val="28"/>
+          <w:szCs w:val="28"/>
+        </w:rPr>
+        <w:t>Git</w:t>
       </w:r>
       <w:bookmarkEnd w:id="21"/>
       <w:bookmarkEnd w:id="22"/>
       <w:bookmarkEnd w:id="23"/>
       <w:bookmarkEnd w:id="24"/>
+      <w:proofErr w:type="spellEnd"/>
     </w:p>
     <w:p>
       <w:pPr>
@@ -8291,14 +8719,34 @@
           <w:szCs w:val="28"/>
         </w:rPr>
       </w:pPr>
-      <w:r>
-        <w:rPr>
-          <w:rFonts w:ascii="Times New Roman" w:hAnsi="Times New Roman" w:cs="Times New Roman"/>
-          <w:sz w:val="28"/>
-          <w:szCs w:val="28"/>
-        </w:rPr>
-        <w:t>Git [2] — распределённая система управления версиями файлов. Система спроектирована как набор утилит командной строки, специально разработанных с учётом их использования в скриптах. Git</w:t>
-      </w:r>
+      <w:proofErr w:type="spellStart"/>
+      <w:r>
+        <w:rPr>
+          <w:rFonts w:ascii="Times New Roman" w:hAnsi="Times New Roman" w:cs="Times New Roman"/>
+          <w:sz w:val="28"/>
+          <w:szCs w:val="28"/>
+        </w:rPr>
+        <w:t>Git</w:t>
+      </w:r>
+      <w:proofErr w:type="spellEnd"/>
+      <w:r>
+        <w:rPr>
+          <w:rFonts w:ascii="Times New Roman" w:hAnsi="Times New Roman" w:cs="Times New Roman"/>
+          <w:sz w:val="28"/>
+          <w:szCs w:val="28"/>
+        </w:rPr>
+        <w:t xml:space="preserve"> [2] — распределённая система управления версиями файлов. Система спроектирована как набор утилит командной строки, специально разработанных с учётом их использования в скриптах. </w:t>
+      </w:r>
+      <w:proofErr w:type="spellStart"/>
+      <w:r>
+        <w:rPr>
+          <w:rFonts w:ascii="Times New Roman" w:hAnsi="Times New Roman" w:cs="Times New Roman"/>
+          <w:sz w:val="28"/>
+          <w:szCs w:val="28"/>
+        </w:rPr>
+        <w:t>Git</w:t>
+      </w:r>
+      <w:proofErr w:type="spellEnd"/>
       <w:r>
         <w:rPr>
           <w:rFonts w:ascii="Times New Roman" w:hAnsi="Times New Roman" w:cs="Times New Roman"/>
@@ -8472,8 +8920,21 @@
           <w:sz w:val="24"/>
           <w:szCs w:val="24"/>
         </w:rPr>
-        <w:t xml:space="preserve"> – Дерево Git</w:t>
-      </w:r>
+        <w:t xml:space="preserve"> – Дерево </w:t>
+      </w:r>
+      <w:proofErr w:type="spellStart"/>
+      <w:r>
+        <w:rPr>
+          <w:rFonts w:ascii="Times New Roman" w:hAnsi="Times New Roman" w:cs="Times New Roman"/>
+          <w:i w:val="0"/>
+          <w:iCs w:val="0"/>
+          <w:color w:val="auto"/>
+          <w:sz w:val="24"/>
+          <w:szCs w:val="24"/>
+        </w:rPr>
+        <w:t>Git</w:t>
+      </w:r>
+      <w:proofErr w:type="spellEnd"/>
     </w:p>
     <w:p/>
     <w:p/>
@@ -8763,8 +9224,74 @@
           <w:szCs w:val="24"/>
           <w:lang w:val="en-US"/>
         </w:rPr>
-        <w:t xml:space="preserve"> – Графический интерфейс пользователя</w:t>
-      </w:r>
+        <w:t xml:space="preserve"> – </w:t>
+      </w:r>
+      <w:proofErr w:type="spellStart"/>
+      <w:r>
+        <w:rPr>
+          <w:rFonts w:ascii="Times New Roman" w:hAnsi="Times New Roman" w:cs="Times New Roman"/>
+          <w:i w:val="0"/>
+          <w:iCs w:val="0"/>
+          <w:color w:val="auto"/>
+          <w:sz w:val="24"/>
+          <w:szCs w:val="24"/>
+          <w:lang w:val="en-US"/>
+        </w:rPr>
+        <w:t>Графический</w:t>
+      </w:r>
+      <w:proofErr w:type="spellEnd"/>
+      <w:r>
+        <w:rPr>
+          <w:rFonts w:ascii="Times New Roman" w:hAnsi="Times New Roman" w:cs="Times New Roman"/>
+          <w:i w:val="0"/>
+          <w:iCs w:val="0"/>
+          <w:color w:val="auto"/>
+          <w:sz w:val="24"/>
+          <w:szCs w:val="24"/>
+          <w:lang w:val="en-US"/>
+        </w:rPr>
+        <w:t xml:space="preserve"> </w:t>
+      </w:r>
+      <w:proofErr w:type="spellStart"/>
+      <w:r>
+        <w:rPr>
+          <w:rFonts w:ascii="Times New Roman" w:hAnsi="Times New Roman" w:cs="Times New Roman"/>
+          <w:i w:val="0"/>
+          <w:iCs w:val="0"/>
+          <w:color w:val="auto"/>
+          <w:sz w:val="24"/>
+          <w:szCs w:val="24"/>
+          <w:lang w:val="en-US"/>
+        </w:rPr>
+        <w:t>интерфейс</w:t>
+      </w:r>
+      <w:proofErr w:type="spellEnd"/>
+      <w:r>
+        <w:rPr>
+          <w:rFonts w:ascii="Times New Roman" w:hAnsi="Times New Roman" w:cs="Times New Roman"/>
+          <w:i w:val="0"/>
+          <w:iCs w:val="0"/>
+          <w:color w:val="auto"/>
+          <w:sz w:val="24"/>
+          <w:szCs w:val="24"/>
+          <w:lang w:val="en-US"/>
+        </w:rPr>
+        <w:t xml:space="preserve"> </w:t>
+      </w:r>
+      <w:proofErr w:type="spellStart"/>
+      <w:r>
+        <w:rPr>
+          <w:rFonts w:ascii="Times New Roman" w:hAnsi="Times New Roman" w:cs="Times New Roman"/>
+          <w:i w:val="0"/>
+          <w:iCs w:val="0"/>
+          <w:color w:val="auto"/>
+          <w:sz w:val="24"/>
+          <w:szCs w:val="24"/>
+          <w:lang w:val="en-US"/>
+        </w:rPr>
+        <w:t>пользователя</w:t>
+      </w:r>
+      <w:proofErr w:type="spellEnd"/>
     </w:p>
     <w:p>
       <w:pPr>
@@ -9520,6 +10047,7 @@
         </w:rPr>
       </w:pPr>
       <w:bookmarkStart w:id="32" w:name="_Ref168303903"/>
+      <w:proofErr w:type="spellStart"/>
       <w:r>
         <w:rPr>
           <w:rFonts w:ascii="Times New Roman" w:hAnsi="Times New Roman" w:cs="Times New Roman"/>
@@ -9530,8 +10058,9 @@
           <w:szCs w:val="24"/>
           <w:lang w:val="en-US"/>
         </w:rPr>
-        <w:t xml:space="preserve">Рисунок </w:t>
-      </w:r>
+        <w:t>Рисунок</w:t>
+      </w:r>
+      <w:proofErr w:type="spellEnd"/>
       <w:r>
         <w:rPr>
           <w:rFonts w:ascii="Times New Roman" w:hAnsi="Times New Roman" w:cs="Times New Roman"/>
@@ -9542,6 +10071,18 @@
           <w:szCs w:val="24"/>
           <w:lang w:val="en-US"/>
         </w:rPr>
+        <w:t xml:space="preserve"> </w:t>
+      </w:r>
+      <w:r>
+        <w:rPr>
+          <w:rFonts w:ascii="Times New Roman" w:hAnsi="Times New Roman" w:cs="Times New Roman"/>
+          <w:i w:val="0"/>
+          <w:iCs w:val="0"/>
+          <w:color w:val="auto"/>
+          <w:sz w:val="24"/>
+          <w:szCs w:val="24"/>
+          <w:lang w:val="en-US"/>
+        </w:rPr>
         <w:fldChar w:fldCharType="begin"/>
       </w:r>
       <w:r>
@@ -9604,7 +10145,33 @@
           <w:szCs w:val="24"/>
           <w:lang w:val="en-US"/>
         </w:rPr>
-        <w:t xml:space="preserve"> – Добавление </w:t>
+        <w:t xml:space="preserve"> – </w:t>
+      </w:r>
+      <w:proofErr w:type="spellStart"/>
+      <w:r>
+        <w:rPr>
+          <w:rFonts w:ascii="Times New Roman" w:hAnsi="Times New Roman" w:cs="Times New Roman"/>
+          <w:i w:val="0"/>
+          <w:iCs w:val="0"/>
+          <w:color w:val="auto"/>
+          <w:sz w:val="24"/>
+          <w:szCs w:val="24"/>
+          <w:lang w:val="en-US"/>
+        </w:rPr>
+        <w:t>Добавление</w:t>
+      </w:r>
+      <w:proofErr w:type="spellEnd"/>
+      <w:r>
+        <w:rPr>
+          <w:rFonts w:ascii="Times New Roman" w:hAnsi="Times New Roman" w:cs="Times New Roman"/>
+          <w:i w:val="0"/>
+          <w:iCs w:val="0"/>
+          <w:color w:val="auto"/>
+          <w:sz w:val="24"/>
+          <w:szCs w:val="24"/>
+          <w:lang w:val="en-US"/>
+        </w:rPr>
+        <w:t xml:space="preserve"> </w:t>
       </w:r>
       <w:r>
         <w:rPr>
@@ -9766,6 +10333,7 @@
           <w:lang w:val="en-US"/>
         </w:rPr>
       </w:pPr>
+      <w:proofErr w:type="spellStart"/>
       <w:r>
         <w:rPr>
           <w:rFonts w:ascii="Times New Roman" w:hAnsi="Times New Roman" w:cs="Times New Roman"/>
@@ -9776,8 +10344,9 @@
           <w:szCs w:val="24"/>
           <w:lang w:val="en-US"/>
         </w:rPr>
-        <w:t xml:space="preserve">Рисунок </w:t>
-      </w:r>
+        <w:t>Рисунок</w:t>
+      </w:r>
+      <w:proofErr w:type="spellEnd"/>
       <w:r>
         <w:rPr>
           <w:rFonts w:ascii="Times New Roman" w:hAnsi="Times New Roman" w:cs="Times New Roman"/>
@@ -9788,6 +10357,18 @@
           <w:szCs w:val="24"/>
           <w:lang w:val="en-US"/>
         </w:rPr>
+        <w:t xml:space="preserve"> </w:t>
+      </w:r>
+      <w:r>
+        <w:rPr>
+          <w:rFonts w:ascii="Times New Roman" w:hAnsi="Times New Roman" w:cs="Times New Roman"/>
+          <w:i w:val="0"/>
+          <w:iCs w:val="0"/>
+          <w:color w:val="auto"/>
+          <w:sz w:val="24"/>
+          <w:szCs w:val="24"/>
+          <w:lang w:val="en-US"/>
+        </w:rPr>
         <w:fldChar w:fldCharType="begin"/>
       </w:r>
       <w:r>
@@ -9849,7 +10430,33 @@
           <w:szCs w:val="24"/>
           <w:lang w:val="en-US"/>
         </w:rPr>
-        <w:t xml:space="preserve"> – Добавление </w:t>
+        <w:t xml:space="preserve"> – </w:t>
+      </w:r>
+      <w:proofErr w:type="spellStart"/>
+      <w:r>
+        <w:rPr>
+          <w:rFonts w:ascii="Times New Roman" w:hAnsi="Times New Roman" w:cs="Times New Roman"/>
+          <w:i w:val="0"/>
+          <w:iCs w:val="0"/>
+          <w:color w:val="auto"/>
+          <w:sz w:val="24"/>
+          <w:szCs w:val="24"/>
+          <w:lang w:val="en-US"/>
+        </w:rPr>
+        <w:t>Добавление</w:t>
+      </w:r>
+      <w:proofErr w:type="spellEnd"/>
+      <w:r>
+        <w:rPr>
+          <w:rFonts w:ascii="Times New Roman" w:hAnsi="Times New Roman" w:cs="Times New Roman"/>
+          <w:i w:val="0"/>
+          <w:iCs w:val="0"/>
+          <w:color w:val="auto"/>
+          <w:sz w:val="24"/>
+          <w:szCs w:val="24"/>
+          <w:lang w:val="en-US"/>
+        </w:rPr>
+        <w:t xml:space="preserve"> </w:t>
       </w:r>
       <w:r>
         <w:rPr>
@@ -10459,6 +11066,7 @@
         </w:rPr>
       </w:pPr>
       <w:bookmarkStart w:id="34" w:name="_Ref168304228"/>
+      <w:proofErr w:type="spellStart"/>
       <w:r>
         <w:rPr>
           <w:rFonts w:ascii="Times New Roman" w:hAnsi="Times New Roman" w:cs="Times New Roman"/>
@@ -10469,8 +11077,9 @@
           <w:szCs w:val="24"/>
           <w:lang w:val="en-US"/>
         </w:rPr>
-        <w:t xml:space="preserve">Рисунок </w:t>
-      </w:r>
+        <w:t>Рисунок</w:t>
+      </w:r>
+      <w:proofErr w:type="spellEnd"/>
       <w:r>
         <w:rPr>
           <w:rFonts w:ascii="Times New Roman" w:hAnsi="Times New Roman" w:cs="Times New Roman"/>
@@ -10481,6 +11090,18 @@
           <w:szCs w:val="24"/>
           <w:lang w:val="en-US"/>
         </w:rPr>
+        <w:t xml:space="preserve"> </w:t>
+      </w:r>
+      <w:r>
+        <w:rPr>
+          <w:rFonts w:ascii="Times New Roman" w:hAnsi="Times New Roman" w:cs="Times New Roman"/>
+          <w:i w:val="0"/>
+          <w:iCs w:val="0"/>
+          <w:color w:val="auto"/>
+          <w:sz w:val="24"/>
+          <w:szCs w:val="24"/>
+          <w:lang w:val="en-US"/>
+        </w:rPr>
         <w:fldChar w:fldCharType="begin"/>
       </w:r>
       <w:r>
@@ -10543,8 +11164,48 @@
           <w:szCs w:val="24"/>
           <w:lang w:val="en-US"/>
         </w:rPr>
-        <w:t xml:space="preserve"> – Некорректный ввод</w:t>
-      </w:r>
+        <w:t xml:space="preserve"> – </w:t>
+      </w:r>
+      <w:proofErr w:type="spellStart"/>
+      <w:r>
+        <w:rPr>
+          <w:rFonts w:ascii="Times New Roman" w:hAnsi="Times New Roman" w:cs="Times New Roman"/>
+          <w:i w:val="0"/>
+          <w:iCs w:val="0"/>
+          <w:color w:val="auto"/>
+          <w:sz w:val="24"/>
+          <w:szCs w:val="24"/>
+          <w:lang w:val="en-US"/>
+        </w:rPr>
+        <w:t>Некорректный</w:t>
+      </w:r>
+      <w:proofErr w:type="spellEnd"/>
+      <w:r>
+        <w:rPr>
+          <w:rFonts w:ascii="Times New Roman" w:hAnsi="Times New Roman" w:cs="Times New Roman"/>
+          <w:i w:val="0"/>
+          <w:iCs w:val="0"/>
+          <w:color w:val="auto"/>
+          <w:sz w:val="24"/>
+          <w:szCs w:val="24"/>
+          <w:lang w:val="en-US"/>
+        </w:rPr>
+        <w:t xml:space="preserve"> </w:t>
+      </w:r>
+      <w:proofErr w:type="spellStart"/>
+      <w:r>
+        <w:rPr>
+          <w:rFonts w:ascii="Times New Roman" w:hAnsi="Times New Roman" w:cs="Times New Roman"/>
+          <w:i w:val="0"/>
+          <w:iCs w:val="0"/>
+          <w:color w:val="auto"/>
+          <w:sz w:val="24"/>
+          <w:szCs w:val="24"/>
+          <w:lang w:val="en-US"/>
+        </w:rPr>
+        <w:t>ввод</w:t>
+      </w:r>
+      <w:proofErr w:type="spellEnd"/>
     </w:p>
     <w:p>
       <w:pPr>
@@ -11372,7 +12033,6 @@
           <w:rFonts w:ascii="Times New Roman" w:hAnsi="Times New Roman" w:cs="Times New Roman"/>
           <w:sz w:val="28"/>
           <w:szCs w:val="28"/>
-          <w:lang w:val="en-US"/>
         </w:rPr>
       </w:pPr>
       <w:r>
@@ -14394,19 +15054,7 @@
         <w:rPr>
           <w:rFonts w:ascii="Times New Roman" w:hAnsi="Times New Roman" w:cs="Times New Roman"/>
         </w:rPr>
-        <w:t>Фильтрация по тип</w:t>
-      </w:r>
-      <w:r>
-        <w:rPr>
-          <w:rFonts w:ascii="Times New Roman" w:hAnsi="Times New Roman" w:cs="Times New Roman"/>
-        </w:rPr>
-        <w:t>ам</w:t>
-      </w:r>
-      <w:r>
-        <w:rPr>
-          <w:rFonts w:ascii="Times New Roman" w:hAnsi="Times New Roman" w:cs="Times New Roman"/>
-        </w:rPr>
-        <w:t xml:space="preserve"> движения </w:t>
+        <w:t xml:space="preserve">Фильтрация по типам движения </w:t>
       </w:r>
       <w:r>
         <w:rPr>
@@ -14660,19 +15308,7 @@
         <w:rPr>
           <w:rFonts w:ascii="Times New Roman" w:hAnsi="Times New Roman" w:cs="Times New Roman"/>
         </w:rPr>
-        <w:t>Фильтрация по тип</w:t>
-      </w:r>
-      <w:r>
-        <w:rPr>
-          <w:rFonts w:ascii="Times New Roman" w:hAnsi="Times New Roman" w:cs="Times New Roman"/>
-        </w:rPr>
-        <w:t>у</w:t>
-      </w:r>
-      <w:r>
-        <w:rPr>
-          <w:rFonts w:ascii="Times New Roman" w:hAnsi="Times New Roman" w:cs="Times New Roman"/>
-        </w:rPr>
-        <w:t xml:space="preserve"> </w:t>
+        <w:t xml:space="preserve">Фильтрация по типу </w:t>
       </w:r>
       <w:r>
         <w:rPr>
@@ -15320,7 +15956,29 @@
           <w:sz w:val="24"/>
           <w:szCs w:val="24"/>
         </w:rPr>
-        <w:t xml:space="preserve"> – предупреждение пользователя</w:t>
+        <w:t xml:space="preserve"> – </w:t>
+      </w:r>
+      <w:r>
+        <w:rPr>
+          <w:rFonts w:ascii="Times New Roman" w:hAnsi="Times New Roman" w:cs="Times New Roman"/>
+          <w:i w:val="0"/>
+          <w:iCs w:val="0"/>
+          <w:color w:val="auto"/>
+          <w:sz w:val="24"/>
+          <w:szCs w:val="24"/>
+        </w:rPr>
+        <w:t>П</w:t>
+      </w:r>
+      <w:r>
+        <w:rPr>
+          <w:rFonts w:ascii="Times New Roman" w:hAnsi="Times New Roman" w:cs="Times New Roman"/>
+          <w:i w:val="0"/>
+          <w:iCs w:val="0"/>
+          <w:color w:val="auto"/>
+          <w:sz w:val="24"/>
+          <w:szCs w:val="24"/>
+        </w:rPr>
+        <w:t>редупреждение пользователя</w:t>
       </w:r>
     </w:p>
     <w:p>
@@ -17722,13 +18380,113 @@
           <w:szCs w:val="28"/>
         </w:rPr>
       </w:pPr>
-      <w:r>
-        <w:rPr>
-          <w:rFonts w:ascii="Times New Roman" w:hAnsi="Times New Roman" w:cs="Times New Roman"/>
-          <w:sz w:val="28"/>
-          <w:szCs w:val="28"/>
-        </w:rPr>
-        <w:t xml:space="preserve">Калентьев, А. А. Новые технологии в программировании : учебное пособие / А. А. Калентьев, Д. В. Гарайс, А. Е. Гориянов. – Томск : Эль Контент, 2014. – 176 с. – </w:t>
+      <w:proofErr w:type="spellStart"/>
+      <w:r>
+        <w:rPr>
+          <w:rFonts w:ascii="Times New Roman" w:hAnsi="Times New Roman" w:cs="Times New Roman"/>
+          <w:sz w:val="28"/>
+          <w:szCs w:val="28"/>
+        </w:rPr>
+        <w:t>Калентьев</w:t>
+      </w:r>
+      <w:proofErr w:type="spellEnd"/>
+      <w:r>
+        <w:rPr>
+          <w:rFonts w:ascii="Times New Roman" w:hAnsi="Times New Roman" w:cs="Times New Roman"/>
+          <w:sz w:val="28"/>
+          <w:szCs w:val="28"/>
+        </w:rPr>
+        <w:t xml:space="preserve">, А. А. Новые технологии в </w:t>
+      </w:r>
+      <w:proofErr w:type="gramStart"/>
+      <w:r>
+        <w:rPr>
+          <w:rFonts w:ascii="Times New Roman" w:hAnsi="Times New Roman" w:cs="Times New Roman"/>
+          <w:sz w:val="28"/>
+          <w:szCs w:val="28"/>
+        </w:rPr>
+        <w:t>программировании :</w:t>
+      </w:r>
+      <w:proofErr w:type="gramEnd"/>
+      <w:r>
+        <w:rPr>
+          <w:rFonts w:ascii="Times New Roman" w:hAnsi="Times New Roman" w:cs="Times New Roman"/>
+          <w:sz w:val="28"/>
+          <w:szCs w:val="28"/>
+        </w:rPr>
+        <w:t xml:space="preserve"> учебное пособие / А. А. </w:t>
+      </w:r>
+      <w:proofErr w:type="spellStart"/>
+      <w:r>
+        <w:rPr>
+          <w:rFonts w:ascii="Times New Roman" w:hAnsi="Times New Roman" w:cs="Times New Roman"/>
+          <w:sz w:val="28"/>
+          <w:szCs w:val="28"/>
+        </w:rPr>
+        <w:t>Калентьев</w:t>
+      </w:r>
+      <w:proofErr w:type="spellEnd"/>
+      <w:r>
+        <w:rPr>
+          <w:rFonts w:ascii="Times New Roman" w:hAnsi="Times New Roman" w:cs="Times New Roman"/>
+          <w:sz w:val="28"/>
+          <w:szCs w:val="28"/>
+        </w:rPr>
+        <w:t xml:space="preserve">, Д. В. </w:t>
+      </w:r>
+      <w:proofErr w:type="spellStart"/>
+      <w:r>
+        <w:rPr>
+          <w:rFonts w:ascii="Times New Roman" w:hAnsi="Times New Roman" w:cs="Times New Roman"/>
+          <w:sz w:val="28"/>
+          <w:szCs w:val="28"/>
+        </w:rPr>
+        <w:t>Гарайс</w:t>
+      </w:r>
+      <w:proofErr w:type="spellEnd"/>
+      <w:r>
+        <w:rPr>
+          <w:rFonts w:ascii="Times New Roman" w:hAnsi="Times New Roman" w:cs="Times New Roman"/>
+          <w:sz w:val="28"/>
+          <w:szCs w:val="28"/>
+        </w:rPr>
+        <w:t xml:space="preserve">, А. Е. </w:t>
+      </w:r>
+      <w:proofErr w:type="spellStart"/>
+      <w:r>
+        <w:rPr>
+          <w:rFonts w:ascii="Times New Roman" w:hAnsi="Times New Roman" w:cs="Times New Roman"/>
+          <w:sz w:val="28"/>
+          <w:szCs w:val="28"/>
+        </w:rPr>
+        <w:t>Гориянов</w:t>
+      </w:r>
+      <w:proofErr w:type="spellEnd"/>
+      <w:r>
+        <w:rPr>
+          <w:rFonts w:ascii="Times New Roman" w:hAnsi="Times New Roman" w:cs="Times New Roman"/>
+          <w:sz w:val="28"/>
+          <w:szCs w:val="28"/>
+        </w:rPr>
+        <w:t xml:space="preserve">. – </w:t>
+      </w:r>
+      <w:proofErr w:type="gramStart"/>
+      <w:r>
+        <w:rPr>
+          <w:rFonts w:ascii="Times New Roman" w:hAnsi="Times New Roman" w:cs="Times New Roman"/>
+          <w:sz w:val="28"/>
+          <w:szCs w:val="28"/>
+        </w:rPr>
+        <w:t>Томск :</w:t>
+      </w:r>
+      <w:proofErr w:type="gramEnd"/>
+      <w:r>
+        <w:rPr>
+          <w:rFonts w:ascii="Times New Roman" w:hAnsi="Times New Roman" w:cs="Times New Roman"/>
+          <w:sz w:val="28"/>
+          <w:szCs w:val="28"/>
+        </w:rPr>
+        <w:t xml:space="preserve"> Эль Контент, 2014. – 176 с. – </w:t>
       </w:r>
       <w:r>
         <w:rPr>
@@ -17768,13 +18526,41 @@
           <w:szCs w:val="28"/>
         </w:rPr>
       </w:pPr>
-      <w:r>
-        <w:rPr>
-          <w:rFonts w:ascii="Times New Roman" w:hAnsi="Times New Roman" w:cs="Times New Roman"/>
-          <w:sz w:val="28"/>
-          <w:szCs w:val="28"/>
-        </w:rPr>
-        <w:t xml:space="preserve">git [Электронный ресурс]. — URL : http://git-scm.com/ (Дата обращения: </w:t>
+      <w:proofErr w:type="spellStart"/>
+      <w:r>
+        <w:rPr>
+          <w:rFonts w:ascii="Times New Roman" w:hAnsi="Times New Roman" w:cs="Times New Roman"/>
+          <w:sz w:val="28"/>
+          <w:szCs w:val="28"/>
+        </w:rPr>
+        <w:t>git</w:t>
+      </w:r>
+      <w:proofErr w:type="spellEnd"/>
+      <w:r>
+        <w:rPr>
+          <w:rFonts w:ascii="Times New Roman" w:hAnsi="Times New Roman" w:cs="Times New Roman"/>
+          <w:sz w:val="28"/>
+          <w:szCs w:val="28"/>
+        </w:rPr>
+        <w:t xml:space="preserve"> [Электронный ресурс]. — </w:t>
+      </w:r>
+      <w:proofErr w:type="gramStart"/>
+      <w:r>
+        <w:rPr>
+          <w:rFonts w:ascii="Times New Roman" w:hAnsi="Times New Roman" w:cs="Times New Roman"/>
+          <w:sz w:val="28"/>
+          <w:szCs w:val="28"/>
+        </w:rPr>
+        <w:t>URL :</w:t>
+      </w:r>
+      <w:proofErr w:type="gramEnd"/>
+      <w:r>
+        <w:rPr>
+          <w:rFonts w:ascii="Times New Roman" w:hAnsi="Times New Roman" w:cs="Times New Roman"/>
+          <w:sz w:val="28"/>
+          <w:szCs w:val="28"/>
+        </w:rPr>
+        <w:t xml:space="preserve"> http://git-scm.com/ (Дата обращения: </w:t>
       </w:r>
       <w:r>
         <w:rPr>
@@ -18084,7 +18870,27 @@
           <w:szCs w:val="22"/>
           <w:lang w:eastAsia="en-US"/>
         </w:rPr>
-        <w:t>Заказчик: Канд. техн. наук, доцент каф. КСУП ТУСУР Калентьев А.А.</w:t>
+        <w:t xml:space="preserve">Заказчик: Канд. техн. наук, доцент каф. КСУП ТУСУР </w:t>
+      </w:r>
+      <w:proofErr w:type="spellStart"/>
+      <w:r>
+        <w:rPr>
+          <w:rFonts w:ascii="Times New Roman" w:eastAsiaTheme="minorHAnsi" w:hAnsi="Times New Roman" w:cstheme="minorBidi"/>
+          <w:sz w:val="28"/>
+          <w:szCs w:val="22"/>
+          <w:lang w:eastAsia="en-US"/>
+        </w:rPr>
+        <w:t>Калентьев</w:t>
+      </w:r>
+      <w:proofErr w:type="spellEnd"/>
+      <w:r>
+        <w:rPr>
+          <w:rFonts w:ascii="Times New Roman" w:eastAsiaTheme="minorHAnsi" w:hAnsi="Times New Roman" w:cstheme="minorBidi"/>
+          <w:sz w:val="28"/>
+          <w:szCs w:val="22"/>
+          <w:lang w:eastAsia="en-US"/>
+        </w:rPr>
+        <w:t xml:space="preserve"> А.А.</w:t>
       </w:r>
     </w:p>
     <w:p>
@@ -18297,7 +19103,25 @@
           <w:sz w:val="28"/>
           <w:szCs w:val="28"/>
         </w:rPr>
-        <w:t>Заказчик: Канд. техн. наук, доцент каф. КСУП ТУСУР Калентьев А. А.</w:t>
+        <w:t xml:space="preserve">Заказчик: Канд. техн. наук, доцент каф. КСУП ТУСУР </w:t>
+      </w:r>
+      <w:proofErr w:type="spellStart"/>
+      <w:r>
+        <w:rPr>
+          <w:rFonts w:ascii="Times New Roman" w:hAnsi="Times New Roman" w:cs="Times New Roman"/>
+          <w:sz w:val="28"/>
+          <w:szCs w:val="28"/>
+        </w:rPr>
+        <w:t>Калентьев</w:t>
+      </w:r>
+      <w:proofErr w:type="spellEnd"/>
+      <w:r>
+        <w:rPr>
+          <w:rFonts w:ascii="Times New Roman" w:hAnsi="Times New Roman" w:cs="Times New Roman"/>
+          <w:sz w:val="28"/>
+          <w:szCs w:val="28"/>
+        </w:rPr>
+        <w:t xml:space="preserve"> А. А.</w:t>
       </w:r>
     </w:p>
     <w:p>
@@ -19785,6 +20609,7 @@
         </w:rPr>
         <w:t>&lt;</w:t>
       </w:r>
+      <w:proofErr w:type="spellStart"/>
       <w:r>
         <w:rPr>
           <w:rFonts w:ascii="Times New Roman" w:eastAsiaTheme="minorHAnsi" w:hAnsi="Times New Roman" w:cstheme="minorBidi"/>
@@ -19796,6 +20621,7 @@
         </w:rPr>
         <w:t>ArrayOfMotionBase</w:t>
       </w:r>
+      <w:proofErr w:type="spellEnd"/>
       <w:r>
         <w:rPr>
           <w:rFonts w:ascii="Times New Roman" w:eastAsiaTheme="minorHAnsi" w:hAnsi="Times New Roman" w:cstheme="minorBidi"/>
@@ -19814,7 +20640,27 @@
           <w:szCs w:val="22"/>
           <w:lang w:eastAsia="en-US"/>
         </w:rPr>
-        <w:t xml:space="preserve"> &lt;!-- Корневой элемент --&gt;</w:t>
+        <w:t xml:space="preserve"> </w:t>
+      </w:r>
+      <w:proofErr w:type="gramStart"/>
+      <w:r>
+        <w:rPr>
+          <w:rFonts w:ascii="Times New Roman" w:eastAsiaTheme="minorHAnsi" w:hAnsi="Times New Roman" w:cstheme="minorBidi"/>
+          <w:sz w:val="22"/>
+          <w:szCs w:val="22"/>
+          <w:lang w:eastAsia="en-US"/>
+        </w:rPr>
+        <w:t>&lt;!--</w:t>
+      </w:r>
+      <w:proofErr w:type="gramEnd"/>
+      <w:r>
+        <w:rPr>
+          <w:rFonts w:ascii="Times New Roman" w:eastAsiaTheme="minorHAnsi" w:hAnsi="Times New Roman" w:cstheme="minorBidi"/>
+          <w:sz w:val="22"/>
+          <w:szCs w:val="22"/>
+          <w:lang w:eastAsia="en-US"/>
+        </w:rPr>
+        <w:t xml:space="preserve"> Корневой элемент --&gt;</w:t>
       </w:r>
     </w:p>
     <w:p>
@@ -19844,6 +20690,7 @@
         </w:rPr>
         <w:t xml:space="preserve">  &lt;</w:t>
       </w:r>
+      <w:proofErr w:type="spellStart"/>
       <w:r>
         <w:rPr>
           <w:rFonts w:ascii="Times New Roman" w:eastAsiaTheme="minorHAnsi" w:hAnsi="Times New Roman" w:cstheme="minorBidi"/>
@@ -19855,6 +20702,7 @@
         </w:rPr>
         <w:t>MotionBase</w:t>
       </w:r>
+      <w:proofErr w:type="spellEnd"/>
       <w:r>
         <w:rPr>
           <w:rFonts w:ascii="Times New Roman" w:eastAsiaTheme="minorHAnsi" w:hAnsi="Times New Roman" w:cstheme="minorBidi"/>
@@ -19873,8 +20721,9 @@
           <w:szCs w:val="22"/>
           <w:lang w:eastAsia="en-US"/>
         </w:rPr>
-        <w:t xml:space="preserve"> &lt;!</w:t>
-      </w:r>
+        <w:t xml:space="preserve"> </w:t>
+      </w:r>
+      <w:proofErr w:type="gramStart"/>
       <w:r>
         <w:rPr>
           <w:rFonts w:ascii="Times New Roman" w:eastAsiaTheme="minorHAnsi" w:hAnsi="Times New Roman" w:cstheme="minorBidi"/>
@@ -19882,8 +20731,18 @@
           <w:szCs w:val="22"/>
           <w:lang w:eastAsia="en-US"/>
         </w:rPr>
+        <w:t>&lt;!</w:t>
+      </w:r>
+      <w:r>
+        <w:rPr>
+          <w:rFonts w:ascii="Times New Roman" w:eastAsiaTheme="minorHAnsi" w:hAnsi="Times New Roman" w:cstheme="minorBidi"/>
+          <w:sz w:val="22"/>
+          <w:szCs w:val="22"/>
+          <w:lang w:eastAsia="en-US"/>
+        </w:rPr>
         <w:t>—</w:t>
       </w:r>
+      <w:proofErr w:type="gramEnd"/>
       <w:r>
         <w:rPr>
           <w:rFonts w:ascii="Times New Roman" w:eastAsiaTheme="minorHAnsi" w:hAnsi="Times New Roman" w:cstheme="minorBidi"/>
@@ -19953,7 +20812,27 @@
           <w:szCs w:val="22"/>
           <w:lang w:eastAsia="en-US"/>
         </w:rPr>
-        <w:t xml:space="preserve">    &lt;!-- Дополнительные элементы, зависящие от типа </w:t>
+        <w:t xml:space="preserve">    </w:t>
+      </w:r>
+      <w:proofErr w:type="gramStart"/>
+      <w:r>
+        <w:rPr>
+          <w:rFonts w:ascii="Times New Roman" w:eastAsiaTheme="minorHAnsi" w:hAnsi="Times New Roman" w:cstheme="minorBidi"/>
+          <w:sz w:val="22"/>
+          <w:szCs w:val="22"/>
+          <w:lang w:eastAsia="en-US"/>
+        </w:rPr>
+        <w:t>&lt;!--</w:t>
+      </w:r>
+      <w:proofErr w:type="gramEnd"/>
+      <w:r>
+        <w:rPr>
+          <w:rFonts w:ascii="Times New Roman" w:eastAsiaTheme="minorHAnsi" w:hAnsi="Times New Roman" w:cstheme="minorBidi"/>
+          <w:sz w:val="22"/>
+          <w:szCs w:val="22"/>
+          <w:lang w:eastAsia="en-US"/>
+        </w:rPr>
+        <w:t xml:space="preserve"> Дополнительные элементы, зависящие от типа </w:t>
       </w:r>
       <w:r>
         <w:rPr>
@@ -20003,6 +20882,7 @@
         </w:rPr>
         <w:t xml:space="preserve">  &lt;/</w:t>
       </w:r>
+      <w:proofErr w:type="spellStart"/>
       <w:r>
         <w:rPr>
           <w:rFonts w:ascii="Times New Roman" w:eastAsiaTheme="minorHAnsi" w:hAnsi="Times New Roman" w:cstheme="minorBidi"/>
@@ -20014,6 +20894,7 @@
         </w:rPr>
         <w:t>MotionBase</w:t>
       </w:r>
+      <w:proofErr w:type="spellEnd"/>
       <w:r>
         <w:rPr>
           <w:rFonts w:ascii="Times New Roman" w:eastAsiaTheme="minorHAnsi" w:hAnsi="Times New Roman" w:cstheme="minorBidi"/>
@@ -20049,7 +20930,27 @@
           <w:szCs w:val="22"/>
           <w:lang w:eastAsia="en-US"/>
         </w:rPr>
-        <w:t xml:space="preserve">  &lt;!-- Возможно, другие элементы </w:t>
+        <w:t xml:space="preserve">  </w:t>
+      </w:r>
+      <w:proofErr w:type="gramStart"/>
+      <w:r>
+        <w:rPr>
+          <w:rFonts w:ascii="Times New Roman" w:eastAsiaTheme="minorHAnsi" w:hAnsi="Times New Roman" w:cstheme="minorBidi"/>
+          <w:sz w:val="22"/>
+          <w:szCs w:val="22"/>
+          <w:lang w:eastAsia="en-US"/>
+        </w:rPr>
+        <w:t>&lt;!--</w:t>
+      </w:r>
+      <w:proofErr w:type="gramEnd"/>
+      <w:r>
+        <w:rPr>
+          <w:rFonts w:ascii="Times New Roman" w:eastAsiaTheme="minorHAnsi" w:hAnsi="Times New Roman" w:cstheme="minorBidi"/>
+          <w:sz w:val="22"/>
+          <w:szCs w:val="22"/>
+          <w:lang w:eastAsia="en-US"/>
+        </w:rPr>
+        <w:t xml:space="preserve"> Возможно, другие элементы </w:t>
       </w:r>
       <w:r>
         <w:rPr>
@@ -20126,8 +21027,10 @@
           <w:szCs w:val="22"/>
           <w:lang w:eastAsia="en-US"/>
         </w:rPr>
-        <w:t xml:space="preserve"> ArrayOfMotionBase</w:t>
-      </w:r>
+        <w:t xml:space="preserve"> </w:t>
+      </w:r>
+      <w:proofErr w:type="spellStart"/>
+      <w:proofErr w:type="gramStart"/>
       <w:r>
         <w:rPr>
           <w:rFonts w:ascii="Times New Roman" w:eastAsiaTheme="minorHAnsi" w:hAnsi="Times New Roman" w:cstheme="minorBidi"/>
@@ -20137,8 +21040,9 @@
           <w:szCs w:val="22"/>
           <w:lang w:eastAsia="en-US"/>
         </w:rPr>
-        <w:t xml:space="preserve"> </w:t>
-      </w:r>
+        <w:t>ArrayOfMotionBase</w:t>
+      </w:r>
+      <w:proofErr w:type="spellEnd"/>
       <w:r>
         <w:rPr>
           <w:rFonts w:ascii="Times New Roman" w:eastAsiaTheme="minorHAnsi" w:hAnsi="Times New Roman" w:cstheme="minorBidi"/>
@@ -20148,8 +21052,20 @@
           <w:szCs w:val="22"/>
           <w:lang w:eastAsia="en-US"/>
         </w:rPr>
+        <w:t xml:space="preserve"> </w:t>
+      </w:r>
+      <w:r>
+        <w:rPr>
+          <w:rFonts w:ascii="Times New Roman" w:eastAsiaTheme="minorHAnsi" w:hAnsi="Times New Roman" w:cstheme="minorBidi"/>
+          <w:b/>
+          <w:bCs/>
+          <w:sz w:val="22"/>
+          <w:szCs w:val="22"/>
+          <w:lang w:eastAsia="en-US"/>
+        </w:rPr>
         <w:t>&gt;</w:t>
       </w:r>
+      <w:proofErr w:type="gramEnd"/>
     </w:p>
     <w:p>
       <w:pPr>
@@ -20266,6 +21182,7 @@
         </w:rPr>
         <w:t xml:space="preserve"> </w:t>
       </w:r>
+      <w:proofErr w:type="spellStart"/>
       <w:r>
         <w:rPr>
           <w:rFonts w:ascii="Times New Roman" w:eastAsiaTheme="minorHAnsi" w:hAnsi="Times New Roman" w:cstheme="minorBidi"/>
@@ -20277,6 +21194,7 @@
         </w:rPr>
         <w:t>ConstantMotion</w:t>
       </w:r>
+      <w:proofErr w:type="spellEnd"/>
       <w:r>
         <w:rPr>
           <w:rFonts w:ascii="Times New Roman" w:eastAsiaTheme="minorHAnsi" w:hAnsi="Times New Roman" w:cstheme="minorBidi"/>
@@ -20333,6 +21251,7 @@
         </w:rPr>
         <w:t>&lt;</w:t>
       </w:r>
+      <w:proofErr w:type="spellStart"/>
       <w:r>
         <w:rPr>
           <w:rFonts w:ascii="Times New Roman" w:eastAsiaTheme="minorHAnsi" w:hAnsi="Times New Roman" w:cs="Times New Roman"/>
@@ -20342,7 +21261,69 @@
           <w:szCs w:val="18"/>
           <w:lang w:val="en-US" w:eastAsia="en-US"/>
         </w:rPr>
-        <w:t>MotionBase xsi:type="ConstantMotion"</w:t>
+        <w:t>MotionBase</w:t>
+      </w:r>
+      <w:proofErr w:type="spellEnd"/>
+      <w:r>
+        <w:rPr>
+          <w:rFonts w:ascii="Times New Roman" w:eastAsiaTheme="minorHAnsi" w:hAnsi="Times New Roman" w:cs="Times New Roman"/>
+          <w:b/>
+          <w:bCs/>
+          <w:sz w:val="22"/>
+          <w:szCs w:val="18"/>
+          <w:lang w:val="en-US" w:eastAsia="en-US"/>
+        </w:rPr>
+        <w:t xml:space="preserve"> </w:t>
+      </w:r>
+      <w:proofErr w:type="spellStart"/>
+      <w:proofErr w:type="gramStart"/>
+      <w:r>
+        <w:rPr>
+          <w:rFonts w:ascii="Times New Roman" w:eastAsiaTheme="minorHAnsi" w:hAnsi="Times New Roman" w:cs="Times New Roman"/>
+          <w:b/>
+          <w:bCs/>
+          <w:sz w:val="22"/>
+          <w:szCs w:val="18"/>
+          <w:lang w:val="en-US" w:eastAsia="en-US"/>
+        </w:rPr>
+        <w:t>xsi:type</w:t>
+      </w:r>
+      <w:proofErr w:type="spellEnd"/>
+      <w:proofErr w:type="gramEnd"/>
+      <w:r>
+        <w:rPr>
+          <w:rFonts w:ascii="Times New Roman" w:eastAsiaTheme="minorHAnsi" w:hAnsi="Times New Roman" w:cs="Times New Roman"/>
+          <w:b/>
+          <w:bCs/>
+          <w:sz w:val="22"/>
+          <w:szCs w:val="18"/>
+          <w:lang w:val="en-US" w:eastAsia="en-US"/>
+        </w:rPr>
+        <w:t>="</w:t>
+      </w:r>
+      <w:proofErr w:type="spellStart"/>
+      <w:r>
+        <w:rPr>
+          <w:rFonts w:ascii="Times New Roman" w:eastAsiaTheme="minorHAnsi" w:hAnsi="Times New Roman" w:cs="Times New Roman"/>
+          <w:b/>
+          <w:bCs/>
+          <w:sz w:val="22"/>
+          <w:szCs w:val="18"/>
+          <w:lang w:val="en-US" w:eastAsia="en-US"/>
+        </w:rPr>
+        <w:t>ConstantMotion</w:t>
+      </w:r>
+      <w:proofErr w:type="spellEnd"/>
+      <w:r>
+        <w:rPr>
+          <w:rFonts w:ascii="Times New Roman" w:eastAsiaTheme="minorHAnsi" w:hAnsi="Times New Roman" w:cs="Times New Roman"/>
+          <w:b/>
+          <w:bCs/>
+          <w:sz w:val="22"/>
+          <w:szCs w:val="18"/>
+          <w:lang w:val="en-US" w:eastAsia="en-US"/>
+        </w:rPr>
+        <w:t>"</w:t>
       </w:r>
       <w:r>
         <w:rPr>
@@ -20394,6 +21375,7 @@
         </w:rPr>
         <w:t>&lt;</w:t>
       </w:r>
+      <w:proofErr w:type="spellStart"/>
       <w:r>
         <w:rPr>
           <w:rFonts w:ascii="Times New Roman" w:eastAsiaTheme="minorHAnsi" w:hAnsi="Times New Roman" w:cs="Times New Roman"/>
@@ -20405,6 +21387,7 @@
         </w:rPr>
         <w:t>InitialValue</w:t>
       </w:r>
+      <w:proofErr w:type="spellEnd"/>
       <w:r>
         <w:rPr>
           <w:rFonts w:ascii="Times New Roman" w:eastAsiaTheme="minorHAnsi" w:hAnsi="Times New Roman" w:cs="Times New Roman"/>
@@ -20423,8 +21406,9 @@
           <w:szCs w:val="18"/>
           <w:lang w:val="en-US" w:eastAsia="en-US"/>
         </w:rPr>
-        <w:t xml:space="preserve"> &lt;!</w:t>
-      </w:r>
+        <w:t xml:space="preserve"> </w:t>
+      </w:r>
+      <w:proofErr w:type="gramStart"/>
       <w:r>
         <w:rPr>
           <w:rFonts w:ascii="Times New Roman" w:eastAsiaTheme="minorHAnsi" w:hAnsi="Times New Roman" w:cs="Times New Roman"/>
@@ -20432,8 +21416,18 @@
           <w:szCs w:val="18"/>
           <w:lang w:val="en-US" w:eastAsia="en-US"/>
         </w:rPr>
+        <w:t>&lt;!</w:t>
+      </w:r>
+      <w:r>
+        <w:rPr>
+          <w:rFonts w:ascii="Times New Roman" w:eastAsiaTheme="minorHAnsi" w:hAnsi="Times New Roman" w:cs="Times New Roman"/>
+          <w:sz w:val="22"/>
+          <w:szCs w:val="18"/>
+          <w:lang w:val="en-US" w:eastAsia="en-US"/>
+        </w:rPr>
         <w:t>--</w:t>
       </w:r>
+      <w:proofErr w:type="gramEnd"/>
       <w:r>
         <w:rPr>
           <w:rFonts w:ascii="Times New Roman" w:eastAsiaTheme="minorHAnsi" w:hAnsi="Times New Roman" w:cs="Times New Roman"/>
@@ -20481,6 +21475,7 @@
         </w:rPr>
         <w:t>&lt;/</w:t>
       </w:r>
+      <w:proofErr w:type="spellStart"/>
       <w:r>
         <w:rPr>
           <w:rFonts w:ascii="Times New Roman" w:eastAsiaTheme="minorHAnsi" w:hAnsi="Times New Roman" w:cs="Times New Roman"/>
@@ -20492,6 +21487,7 @@
         </w:rPr>
         <w:t>InitialValue</w:t>
       </w:r>
+      <w:proofErr w:type="spellEnd"/>
       <w:r>
         <w:rPr>
           <w:rFonts w:ascii="Times New Roman" w:eastAsiaTheme="minorHAnsi" w:hAnsi="Times New Roman" w:cs="Times New Roman"/>
@@ -20573,8 +21569,9 @@
           <w:szCs w:val="18"/>
           <w:lang w:val="en-US" w:eastAsia="en-US"/>
         </w:rPr>
-        <w:t xml:space="preserve"> &lt;!</w:t>
-      </w:r>
+        <w:t xml:space="preserve"> </w:t>
+      </w:r>
+      <w:proofErr w:type="gramStart"/>
       <w:r>
         <w:rPr>
           <w:rFonts w:ascii="Times New Roman" w:eastAsiaTheme="minorHAnsi" w:hAnsi="Times New Roman" w:cs="Times New Roman"/>
@@ -20582,8 +21579,18 @@
           <w:szCs w:val="18"/>
           <w:lang w:val="en-US" w:eastAsia="en-US"/>
         </w:rPr>
+        <w:t>&lt;!</w:t>
+      </w:r>
+      <w:r>
+        <w:rPr>
+          <w:rFonts w:ascii="Times New Roman" w:eastAsiaTheme="minorHAnsi" w:hAnsi="Times New Roman" w:cs="Times New Roman"/>
+          <w:sz w:val="22"/>
+          <w:szCs w:val="18"/>
+          <w:lang w:val="en-US" w:eastAsia="en-US"/>
+        </w:rPr>
         <w:t>--</w:t>
       </w:r>
+      <w:proofErr w:type="gramEnd"/>
       <w:r>
         <w:rPr>
           <w:rFonts w:ascii="Times New Roman" w:eastAsiaTheme="minorHAnsi" w:hAnsi="Times New Roman" w:cs="Times New Roman"/>
@@ -20683,8 +21690,9 @@
           <w:szCs w:val="18"/>
           <w:lang w:val="en-US" w:eastAsia="en-US"/>
         </w:rPr>
-        <w:t xml:space="preserve"> &lt;!</w:t>
-      </w:r>
+        <w:t xml:space="preserve"> </w:t>
+      </w:r>
+      <w:proofErr w:type="gramStart"/>
       <w:r>
         <w:rPr>
           <w:rFonts w:ascii="Times New Roman" w:eastAsiaTheme="minorHAnsi" w:hAnsi="Times New Roman" w:cs="Times New Roman"/>
@@ -20692,8 +21700,18 @@
           <w:szCs w:val="18"/>
           <w:lang w:val="en-US" w:eastAsia="en-US"/>
         </w:rPr>
+        <w:t>&lt;!</w:t>
+      </w:r>
+      <w:r>
+        <w:rPr>
+          <w:rFonts w:ascii="Times New Roman" w:eastAsiaTheme="minorHAnsi" w:hAnsi="Times New Roman" w:cs="Times New Roman"/>
+          <w:sz w:val="22"/>
+          <w:szCs w:val="18"/>
+          <w:lang w:val="en-US" w:eastAsia="en-US"/>
+        </w:rPr>
         <w:t>--</w:t>
       </w:r>
+      <w:proofErr w:type="gramEnd"/>
       <w:r>
         <w:rPr>
           <w:rFonts w:ascii="Times New Roman" w:eastAsiaTheme="minorHAnsi" w:hAnsi="Times New Roman" w:cs="Times New Roman"/>
@@ -20754,6 +21772,7 @@
         <w:lastRenderedPageBreak/>
         <w:t>&lt;/</w:t>
       </w:r>
+      <w:proofErr w:type="spellStart"/>
       <w:r>
         <w:rPr>
           <w:rFonts w:ascii="Times New Roman" w:eastAsiaTheme="minorHAnsi" w:hAnsi="Times New Roman" w:cs="Times New Roman"/>
@@ -20765,6 +21784,7 @@
         </w:rPr>
         <w:t>MotionBase</w:t>
       </w:r>
+      <w:proofErr w:type="spellEnd"/>
       <w:r>
         <w:rPr>
           <w:rFonts w:ascii="Times New Roman" w:eastAsiaTheme="minorHAnsi" w:hAnsi="Times New Roman" w:cs="Times New Roman"/>
@@ -20834,6 +21854,7 @@
         </w:rPr>
         <w:t xml:space="preserve"> </w:t>
       </w:r>
+      <w:proofErr w:type="spellStart"/>
       <w:r>
         <w:rPr>
           <w:rFonts w:ascii="Times New Roman" w:eastAsiaTheme="minorHAnsi" w:hAnsi="Times New Roman" w:cstheme="minorBidi"/>
@@ -20845,6 +21866,7 @@
         </w:rPr>
         <w:t>AcceleratedMotion</w:t>
       </w:r>
+      <w:proofErr w:type="spellEnd"/>
       <w:r>
         <w:rPr>
           <w:rFonts w:ascii="Times New Roman" w:eastAsiaTheme="minorHAnsi" w:hAnsi="Times New Roman" w:cstheme="minorBidi"/>
@@ -20901,6 +21923,7 @@
         </w:rPr>
         <w:t>&lt;</w:t>
       </w:r>
+      <w:proofErr w:type="spellStart"/>
       <w:r>
         <w:rPr>
           <w:rFonts w:ascii="Times New Roman" w:eastAsiaTheme="minorHAnsi" w:hAnsi="Times New Roman" w:cstheme="minorBidi"/>
@@ -20910,7 +21933,69 @@
           <w:szCs w:val="18"/>
           <w:lang w:val="en-US" w:eastAsia="en-US"/>
         </w:rPr>
-        <w:t>MotionBase xsi:type="AcceleratedMotion"</w:t>
+        <w:t>MotionBase</w:t>
+      </w:r>
+      <w:proofErr w:type="spellEnd"/>
+      <w:r>
+        <w:rPr>
+          <w:rFonts w:ascii="Times New Roman" w:eastAsiaTheme="minorHAnsi" w:hAnsi="Times New Roman" w:cstheme="minorBidi"/>
+          <w:b/>
+          <w:bCs/>
+          <w:sz w:val="22"/>
+          <w:szCs w:val="18"/>
+          <w:lang w:val="en-US" w:eastAsia="en-US"/>
+        </w:rPr>
+        <w:t xml:space="preserve"> </w:t>
+      </w:r>
+      <w:proofErr w:type="spellStart"/>
+      <w:proofErr w:type="gramStart"/>
+      <w:r>
+        <w:rPr>
+          <w:rFonts w:ascii="Times New Roman" w:eastAsiaTheme="minorHAnsi" w:hAnsi="Times New Roman" w:cstheme="minorBidi"/>
+          <w:b/>
+          <w:bCs/>
+          <w:sz w:val="22"/>
+          <w:szCs w:val="18"/>
+          <w:lang w:val="en-US" w:eastAsia="en-US"/>
+        </w:rPr>
+        <w:t>xsi:type</w:t>
+      </w:r>
+      <w:proofErr w:type="spellEnd"/>
+      <w:proofErr w:type="gramEnd"/>
+      <w:r>
+        <w:rPr>
+          <w:rFonts w:ascii="Times New Roman" w:eastAsiaTheme="minorHAnsi" w:hAnsi="Times New Roman" w:cstheme="minorBidi"/>
+          <w:b/>
+          <w:bCs/>
+          <w:sz w:val="22"/>
+          <w:szCs w:val="18"/>
+          <w:lang w:val="en-US" w:eastAsia="en-US"/>
+        </w:rPr>
+        <w:t>="</w:t>
+      </w:r>
+      <w:proofErr w:type="spellStart"/>
+      <w:r>
+        <w:rPr>
+          <w:rFonts w:ascii="Times New Roman" w:eastAsiaTheme="minorHAnsi" w:hAnsi="Times New Roman" w:cstheme="minorBidi"/>
+          <w:b/>
+          <w:bCs/>
+          <w:sz w:val="22"/>
+          <w:szCs w:val="18"/>
+          <w:lang w:val="en-US" w:eastAsia="en-US"/>
+        </w:rPr>
+        <w:t>AcceleratedMotion</w:t>
+      </w:r>
+      <w:proofErr w:type="spellEnd"/>
+      <w:r>
+        <w:rPr>
+          <w:rFonts w:ascii="Times New Roman" w:eastAsiaTheme="minorHAnsi" w:hAnsi="Times New Roman" w:cstheme="minorBidi"/>
+          <w:b/>
+          <w:bCs/>
+          <w:sz w:val="22"/>
+          <w:szCs w:val="18"/>
+          <w:lang w:val="en-US" w:eastAsia="en-US"/>
+        </w:rPr>
+        <w:t>"</w:t>
       </w:r>
       <w:r>
         <w:rPr>
@@ -20960,6 +22045,7 @@
         </w:rPr>
         <w:t>&lt;</w:t>
       </w:r>
+      <w:proofErr w:type="spellStart"/>
       <w:r>
         <w:rPr>
           <w:rFonts w:ascii="Times New Roman" w:eastAsiaTheme="minorHAnsi" w:hAnsi="Times New Roman" w:cs="Times New Roman"/>
@@ -20971,6 +22057,7 @@
         </w:rPr>
         <w:t>InitialValue</w:t>
       </w:r>
+      <w:proofErr w:type="spellEnd"/>
       <w:r>
         <w:rPr>
           <w:rFonts w:ascii="Times New Roman" w:eastAsiaTheme="minorHAnsi" w:hAnsi="Times New Roman" w:cs="Times New Roman"/>
@@ -20989,8 +22076,9 @@
           <w:szCs w:val="18"/>
           <w:lang w:val="en-US" w:eastAsia="en-US"/>
         </w:rPr>
-        <w:t xml:space="preserve"> &lt;!</w:t>
-      </w:r>
+        <w:t xml:space="preserve"> </w:t>
+      </w:r>
+      <w:proofErr w:type="gramStart"/>
       <w:r>
         <w:rPr>
           <w:rFonts w:ascii="Times New Roman" w:eastAsiaTheme="minorHAnsi" w:hAnsi="Times New Roman" w:cs="Times New Roman"/>
@@ -20998,8 +22086,18 @@
           <w:szCs w:val="18"/>
           <w:lang w:val="en-US" w:eastAsia="en-US"/>
         </w:rPr>
+        <w:t>&lt;!</w:t>
+      </w:r>
+      <w:r>
+        <w:rPr>
+          <w:rFonts w:ascii="Times New Roman" w:eastAsiaTheme="minorHAnsi" w:hAnsi="Times New Roman" w:cs="Times New Roman"/>
+          <w:sz w:val="22"/>
+          <w:szCs w:val="18"/>
+          <w:lang w:val="en-US" w:eastAsia="en-US"/>
+        </w:rPr>
         <w:t>--</w:t>
       </w:r>
+      <w:proofErr w:type="gramEnd"/>
       <w:r>
         <w:rPr>
           <w:rFonts w:ascii="Times New Roman" w:eastAsiaTheme="minorHAnsi" w:hAnsi="Times New Roman" w:cs="Times New Roman"/>
@@ -21045,7 +22143,31 @@
           <w:szCs w:val="18"/>
           <w:lang w:val="en-US" w:eastAsia="en-US"/>
         </w:rPr>
-        <w:t>&lt;/InitialValue&gt;</w:t>
+        <w:t>&lt;/</w:t>
+      </w:r>
+      <w:proofErr w:type="spellStart"/>
+      <w:r>
+        <w:rPr>
+          <w:rFonts w:ascii="Times New Roman" w:eastAsiaTheme="minorHAnsi" w:hAnsi="Times New Roman" w:cs="Times New Roman"/>
+          <w:b/>
+          <w:bCs/>
+          <w:sz w:val="22"/>
+          <w:szCs w:val="18"/>
+          <w:lang w:val="en-US" w:eastAsia="en-US"/>
+        </w:rPr>
+        <w:t>InitialValue</w:t>
+      </w:r>
+      <w:proofErr w:type="spellEnd"/>
+      <w:r>
+        <w:rPr>
+          <w:rFonts w:ascii="Times New Roman" w:eastAsiaTheme="minorHAnsi" w:hAnsi="Times New Roman" w:cs="Times New Roman"/>
+          <w:b/>
+          <w:bCs/>
+          <w:sz w:val="22"/>
+          <w:szCs w:val="18"/>
+          <w:lang w:val="en-US" w:eastAsia="en-US"/>
+        </w:rPr>
+        <w:t>&gt;</w:t>
       </w:r>
     </w:p>
     <w:p>
@@ -21115,8 +22237,9 @@
           <w:szCs w:val="18"/>
           <w:lang w:val="en-US" w:eastAsia="en-US"/>
         </w:rPr>
-        <w:t xml:space="preserve"> &lt;!</w:t>
-      </w:r>
+        <w:t xml:space="preserve"> </w:t>
+      </w:r>
+      <w:proofErr w:type="gramStart"/>
       <w:r>
         <w:rPr>
           <w:rFonts w:ascii="Times New Roman" w:eastAsiaTheme="minorHAnsi" w:hAnsi="Times New Roman" w:cs="Times New Roman"/>
@@ -21124,8 +22247,18 @@
           <w:szCs w:val="18"/>
           <w:lang w:val="en-US" w:eastAsia="en-US"/>
         </w:rPr>
+        <w:t>&lt;!</w:t>
+      </w:r>
+      <w:r>
+        <w:rPr>
+          <w:rFonts w:ascii="Times New Roman" w:eastAsiaTheme="minorHAnsi" w:hAnsi="Times New Roman" w:cs="Times New Roman"/>
+          <w:sz w:val="22"/>
+          <w:szCs w:val="18"/>
+          <w:lang w:val="en-US" w:eastAsia="en-US"/>
+        </w:rPr>
         <w:t>--</w:t>
       </w:r>
+      <w:proofErr w:type="gramEnd"/>
       <w:r>
         <w:rPr>
           <w:rFonts w:ascii="Times New Roman" w:eastAsiaTheme="minorHAnsi" w:hAnsi="Times New Roman" w:cs="Times New Roman"/>
@@ -21225,8 +22358,9 @@
           <w:szCs w:val="18"/>
           <w:lang w:val="en-US" w:eastAsia="en-US"/>
         </w:rPr>
-        <w:t xml:space="preserve"> &lt;!</w:t>
-      </w:r>
+        <w:t xml:space="preserve"> </w:t>
+      </w:r>
+      <w:proofErr w:type="gramStart"/>
       <w:r>
         <w:rPr>
           <w:rFonts w:ascii="Times New Roman" w:eastAsiaTheme="minorHAnsi" w:hAnsi="Times New Roman" w:cs="Times New Roman"/>
@@ -21234,8 +22368,18 @@
           <w:szCs w:val="18"/>
           <w:lang w:val="en-US" w:eastAsia="en-US"/>
         </w:rPr>
+        <w:t>&lt;!</w:t>
+      </w:r>
+      <w:r>
+        <w:rPr>
+          <w:rFonts w:ascii="Times New Roman" w:eastAsiaTheme="minorHAnsi" w:hAnsi="Times New Roman" w:cs="Times New Roman"/>
+          <w:sz w:val="22"/>
+          <w:szCs w:val="18"/>
+          <w:lang w:val="en-US" w:eastAsia="en-US"/>
+        </w:rPr>
         <w:t>--</w:t>
       </w:r>
+      <w:proofErr w:type="gramEnd"/>
       <w:r>
         <w:rPr>
           <w:rFonts w:ascii="Times New Roman" w:eastAsiaTheme="minorHAnsi" w:hAnsi="Times New Roman" w:cs="Times New Roman"/>
@@ -21333,17 +22477,28 @@
           <w:szCs w:val="18"/>
           <w:lang w:val="en-US" w:eastAsia="en-US"/>
         </w:rPr>
-        <w:t xml:space="preserve"> &lt;!</w:t>
-      </w:r>
+        <w:t xml:space="preserve"> </w:t>
+      </w:r>
+      <w:proofErr w:type="gramStart"/>
       <w:r>
         <w:rPr>
           <w:rFonts w:ascii="Times New Roman" w:eastAsiaTheme="minorHAnsi" w:hAnsi="Times New Roman" w:cs="Times New Roman"/>
           <w:sz w:val="22"/>
           <w:szCs w:val="18"/>
+          <w:lang w:val="en-US" w:eastAsia="en-US"/>
+        </w:rPr>
+        <w:t>&lt;!</w:t>
+      </w:r>
+      <w:r>
+        <w:rPr>
+          <w:rFonts w:ascii="Times New Roman" w:eastAsiaTheme="minorHAnsi" w:hAnsi="Times New Roman" w:cs="Times New Roman"/>
+          <w:sz w:val="22"/>
+          <w:szCs w:val="18"/>
           <w:lang w:eastAsia="en-US"/>
         </w:rPr>
         <w:t>--</w:t>
       </w:r>
+      <w:proofErr w:type="gramEnd"/>
       <w:r>
         <w:rPr>
           <w:rFonts w:ascii="Times New Roman" w:eastAsiaTheme="minorHAnsi" w:hAnsi="Times New Roman" w:cs="Times New Roman"/>
@@ -21373,6 +22528,7 @@
         </w:rPr>
         <w:t>&lt;/</w:t>
       </w:r>
+      <w:proofErr w:type="spellStart"/>
       <w:r>
         <w:rPr>
           <w:rFonts w:ascii="Times New Roman" w:eastAsiaTheme="minorHAnsi" w:hAnsi="Times New Roman" w:cs="Times New Roman"/>
@@ -21384,6 +22540,7 @@
         </w:rPr>
         <w:t>Acceleration</w:t>
       </w:r>
+      <w:proofErr w:type="spellEnd"/>
       <w:r>
         <w:rPr>
           <w:rFonts w:ascii="Times New Roman" w:eastAsiaTheme="minorHAnsi" w:hAnsi="Times New Roman" w:cs="Times New Roman"/>
@@ -21425,6 +22582,7 @@
         </w:rPr>
         <w:t>&lt;/</w:t>
       </w:r>
+      <w:proofErr w:type="spellStart"/>
       <w:r>
         <w:rPr>
           <w:rFonts w:ascii="Times New Roman" w:eastAsiaTheme="minorHAnsi" w:hAnsi="Times New Roman" w:cs="Times New Roman"/>
@@ -21436,6 +22594,7 @@
         </w:rPr>
         <w:t>MotionBase</w:t>
       </w:r>
+      <w:proofErr w:type="spellEnd"/>
       <w:r>
         <w:rPr>
           <w:rFonts w:ascii="Times New Roman" w:eastAsiaTheme="minorHAnsi" w:hAnsi="Times New Roman" w:cstheme="minorBidi"/>
@@ -21505,6 +22664,7 @@
         </w:rPr>
         <w:t xml:space="preserve"> </w:t>
       </w:r>
+      <w:proofErr w:type="spellStart"/>
       <w:r>
         <w:rPr>
           <w:rFonts w:ascii="Times New Roman" w:eastAsiaTheme="minorHAnsi" w:hAnsi="Times New Roman" w:cstheme="minorBidi"/>
@@ -21516,6 +22676,7 @@
         </w:rPr>
         <w:t>OscillatoryMotion</w:t>
       </w:r>
+      <w:proofErr w:type="spellEnd"/>
       <w:r>
         <w:rPr>
           <w:rFonts w:ascii="Times New Roman" w:eastAsiaTheme="minorHAnsi" w:hAnsi="Times New Roman" w:cstheme="minorBidi"/>
@@ -21572,6 +22733,7 @@
         </w:rPr>
         <w:t>&lt;</w:t>
       </w:r>
+      <w:proofErr w:type="spellStart"/>
       <w:r>
         <w:rPr>
           <w:rFonts w:ascii="Times New Roman" w:eastAsiaTheme="minorHAnsi" w:hAnsi="Times New Roman" w:cstheme="minorBidi"/>
@@ -21581,7 +22743,69 @@
           <w:szCs w:val="18"/>
           <w:lang w:val="en-US" w:eastAsia="en-US"/>
         </w:rPr>
-        <w:t>MotionBase xsi:type="OscillatoryMotion"</w:t>
+        <w:t>MotionBase</w:t>
+      </w:r>
+      <w:proofErr w:type="spellEnd"/>
+      <w:r>
+        <w:rPr>
+          <w:rFonts w:ascii="Times New Roman" w:eastAsiaTheme="minorHAnsi" w:hAnsi="Times New Roman" w:cstheme="minorBidi"/>
+          <w:b/>
+          <w:bCs/>
+          <w:sz w:val="22"/>
+          <w:szCs w:val="18"/>
+          <w:lang w:val="en-US" w:eastAsia="en-US"/>
+        </w:rPr>
+        <w:t xml:space="preserve"> </w:t>
+      </w:r>
+      <w:proofErr w:type="spellStart"/>
+      <w:proofErr w:type="gramStart"/>
+      <w:r>
+        <w:rPr>
+          <w:rFonts w:ascii="Times New Roman" w:eastAsiaTheme="minorHAnsi" w:hAnsi="Times New Roman" w:cstheme="minorBidi"/>
+          <w:b/>
+          <w:bCs/>
+          <w:sz w:val="22"/>
+          <w:szCs w:val="18"/>
+          <w:lang w:val="en-US" w:eastAsia="en-US"/>
+        </w:rPr>
+        <w:t>xsi:type</w:t>
+      </w:r>
+      <w:proofErr w:type="spellEnd"/>
+      <w:proofErr w:type="gramEnd"/>
+      <w:r>
+        <w:rPr>
+          <w:rFonts w:ascii="Times New Roman" w:eastAsiaTheme="minorHAnsi" w:hAnsi="Times New Roman" w:cstheme="minorBidi"/>
+          <w:b/>
+          <w:bCs/>
+          <w:sz w:val="22"/>
+          <w:szCs w:val="18"/>
+          <w:lang w:val="en-US" w:eastAsia="en-US"/>
+        </w:rPr>
+        <w:t>="</w:t>
+      </w:r>
+      <w:proofErr w:type="spellStart"/>
+      <w:r>
+        <w:rPr>
+          <w:rFonts w:ascii="Times New Roman" w:eastAsiaTheme="minorHAnsi" w:hAnsi="Times New Roman" w:cstheme="minorBidi"/>
+          <w:b/>
+          <w:bCs/>
+          <w:sz w:val="22"/>
+          <w:szCs w:val="18"/>
+          <w:lang w:val="en-US" w:eastAsia="en-US"/>
+        </w:rPr>
+        <w:t>OscillatoryMotion</w:t>
+      </w:r>
+      <w:proofErr w:type="spellEnd"/>
+      <w:r>
+        <w:rPr>
+          <w:rFonts w:ascii="Times New Roman" w:eastAsiaTheme="minorHAnsi" w:hAnsi="Times New Roman" w:cstheme="minorBidi"/>
+          <w:b/>
+          <w:bCs/>
+          <w:sz w:val="22"/>
+          <w:szCs w:val="18"/>
+          <w:lang w:val="en-US" w:eastAsia="en-US"/>
+        </w:rPr>
+        <w:t>"</w:t>
       </w:r>
       <w:r>
         <w:rPr>
@@ -21631,6 +22855,7 @@
         </w:rPr>
         <w:t>&lt;</w:t>
       </w:r>
+      <w:proofErr w:type="spellStart"/>
       <w:r>
         <w:rPr>
           <w:rFonts w:ascii="Times New Roman" w:eastAsiaTheme="minorHAnsi" w:hAnsi="Times New Roman" w:cs="Times New Roman"/>
@@ -21642,6 +22867,7 @@
         </w:rPr>
         <w:t>InitialValue</w:t>
       </w:r>
+      <w:proofErr w:type="spellEnd"/>
       <w:r>
         <w:rPr>
           <w:rFonts w:ascii="Times New Roman" w:eastAsiaTheme="minorHAnsi" w:hAnsi="Times New Roman" w:cs="Times New Roman"/>
@@ -21660,8 +22886,9 @@
           <w:szCs w:val="18"/>
           <w:lang w:val="en-US" w:eastAsia="en-US"/>
         </w:rPr>
-        <w:t xml:space="preserve"> &lt;!</w:t>
-      </w:r>
+        <w:t xml:space="preserve"> </w:t>
+      </w:r>
+      <w:proofErr w:type="gramStart"/>
       <w:r>
         <w:rPr>
           <w:rFonts w:ascii="Times New Roman" w:eastAsiaTheme="minorHAnsi" w:hAnsi="Times New Roman" w:cs="Times New Roman"/>
@@ -21669,8 +22896,18 @@
           <w:szCs w:val="18"/>
           <w:lang w:val="en-US" w:eastAsia="en-US"/>
         </w:rPr>
+        <w:t>&lt;!</w:t>
+      </w:r>
+      <w:r>
+        <w:rPr>
+          <w:rFonts w:ascii="Times New Roman" w:eastAsiaTheme="minorHAnsi" w:hAnsi="Times New Roman" w:cs="Times New Roman"/>
+          <w:sz w:val="22"/>
+          <w:szCs w:val="18"/>
+          <w:lang w:val="en-US" w:eastAsia="en-US"/>
+        </w:rPr>
         <w:t>--</w:t>
       </w:r>
+      <w:proofErr w:type="gramEnd"/>
       <w:r>
         <w:rPr>
           <w:rFonts w:ascii="Times New Roman" w:eastAsiaTheme="minorHAnsi" w:hAnsi="Times New Roman" w:cs="Times New Roman"/>
@@ -21716,7 +22953,31 @@
           <w:szCs w:val="18"/>
           <w:lang w:val="en-US" w:eastAsia="en-US"/>
         </w:rPr>
-        <w:t>&lt;/InitialValue&gt;</w:t>
+        <w:t>&lt;/</w:t>
+      </w:r>
+      <w:proofErr w:type="spellStart"/>
+      <w:r>
+        <w:rPr>
+          <w:rFonts w:ascii="Times New Roman" w:eastAsiaTheme="minorHAnsi" w:hAnsi="Times New Roman" w:cs="Times New Roman"/>
+          <w:b/>
+          <w:bCs/>
+          <w:sz w:val="22"/>
+          <w:szCs w:val="18"/>
+          <w:lang w:val="en-US" w:eastAsia="en-US"/>
+        </w:rPr>
+        <w:t>InitialValue</w:t>
+      </w:r>
+      <w:proofErr w:type="spellEnd"/>
+      <w:r>
+        <w:rPr>
+          <w:rFonts w:ascii="Times New Roman" w:eastAsiaTheme="minorHAnsi" w:hAnsi="Times New Roman" w:cs="Times New Roman"/>
+          <w:b/>
+          <w:bCs/>
+          <w:sz w:val="22"/>
+          <w:szCs w:val="18"/>
+          <w:lang w:val="en-US" w:eastAsia="en-US"/>
+        </w:rPr>
+        <w:t>&gt;</w:t>
       </w:r>
     </w:p>
     <w:p>
@@ -21786,8 +23047,9 @@
           <w:szCs w:val="18"/>
           <w:lang w:val="en-US" w:eastAsia="en-US"/>
         </w:rPr>
-        <w:t xml:space="preserve"> &lt;!</w:t>
-      </w:r>
+        <w:t xml:space="preserve"> </w:t>
+      </w:r>
+      <w:proofErr w:type="gramStart"/>
       <w:r>
         <w:rPr>
           <w:rFonts w:ascii="Times New Roman" w:eastAsiaTheme="minorHAnsi" w:hAnsi="Times New Roman" w:cs="Times New Roman"/>
@@ -21795,8 +23057,18 @@
           <w:szCs w:val="18"/>
           <w:lang w:val="en-US" w:eastAsia="en-US"/>
         </w:rPr>
+        <w:t>&lt;!</w:t>
+      </w:r>
+      <w:r>
+        <w:rPr>
+          <w:rFonts w:ascii="Times New Roman" w:eastAsiaTheme="minorHAnsi" w:hAnsi="Times New Roman" w:cs="Times New Roman"/>
+          <w:sz w:val="22"/>
+          <w:szCs w:val="18"/>
+          <w:lang w:val="en-US" w:eastAsia="en-US"/>
+        </w:rPr>
         <w:t>--</w:t>
       </w:r>
+      <w:proofErr w:type="gramEnd"/>
       <w:r>
         <w:rPr>
           <w:rFonts w:ascii="Times New Roman" w:eastAsiaTheme="minorHAnsi" w:hAnsi="Times New Roman" w:cs="Times New Roman"/>
@@ -21896,8 +23168,9 @@
           <w:szCs w:val="18"/>
           <w:lang w:val="en-US" w:eastAsia="en-US"/>
         </w:rPr>
-        <w:t xml:space="preserve"> &lt;!</w:t>
-      </w:r>
+        <w:t xml:space="preserve"> </w:t>
+      </w:r>
+      <w:proofErr w:type="gramStart"/>
       <w:r>
         <w:rPr>
           <w:rFonts w:ascii="Times New Roman" w:eastAsiaTheme="minorHAnsi" w:hAnsi="Times New Roman" w:cs="Times New Roman"/>
@@ -21905,8 +23178,18 @@
           <w:szCs w:val="18"/>
           <w:lang w:val="en-US" w:eastAsia="en-US"/>
         </w:rPr>
+        <w:t>&lt;!</w:t>
+      </w:r>
+      <w:r>
+        <w:rPr>
+          <w:rFonts w:ascii="Times New Roman" w:eastAsiaTheme="minorHAnsi" w:hAnsi="Times New Roman" w:cs="Times New Roman"/>
+          <w:sz w:val="22"/>
+          <w:szCs w:val="18"/>
+          <w:lang w:val="en-US" w:eastAsia="en-US"/>
+        </w:rPr>
         <w:t>--</w:t>
       </w:r>
+      <w:proofErr w:type="gramEnd"/>
       <w:r>
         <w:rPr>
           <w:rFonts w:ascii="Times New Roman" w:eastAsiaTheme="minorHAnsi" w:hAnsi="Times New Roman" w:cs="Times New Roman"/>
@@ -22004,8 +23287,9 @@
           <w:szCs w:val="18"/>
           <w:lang w:eastAsia="en-US"/>
         </w:rPr>
-        <w:t xml:space="preserve"> &lt;!</w:t>
-      </w:r>
+        <w:t xml:space="preserve"> </w:t>
+      </w:r>
+      <w:proofErr w:type="gramStart"/>
       <w:r>
         <w:rPr>
           <w:rFonts w:ascii="Times New Roman" w:eastAsiaTheme="minorHAnsi" w:hAnsi="Times New Roman" w:cs="Times New Roman"/>
@@ -22013,8 +23297,18 @@
           <w:szCs w:val="18"/>
           <w:lang w:eastAsia="en-US"/>
         </w:rPr>
+        <w:t>&lt;!</w:t>
+      </w:r>
+      <w:r>
+        <w:rPr>
+          <w:rFonts w:ascii="Times New Roman" w:eastAsiaTheme="minorHAnsi" w:hAnsi="Times New Roman" w:cs="Times New Roman"/>
+          <w:sz w:val="22"/>
+          <w:szCs w:val="18"/>
+          <w:lang w:eastAsia="en-US"/>
+        </w:rPr>
         <w:t>--</w:t>
       </w:r>
+      <w:proofErr w:type="gramEnd"/>
       <w:r>
         <w:rPr>
           <w:rFonts w:ascii="Times New Roman" w:eastAsiaTheme="minorHAnsi" w:hAnsi="Times New Roman" w:cs="Times New Roman"/>
@@ -22044,6 +23338,7 @@
         </w:rPr>
         <w:t>&lt;/</w:t>
       </w:r>
+      <w:proofErr w:type="spellStart"/>
       <w:r>
         <w:rPr>
           <w:rFonts w:ascii="Times New Roman" w:eastAsiaTheme="minorHAnsi" w:hAnsi="Times New Roman" w:cs="Times New Roman"/>
@@ -22055,6 +23350,7 @@
         </w:rPr>
         <w:t>Frequency</w:t>
       </w:r>
+      <w:proofErr w:type="spellEnd"/>
       <w:r>
         <w:rPr>
           <w:rFonts w:ascii="Times New Roman" w:eastAsiaTheme="minorHAnsi" w:hAnsi="Times New Roman" w:cs="Times New Roman"/>
@@ -22096,6 +23392,7 @@
         </w:rPr>
         <w:t>&lt;/</w:t>
       </w:r>
+      <w:proofErr w:type="spellStart"/>
       <w:r>
         <w:rPr>
           <w:rFonts w:ascii="Times New Roman" w:eastAsiaTheme="minorHAnsi" w:hAnsi="Times New Roman" w:cs="Times New Roman"/>
@@ -22107,6 +23404,7 @@
         </w:rPr>
         <w:t>MotionBase</w:t>
       </w:r>
+      <w:proofErr w:type="spellEnd"/>
       <w:r>
         <w:rPr>
           <w:rFonts w:ascii="Times New Roman" w:eastAsiaTheme="minorHAnsi" w:hAnsi="Times New Roman" w:cstheme="minorBidi"/>
@@ -26800,6 +28098,7 @@
   <w:style w:type="character" w:default="1" w:styleId="a0">
     <w:name w:val="Default Paragraph Font"/>
     <w:uiPriority w:val="1"/>
+    <w:semiHidden/>
     <w:unhideWhenUsed/>
   </w:style>
   <w:style w:type="table" w:default="1" w:styleId="a1">

--- a/ЛР5.docx
+++ b/ЛР5.docx
@@ -353,69 +353,6 @@
           <w:szCs w:val="20"/>
         </w:rPr>
       </w:pPr>
-      <w:r>
-        <w:rPr>
-          <w:noProof/>
-          <w:szCs w:val="28"/>
-          <w:u w:val="single"/>
-        </w:rPr>
-        <w:drawing>
-          <wp:anchor distT="0" distB="0" distL="114300" distR="114300" simplePos="0" relativeHeight="251659264" behindDoc="1" locked="0" layoutInCell="1" allowOverlap="1" wp14:anchorId="189B7B85" wp14:editId="1FDE66F9">
-            <wp:simplePos x="0" y="0"/>
-            <wp:positionH relativeFrom="column">
-              <wp:posOffset>3093057</wp:posOffset>
-            </wp:positionH>
-            <wp:positionV relativeFrom="paragraph">
-              <wp:posOffset>159026</wp:posOffset>
-            </wp:positionV>
-            <wp:extent cx="752475" cy="342900"/>
-            <wp:effectExtent l="0" t="0" r="9525" b="0"/>
-            <wp:wrapNone/>
-            <wp:docPr id="26" name="Рисунок 26"/>
-            <wp:cNvGraphicFramePr>
-              <a:graphicFrameLocks xmlns:a="http://schemas.openxmlformats.org/drawingml/2006/main" noChangeAspect="1"/>
-            </wp:cNvGraphicFramePr>
-            <a:graphic xmlns:a="http://schemas.openxmlformats.org/drawingml/2006/main">
-              <a:graphicData uri="http://schemas.openxmlformats.org/drawingml/2006/picture">
-                <pic:pic xmlns:pic="http://schemas.openxmlformats.org/drawingml/2006/picture">
-                  <pic:nvPicPr>
-                    <pic:cNvPr id="0" name="Рисунок 4"/>
-                    <pic:cNvPicPr>
-                      <a:picLocks noChangeAspect="1" noChangeArrowheads="1"/>
-                    </pic:cNvPicPr>
-                  </pic:nvPicPr>
-                  <pic:blipFill>
-                    <a:blip r:embed="rId6">
-                      <a:extLst>
-                        <a:ext uri="{28A0092B-C50C-407E-A947-70E740481C1C}">
-                          <a14:useLocalDpi xmlns:a14="http://schemas.microsoft.com/office/drawing/2010/main" val="0"/>
-                        </a:ext>
-                      </a:extLst>
-                    </a:blip>
-                    <a:srcRect/>
-                    <a:stretch>
-                      <a:fillRect/>
-                    </a:stretch>
-                  </pic:blipFill>
-                  <pic:spPr bwMode="auto">
-                    <a:xfrm>
-                      <a:off x="0" y="0"/>
-                      <a:ext cx="752475" cy="342900"/>
-                    </a:xfrm>
-                    <a:prstGeom prst="rect">
-                      <a:avLst/>
-                    </a:prstGeom>
-                    <a:noFill/>
-                    <a:ln>
-                      <a:noFill/>
-                    </a:ln>
-                  </pic:spPr>
-                </pic:pic>
-              </a:graphicData>
-            </a:graphic>
-          </wp:anchor>
-        </w:drawing>
-      </w:r>
     </w:p>
     <w:tbl>
       <w:tblPr>
@@ -730,19 +667,11 @@
                 <w:rFonts w:ascii="Times New Roman" w:eastAsia="Times New Roman" w:hAnsi="Times New Roman" w:cs="Times New Roman"/>
               </w:rPr>
             </w:pPr>
-            <w:proofErr w:type="spellStart"/>
             <w:r>
               <w:rPr>
                 <w:rFonts w:ascii="Times New Roman" w:eastAsia="Times New Roman" w:hAnsi="Times New Roman" w:cs="Times New Roman"/>
               </w:rPr>
-              <w:t>Калентьев</w:t>
-            </w:r>
-            <w:proofErr w:type="spellEnd"/>
-            <w:r>
-              <w:rPr>
-                <w:rFonts w:ascii="Times New Roman" w:eastAsia="Times New Roman" w:hAnsi="Times New Roman" w:cs="Times New Roman"/>
-              </w:rPr>
-              <w:t xml:space="preserve"> А.</w:t>
+              <w:t>Калентьев А.</w:t>
             </w:r>
             <w:r>
               <w:rPr>
@@ -3009,18 +2938,8 @@
           <w:sz w:val="28"/>
           <w:szCs w:val="28"/>
         </w:rPr>
-        <w:t xml:space="preserve">Дерево ветвлений </w:t>
-      </w:r>
-      <w:proofErr w:type="spellStart"/>
-      <w:r>
-        <w:rPr>
-          <w:rFonts w:ascii="Times New Roman" w:hAnsi="Times New Roman" w:cs="Times New Roman"/>
-          <w:sz w:val="28"/>
-          <w:szCs w:val="28"/>
-        </w:rPr>
-        <w:t>Git</w:t>
-      </w:r>
-      <w:proofErr w:type="spellEnd"/>
+        <w:t>Дерево ветвлений Git</w:t>
+      </w:r>
       <w:r>
         <w:rPr>
           <w:rFonts w:ascii="Times New Roman" w:hAnsi="Times New Roman" w:cs="Times New Roman"/>
@@ -3190,43 +3109,7 @@
           <w:sz w:val="28"/>
           <w:szCs w:val="28"/>
         </w:rPr>
-        <w:t>Вариант использования (</w:t>
-      </w:r>
-      <w:proofErr w:type="spellStart"/>
-      <w:r>
-        <w:rPr>
-          <w:rFonts w:ascii="Times New Roman" w:hAnsi="Times New Roman" w:cs="Times New Roman"/>
-          <w:sz w:val="28"/>
-          <w:szCs w:val="28"/>
-        </w:rPr>
-        <w:t>use</w:t>
-      </w:r>
-      <w:proofErr w:type="spellEnd"/>
-      <w:r>
-        <w:rPr>
-          <w:rFonts w:ascii="Times New Roman" w:hAnsi="Times New Roman" w:cs="Times New Roman"/>
-          <w:sz w:val="28"/>
-          <w:szCs w:val="28"/>
-        </w:rPr>
-        <w:t xml:space="preserve"> </w:t>
-      </w:r>
-      <w:proofErr w:type="spellStart"/>
-      <w:r>
-        <w:rPr>
-          <w:rFonts w:ascii="Times New Roman" w:hAnsi="Times New Roman" w:cs="Times New Roman"/>
-          <w:sz w:val="28"/>
-          <w:szCs w:val="28"/>
-        </w:rPr>
-        <w:t>case</w:t>
-      </w:r>
-      <w:proofErr w:type="spellEnd"/>
-      <w:r>
-        <w:rPr>
-          <w:rFonts w:ascii="Times New Roman" w:hAnsi="Times New Roman" w:cs="Times New Roman"/>
-          <w:sz w:val="28"/>
-          <w:szCs w:val="28"/>
-        </w:rPr>
-        <w:t>) — это описание множества последовательных действий (включая вариации), которые выполняются некоторым субъектом с целью получения результата, значимого для некоторого действующего лица [1].</w:t>
+        <w:t>Вариант использования (use case) — это описание множества последовательных действий (включая вариации), которые выполняются некоторым субъектом с целью получения результата, значимого для некоторого действующего лица [1].</w:t>
       </w:r>
     </w:p>
     <w:p>
@@ -3348,7 +3231,7 @@
                     <pic:cNvPicPr/>
                   </pic:nvPicPr>
                   <pic:blipFill>
-                    <a:blip r:embed="rId7" cstate="print">
+                    <a:blip r:embed="rId6" cstate="print">
                       <a:extLst>
                         <a:ext uri="{28A0092B-C50C-407E-A947-70E740481C1C}">
                           <a14:useLocalDpi xmlns:a14="http://schemas.microsoft.com/office/drawing/2010/main" val="0"/>
@@ -3677,10 +3560,10 @@
           <w:noProof/>
         </w:rPr>
         <w:drawing>
-          <wp:inline distT="0" distB="0" distL="0" distR="0" wp14:anchorId="2F406FB0" wp14:editId="201BF46E">
-            <wp:extent cx="5940425" cy="5903822"/>
-            <wp:effectExtent l="0" t="0" r="3175" b="1905"/>
-            <wp:docPr id="36" name="Рисунок 36"/>
+          <wp:inline distT="0" distB="0" distL="0" distR="0" wp14:anchorId="501BDF2F" wp14:editId="0EAC1B49">
+            <wp:extent cx="5940425" cy="5904230"/>
+            <wp:effectExtent l="0" t="0" r="3175" b="1270"/>
+            <wp:docPr id="5" name="Рисунок 5"/>
             <wp:cNvGraphicFramePr>
               <a:graphicFrameLocks xmlns:a="http://schemas.openxmlformats.org/drawingml/2006/main" noChangeAspect="1"/>
             </wp:cNvGraphicFramePr>
@@ -3692,7 +3575,7 @@
                     <pic:cNvPicPr/>
                   </pic:nvPicPr>
                   <pic:blipFill>
-                    <a:blip r:embed="rId8"/>
+                    <a:blip r:embed="rId7"/>
                     <a:stretch>
                       <a:fillRect/>
                     </a:stretch>
@@ -3700,7 +3583,7 @@
                   <pic:spPr>
                     <a:xfrm>
                       <a:off x="0" y="0"/>
-                      <a:ext cx="5940425" cy="5903822"/>
+                      <a:ext cx="5940425" cy="5904230"/>
                     </a:xfrm>
                     <a:prstGeom prst="rect">
                       <a:avLst/>
@@ -3923,7 +3806,6 @@
         <w:t xml:space="preserve"> приведено описание абстрактного класса </w:t>
       </w:r>
       <w:bookmarkStart w:id="15" w:name="_Hlk179982041"/>
-      <w:proofErr w:type="spellStart"/>
       <w:r>
         <w:rPr>
           <w:rFonts w:ascii="Times New Roman" w:eastAsia="Times New Roman" w:hAnsi="Times New Roman" w:cs="Times New Roman"/>
@@ -3949,7 +3831,6 @@
         <w:t>Base</w:t>
       </w:r>
       <w:bookmarkEnd w:id="15"/>
-      <w:proofErr w:type="spellEnd"/>
       <w:r>
         <w:rPr>
           <w:rFonts w:ascii="Times New Roman" w:hAnsi="Times New Roman" w:cs="Times New Roman"/>
@@ -4063,61 +3944,8 @@
           <w:szCs w:val="24"/>
           <w:lang w:val="en-US"/>
         </w:rPr>
-        <w:t xml:space="preserve"> – </w:t>
-      </w:r>
-      <w:proofErr w:type="spellStart"/>
-      <w:r>
-        <w:rPr>
-          <w:rFonts w:ascii="Times New Roman" w:hAnsi="Times New Roman" w:cs="Times New Roman"/>
-          <w:i w:val="0"/>
-          <w:iCs w:val="0"/>
-          <w:color w:val="auto"/>
-          <w:sz w:val="24"/>
-          <w:szCs w:val="24"/>
-          <w:lang w:val="en-US"/>
-        </w:rPr>
-        <w:t>Описание</w:t>
-      </w:r>
-      <w:proofErr w:type="spellEnd"/>
-      <w:r>
-        <w:rPr>
-          <w:rFonts w:ascii="Times New Roman" w:hAnsi="Times New Roman" w:cs="Times New Roman"/>
-          <w:i w:val="0"/>
-          <w:iCs w:val="0"/>
-          <w:color w:val="auto"/>
-          <w:sz w:val="24"/>
-          <w:szCs w:val="24"/>
-          <w:lang w:val="en-US"/>
-        </w:rPr>
-        <w:t xml:space="preserve"> </w:t>
-      </w:r>
-      <w:proofErr w:type="spellStart"/>
-      <w:r>
-        <w:rPr>
-          <w:rFonts w:ascii="Times New Roman" w:hAnsi="Times New Roman" w:cs="Times New Roman"/>
-          <w:i w:val="0"/>
-          <w:iCs w:val="0"/>
-          <w:color w:val="auto"/>
-          <w:sz w:val="24"/>
-          <w:szCs w:val="24"/>
-          <w:lang w:val="en-US"/>
-        </w:rPr>
-        <w:t>класса</w:t>
-      </w:r>
-      <w:proofErr w:type="spellEnd"/>
-      <w:r>
-        <w:rPr>
-          <w:rFonts w:ascii="Times New Roman" w:hAnsi="Times New Roman" w:cs="Times New Roman"/>
-          <w:i w:val="0"/>
-          <w:iCs w:val="0"/>
-          <w:color w:val="auto"/>
-          <w:sz w:val="24"/>
-          <w:szCs w:val="24"/>
-          <w:lang w:val="en-US"/>
-        </w:rPr>
-        <w:t xml:space="preserve"> </w:t>
-      </w:r>
-      <w:proofErr w:type="spellStart"/>
+        <w:t xml:space="preserve"> – Описание класса </w:t>
+      </w:r>
       <w:r>
         <w:rPr>
           <w:rFonts w:ascii="Times New Roman" w:eastAsia="Times New Roman" w:hAnsi="Times New Roman" w:cs="Times New Roman"/>
@@ -4128,7 +3956,6 @@
         </w:rPr>
         <w:t>MotionBase</w:t>
       </w:r>
-      <w:proofErr w:type="spellEnd"/>
     </w:p>
     <w:tbl>
       <w:tblPr>
@@ -4251,7 +4078,6 @@
               </w:rPr>
               <w:t xml:space="preserve">Класс </w:t>
             </w:r>
-            <w:proofErr w:type="spellStart"/>
             <w:r>
               <w:rPr>
                 <w:rFonts w:ascii="Times New Roman" w:eastAsia="Times New Roman" w:hAnsi="Times New Roman" w:cs="Times New Roman"/>
@@ -4262,7 +4088,6 @@
               </w:rPr>
               <w:t>MotionBase</w:t>
             </w:r>
-            <w:proofErr w:type="spellEnd"/>
             <w:r>
               <w:rPr>
                 <w:rFonts w:ascii="Times New Roman" w:hAnsi="Times New Roman" w:cs="Times New Roman"/>
@@ -4349,7 +4174,6 @@
               </w:rPr>
               <w:t>- _</w:t>
             </w:r>
-            <w:proofErr w:type="spellStart"/>
             <w:r>
               <w:rPr>
                 <w:rFonts w:ascii="Times New Roman" w:eastAsia="Calibri" w:hAnsi="Times New Roman" w:cs="Times New Roman"/>
@@ -4357,7 +4181,6 @@
               </w:rPr>
               <w:t>initialValue</w:t>
             </w:r>
-            <w:proofErr w:type="spellEnd"/>
           </w:p>
         </w:tc>
         <w:tc>
@@ -4615,7 +4438,6 @@
               </w:rPr>
               <w:t xml:space="preserve">+ </w:t>
             </w:r>
-            <w:proofErr w:type="spellStart"/>
             <w:r>
               <w:rPr>
                 <w:rFonts w:ascii="Times New Roman" w:eastAsia="Calibri" w:hAnsi="Times New Roman" w:cs="Times New Roman"/>
@@ -4623,7 +4445,6 @@
               </w:rPr>
               <w:t>InitialValue</w:t>
             </w:r>
-            <w:proofErr w:type="spellEnd"/>
           </w:p>
         </w:tc>
         <w:tc>
@@ -4717,7 +4538,6 @@
               </w:rPr>
               <w:t xml:space="preserve">+ </w:t>
             </w:r>
-            <w:proofErr w:type="spellStart"/>
             <w:r>
               <w:rPr>
                 <w:rFonts w:ascii="Times New Roman" w:eastAsia="Calibri" w:hAnsi="Times New Roman" w:cs="Times New Roman"/>
@@ -4725,7 +4545,6 @@
               </w:rPr>
               <w:t>MotionType</w:t>
             </w:r>
-            <w:proofErr w:type="spellEnd"/>
           </w:p>
         </w:tc>
         <w:tc>
@@ -5017,7 +4836,6 @@
               </w:rPr>
               <w:t xml:space="preserve"> </w:t>
             </w:r>
-            <w:proofErr w:type="spellStart"/>
             <w:r>
               <w:rPr>
                 <w:rFonts w:ascii="Times New Roman" w:eastAsia="Calibri" w:hAnsi="Times New Roman" w:cs="Times New Roman"/>
@@ -5025,7 +4843,6 @@
               </w:rPr>
               <w:t>CalculateCoordinate</w:t>
             </w:r>
-            <w:proofErr w:type="spellEnd"/>
           </w:p>
         </w:tc>
         <w:tc>
@@ -5248,7 +5065,6 @@
         <w:t xml:space="preserve"> приведены описания классов </w:t>
       </w:r>
       <w:bookmarkStart w:id="17" w:name="_Hlk179983126"/>
-      <w:proofErr w:type="spellStart"/>
       <w:r>
         <w:rPr>
           <w:rFonts w:ascii="Times New Roman" w:hAnsi="Times New Roman" w:cs="Times New Roman"/>
@@ -5261,7 +5077,6 @@
         <w:t>ConstantMotion</w:t>
       </w:r>
       <w:bookmarkEnd w:id="17"/>
-      <w:proofErr w:type="spellEnd"/>
       <w:r>
         <w:rPr>
           <w:rFonts w:ascii="Times New Roman" w:hAnsi="Times New Roman" w:cs="Times New Roman"/>
@@ -5270,7 +5085,6 @@
         </w:rPr>
         <w:t xml:space="preserve">, </w:t>
       </w:r>
-      <w:proofErr w:type="spellStart"/>
       <w:r>
         <w:rPr>
           <w:rFonts w:ascii="Times New Roman" w:hAnsi="Times New Roman" w:cs="Times New Roman"/>
@@ -5282,7 +5096,6 @@
         </w:rPr>
         <w:t>AcceleratedMotion</w:t>
       </w:r>
-      <w:proofErr w:type="spellEnd"/>
       <w:r>
         <w:rPr>
           <w:rFonts w:ascii="Times New Roman" w:hAnsi="Times New Roman" w:cs="Times New Roman"/>
@@ -5292,7 +5105,6 @@
         <w:t xml:space="preserve"> и </w:t>
       </w:r>
       <w:bookmarkStart w:id="18" w:name="_Hlk179984674"/>
-      <w:proofErr w:type="spellStart"/>
       <w:r>
         <w:rPr>
           <w:rFonts w:ascii="Times New Roman" w:hAnsi="Times New Roman" w:cs="Times New Roman"/>
@@ -5305,7 +5117,6 @@
         <w:t>OscillatoryMotion</w:t>
       </w:r>
       <w:bookmarkEnd w:id="18"/>
-      <w:proofErr w:type="spellEnd"/>
       <w:r>
         <w:rPr>
           <w:rFonts w:ascii="Times New Roman" w:hAnsi="Times New Roman" w:cs="Times New Roman"/>
@@ -5314,7 +5125,6 @@
         </w:rPr>
         <w:t xml:space="preserve">, которые наследуются от </w:t>
       </w:r>
-      <w:proofErr w:type="spellStart"/>
       <w:r>
         <w:rPr>
           <w:rFonts w:ascii="Times New Roman" w:eastAsia="Times New Roman" w:hAnsi="Times New Roman" w:cs="Times New Roman"/>
@@ -5339,7 +5149,6 @@
         </w:rPr>
         <w:t>Base</w:t>
       </w:r>
-      <w:proofErr w:type="spellEnd"/>
       <w:r>
         <w:rPr>
           <w:rFonts w:ascii="Times New Roman" w:hAnsi="Times New Roman" w:cs="Times New Roman"/>
@@ -5376,7 +5185,6 @@
         </w:rPr>
       </w:pPr>
       <w:bookmarkStart w:id="19" w:name="_Ref168303832"/>
-      <w:proofErr w:type="spellStart"/>
       <w:r>
         <w:rPr>
           <w:rFonts w:ascii="Times New Roman" w:hAnsi="Times New Roman" w:cs="Times New Roman"/>
@@ -5387,9 +5195,8 @@
           <w:szCs w:val="24"/>
           <w:lang w:val="en-US"/>
         </w:rPr>
-        <w:t>Таблица</w:t>
-      </w:r>
-      <w:proofErr w:type="spellEnd"/>
+        <w:t xml:space="preserve">Таблица </w:t>
+      </w:r>
       <w:r>
         <w:rPr>
           <w:rFonts w:ascii="Times New Roman" w:hAnsi="Times New Roman" w:cs="Times New Roman"/>
@@ -5400,6 +5207,68 @@
           <w:szCs w:val="24"/>
           <w:lang w:val="en-US"/>
         </w:rPr>
+        <w:fldChar w:fldCharType="begin"/>
+      </w:r>
+      <w:r>
+        <w:rPr>
+          <w:rFonts w:ascii="Times New Roman" w:hAnsi="Times New Roman" w:cs="Times New Roman"/>
+          <w:i w:val="0"/>
+          <w:iCs w:val="0"/>
+          <w:color w:val="auto"/>
+          <w:sz w:val="24"/>
+          <w:szCs w:val="24"/>
+          <w:lang w:val="en-US"/>
+        </w:rPr>
+        <w:instrText xml:space="preserve"> SEQ Таблица \* ARABIC </w:instrText>
+      </w:r>
+      <w:r>
+        <w:rPr>
+          <w:rFonts w:ascii="Times New Roman" w:hAnsi="Times New Roman" w:cs="Times New Roman"/>
+          <w:i w:val="0"/>
+          <w:iCs w:val="0"/>
+          <w:color w:val="auto"/>
+          <w:sz w:val="24"/>
+          <w:szCs w:val="24"/>
+          <w:lang w:val="en-US"/>
+        </w:rPr>
+        <w:fldChar w:fldCharType="separate"/>
+      </w:r>
+      <w:r>
+        <w:rPr>
+          <w:rFonts w:ascii="Times New Roman" w:hAnsi="Times New Roman" w:cs="Times New Roman"/>
+          <w:i w:val="0"/>
+          <w:iCs w:val="0"/>
+          <w:noProof/>
+          <w:color w:val="auto"/>
+          <w:sz w:val="24"/>
+          <w:szCs w:val="24"/>
+          <w:lang w:val="en-US"/>
+        </w:rPr>
+        <w:t>2</w:t>
+      </w:r>
+      <w:r>
+        <w:rPr>
+          <w:rFonts w:ascii="Times New Roman" w:hAnsi="Times New Roman" w:cs="Times New Roman"/>
+          <w:i w:val="0"/>
+          <w:iCs w:val="0"/>
+          <w:color w:val="auto"/>
+          <w:sz w:val="24"/>
+          <w:szCs w:val="24"/>
+          <w:lang w:val="en-US"/>
+        </w:rPr>
+        <w:fldChar w:fldCharType="end"/>
+      </w:r>
+      <w:bookmarkEnd w:id="19"/>
+      <w:r>
+        <w:rPr>
+          <w:rFonts w:ascii="Times New Roman" w:hAnsi="Times New Roman" w:cs="Times New Roman"/>
+          <w:i w:val="0"/>
+          <w:iCs w:val="0"/>
+          <w:color w:val="auto"/>
+          <w:sz w:val="24"/>
+          <w:szCs w:val="24"/>
+          <w:lang w:val="en-US"/>
+        </w:rPr>
         <w:t xml:space="preserve"> </w:t>
       </w:r>
       <w:r>
@@ -5412,7 +5281,7 @@
           <w:szCs w:val="24"/>
           <w:lang w:val="en-US"/>
         </w:rPr>
-        <w:fldChar w:fldCharType="begin"/>
+        <w:t>– Описание класса</w:t>
       </w:r>
       <w:r>
         <w:rPr>
@@ -5424,134 +5293,18 @@
           <w:szCs w:val="24"/>
           <w:lang w:val="en-US"/>
         </w:rPr>
-        <w:instrText xml:space="preserve"> SEQ Таблица \* ARABIC </w:instrText>
-      </w:r>
-      <w:r>
-        <w:rPr>
-          <w:rFonts w:ascii="Times New Roman" w:hAnsi="Times New Roman" w:cs="Times New Roman"/>
-          <w:i w:val="0"/>
-          <w:iCs w:val="0"/>
+        <w:t xml:space="preserve"> </w:t>
+      </w:r>
+      <w:r>
+        <w:rPr>
+          <w:rFonts w:ascii="Times New Roman" w:hAnsi="Times New Roman" w:cs="Times New Roman"/>
           <w:color w:val="auto"/>
           <w:sz w:val="24"/>
           <w:szCs w:val="24"/>
           <w:lang w:val="en-US"/>
         </w:rPr>
-        <w:fldChar w:fldCharType="separate"/>
-      </w:r>
-      <w:r>
-        <w:rPr>
-          <w:rFonts w:ascii="Times New Roman" w:hAnsi="Times New Roman" w:cs="Times New Roman"/>
-          <w:i w:val="0"/>
-          <w:iCs w:val="0"/>
-          <w:noProof/>
-          <w:color w:val="auto"/>
-          <w:sz w:val="24"/>
-          <w:szCs w:val="24"/>
-          <w:lang w:val="en-US"/>
-        </w:rPr>
-        <w:t>2</w:t>
-      </w:r>
-      <w:r>
-        <w:rPr>
-          <w:rFonts w:ascii="Times New Roman" w:hAnsi="Times New Roman" w:cs="Times New Roman"/>
-          <w:i w:val="0"/>
-          <w:iCs w:val="0"/>
-          <w:color w:val="auto"/>
-          <w:sz w:val="24"/>
-          <w:szCs w:val="24"/>
-          <w:lang w:val="en-US"/>
-        </w:rPr>
-        <w:fldChar w:fldCharType="end"/>
-      </w:r>
-      <w:bookmarkEnd w:id="19"/>
-      <w:r>
-        <w:rPr>
-          <w:rFonts w:ascii="Times New Roman" w:hAnsi="Times New Roman" w:cs="Times New Roman"/>
-          <w:i w:val="0"/>
-          <w:iCs w:val="0"/>
-          <w:color w:val="auto"/>
-          <w:sz w:val="24"/>
-          <w:szCs w:val="24"/>
-          <w:lang w:val="en-US"/>
-        </w:rPr>
-        <w:t xml:space="preserve"> </w:t>
-      </w:r>
-      <w:r>
-        <w:rPr>
-          <w:rFonts w:ascii="Times New Roman" w:hAnsi="Times New Roman" w:cs="Times New Roman"/>
-          <w:i w:val="0"/>
-          <w:iCs w:val="0"/>
-          <w:color w:val="auto"/>
-          <w:sz w:val="24"/>
-          <w:szCs w:val="24"/>
-          <w:lang w:val="en-US"/>
-        </w:rPr>
-        <w:t xml:space="preserve">– </w:t>
-      </w:r>
-      <w:proofErr w:type="spellStart"/>
-      <w:r>
-        <w:rPr>
-          <w:rFonts w:ascii="Times New Roman" w:hAnsi="Times New Roman" w:cs="Times New Roman"/>
-          <w:i w:val="0"/>
-          <w:iCs w:val="0"/>
-          <w:color w:val="auto"/>
-          <w:sz w:val="24"/>
-          <w:szCs w:val="24"/>
-          <w:lang w:val="en-US"/>
-        </w:rPr>
-        <w:t>Описание</w:t>
-      </w:r>
-      <w:proofErr w:type="spellEnd"/>
-      <w:r>
-        <w:rPr>
-          <w:rFonts w:ascii="Times New Roman" w:hAnsi="Times New Roman" w:cs="Times New Roman"/>
-          <w:i w:val="0"/>
-          <w:iCs w:val="0"/>
-          <w:color w:val="auto"/>
-          <w:sz w:val="24"/>
-          <w:szCs w:val="24"/>
-          <w:lang w:val="en-US"/>
-        </w:rPr>
-        <w:t xml:space="preserve"> </w:t>
-      </w:r>
-      <w:proofErr w:type="spellStart"/>
-      <w:r>
-        <w:rPr>
-          <w:rFonts w:ascii="Times New Roman" w:hAnsi="Times New Roman" w:cs="Times New Roman"/>
-          <w:i w:val="0"/>
-          <w:iCs w:val="0"/>
-          <w:color w:val="auto"/>
-          <w:sz w:val="24"/>
-          <w:szCs w:val="24"/>
-          <w:lang w:val="en-US"/>
-        </w:rPr>
-        <w:t>класса</w:t>
-      </w:r>
-      <w:proofErr w:type="spellEnd"/>
-      <w:r>
-        <w:rPr>
-          <w:rFonts w:ascii="Times New Roman" w:hAnsi="Times New Roman" w:cs="Times New Roman"/>
-          <w:i w:val="0"/>
-          <w:iCs w:val="0"/>
-          <w:color w:val="auto"/>
-          <w:sz w:val="24"/>
-          <w:szCs w:val="24"/>
-          <w:lang w:val="en-US"/>
-        </w:rPr>
-        <w:t xml:space="preserve"> </w:t>
-      </w:r>
-      <w:proofErr w:type="spellStart"/>
-      <w:r>
-        <w:rPr>
-          <w:rFonts w:ascii="Times New Roman" w:hAnsi="Times New Roman" w:cs="Times New Roman"/>
-          <w:color w:val="auto"/>
-          <w:sz w:val="24"/>
-          <w:szCs w:val="24"/>
-          <w:lang w:val="en-US"/>
-        </w:rPr>
         <w:t>ConstantMotion</w:t>
       </w:r>
-      <w:proofErr w:type="spellEnd"/>
     </w:p>
     <w:tbl>
       <w:tblPr>
@@ -5582,7 +5335,6 @@
                 <w:lang w:val="en-US"/>
               </w:rPr>
             </w:pPr>
-            <w:proofErr w:type="spellStart"/>
             <w:r>
               <w:rPr>
                 <w:rFonts w:ascii="Times New Roman" w:eastAsia="Calibri" w:hAnsi="Times New Roman" w:cs="Times New Roman"/>
@@ -5590,7 +5342,6 @@
               </w:rPr>
               <w:t>Название</w:t>
             </w:r>
-            <w:proofErr w:type="spellEnd"/>
           </w:p>
         </w:tc>
         <w:tc>
@@ -5606,7 +5357,6 @@
                 <w:lang w:val="en-US"/>
               </w:rPr>
             </w:pPr>
-            <w:proofErr w:type="spellStart"/>
             <w:r>
               <w:rPr>
                 <w:rFonts w:ascii="Times New Roman" w:eastAsia="Calibri" w:hAnsi="Times New Roman" w:cs="Times New Roman"/>
@@ -5614,7 +5364,6 @@
               </w:rPr>
               <w:t>Тип</w:t>
             </w:r>
-            <w:proofErr w:type="spellEnd"/>
           </w:p>
         </w:tc>
         <w:tc>
@@ -5630,7 +5379,6 @@
                 <w:lang w:val="en-US"/>
               </w:rPr>
             </w:pPr>
-            <w:proofErr w:type="spellStart"/>
             <w:r>
               <w:rPr>
                 <w:rFonts w:ascii="Times New Roman" w:eastAsia="Calibri" w:hAnsi="Times New Roman" w:cs="Times New Roman"/>
@@ -5638,7 +5386,6 @@
               </w:rPr>
               <w:t>Описание</w:t>
             </w:r>
-            <w:proofErr w:type="spellEnd"/>
           </w:p>
         </w:tc>
       </w:tr>
@@ -5657,31 +5404,13 @@
                 <w:lang w:val="en-US"/>
               </w:rPr>
             </w:pPr>
-            <w:proofErr w:type="spellStart"/>
             <w:r>
               <w:rPr>
                 <w:rFonts w:ascii="Times New Roman" w:eastAsia="Calibri" w:hAnsi="Times New Roman" w:cs="Times New Roman"/>
                 <w:lang w:val="en-US"/>
               </w:rPr>
-              <w:t>Описание</w:t>
-            </w:r>
-            <w:proofErr w:type="spellEnd"/>
-            <w:r>
-              <w:rPr>
-                <w:rFonts w:ascii="Times New Roman" w:eastAsia="Calibri" w:hAnsi="Times New Roman" w:cs="Times New Roman"/>
-                <w:lang w:val="en-US"/>
-              </w:rPr>
-              <w:t xml:space="preserve"> </w:t>
-            </w:r>
-            <w:proofErr w:type="spellStart"/>
-            <w:r>
-              <w:rPr>
-                <w:rFonts w:ascii="Times New Roman" w:eastAsia="Calibri" w:hAnsi="Times New Roman" w:cs="Times New Roman"/>
-                <w:lang w:val="en-US"/>
-              </w:rPr>
-              <w:t>класса</w:t>
-            </w:r>
-            <w:proofErr w:type="spellEnd"/>
+              <w:t>Описание класса</w:t>
+            </w:r>
           </w:p>
         </w:tc>
       </w:tr>
@@ -5724,7 +5453,6 @@
               </w:rPr>
               <w:t xml:space="preserve"> </w:t>
             </w:r>
-            <w:proofErr w:type="spellStart"/>
             <w:r>
               <w:rPr>
                 <w:rFonts w:ascii="Times New Roman" w:hAnsi="Times New Roman" w:cs="Times New Roman"/>
@@ -5734,7 +5462,6 @@
               </w:rPr>
               <w:t>ConstantMotion</w:t>
             </w:r>
-            <w:proofErr w:type="spellEnd"/>
             <w:r>
               <w:rPr>
                 <w:rFonts w:ascii="Times New Roman" w:eastAsia="Calibri" w:hAnsi="Times New Roman" w:cs="Times New Roman"/>
@@ -5773,7 +5500,6 @@
                 <w:lang w:val="en-US"/>
               </w:rPr>
             </w:pPr>
-            <w:proofErr w:type="spellStart"/>
             <w:r>
               <w:rPr>
                 <w:rFonts w:ascii="Times New Roman" w:eastAsia="Calibri" w:hAnsi="Times New Roman" w:cs="Times New Roman"/>
@@ -5781,7 +5507,6 @@
               </w:rPr>
               <w:t>Поля</w:t>
             </w:r>
-            <w:proofErr w:type="spellEnd"/>
           </w:p>
         </w:tc>
       </w:tr>
@@ -5889,7 +5614,6 @@
                 <w:lang w:val="en-US"/>
               </w:rPr>
             </w:pPr>
-            <w:proofErr w:type="spellStart"/>
             <w:r>
               <w:rPr>
                 <w:rFonts w:ascii="Times New Roman" w:eastAsia="Calibri" w:hAnsi="Times New Roman" w:cs="Times New Roman"/>
@@ -5897,7 +5621,6 @@
               </w:rPr>
               <w:t>Свойства</w:t>
             </w:r>
-            <w:proofErr w:type="spellEnd"/>
           </w:p>
         </w:tc>
       </w:tr>
@@ -5995,7 +5718,6 @@
               </w:rPr>
               <w:t xml:space="preserve">+ </w:t>
             </w:r>
-            <w:proofErr w:type="spellStart"/>
             <w:r>
               <w:rPr>
                 <w:rFonts w:ascii="Times New Roman" w:eastAsia="Calibri" w:hAnsi="Times New Roman" w:cs="Times New Roman"/>
@@ -6003,7 +5725,6 @@
               </w:rPr>
               <w:t>MotionType</w:t>
             </w:r>
-            <w:proofErr w:type="spellEnd"/>
           </w:p>
         </w:tc>
         <w:tc>
@@ -6263,7 +5984,6 @@
               </w:rPr>
               <w:t xml:space="preserve"> </w:t>
             </w:r>
-            <w:proofErr w:type="spellStart"/>
             <w:r>
               <w:rPr>
                 <w:rFonts w:ascii="Times New Roman" w:eastAsia="Calibri" w:hAnsi="Times New Roman" w:cs="Times New Roman"/>
@@ -6271,7 +5991,6 @@
               </w:rPr>
               <w:t>CalculateCoordinate</w:t>
             </w:r>
-            <w:proofErr w:type="spellEnd"/>
           </w:p>
         </w:tc>
         <w:tc>
@@ -6344,7 +6063,6 @@
           <w:lang w:val="en-US"/>
         </w:rPr>
       </w:pPr>
-      <w:proofErr w:type="spellStart"/>
       <w:r>
         <w:rPr>
           <w:rFonts w:ascii="Times New Roman" w:hAnsi="Times New Roman" w:cs="Times New Roman"/>
@@ -6355,9 +6073,8 @@
           <w:szCs w:val="24"/>
           <w:lang w:val="en-US"/>
         </w:rPr>
-        <w:t>Таблица</w:t>
-      </w:r>
-      <w:proofErr w:type="spellEnd"/>
+        <w:t xml:space="preserve">Таблица </w:t>
+      </w:r>
       <w:r>
         <w:rPr>
           <w:rFonts w:ascii="Times New Roman" w:hAnsi="Times New Roman" w:cs="Times New Roman"/>
@@ -6368,6 +6085,67 @@
           <w:szCs w:val="24"/>
           <w:lang w:val="en-US"/>
         </w:rPr>
+        <w:fldChar w:fldCharType="begin"/>
+      </w:r>
+      <w:r>
+        <w:rPr>
+          <w:rFonts w:ascii="Times New Roman" w:hAnsi="Times New Roman" w:cs="Times New Roman"/>
+          <w:i w:val="0"/>
+          <w:iCs w:val="0"/>
+          <w:color w:val="auto"/>
+          <w:sz w:val="24"/>
+          <w:szCs w:val="24"/>
+          <w:lang w:val="en-US"/>
+        </w:rPr>
+        <w:instrText xml:space="preserve"> SEQ Таблица \* ARABIC </w:instrText>
+      </w:r>
+      <w:r>
+        <w:rPr>
+          <w:rFonts w:ascii="Times New Roman" w:hAnsi="Times New Roman" w:cs="Times New Roman"/>
+          <w:i w:val="0"/>
+          <w:iCs w:val="0"/>
+          <w:color w:val="auto"/>
+          <w:sz w:val="24"/>
+          <w:szCs w:val="24"/>
+          <w:lang w:val="en-US"/>
+        </w:rPr>
+        <w:fldChar w:fldCharType="separate"/>
+      </w:r>
+      <w:r>
+        <w:rPr>
+          <w:rFonts w:ascii="Times New Roman" w:hAnsi="Times New Roman" w:cs="Times New Roman"/>
+          <w:i w:val="0"/>
+          <w:iCs w:val="0"/>
+          <w:noProof/>
+          <w:color w:val="auto"/>
+          <w:sz w:val="24"/>
+          <w:szCs w:val="24"/>
+          <w:lang w:val="en-US"/>
+        </w:rPr>
+        <w:t>3</w:t>
+      </w:r>
+      <w:r>
+        <w:rPr>
+          <w:rFonts w:ascii="Times New Roman" w:hAnsi="Times New Roman" w:cs="Times New Roman"/>
+          <w:i w:val="0"/>
+          <w:iCs w:val="0"/>
+          <w:color w:val="auto"/>
+          <w:sz w:val="24"/>
+          <w:szCs w:val="24"/>
+          <w:lang w:val="en-US"/>
+        </w:rPr>
+        <w:fldChar w:fldCharType="end"/>
+      </w:r>
+      <w:r>
+        <w:rPr>
+          <w:rFonts w:ascii="Times New Roman" w:hAnsi="Times New Roman" w:cs="Times New Roman"/>
+          <w:i w:val="0"/>
+          <w:iCs w:val="0"/>
+          <w:color w:val="auto"/>
+          <w:sz w:val="24"/>
+          <w:szCs w:val="24"/>
+          <w:lang w:val="en-US"/>
+        </w:rPr>
         <w:t xml:space="preserve"> </w:t>
       </w:r>
       <w:r>
@@ -6380,7 +6158,7 @@
           <w:szCs w:val="24"/>
           <w:lang w:val="en-US"/>
         </w:rPr>
-        <w:fldChar w:fldCharType="begin"/>
+        <w:t>– Описание класса</w:t>
       </w:r>
       <w:r>
         <w:rPr>
@@ -6392,133 +6170,18 @@
           <w:szCs w:val="24"/>
           <w:lang w:val="en-US"/>
         </w:rPr>
-        <w:instrText xml:space="preserve"> SEQ Таблица \* ARABIC </w:instrText>
-      </w:r>
-      <w:r>
-        <w:rPr>
-          <w:rFonts w:ascii="Times New Roman" w:hAnsi="Times New Roman" w:cs="Times New Roman"/>
-          <w:i w:val="0"/>
-          <w:iCs w:val="0"/>
+        <w:t xml:space="preserve"> </w:t>
+      </w:r>
+      <w:r>
+        <w:rPr>
+          <w:rFonts w:ascii="Times New Roman" w:hAnsi="Times New Roman" w:cs="Times New Roman"/>
           <w:color w:val="auto"/>
           <w:sz w:val="24"/>
           <w:szCs w:val="24"/>
           <w:lang w:val="en-US"/>
         </w:rPr>
-        <w:fldChar w:fldCharType="separate"/>
-      </w:r>
-      <w:r>
-        <w:rPr>
-          <w:rFonts w:ascii="Times New Roman" w:hAnsi="Times New Roman" w:cs="Times New Roman"/>
-          <w:i w:val="0"/>
-          <w:iCs w:val="0"/>
-          <w:noProof/>
-          <w:color w:val="auto"/>
-          <w:sz w:val="24"/>
-          <w:szCs w:val="24"/>
-          <w:lang w:val="en-US"/>
-        </w:rPr>
-        <w:t>3</w:t>
-      </w:r>
-      <w:r>
-        <w:rPr>
-          <w:rFonts w:ascii="Times New Roman" w:hAnsi="Times New Roman" w:cs="Times New Roman"/>
-          <w:i w:val="0"/>
-          <w:iCs w:val="0"/>
-          <w:color w:val="auto"/>
-          <w:sz w:val="24"/>
-          <w:szCs w:val="24"/>
-          <w:lang w:val="en-US"/>
-        </w:rPr>
-        <w:fldChar w:fldCharType="end"/>
-      </w:r>
-      <w:r>
-        <w:rPr>
-          <w:rFonts w:ascii="Times New Roman" w:hAnsi="Times New Roman" w:cs="Times New Roman"/>
-          <w:i w:val="0"/>
-          <w:iCs w:val="0"/>
-          <w:color w:val="auto"/>
-          <w:sz w:val="24"/>
-          <w:szCs w:val="24"/>
-          <w:lang w:val="en-US"/>
-        </w:rPr>
-        <w:t xml:space="preserve"> </w:t>
-      </w:r>
-      <w:r>
-        <w:rPr>
-          <w:rFonts w:ascii="Times New Roman" w:hAnsi="Times New Roman" w:cs="Times New Roman"/>
-          <w:i w:val="0"/>
-          <w:iCs w:val="0"/>
-          <w:color w:val="auto"/>
-          <w:sz w:val="24"/>
-          <w:szCs w:val="24"/>
-          <w:lang w:val="en-US"/>
-        </w:rPr>
-        <w:t xml:space="preserve">– </w:t>
-      </w:r>
-      <w:proofErr w:type="spellStart"/>
-      <w:r>
-        <w:rPr>
-          <w:rFonts w:ascii="Times New Roman" w:hAnsi="Times New Roman" w:cs="Times New Roman"/>
-          <w:i w:val="0"/>
-          <w:iCs w:val="0"/>
-          <w:color w:val="auto"/>
-          <w:sz w:val="24"/>
-          <w:szCs w:val="24"/>
-          <w:lang w:val="en-US"/>
-        </w:rPr>
-        <w:t>Описание</w:t>
-      </w:r>
-      <w:proofErr w:type="spellEnd"/>
-      <w:r>
-        <w:rPr>
-          <w:rFonts w:ascii="Times New Roman" w:hAnsi="Times New Roman" w:cs="Times New Roman"/>
-          <w:i w:val="0"/>
-          <w:iCs w:val="0"/>
-          <w:color w:val="auto"/>
-          <w:sz w:val="24"/>
-          <w:szCs w:val="24"/>
-          <w:lang w:val="en-US"/>
-        </w:rPr>
-        <w:t xml:space="preserve"> </w:t>
-      </w:r>
-      <w:proofErr w:type="spellStart"/>
-      <w:r>
-        <w:rPr>
-          <w:rFonts w:ascii="Times New Roman" w:hAnsi="Times New Roman" w:cs="Times New Roman"/>
-          <w:i w:val="0"/>
-          <w:iCs w:val="0"/>
-          <w:color w:val="auto"/>
-          <w:sz w:val="24"/>
-          <w:szCs w:val="24"/>
-          <w:lang w:val="en-US"/>
-        </w:rPr>
-        <w:t>класса</w:t>
-      </w:r>
-      <w:proofErr w:type="spellEnd"/>
-      <w:r>
-        <w:rPr>
-          <w:rFonts w:ascii="Times New Roman" w:hAnsi="Times New Roman" w:cs="Times New Roman"/>
-          <w:i w:val="0"/>
-          <w:iCs w:val="0"/>
-          <w:color w:val="auto"/>
-          <w:sz w:val="24"/>
-          <w:szCs w:val="24"/>
-          <w:lang w:val="en-US"/>
-        </w:rPr>
-        <w:t xml:space="preserve"> </w:t>
-      </w:r>
-      <w:proofErr w:type="spellStart"/>
-      <w:r>
-        <w:rPr>
-          <w:rFonts w:ascii="Times New Roman" w:hAnsi="Times New Roman" w:cs="Times New Roman"/>
-          <w:color w:val="auto"/>
-          <w:sz w:val="24"/>
-          <w:szCs w:val="24"/>
-          <w:lang w:val="en-US"/>
-        </w:rPr>
         <w:t>AcceleratedMotion</w:t>
       </w:r>
-      <w:proofErr w:type="spellEnd"/>
     </w:p>
     <w:tbl>
       <w:tblPr>
@@ -6552,7 +6215,6 @@
                 <w:lang w:val="en-US"/>
               </w:rPr>
             </w:pPr>
-            <w:proofErr w:type="spellStart"/>
             <w:r>
               <w:rPr>
                 <w:rFonts w:ascii="Times New Roman" w:eastAsia="Calibri" w:hAnsi="Times New Roman" w:cs="Times New Roman"/>
@@ -6560,7 +6222,6 @@
               </w:rPr>
               <w:t>Название</w:t>
             </w:r>
-            <w:proofErr w:type="spellEnd"/>
           </w:p>
         </w:tc>
         <w:tc>
@@ -6577,7 +6238,6 @@
                 <w:lang w:val="en-US"/>
               </w:rPr>
             </w:pPr>
-            <w:proofErr w:type="spellStart"/>
             <w:r>
               <w:rPr>
                 <w:rFonts w:ascii="Times New Roman" w:eastAsia="Calibri" w:hAnsi="Times New Roman" w:cs="Times New Roman"/>
@@ -6585,7 +6245,6 @@
               </w:rPr>
               <w:t>Тип</w:t>
             </w:r>
-            <w:proofErr w:type="spellEnd"/>
           </w:p>
         </w:tc>
         <w:tc>
@@ -6601,7 +6260,6 @@
                 <w:lang w:val="en-US"/>
               </w:rPr>
             </w:pPr>
-            <w:proofErr w:type="spellStart"/>
             <w:r>
               <w:rPr>
                 <w:rFonts w:ascii="Times New Roman" w:eastAsia="Calibri" w:hAnsi="Times New Roman" w:cs="Times New Roman"/>
@@ -6609,7 +6267,6 @@
               </w:rPr>
               <w:t>Описание</w:t>
             </w:r>
-            <w:proofErr w:type="spellEnd"/>
           </w:p>
         </w:tc>
       </w:tr>
@@ -6628,31 +6285,13 @@
                 <w:lang w:val="en-US"/>
               </w:rPr>
             </w:pPr>
-            <w:proofErr w:type="spellStart"/>
             <w:r>
               <w:rPr>
                 <w:rFonts w:ascii="Times New Roman" w:eastAsia="Calibri" w:hAnsi="Times New Roman" w:cs="Times New Roman"/>
                 <w:lang w:val="en-US"/>
               </w:rPr>
-              <w:t>Описание</w:t>
-            </w:r>
-            <w:proofErr w:type="spellEnd"/>
-            <w:r>
-              <w:rPr>
-                <w:rFonts w:ascii="Times New Roman" w:eastAsia="Calibri" w:hAnsi="Times New Roman" w:cs="Times New Roman"/>
-                <w:lang w:val="en-US"/>
-              </w:rPr>
-              <w:t xml:space="preserve"> </w:t>
-            </w:r>
-            <w:proofErr w:type="spellStart"/>
-            <w:r>
-              <w:rPr>
-                <w:rFonts w:ascii="Times New Roman" w:eastAsia="Calibri" w:hAnsi="Times New Roman" w:cs="Times New Roman"/>
-                <w:lang w:val="en-US"/>
-              </w:rPr>
-              <w:t>класса</w:t>
-            </w:r>
-            <w:proofErr w:type="spellEnd"/>
+              <w:t>Описание класса</w:t>
+            </w:r>
           </w:p>
         </w:tc>
       </w:tr>
@@ -6670,23 +6309,13 @@
                 <w:rFonts w:ascii="Times New Roman" w:eastAsia="Calibri" w:hAnsi="Times New Roman" w:cs="Times New Roman"/>
               </w:rPr>
             </w:pPr>
-            <w:proofErr w:type="spellStart"/>
             <w:r>
               <w:rPr>
                 <w:rFonts w:ascii="Times New Roman" w:eastAsia="Calibri" w:hAnsi="Times New Roman" w:cs="Times New Roman"/>
                 <w:lang w:val="en-US"/>
               </w:rPr>
-              <w:t>Класс</w:t>
-            </w:r>
-            <w:proofErr w:type="spellEnd"/>
-            <w:r>
-              <w:rPr>
-                <w:rFonts w:ascii="Times New Roman" w:eastAsia="Calibri" w:hAnsi="Times New Roman" w:cs="Times New Roman"/>
-                <w:lang w:val="en-US"/>
-              </w:rPr>
-              <w:t xml:space="preserve"> </w:t>
-            </w:r>
-            <w:proofErr w:type="spellStart"/>
+              <w:t xml:space="preserve">Класс </w:t>
+            </w:r>
             <w:r>
               <w:rPr>
                 <w:rFonts w:ascii="Times New Roman" w:hAnsi="Times New Roman" w:cs="Times New Roman"/>
@@ -6696,7 +6325,6 @@
               </w:rPr>
               <w:t>AcceleratedMotion</w:t>
             </w:r>
-            <w:proofErr w:type="spellEnd"/>
             <w:r>
               <w:rPr>
                 <w:rFonts w:ascii="Times New Roman" w:eastAsia="Calibri" w:hAnsi="Times New Roman" w:cs="Times New Roman"/>
@@ -6735,7 +6363,6 @@
                 <w:lang w:val="en-US"/>
               </w:rPr>
             </w:pPr>
-            <w:proofErr w:type="spellStart"/>
             <w:r>
               <w:rPr>
                 <w:rFonts w:ascii="Times New Roman" w:eastAsia="Calibri" w:hAnsi="Times New Roman" w:cs="Times New Roman"/>
@@ -6743,7 +6370,6 @@
               </w:rPr>
               <w:t>Поля</w:t>
             </w:r>
-            <w:proofErr w:type="spellEnd"/>
           </w:p>
         </w:tc>
       </w:tr>
@@ -6933,7 +6559,6 @@
                 <w:lang w:val="en-US"/>
               </w:rPr>
             </w:pPr>
-            <w:proofErr w:type="spellStart"/>
             <w:r>
               <w:rPr>
                 <w:rFonts w:ascii="Times New Roman" w:eastAsia="Calibri" w:hAnsi="Times New Roman" w:cs="Times New Roman"/>
@@ -6941,7 +6566,6 @@
               </w:rPr>
               <w:t>Свойства</w:t>
             </w:r>
-            <w:proofErr w:type="spellEnd"/>
           </w:p>
         </w:tc>
       </w:tr>
@@ -7119,7 +6743,6 @@
               </w:rPr>
               <w:t xml:space="preserve">+ </w:t>
             </w:r>
-            <w:proofErr w:type="spellStart"/>
             <w:r>
               <w:rPr>
                 <w:rFonts w:ascii="Times New Roman" w:eastAsia="Calibri" w:hAnsi="Times New Roman" w:cs="Times New Roman"/>
@@ -7127,7 +6750,6 @@
               </w:rPr>
               <w:t>MotionType</w:t>
             </w:r>
-            <w:proofErr w:type="spellEnd"/>
           </w:p>
         </w:tc>
         <w:tc>
@@ -7375,7 +6997,6 @@
               </w:rPr>
               <w:t xml:space="preserve"> </w:t>
             </w:r>
-            <w:proofErr w:type="spellStart"/>
             <w:r>
               <w:rPr>
                 <w:rFonts w:ascii="Times New Roman" w:eastAsia="Calibri" w:hAnsi="Times New Roman" w:cs="Times New Roman"/>
@@ -7383,7 +7004,6 @@
               </w:rPr>
               <w:t>CalculateCoordinate</w:t>
             </w:r>
-            <w:proofErr w:type="spellEnd"/>
           </w:p>
         </w:tc>
         <w:tc>
@@ -7458,7 +7078,6 @@
         </w:rPr>
       </w:pPr>
       <w:bookmarkStart w:id="20" w:name="_Ref168303837"/>
-      <w:proofErr w:type="spellStart"/>
       <w:r>
         <w:rPr>
           <w:rFonts w:ascii="Times New Roman" w:hAnsi="Times New Roman" w:cs="Times New Roman"/>
@@ -7469,9 +7088,8 @@
           <w:szCs w:val="24"/>
           <w:lang w:val="en-US"/>
         </w:rPr>
-        <w:t>Таблица</w:t>
-      </w:r>
-      <w:proofErr w:type="spellEnd"/>
+        <w:t xml:space="preserve">Таблица </w:t>
+      </w:r>
       <w:r>
         <w:rPr>
           <w:rFonts w:ascii="Times New Roman" w:hAnsi="Times New Roman" w:cs="Times New Roman"/>
@@ -7482,146 +7100,92 @@
           <w:szCs w:val="24"/>
           <w:lang w:val="en-US"/>
         </w:rPr>
+        <w:fldChar w:fldCharType="begin"/>
+      </w:r>
+      <w:r>
+        <w:rPr>
+          <w:rFonts w:ascii="Times New Roman" w:hAnsi="Times New Roman" w:cs="Times New Roman"/>
+          <w:i w:val="0"/>
+          <w:iCs w:val="0"/>
+          <w:color w:val="auto"/>
+          <w:sz w:val="24"/>
+          <w:szCs w:val="24"/>
+          <w:lang w:val="en-US"/>
+        </w:rPr>
+        <w:instrText xml:space="preserve"> SEQ Таблица \* ARABIC </w:instrText>
+      </w:r>
+      <w:r>
+        <w:rPr>
+          <w:rFonts w:ascii="Times New Roman" w:hAnsi="Times New Roman" w:cs="Times New Roman"/>
+          <w:i w:val="0"/>
+          <w:iCs w:val="0"/>
+          <w:color w:val="auto"/>
+          <w:sz w:val="24"/>
+          <w:szCs w:val="24"/>
+          <w:lang w:val="en-US"/>
+        </w:rPr>
+        <w:fldChar w:fldCharType="separate"/>
+      </w:r>
+      <w:r>
+        <w:rPr>
+          <w:rFonts w:ascii="Times New Roman" w:hAnsi="Times New Roman" w:cs="Times New Roman"/>
+          <w:i w:val="0"/>
+          <w:iCs w:val="0"/>
+          <w:noProof/>
+          <w:color w:val="auto"/>
+          <w:sz w:val="24"/>
+          <w:szCs w:val="24"/>
+          <w:lang w:val="en-US"/>
+        </w:rPr>
+        <w:t>4</w:t>
+      </w:r>
+      <w:r>
+        <w:rPr>
+          <w:rFonts w:ascii="Times New Roman" w:hAnsi="Times New Roman" w:cs="Times New Roman"/>
+          <w:i w:val="0"/>
+          <w:iCs w:val="0"/>
+          <w:color w:val="auto"/>
+          <w:sz w:val="24"/>
+          <w:szCs w:val="24"/>
+          <w:lang w:val="en-US"/>
+        </w:rPr>
+        <w:fldChar w:fldCharType="end"/>
+      </w:r>
+      <w:bookmarkEnd w:id="20"/>
+      <w:r>
+        <w:rPr>
+          <w:rFonts w:ascii="Times New Roman" w:hAnsi="Times New Roman" w:cs="Times New Roman"/>
+          <w:i w:val="0"/>
+          <w:iCs w:val="0"/>
+          <w:color w:val="auto"/>
+          <w:sz w:val="24"/>
+          <w:szCs w:val="24"/>
+          <w:lang w:val="en-US"/>
+        </w:rPr>
+        <w:t xml:space="preserve"> – Описание класса</w:t>
+      </w:r>
+      <w:r>
+        <w:rPr>
+          <w:rFonts w:ascii="Times New Roman" w:hAnsi="Times New Roman" w:cs="Times New Roman"/>
+          <w:i w:val="0"/>
+          <w:iCs w:val="0"/>
+          <w:color w:val="auto"/>
+          <w:sz w:val="24"/>
+          <w:szCs w:val="24"/>
+          <w:lang w:val="en-US"/>
+        </w:rPr>
         <w:t xml:space="preserve"> </w:t>
       </w:r>
       <w:r>
         <w:rPr>
           <w:rFonts w:ascii="Times New Roman" w:hAnsi="Times New Roman" w:cs="Times New Roman"/>
-          <w:i w:val="0"/>
-          <w:iCs w:val="0"/>
           <w:color w:val="auto"/>
           <w:sz w:val="24"/>
           <w:szCs w:val="24"/>
           <w:lang w:val="en-US"/>
         </w:rPr>
-        <w:fldChar w:fldCharType="begin"/>
-      </w:r>
-      <w:r>
-        <w:rPr>
-          <w:rFonts w:ascii="Times New Roman" w:hAnsi="Times New Roman" w:cs="Times New Roman"/>
-          <w:i w:val="0"/>
-          <w:iCs w:val="0"/>
-          <w:color w:val="auto"/>
-          <w:sz w:val="24"/>
-          <w:szCs w:val="24"/>
-          <w:lang w:val="en-US"/>
-        </w:rPr>
-        <w:instrText xml:space="preserve"> SEQ Таблица \* ARABIC </w:instrText>
-      </w:r>
-      <w:r>
-        <w:rPr>
-          <w:rFonts w:ascii="Times New Roman" w:hAnsi="Times New Roman" w:cs="Times New Roman"/>
-          <w:i w:val="0"/>
-          <w:iCs w:val="0"/>
-          <w:color w:val="auto"/>
-          <w:sz w:val="24"/>
-          <w:szCs w:val="24"/>
-          <w:lang w:val="en-US"/>
-        </w:rPr>
-        <w:fldChar w:fldCharType="separate"/>
-      </w:r>
-      <w:r>
-        <w:rPr>
-          <w:rFonts w:ascii="Times New Roman" w:hAnsi="Times New Roman" w:cs="Times New Roman"/>
-          <w:i w:val="0"/>
-          <w:iCs w:val="0"/>
-          <w:noProof/>
-          <w:color w:val="auto"/>
-          <w:sz w:val="24"/>
-          <w:szCs w:val="24"/>
-          <w:lang w:val="en-US"/>
-        </w:rPr>
-        <w:t>4</w:t>
-      </w:r>
-      <w:r>
-        <w:rPr>
-          <w:rFonts w:ascii="Times New Roman" w:hAnsi="Times New Roman" w:cs="Times New Roman"/>
-          <w:i w:val="0"/>
-          <w:iCs w:val="0"/>
-          <w:color w:val="auto"/>
-          <w:sz w:val="24"/>
-          <w:szCs w:val="24"/>
-          <w:lang w:val="en-US"/>
-        </w:rPr>
-        <w:fldChar w:fldCharType="end"/>
-      </w:r>
-      <w:bookmarkEnd w:id="20"/>
-      <w:r>
-        <w:rPr>
-          <w:rFonts w:ascii="Times New Roman" w:hAnsi="Times New Roman" w:cs="Times New Roman"/>
-          <w:i w:val="0"/>
-          <w:iCs w:val="0"/>
-          <w:color w:val="auto"/>
-          <w:sz w:val="24"/>
-          <w:szCs w:val="24"/>
-          <w:lang w:val="en-US"/>
-        </w:rPr>
-        <w:t xml:space="preserve"> – </w:t>
-      </w:r>
-      <w:proofErr w:type="spellStart"/>
-      <w:r>
-        <w:rPr>
-          <w:rFonts w:ascii="Times New Roman" w:hAnsi="Times New Roman" w:cs="Times New Roman"/>
-          <w:i w:val="0"/>
-          <w:iCs w:val="0"/>
-          <w:color w:val="auto"/>
-          <w:sz w:val="24"/>
-          <w:szCs w:val="24"/>
-          <w:lang w:val="en-US"/>
-        </w:rPr>
-        <w:t>Описание</w:t>
-      </w:r>
-      <w:proofErr w:type="spellEnd"/>
-      <w:r>
-        <w:rPr>
-          <w:rFonts w:ascii="Times New Roman" w:hAnsi="Times New Roman" w:cs="Times New Roman"/>
-          <w:i w:val="0"/>
-          <w:iCs w:val="0"/>
-          <w:color w:val="auto"/>
-          <w:sz w:val="24"/>
-          <w:szCs w:val="24"/>
-          <w:lang w:val="en-US"/>
-        </w:rPr>
-        <w:t xml:space="preserve"> </w:t>
-      </w:r>
-      <w:proofErr w:type="spellStart"/>
-      <w:r>
-        <w:rPr>
-          <w:rFonts w:ascii="Times New Roman" w:hAnsi="Times New Roman" w:cs="Times New Roman"/>
-          <w:i w:val="0"/>
-          <w:iCs w:val="0"/>
-          <w:color w:val="auto"/>
-          <w:sz w:val="24"/>
-          <w:szCs w:val="24"/>
-          <w:lang w:val="en-US"/>
-        </w:rPr>
-        <w:t>класса</w:t>
-      </w:r>
-      <w:proofErr w:type="spellEnd"/>
-      <w:r>
-        <w:rPr>
-          <w:rFonts w:ascii="Times New Roman" w:hAnsi="Times New Roman" w:cs="Times New Roman"/>
-          <w:i w:val="0"/>
-          <w:iCs w:val="0"/>
-          <w:color w:val="auto"/>
-          <w:sz w:val="24"/>
-          <w:szCs w:val="24"/>
-          <w:lang w:val="en-US"/>
-        </w:rPr>
-        <w:t xml:space="preserve"> </w:t>
-      </w:r>
-      <w:proofErr w:type="spellStart"/>
-      <w:r>
-        <w:rPr>
-          <w:rFonts w:ascii="Times New Roman" w:hAnsi="Times New Roman" w:cs="Times New Roman"/>
-          <w:color w:val="auto"/>
-          <w:sz w:val="24"/>
-          <w:szCs w:val="24"/>
-          <w:lang w:val="en-US"/>
-        </w:rPr>
         <w:t>OscillatoryMotion</w:t>
       </w:r>
-      <w:proofErr w:type="spellEnd"/>
     </w:p>
     <w:tbl>
       <w:tblPr>
@@ -7655,7 +7219,6 @@
                 <w:lang w:val="en-US"/>
               </w:rPr>
             </w:pPr>
-            <w:proofErr w:type="spellStart"/>
             <w:r>
               <w:rPr>
                 <w:rFonts w:ascii="Times New Roman" w:eastAsia="Calibri" w:hAnsi="Times New Roman" w:cs="Times New Roman"/>
@@ -7663,7 +7226,6 @@
               </w:rPr>
               <w:t>Название</w:t>
             </w:r>
-            <w:proofErr w:type="spellEnd"/>
           </w:p>
         </w:tc>
         <w:tc>
@@ -7680,7 +7242,6 @@
                 <w:lang w:val="en-US"/>
               </w:rPr>
             </w:pPr>
-            <w:proofErr w:type="spellStart"/>
             <w:r>
               <w:rPr>
                 <w:rFonts w:ascii="Times New Roman" w:eastAsia="Calibri" w:hAnsi="Times New Roman" w:cs="Times New Roman"/>
@@ -7688,7 +7249,6 @@
               </w:rPr>
               <w:t>Тип</w:t>
             </w:r>
-            <w:proofErr w:type="spellEnd"/>
           </w:p>
         </w:tc>
         <w:tc>
@@ -7704,7 +7264,6 @@
                 <w:lang w:val="en-US"/>
               </w:rPr>
             </w:pPr>
-            <w:proofErr w:type="spellStart"/>
             <w:r>
               <w:rPr>
                 <w:rFonts w:ascii="Times New Roman" w:eastAsia="Calibri" w:hAnsi="Times New Roman" w:cs="Times New Roman"/>
@@ -7712,7 +7271,6 @@
               </w:rPr>
               <w:t>Описание</w:t>
             </w:r>
-            <w:proofErr w:type="spellEnd"/>
           </w:p>
         </w:tc>
       </w:tr>
@@ -7731,31 +7289,13 @@
                 <w:lang w:val="en-US"/>
               </w:rPr>
             </w:pPr>
-            <w:proofErr w:type="spellStart"/>
             <w:r>
               <w:rPr>
                 <w:rFonts w:ascii="Times New Roman" w:eastAsia="Calibri" w:hAnsi="Times New Roman" w:cs="Times New Roman"/>
                 <w:lang w:val="en-US"/>
               </w:rPr>
-              <w:t>Описание</w:t>
-            </w:r>
-            <w:proofErr w:type="spellEnd"/>
-            <w:r>
-              <w:rPr>
-                <w:rFonts w:ascii="Times New Roman" w:eastAsia="Calibri" w:hAnsi="Times New Roman" w:cs="Times New Roman"/>
-                <w:lang w:val="en-US"/>
-              </w:rPr>
-              <w:t xml:space="preserve"> </w:t>
-            </w:r>
-            <w:proofErr w:type="spellStart"/>
-            <w:r>
-              <w:rPr>
-                <w:rFonts w:ascii="Times New Roman" w:eastAsia="Calibri" w:hAnsi="Times New Roman" w:cs="Times New Roman"/>
-                <w:lang w:val="en-US"/>
-              </w:rPr>
-              <w:t>класса</w:t>
-            </w:r>
-            <w:proofErr w:type="spellEnd"/>
+              <w:t>Описание класса</w:t>
+            </w:r>
           </w:p>
         </w:tc>
       </w:tr>
@@ -7774,23 +7314,13 @@
                 <w:lang w:val="en-US"/>
               </w:rPr>
             </w:pPr>
-            <w:proofErr w:type="spellStart"/>
             <w:r>
               <w:rPr>
                 <w:rFonts w:ascii="Times New Roman" w:eastAsia="Calibri" w:hAnsi="Times New Roman" w:cs="Times New Roman"/>
                 <w:lang w:val="en-US"/>
               </w:rPr>
-              <w:t>Класс</w:t>
-            </w:r>
-            <w:proofErr w:type="spellEnd"/>
-            <w:r>
-              <w:rPr>
-                <w:rFonts w:ascii="Times New Roman" w:eastAsia="Calibri" w:hAnsi="Times New Roman" w:cs="Times New Roman"/>
-                <w:lang w:val="en-US"/>
-              </w:rPr>
-              <w:t xml:space="preserve"> </w:t>
-            </w:r>
-            <w:proofErr w:type="spellStart"/>
+              <w:t xml:space="preserve">Класс </w:t>
+            </w:r>
             <w:r>
               <w:rPr>
                 <w:rFonts w:ascii="Times New Roman" w:hAnsi="Times New Roman" w:cs="Times New Roman"/>
@@ -7800,7 +7330,6 @@
               </w:rPr>
               <w:t>OscillatoryMotion</w:t>
             </w:r>
-            <w:proofErr w:type="spellEnd"/>
             <w:r>
               <w:rPr>
                 <w:rFonts w:ascii="Times New Roman" w:eastAsia="Calibri" w:hAnsi="Times New Roman" w:cs="Times New Roman"/>
@@ -7839,7 +7368,6 @@
                 <w:lang w:val="en-US"/>
               </w:rPr>
             </w:pPr>
-            <w:proofErr w:type="spellStart"/>
             <w:r>
               <w:rPr>
                 <w:rFonts w:ascii="Times New Roman" w:eastAsia="Calibri" w:hAnsi="Times New Roman" w:cs="Times New Roman"/>
@@ -7847,7 +7375,6 @@
               </w:rPr>
               <w:t>Поля</w:t>
             </w:r>
-            <w:proofErr w:type="spellEnd"/>
           </w:p>
         </w:tc>
       </w:tr>
@@ -8039,7 +7566,6 @@
                 <w:lang w:val="en-US"/>
               </w:rPr>
             </w:pPr>
-            <w:proofErr w:type="spellStart"/>
             <w:r>
               <w:rPr>
                 <w:rFonts w:ascii="Times New Roman" w:eastAsia="Calibri" w:hAnsi="Times New Roman" w:cs="Times New Roman"/>
@@ -8047,7 +7573,6 @@
               </w:rPr>
               <w:t>Свойства</w:t>
             </w:r>
-            <w:proofErr w:type="spellEnd"/>
           </w:p>
         </w:tc>
       </w:tr>
@@ -8307,7 +7832,6 @@
               </w:rPr>
               <w:t xml:space="preserve">+ </w:t>
             </w:r>
-            <w:proofErr w:type="spellStart"/>
             <w:r>
               <w:rPr>
                 <w:rFonts w:ascii="Times New Roman" w:eastAsia="Calibri" w:hAnsi="Times New Roman" w:cs="Times New Roman"/>
@@ -8315,7 +7839,6 @@
               </w:rPr>
               <w:t>MotionType</w:t>
             </w:r>
-            <w:proofErr w:type="spellEnd"/>
           </w:p>
         </w:tc>
         <w:tc>
@@ -8561,7 +8084,6 @@
               </w:rPr>
               <w:t xml:space="preserve"> </w:t>
             </w:r>
-            <w:proofErr w:type="spellStart"/>
             <w:r>
               <w:rPr>
                 <w:rFonts w:ascii="Times New Roman" w:eastAsia="Calibri" w:hAnsi="Times New Roman" w:cs="Times New Roman"/>
@@ -8569,7 +8091,6 @@
               </w:rPr>
               <w:t>CalculateCoordinate</w:t>
             </w:r>
-            <w:proofErr w:type="spellEnd"/>
           </w:p>
         </w:tc>
         <w:tc>
@@ -8671,24 +8192,12 @@
           <w:szCs w:val="28"/>
         </w:rPr>
         <w:lastRenderedPageBreak/>
-        <w:t xml:space="preserve">Дерево ветвлений </w:t>
-      </w:r>
-      <w:proofErr w:type="spellStart"/>
-      <w:r>
-        <w:rPr>
-          <w:rFonts w:ascii="Times New Roman" w:hAnsi="Times New Roman" w:cs="Times New Roman"/>
-          <w:b/>
-          <w:bCs/>
-          <w:sz w:val="28"/>
-          <w:szCs w:val="28"/>
-        </w:rPr>
-        <w:t>Git</w:t>
+        <w:t>Дерево ветвлений Git</w:t>
       </w:r>
       <w:bookmarkEnd w:id="21"/>
       <w:bookmarkEnd w:id="22"/>
       <w:bookmarkEnd w:id="23"/>
       <w:bookmarkEnd w:id="24"/>
-      <w:proofErr w:type="spellEnd"/>
     </w:p>
     <w:p>
       <w:pPr>
@@ -8719,34 +8228,14 @@
           <w:szCs w:val="28"/>
         </w:rPr>
       </w:pPr>
-      <w:proofErr w:type="spellStart"/>
-      <w:r>
-        <w:rPr>
-          <w:rFonts w:ascii="Times New Roman" w:hAnsi="Times New Roman" w:cs="Times New Roman"/>
-          <w:sz w:val="28"/>
-          <w:szCs w:val="28"/>
-        </w:rPr>
-        <w:t>Git</w:t>
-      </w:r>
-      <w:proofErr w:type="spellEnd"/>
-      <w:r>
-        <w:rPr>
-          <w:rFonts w:ascii="Times New Roman" w:hAnsi="Times New Roman" w:cs="Times New Roman"/>
-          <w:sz w:val="28"/>
-          <w:szCs w:val="28"/>
-        </w:rPr>
-        <w:t xml:space="preserve"> [2] — распределённая система управления версиями файлов. Система спроектирована как набор утилит командной строки, специально разработанных с учётом их использования в скриптах. </w:t>
-      </w:r>
-      <w:proofErr w:type="spellStart"/>
-      <w:r>
-        <w:rPr>
-          <w:rFonts w:ascii="Times New Roman" w:hAnsi="Times New Roman" w:cs="Times New Roman"/>
-          <w:sz w:val="28"/>
-          <w:szCs w:val="28"/>
-        </w:rPr>
-        <w:t>Git</w:t>
-      </w:r>
-      <w:proofErr w:type="spellEnd"/>
+      <w:r>
+        <w:rPr>
+          <w:rFonts w:ascii="Times New Roman" w:hAnsi="Times New Roman" w:cs="Times New Roman"/>
+          <w:sz w:val="28"/>
+          <w:szCs w:val="28"/>
+        </w:rPr>
+        <w:t>Git [2] — распределённая система управления версиями файлов. Система спроектирована как набор утилит командной строки, специально разработанных с учётом их использования в скриптах. Git</w:t>
+      </w:r>
       <w:r>
         <w:rPr>
           <w:rFonts w:ascii="Times New Roman" w:hAnsi="Times New Roman" w:cs="Times New Roman"/>
@@ -8798,6 +8287,294 @@
             <wp:extent cx="5940425" cy="4829810"/>
             <wp:effectExtent l="0" t="0" r="3175" b="8890"/>
             <wp:docPr id="40" name="Рисунок 40"/>
+            <wp:cNvGraphicFramePr>
+              <a:graphicFrameLocks xmlns:a="http://schemas.openxmlformats.org/drawingml/2006/main" noChangeAspect="1"/>
+            </wp:cNvGraphicFramePr>
+            <a:graphic xmlns:a="http://schemas.openxmlformats.org/drawingml/2006/main">
+              <a:graphicData uri="http://schemas.openxmlformats.org/drawingml/2006/picture">
+                <pic:pic xmlns:pic="http://schemas.openxmlformats.org/drawingml/2006/picture">
+                  <pic:nvPicPr>
+                    <pic:cNvPr id="1" name=""/>
+                    <pic:cNvPicPr/>
+                  </pic:nvPicPr>
+                  <pic:blipFill>
+                    <a:blip r:embed="rId8"/>
+                    <a:stretch>
+                      <a:fillRect/>
+                    </a:stretch>
+                  </pic:blipFill>
+                  <pic:spPr>
+                    <a:xfrm>
+                      <a:off x="0" y="0"/>
+                      <a:ext cx="5940425" cy="4829810"/>
+                    </a:xfrm>
+                    <a:prstGeom prst="rect">
+                      <a:avLst/>
+                    </a:prstGeom>
+                  </pic:spPr>
+                </pic:pic>
+              </a:graphicData>
+            </a:graphic>
+          </wp:inline>
+        </w:drawing>
+      </w:r>
+    </w:p>
+    <w:p>
+      <w:pPr>
+        <w:pStyle w:val="a4"/>
+        <w:spacing w:after="0"/>
+        <w:jc w:val="center"/>
+        <w:rPr>
+          <w:rFonts w:ascii="Times New Roman" w:hAnsi="Times New Roman" w:cs="Times New Roman"/>
+          <w:i w:val="0"/>
+          <w:iCs w:val="0"/>
+          <w:color w:val="auto"/>
+          <w:sz w:val="24"/>
+          <w:szCs w:val="24"/>
+        </w:rPr>
+      </w:pPr>
+      <w:r>
+        <w:rPr>
+          <w:rFonts w:ascii="Times New Roman" w:hAnsi="Times New Roman" w:cs="Times New Roman"/>
+          <w:i w:val="0"/>
+          <w:iCs w:val="0"/>
+          <w:color w:val="auto"/>
+          <w:sz w:val="24"/>
+          <w:szCs w:val="24"/>
+        </w:rPr>
+        <w:t xml:space="preserve">Рисунок </w:t>
+      </w:r>
+      <w:r>
+        <w:rPr>
+          <w:rFonts w:ascii="Times New Roman" w:hAnsi="Times New Roman" w:cs="Times New Roman"/>
+          <w:i w:val="0"/>
+          <w:iCs w:val="0"/>
+          <w:color w:val="auto"/>
+          <w:sz w:val="24"/>
+          <w:szCs w:val="24"/>
+        </w:rPr>
+        <w:fldChar w:fldCharType="begin"/>
+      </w:r>
+      <w:r>
+        <w:rPr>
+          <w:rFonts w:ascii="Times New Roman" w:hAnsi="Times New Roman" w:cs="Times New Roman"/>
+          <w:i w:val="0"/>
+          <w:iCs w:val="0"/>
+          <w:color w:val="auto"/>
+          <w:sz w:val="24"/>
+          <w:szCs w:val="24"/>
+        </w:rPr>
+        <w:instrText xml:space="preserve"> SEQ Рисунок \* ARABIC </w:instrText>
+      </w:r>
+      <w:r>
+        <w:rPr>
+          <w:rFonts w:ascii="Times New Roman" w:hAnsi="Times New Roman" w:cs="Times New Roman"/>
+          <w:i w:val="0"/>
+          <w:iCs w:val="0"/>
+          <w:color w:val="auto"/>
+          <w:sz w:val="24"/>
+          <w:szCs w:val="24"/>
+        </w:rPr>
+        <w:fldChar w:fldCharType="separate"/>
+      </w:r>
+      <w:r>
+        <w:rPr>
+          <w:rFonts w:ascii="Times New Roman" w:hAnsi="Times New Roman" w:cs="Times New Roman"/>
+          <w:i w:val="0"/>
+          <w:iCs w:val="0"/>
+          <w:noProof/>
+          <w:color w:val="auto"/>
+          <w:sz w:val="24"/>
+          <w:szCs w:val="24"/>
+        </w:rPr>
+        <w:t>3</w:t>
+      </w:r>
+      <w:r>
+        <w:rPr>
+          <w:rFonts w:ascii="Times New Roman" w:hAnsi="Times New Roman" w:cs="Times New Roman"/>
+          <w:i w:val="0"/>
+          <w:iCs w:val="0"/>
+          <w:color w:val="auto"/>
+          <w:sz w:val="24"/>
+          <w:szCs w:val="24"/>
+        </w:rPr>
+        <w:fldChar w:fldCharType="end"/>
+      </w:r>
+      <w:r>
+        <w:rPr>
+          <w:rFonts w:ascii="Times New Roman" w:hAnsi="Times New Roman" w:cs="Times New Roman"/>
+          <w:i w:val="0"/>
+          <w:iCs w:val="0"/>
+          <w:color w:val="auto"/>
+          <w:sz w:val="24"/>
+          <w:szCs w:val="24"/>
+        </w:rPr>
+        <w:t xml:space="preserve"> – Дерево Git</w:t>
+      </w:r>
+    </w:p>
+    <w:p/>
+    <w:p/>
+    <w:p/>
+    <w:p/>
+    <w:p/>
+    <w:p/>
+    <w:p/>
+    <w:p/>
+    <w:p/>
+    <w:p/>
+    <w:p>
+      <w:pPr>
+        <w:widowControl/>
+        <w:autoSpaceDE/>
+        <w:autoSpaceDN/>
+        <w:adjustRightInd/>
+        <w:rPr>
+          <w:rFonts w:ascii="Times New Roman" w:hAnsi="Times New Roman" w:cs="Times New Roman"/>
+        </w:rPr>
+      </w:pPr>
+    </w:p>
+    <w:p>
+      <w:pPr>
+        <w:pStyle w:val="a6"/>
+        <w:numPr>
+          <w:ilvl w:val="0"/>
+          <w:numId w:val="3"/>
+        </w:numPr>
+        <w:spacing w:line="360" w:lineRule="auto"/>
+        <w:ind w:left="0" w:firstLine="709"/>
+        <w:jc w:val="both"/>
+        <w:outlineLvl w:val="0"/>
+        <w:rPr>
+          <w:rFonts w:ascii="Times New Roman" w:hAnsi="Times New Roman" w:cs="Times New Roman"/>
+          <w:b/>
+          <w:bCs/>
+          <w:sz w:val="28"/>
+          <w:szCs w:val="28"/>
+        </w:rPr>
+      </w:pPr>
+      <w:bookmarkStart w:id="25" w:name="_Toc136600559"/>
+      <w:bookmarkStart w:id="26" w:name="_Toc74956677"/>
+      <w:bookmarkStart w:id="27" w:name="_Toc74829068"/>
+      <w:bookmarkStart w:id="28" w:name="_Toc179995330"/>
+      <w:r>
+        <w:rPr>
+          <w:rFonts w:ascii="Times New Roman" w:hAnsi="Times New Roman" w:cs="Times New Roman"/>
+          <w:b/>
+          <w:bCs/>
+          <w:sz w:val="28"/>
+          <w:szCs w:val="28"/>
+        </w:rPr>
+        <w:lastRenderedPageBreak/>
+        <w:t>Тестирование программы</w:t>
+      </w:r>
+      <w:bookmarkEnd w:id="25"/>
+      <w:bookmarkEnd w:id="26"/>
+      <w:bookmarkEnd w:id="27"/>
+      <w:bookmarkEnd w:id="28"/>
+    </w:p>
+    <w:p>
+      <w:pPr>
+        <w:spacing w:line="360" w:lineRule="auto"/>
+        <w:ind w:firstLine="709"/>
+        <w:jc w:val="both"/>
+        <w:rPr>
+          <w:rFonts w:ascii="Times New Roman" w:hAnsi="Times New Roman" w:cs="Times New Roman"/>
+          <w:sz w:val="32"/>
+          <w:szCs w:val="32"/>
+        </w:rPr>
+      </w:pPr>
+      <w:r>
+        <w:rPr>
+          <w:rFonts w:ascii="Times New Roman" w:hAnsi="Times New Roman" w:cs="Times New Roman"/>
+          <w:sz w:val="28"/>
+          <w:szCs w:val="28"/>
+        </w:rPr>
+        <w:t>Далее приводится процесс функционального тестирования программы. Графический интерфейс пользователя представлен на рисунке</w:t>
+      </w:r>
+      <w:r>
+        <w:rPr>
+          <w:rFonts w:ascii="Times New Roman" w:hAnsi="Times New Roman" w:cs="Times New Roman"/>
+          <w:sz w:val="28"/>
+          <w:szCs w:val="28"/>
+        </w:rPr>
+        <w:t xml:space="preserve"> </w:t>
+      </w:r>
+      <w:r>
+        <w:rPr>
+          <w:rFonts w:ascii="Times New Roman" w:hAnsi="Times New Roman" w:cs="Times New Roman"/>
+          <w:sz w:val="28"/>
+          <w:szCs w:val="28"/>
+        </w:rPr>
+        <w:fldChar w:fldCharType="begin"/>
+      </w:r>
+      <w:r>
+        <w:rPr>
+          <w:rFonts w:ascii="Times New Roman" w:hAnsi="Times New Roman" w:cs="Times New Roman"/>
+          <w:sz w:val="28"/>
+          <w:szCs w:val="28"/>
+        </w:rPr>
+        <w:instrText xml:space="preserve"> REF _Ref168303410 \h </w:instrText>
+      </w:r>
+      <w:r>
+        <w:rPr>
+          <w:rFonts w:ascii="Times New Roman" w:hAnsi="Times New Roman" w:cs="Times New Roman"/>
+          <w:sz w:val="28"/>
+          <w:szCs w:val="28"/>
+        </w:rPr>
+        <w:instrText xml:space="preserve">\# \0 </w:instrText>
+      </w:r>
+      <w:r>
+        <w:rPr>
+          <w:rFonts w:ascii="Times New Roman" w:hAnsi="Times New Roman" w:cs="Times New Roman"/>
+          <w:sz w:val="28"/>
+          <w:szCs w:val="28"/>
+        </w:rPr>
+      </w:r>
+      <w:r>
+        <w:rPr>
+          <w:rFonts w:ascii="Times New Roman" w:hAnsi="Times New Roman" w:cs="Times New Roman"/>
+          <w:sz w:val="28"/>
+          <w:szCs w:val="28"/>
+        </w:rPr>
+        <w:fldChar w:fldCharType="separate"/>
+      </w:r>
+      <w:r>
+        <w:rPr>
+          <w:rFonts w:ascii="Times New Roman" w:hAnsi="Times New Roman" w:cs="Times New Roman"/>
+          <w:sz w:val="28"/>
+          <w:szCs w:val="28"/>
+        </w:rPr>
+        <w:t>4</w:t>
+      </w:r>
+      <w:r>
+        <w:rPr>
+          <w:rFonts w:ascii="Times New Roman" w:hAnsi="Times New Roman" w:cs="Times New Roman"/>
+          <w:sz w:val="28"/>
+          <w:szCs w:val="28"/>
+        </w:rPr>
+        <w:fldChar w:fldCharType="end"/>
+      </w:r>
+    </w:p>
+    <w:p>
+      <w:pPr>
+        <w:keepNext/>
+        <w:spacing w:line="360" w:lineRule="auto"/>
+        <w:jc w:val="center"/>
+        <w:rPr>
+          <w:rFonts w:ascii="Times New Roman" w:hAnsi="Times New Roman" w:cs="Times New Roman"/>
+          <w:sz w:val="36"/>
+          <w:szCs w:val="36"/>
+        </w:rPr>
+      </w:pPr>
+      <w:r>
+        <w:rPr>
+          <w:noProof/>
+        </w:rPr>
+        <w:drawing>
+          <wp:inline distT="0" distB="0" distL="0" distR="0" wp14:anchorId="1C4686F7" wp14:editId="38B2AD76">
+            <wp:extent cx="4888002" cy="3189872"/>
+            <wp:effectExtent l="0" t="0" r="8255" b="0"/>
+            <wp:docPr id="1" name="Рисунок 1"/>
             <wp:cNvGraphicFramePr>
               <a:graphicFrameLocks xmlns:a="http://schemas.openxmlformats.org/drawingml/2006/main" noChangeAspect="1"/>
             </wp:cNvGraphicFramePr>
@@ -8817,307 +8594,6 @@
                   <pic:spPr>
                     <a:xfrm>
                       <a:off x="0" y="0"/>
-                      <a:ext cx="5940425" cy="4829810"/>
-                    </a:xfrm>
-                    <a:prstGeom prst="rect">
-                      <a:avLst/>
-                    </a:prstGeom>
-                  </pic:spPr>
-                </pic:pic>
-              </a:graphicData>
-            </a:graphic>
-          </wp:inline>
-        </w:drawing>
-      </w:r>
-    </w:p>
-    <w:p>
-      <w:pPr>
-        <w:pStyle w:val="a4"/>
-        <w:spacing w:after="0"/>
-        <w:jc w:val="center"/>
-        <w:rPr>
-          <w:rFonts w:ascii="Times New Roman" w:hAnsi="Times New Roman" w:cs="Times New Roman"/>
-          <w:i w:val="0"/>
-          <w:iCs w:val="0"/>
-          <w:color w:val="auto"/>
-          <w:sz w:val="24"/>
-          <w:szCs w:val="24"/>
-        </w:rPr>
-      </w:pPr>
-      <w:r>
-        <w:rPr>
-          <w:rFonts w:ascii="Times New Roman" w:hAnsi="Times New Roman" w:cs="Times New Roman"/>
-          <w:i w:val="0"/>
-          <w:iCs w:val="0"/>
-          <w:color w:val="auto"/>
-          <w:sz w:val="24"/>
-          <w:szCs w:val="24"/>
-        </w:rPr>
-        <w:t xml:space="preserve">Рисунок </w:t>
-      </w:r>
-      <w:r>
-        <w:rPr>
-          <w:rFonts w:ascii="Times New Roman" w:hAnsi="Times New Roman" w:cs="Times New Roman"/>
-          <w:i w:val="0"/>
-          <w:iCs w:val="0"/>
-          <w:color w:val="auto"/>
-          <w:sz w:val="24"/>
-          <w:szCs w:val="24"/>
-        </w:rPr>
-        <w:fldChar w:fldCharType="begin"/>
-      </w:r>
-      <w:r>
-        <w:rPr>
-          <w:rFonts w:ascii="Times New Roman" w:hAnsi="Times New Roman" w:cs="Times New Roman"/>
-          <w:i w:val="0"/>
-          <w:iCs w:val="0"/>
-          <w:color w:val="auto"/>
-          <w:sz w:val="24"/>
-          <w:szCs w:val="24"/>
-        </w:rPr>
-        <w:instrText xml:space="preserve"> SEQ Рисунок \* ARABIC </w:instrText>
-      </w:r>
-      <w:r>
-        <w:rPr>
-          <w:rFonts w:ascii="Times New Roman" w:hAnsi="Times New Roman" w:cs="Times New Roman"/>
-          <w:i w:val="0"/>
-          <w:iCs w:val="0"/>
-          <w:color w:val="auto"/>
-          <w:sz w:val="24"/>
-          <w:szCs w:val="24"/>
-        </w:rPr>
-        <w:fldChar w:fldCharType="separate"/>
-      </w:r>
-      <w:r>
-        <w:rPr>
-          <w:rFonts w:ascii="Times New Roman" w:hAnsi="Times New Roman" w:cs="Times New Roman"/>
-          <w:i w:val="0"/>
-          <w:iCs w:val="0"/>
-          <w:noProof/>
-          <w:color w:val="auto"/>
-          <w:sz w:val="24"/>
-          <w:szCs w:val="24"/>
-        </w:rPr>
-        <w:t>3</w:t>
-      </w:r>
-      <w:r>
-        <w:rPr>
-          <w:rFonts w:ascii="Times New Roman" w:hAnsi="Times New Roman" w:cs="Times New Roman"/>
-          <w:i w:val="0"/>
-          <w:iCs w:val="0"/>
-          <w:color w:val="auto"/>
-          <w:sz w:val="24"/>
-          <w:szCs w:val="24"/>
-        </w:rPr>
-        <w:fldChar w:fldCharType="end"/>
-      </w:r>
-      <w:r>
-        <w:rPr>
-          <w:rFonts w:ascii="Times New Roman" w:hAnsi="Times New Roman" w:cs="Times New Roman"/>
-          <w:i w:val="0"/>
-          <w:iCs w:val="0"/>
-          <w:color w:val="auto"/>
-          <w:sz w:val="24"/>
-          <w:szCs w:val="24"/>
-        </w:rPr>
-        <w:t xml:space="preserve"> – Дерево </w:t>
-      </w:r>
-      <w:proofErr w:type="spellStart"/>
-      <w:r>
-        <w:rPr>
-          <w:rFonts w:ascii="Times New Roman" w:hAnsi="Times New Roman" w:cs="Times New Roman"/>
-          <w:i w:val="0"/>
-          <w:iCs w:val="0"/>
-          <w:color w:val="auto"/>
-          <w:sz w:val="24"/>
-          <w:szCs w:val="24"/>
-        </w:rPr>
-        <w:t>Git</w:t>
-      </w:r>
-      <w:proofErr w:type="spellEnd"/>
-    </w:p>
-    <w:p/>
-    <w:p/>
-    <w:p/>
-    <w:p/>
-    <w:p/>
-    <w:p/>
-    <w:p/>
-    <w:p/>
-    <w:p/>
-    <w:p/>
-    <w:p>
-      <w:pPr>
-        <w:widowControl/>
-        <w:autoSpaceDE/>
-        <w:autoSpaceDN/>
-        <w:adjustRightInd/>
-        <w:rPr>
-          <w:rFonts w:ascii="Times New Roman" w:hAnsi="Times New Roman" w:cs="Times New Roman"/>
-        </w:rPr>
-      </w:pPr>
-    </w:p>
-    <w:p>
-      <w:pPr>
-        <w:pStyle w:val="a6"/>
-        <w:numPr>
-          <w:ilvl w:val="0"/>
-          <w:numId w:val="3"/>
-        </w:numPr>
-        <w:spacing w:line="360" w:lineRule="auto"/>
-        <w:ind w:left="0" w:firstLine="709"/>
-        <w:jc w:val="both"/>
-        <w:outlineLvl w:val="0"/>
-        <w:rPr>
-          <w:rFonts w:ascii="Times New Roman" w:hAnsi="Times New Roman" w:cs="Times New Roman"/>
-          <w:b/>
-          <w:bCs/>
-          <w:sz w:val="28"/>
-          <w:szCs w:val="28"/>
-        </w:rPr>
-      </w:pPr>
-      <w:bookmarkStart w:id="25" w:name="_Toc136600559"/>
-      <w:bookmarkStart w:id="26" w:name="_Toc74956677"/>
-      <w:bookmarkStart w:id="27" w:name="_Toc74829068"/>
-      <w:bookmarkStart w:id="28" w:name="_Toc179995330"/>
-      <w:r>
-        <w:rPr>
-          <w:rFonts w:ascii="Times New Roman" w:hAnsi="Times New Roman" w:cs="Times New Roman"/>
-          <w:b/>
-          <w:bCs/>
-          <w:sz w:val="28"/>
-          <w:szCs w:val="28"/>
-        </w:rPr>
-        <w:lastRenderedPageBreak/>
-        <w:t>Тестирование программы</w:t>
-      </w:r>
-      <w:bookmarkEnd w:id="25"/>
-      <w:bookmarkEnd w:id="26"/>
-      <w:bookmarkEnd w:id="27"/>
-      <w:bookmarkEnd w:id="28"/>
-    </w:p>
-    <w:p>
-      <w:pPr>
-        <w:spacing w:line="360" w:lineRule="auto"/>
-        <w:ind w:firstLine="709"/>
-        <w:jc w:val="both"/>
-        <w:rPr>
-          <w:rFonts w:ascii="Times New Roman" w:hAnsi="Times New Roman" w:cs="Times New Roman"/>
-          <w:sz w:val="32"/>
-          <w:szCs w:val="32"/>
-        </w:rPr>
-      </w:pPr>
-      <w:r>
-        <w:rPr>
-          <w:rFonts w:ascii="Times New Roman" w:hAnsi="Times New Roman" w:cs="Times New Roman"/>
-          <w:sz w:val="28"/>
-          <w:szCs w:val="28"/>
-        </w:rPr>
-        <w:t>Далее приводится процесс функционального тестирования программы. Графический интерфейс пользователя представлен на рисунке</w:t>
-      </w:r>
-      <w:r>
-        <w:rPr>
-          <w:rFonts w:ascii="Times New Roman" w:hAnsi="Times New Roman" w:cs="Times New Roman"/>
-          <w:sz w:val="28"/>
-          <w:szCs w:val="28"/>
-        </w:rPr>
-        <w:t xml:space="preserve"> </w:t>
-      </w:r>
-      <w:r>
-        <w:rPr>
-          <w:rFonts w:ascii="Times New Roman" w:hAnsi="Times New Roman" w:cs="Times New Roman"/>
-          <w:sz w:val="28"/>
-          <w:szCs w:val="28"/>
-        </w:rPr>
-        <w:fldChar w:fldCharType="begin"/>
-      </w:r>
-      <w:r>
-        <w:rPr>
-          <w:rFonts w:ascii="Times New Roman" w:hAnsi="Times New Roman" w:cs="Times New Roman"/>
-          <w:sz w:val="28"/>
-          <w:szCs w:val="28"/>
-        </w:rPr>
-        <w:instrText xml:space="preserve"> REF _Ref168303410 \h </w:instrText>
-      </w:r>
-      <w:r>
-        <w:rPr>
-          <w:rFonts w:ascii="Times New Roman" w:hAnsi="Times New Roman" w:cs="Times New Roman"/>
-          <w:sz w:val="28"/>
-          <w:szCs w:val="28"/>
-        </w:rPr>
-        <w:instrText xml:space="preserve">\# \0 </w:instrText>
-      </w:r>
-      <w:r>
-        <w:rPr>
-          <w:rFonts w:ascii="Times New Roman" w:hAnsi="Times New Roman" w:cs="Times New Roman"/>
-          <w:sz w:val="28"/>
-          <w:szCs w:val="28"/>
-        </w:rPr>
-      </w:r>
-      <w:r>
-        <w:rPr>
-          <w:rFonts w:ascii="Times New Roman" w:hAnsi="Times New Roman" w:cs="Times New Roman"/>
-          <w:sz w:val="28"/>
-          <w:szCs w:val="28"/>
-        </w:rPr>
-        <w:fldChar w:fldCharType="separate"/>
-      </w:r>
-      <w:r>
-        <w:rPr>
-          <w:rFonts w:ascii="Times New Roman" w:hAnsi="Times New Roman" w:cs="Times New Roman"/>
-          <w:sz w:val="28"/>
-          <w:szCs w:val="28"/>
-        </w:rPr>
-        <w:t>4</w:t>
-      </w:r>
-      <w:r>
-        <w:rPr>
-          <w:rFonts w:ascii="Times New Roman" w:hAnsi="Times New Roman" w:cs="Times New Roman"/>
-          <w:sz w:val="28"/>
-          <w:szCs w:val="28"/>
-        </w:rPr>
-        <w:fldChar w:fldCharType="end"/>
-      </w:r>
-    </w:p>
-    <w:p>
-      <w:pPr>
-        <w:keepNext/>
-        <w:spacing w:line="360" w:lineRule="auto"/>
-        <w:jc w:val="center"/>
-        <w:rPr>
-          <w:rFonts w:ascii="Times New Roman" w:hAnsi="Times New Roman" w:cs="Times New Roman"/>
-          <w:sz w:val="36"/>
-          <w:szCs w:val="36"/>
-        </w:rPr>
-      </w:pPr>
-      <w:r>
-        <w:rPr>
-          <w:noProof/>
-        </w:rPr>
-        <w:drawing>
-          <wp:inline distT="0" distB="0" distL="0" distR="0" wp14:anchorId="1C4686F7" wp14:editId="38B2AD76">
-            <wp:extent cx="4888002" cy="3189872"/>
-            <wp:effectExtent l="0" t="0" r="8255" b="0"/>
-            <wp:docPr id="1" name="Рисунок 1"/>
-            <wp:cNvGraphicFramePr>
-              <a:graphicFrameLocks xmlns:a="http://schemas.openxmlformats.org/drawingml/2006/main" noChangeAspect="1"/>
-            </wp:cNvGraphicFramePr>
-            <a:graphic xmlns:a="http://schemas.openxmlformats.org/drawingml/2006/main">
-              <a:graphicData uri="http://schemas.openxmlformats.org/drawingml/2006/picture">
-                <pic:pic xmlns:pic="http://schemas.openxmlformats.org/drawingml/2006/picture">
-                  <pic:nvPicPr>
-                    <pic:cNvPr id="1" name=""/>
-                    <pic:cNvPicPr/>
-                  </pic:nvPicPr>
-                  <pic:blipFill>
-                    <a:blip r:embed="rId10"/>
-                    <a:stretch>
-                      <a:fillRect/>
-                    </a:stretch>
-                  </pic:blipFill>
-                  <pic:spPr>
-                    <a:xfrm>
-                      <a:off x="0" y="0"/>
                       <a:ext cx="4899284" cy="3197235"/>
                     </a:xfrm>
                     <a:prstGeom prst="rect">
@@ -9224,74 +8700,8 @@
           <w:szCs w:val="24"/>
           <w:lang w:val="en-US"/>
         </w:rPr>
-        <w:t xml:space="preserve"> – </w:t>
-      </w:r>
-      <w:proofErr w:type="spellStart"/>
-      <w:r>
-        <w:rPr>
-          <w:rFonts w:ascii="Times New Roman" w:hAnsi="Times New Roman" w:cs="Times New Roman"/>
-          <w:i w:val="0"/>
-          <w:iCs w:val="0"/>
-          <w:color w:val="auto"/>
-          <w:sz w:val="24"/>
-          <w:szCs w:val="24"/>
-          <w:lang w:val="en-US"/>
-        </w:rPr>
-        <w:t>Графический</w:t>
-      </w:r>
-      <w:proofErr w:type="spellEnd"/>
-      <w:r>
-        <w:rPr>
-          <w:rFonts w:ascii="Times New Roman" w:hAnsi="Times New Roman" w:cs="Times New Roman"/>
-          <w:i w:val="0"/>
-          <w:iCs w:val="0"/>
-          <w:color w:val="auto"/>
-          <w:sz w:val="24"/>
-          <w:szCs w:val="24"/>
-          <w:lang w:val="en-US"/>
-        </w:rPr>
-        <w:t xml:space="preserve"> </w:t>
-      </w:r>
-      <w:proofErr w:type="spellStart"/>
-      <w:r>
-        <w:rPr>
-          <w:rFonts w:ascii="Times New Roman" w:hAnsi="Times New Roman" w:cs="Times New Roman"/>
-          <w:i w:val="0"/>
-          <w:iCs w:val="0"/>
-          <w:color w:val="auto"/>
-          <w:sz w:val="24"/>
-          <w:szCs w:val="24"/>
-          <w:lang w:val="en-US"/>
-        </w:rPr>
-        <w:t>интерфейс</w:t>
-      </w:r>
-      <w:proofErr w:type="spellEnd"/>
-      <w:r>
-        <w:rPr>
-          <w:rFonts w:ascii="Times New Roman" w:hAnsi="Times New Roman" w:cs="Times New Roman"/>
-          <w:i w:val="0"/>
-          <w:iCs w:val="0"/>
-          <w:color w:val="auto"/>
-          <w:sz w:val="24"/>
-          <w:szCs w:val="24"/>
-          <w:lang w:val="en-US"/>
-        </w:rPr>
-        <w:t xml:space="preserve"> </w:t>
-      </w:r>
-      <w:proofErr w:type="spellStart"/>
-      <w:r>
-        <w:rPr>
-          <w:rFonts w:ascii="Times New Roman" w:hAnsi="Times New Roman" w:cs="Times New Roman"/>
-          <w:i w:val="0"/>
-          <w:iCs w:val="0"/>
-          <w:color w:val="auto"/>
-          <w:sz w:val="24"/>
-          <w:szCs w:val="24"/>
-          <w:lang w:val="en-US"/>
-        </w:rPr>
-        <w:t>пользователя</w:t>
-      </w:r>
-      <w:proofErr w:type="spellEnd"/>
+        <w:t xml:space="preserve"> – Графический интерфейс пользователя</w:t>
+      </w:r>
     </w:p>
     <w:p>
       <w:pPr>
@@ -9480,7 +8890,7 @@
                     <pic:cNvPicPr/>
                   </pic:nvPicPr>
                   <pic:blipFill>
-                    <a:blip r:embed="rId11"/>
+                    <a:blip r:embed="rId10"/>
                     <a:stretch>
                       <a:fillRect/>
                     </a:stretch>
@@ -9952,7 +9362,7 @@
                           <pic:cNvPicPr/>
                         </pic:nvPicPr>
                         <pic:blipFill>
-                          <a:blip r:embed="rId12"/>
+                          <a:blip r:embed="rId11"/>
                           <a:stretch>
                             <a:fillRect/>
                           </a:stretch>
@@ -10008,7 +9418,7 @@
                           <pic:cNvPicPr/>
                         </pic:nvPicPr>
                         <pic:blipFill>
-                          <a:blip r:embed="rId13"/>
+                          <a:blip r:embed="rId12"/>
                           <a:stretch>
                             <a:fillRect/>
                           </a:stretch>
@@ -10047,7 +9457,6 @@
         </w:rPr>
       </w:pPr>
       <w:bookmarkStart w:id="32" w:name="_Ref168303903"/>
-      <w:proofErr w:type="spellStart"/>
       <w:r>
         <w:rPr>
           <w:rFonts w:ascii="Times New Roman" w:hAnsi="Times New Roman" w:cs="Times New Roman"/>
@@ -10058,9 +9467,8 @@
           <w:szCs w:val="24"/>
           <w:lang w:val="en-US"/>
         </w:rPr>
-        <w:t>Рисунок</w:t>
-      </w:r>
-      <w:proofErr w:type="spellEnd"/>
+        <w:t xml:space="preserve">Рисунок </w:t>
+      </w:r>
       <w:r>
         <w:rPr>
           <w:rFonts w:ascii="Times New Roman" w:hAnsi="Times New Roman" w:cs="Times New Roman"/>
@@ -10071,7 +9479,7 @@
           <w:szCs w:val="24"/>
           <w:lang w:val="en-US"/>
         </w:rPr>
-        <w:t xml:space="preserve"> </w:t>
+        <w:fldChar w:fldCharType="begin"/>
       </w:r>
       <w:r>
         <w:rPr>
@@ -10083,7 +9491,7 @@
           <w:szCs w:val="24"/>
           <w:lang w:val="en-US"/>
         </w:rPr>
-        <w:fldChar w:fldCharType="begin"/>
+        <w:instrText xml:space="preserve"> SEQ Рисунок \* ARABIC </w:instrText>
       </w:r>
       <w:r>
         <w:rPr>
@@ -10095,33 +9503,34 @@
           <w:szCs w:val="24"/>
           <w:lang w:val="en-US"/>
         </w:rPr>
-        <w:instrText xml:space="preserve"> SEQ Рисунок \* ARABIC </w:instrText>
-      </w:r>
-      <w:r>
-        <w:rPr>
-          <w:rFonts w:ascii="Times New Roman" w:hAnsi="Times New Roman" w:cs="Times New Roman"/>
-          <w:i w:val="0"/>
-          <w:iCs w:val="0"/>
+        <w:fldChar w:fldCharType="separate"/>
+      </w:r>
+      <w:r>
+        <w:rPr>
+          <w:rFonts w:ascii="Times New Roman" w:hAnsi="Times New Roman" w:cs="Times New Roman"/>
+          <w:i w:val="0"/>
+          <w:iCs w:val="0"/>
+          <w:noProof/>
           <w:color w:val="auto"/>
           <w:sz w:val="24"/>
           <w:szCs w:val="24"/>
           <w:lang w:val="en-US"/>
         </w:rPr>
-        <w:fldChar w:fldCharType="separate"/>
-      </w:r>
-      <w:r>
-        <w:rPr>
-          <w:rFonts w:ascii="Times New Roman" w:hAnsi="Times New Roman" w:cs="Times New Roman"/>
-          <w:i w:val="0"/>
-          <w:iCs w:val="0"/>
-          <w:noProof/>
+        <w:t>6</w:t>
+      </w:r>
+      <w:r>
+        <w:rPr>
+          <w:rFonts w:ascii="Times New Roman" w:hAnsi="Times New Roman" w:cs="Times New Roman"/>
+          <w:i w:val="0"/>
+          <w:iCs w:val="0"/>
           <w:color w:val="auto"/>
           <w:sz w:val="24"/>
           <w:szCs w:val="24"/>
           <w:lang w:val="en-US"/>
         </w:rPr>
-        <w:t>6</w:t>
-      </w:r>
+        <w:fldChar w:fldCharType="end"/>
+      </w:r>
+      <w:bookmarkEnd w:id="32"/>
       <w:r>
         <w:rPr>
           <w:rFonts w:ascii="Times New Roman" w:hAnsi="Times New Roman" w:cs="Times New Roman"/>
@@ -10132,46 +9541,7 @@
           <w:szCs w:val="24"/>
           <w:lang w:val="en-US"/>
         </w:rPr>
-        <w:fldChar w:fldCharType="end"/>
-      </w:r>
-      <w:bookmarkEnd w:id="32"/>
-      <w:r>
-        <w:rPr>
-          <w:rFonts w:ascii="Times New Roman" w:hAnsi="Times New Roman" w:cs="Times New Roman"/>
-          <w:i w:val="0"/>
-          <w:iCs w:val="0"/>
-          <w:color w:val="auto"/>
-          <w:sz w:val="24"/>
-          <w:szCs w:val="24"/>
-          <w:lang w:val="en-US"/>
-        </w:rPr>
-        <w:t xml:space="preserve"> – </w:t>
-      </w:r>
-      <w:proofErr w:type="spellStart"/>
-      <w:r>
-        <w:rPr>
-          <w:rFonts w:ascii="Times New Roman" w:hAnsi="Times New Roman" w:cs="Times New Roman"/>
-          <w:i w:val="0"/>
-          <w:iCs w:val="0"/>
-          <w:color w:val="auto"/>
-          <w:sz w:val="24"/>
-          <w:szCs w:val="24"/>
-          <w:lang w:val="en-US"/>
-        </w:rPr>
-        <w:t>Добавление</w:t>
-      </w:r>
-      <w:proofErr w:type="spellEnd"/>
-      <w:r>
-        <w:rPr>
-          <w:rFonts w:ascii="Times New Roman" w:hAnsi="Times New Roman" w:cs="Times New Roman"/>
-          <w:i w:val="0"/>
-          <w:iCs w:val="0"/>
-          <w:color w:val="auto"/>
-          <w:sz w:val="24"/>
-          <w:szCs w:val="24"/>
-          <w:lang w:val="en-US"/>
-        </w:rPr>
-        <w:t xml:space="preserve"> </w:t>
+        <w:t xml:space="preserve"> – Добавление </w:t>
       </w:r>
       <w:r>
         <w:rPr>
@@ -10238,7 +9608,7 @@
                           <pic:cNvPicPr/>
                         </pic:nvPicPr>
                         <pic:blipFill>
-                          <a:blip r:embed="rId14"/>
+                          <a:blip r:embed="rId13"/>
                           <a:stretch>
                             <a:fillRect/>
                           </a:stretch>
@@ -10294,7 +9664,7 @@
                           <pic:cNvPicPr/>
                         </pic:nvPicPr>
                         <pic:blipFill>
-                          <a:blip r:embed="rId15"/>
+                          <a:blip r:embed="rId14"/>
                           <a:stretch>
                             <a:fillRect/>
                           </a:stretch>
@@ -10333,7 +9703,6 @@
           <w:lang w:val="en-US"/>
         </w:rPr>
       </w:pPr>
-      <w:proofErr w:type="spellStart"/>
       <w:r>
         <w:rPr>
           <w:rFonts w:ascii="Times New Roman" w:hAnsi="Times New Roman" w:cs="Times New Roman"/>
@@ -10344,9 +9713,8 @@
           <w:szCs w:val="24"/>
           <w:lang w:val="en-US"/>
         </w:rPr>
-        <w:t>Рисунок</w:t>
-      </w:r>
-      <w:proofErr w:type="spellEnd"/>
+        <w:t xml:space="preserve">Рисунок </w:t>
+      </w:r>
       <w:r>
         <w:rPr>
           <w:rFonts w:ascii="Times New Roman" w:hAnsi="Times New Roman" w:cs="Times New Roman"/>
@@ -10357,7 +9725,7 @@
           <w:szCs w:val="24"/>
           <w:lang w:val="en-US"/>
         </w:rPr>
-        <w:t xml:space="preserve"> </w:t>
+        <w:fldChar w:fldCharType="begin"/>
       </w:r>
       <w:r>
         <w:rPr>
@@ -10369,7 +9737,7 @@
           <w:szCs w:val="24"/>
           <w:lang w:val="en-US"/>
         </w:rPr>
-        <w:fldChar w:fldCharType="begin"/>
+        <w:instrText xml:space="preserve"> SEQ Рисунок \* ARABIC </w:instrText>
       </w:r>
       <w:r>
         <w:rPr>
@@ -10381,32 +9749,32 @@
           <w:szCs w:val="24"/>
           <w:lang w:val="en-US"/>
         </w:rPr>
-        <w:instrText xml:space="preserve"> SEQ Рисунок \* ARABIC </w:instrText>
-      </w:r>
-      <w:r>
-        <w:rPr>
-          <w:rFonts w:ascii="Times New Roman" w:hAnsi="Times New Roman" w:cs="Times New Roman"/>
-          <w:i w:val="0"/>
-          <w:iCs w:val="0"/>
+        <w:fldChar w:fldCharType="separate"/>
+      </w:r>
+      <w:r>
+        <w:rPr>
+          <w:rFonts w:ascii="Times New Roman" w:hAnsi="Times New Roman" w:cs="Times New Roman"/>
+          <w:i w:val="0"/>
+          <w:iCs w:val="0"/>
+          <w:noProof/>
           <w:color w:val="auto"/>
           <w:sz w:val="24"/>
           <w:szCs w:val="24"/>
           <w:lang w:val="en-US"/>
         </w:rPr>
-        <w:fldChar w:fldCharType="separate"/>
-      </w:r>
-      <w:r>
-        <w:rPr>
-          <w:rFonts w:ascii="Times New Roman" w:hAnsi="Times New Roman" w:cs="Times New Roman"/>
-          <w:i w:val="0"/>
-          <w:iCs w:val="0"/>
-          <w:noProof/>
+        <w:t>7</w:t>
+      </w:r>
+      <w:r>
+        <w:rPr>
+          <w:rFonts w:ascii="Times New Roman" w:hAnsi="Times New Roman" w:cs="Times New Roman"/>
+          <w:i w:val="0"/>
+          <w:iCs w:val="0"/>
           <w:color w:val="auto"/>
           <w:sz w:val="24"/>
           <w:szCs w:val="24"/>
           <w:lang w:val="en-US"/>
         </w:rPr>
-        <w:t>7</w:t>
+        <w:fldChar w:fldCharType="end"/>
       </w:r>
       <w:r>
         <w:rPr>
@@ -10418,45 +9786,7 @@
           <w:szCs w:val="24"/>
           <w:lang w:val="en-US"/>
         </w:rPr>
-        <w:fldChar w:fldCharType="end"/>
-      </w:r>
-      <w:r>
-        <w:rPr>
-          <w:rFonts w:ascii="Times New Roman" w:hAnsi="Times New Roman" w:cs="Times New Roman"/>
-          <w:i w:val="0"/>
-          <w:iCs w:val="0"/>
-          <w:color w:val="auto"/>
-          <w:sz w:val="24"/>
-          <w:szCs w:val="24"/>
-          <w:lang w:val="en-US"/>
-        </w:rPr>
-        <w:t xml:space="preserve"> – </w:t>
-      </w:r>
-      <w:proofErr w:type="spellStart"/>
-      <w:r>
-        <w:rPr>
-          <w:rFonts w:ascii="Times New Roman" w:hAnsi="Times New Roman" w:cs="Times New Roman"/>
-          <w:i w:val="0"/>
-          <w:iCs w:val="0"/>
-          <w:color w:val="auto"/>
-          <w:sz w:val="24"/>
-          <w:szCs w:val="24"/>
-          <w:lang w:val="en-US"/>
-        </w:rPr>
-        <w:t>Добавление</w:t>
-      </w:r>
-      <w:proofErr w:type="spellEnd"/>
-      <w:r>
-        <w:rPr>
-          <w:rFonts w:ascii="Times New Roman" w:hAnsi="Times New Roman" w:cs="Times New Roman"/>
-          <w:i w:val="0"/>
-          <w:iCs w:val="0"/>
-          <w:color w:val="auto"/>
-          <w:sz w:val="24"/>
-          <w:szCs w:val="24"/>
-          <w:lang w:val="en-US"/>
-        </w:rPr>
-        <w:t xml:space="preserve"> </w:t>
+        <w:t xml:space="preserve"> – Добавление </w:t>
       </w:r>
       <w:r>
         <w:rPr>
@@ -10532,7 +9862,7 @@
                           <pic:cNvPicPr/>
                         </pic:nvPicPr>
                         <pic:blipFill>
-                          <a:blip r:embed="rId16"/>
+                          <a:blip r:embed="rId15"/>
                           <a:stretch>
                             <a:fillRect/>
                           </a:stretch>
@@ -10588,7 +9918,7 @@
                           <pic:cNvPicPr/>
                         </pic:nvPicPr>
                         <pic:blipFill>
-                          <a:blip r:embed="rId17"/>
+                          <a:blip r:embed="rId16"/>
                           <a:stretch>
                             <a:fillRect/>
                           </a:stretch>
@@ -11018,6 +10348,167 @@
             <wp:extent cx="2971742" cy="3450566"/>
             <wp:effectExtent l="0" t="0" r="635" b="0"/>
             <wp:docPr id="87" name="Рисунок 87"/>
+            <wp:cNvGraphicFramePr>
+              <a:graphicFrameLocks xmlns:a="http://schemas.openxmlformats.org/drawingml/2006/main" noChangeAspect="1"/>
+            </wp:cNvGraphicFramePr>
+            <a:graphic xmlns:a="http://schemas.openxmlformats.org/drawingml/2006/main">
+              <a:graphicData uri="http://schemas.openxmlformats.org/drawingml/2006/picture">
+                <pic:pic xmlns:pic="http://schemas.openxmlformats.org/drawingml/2006/picture">
+                  <pic:nvPicPr>
+                    <pic:cNvPr id="1" name=""/>
+                    <pic:cNvPicPr/>
+                  </pic:nvPicPr>
+                  <pic:blipFill>
+                    <a:blip r:embed="rId17"/>
+                    <a:stretch>
+                      <a:fillRect/>
+                    </a:stretch>
+                  </pic:blipFill>
+                  <pic:spPr>
+                    <a:xfrm>
+                      <a:off x="0" y="0"/>
+                      <a:ext cx="2991562" cy="3473579"/>
+                    </a:xfrm>
+                    <a:prstGeom prst="rect">
+                      <a:avLst/>
+                    </a:prstGeom>
+                  </pic:spPr>
+                </pic:pic>
+              </a:graphicData>
+            </a:graphic>
+          </wp:inline>
+        </w:drawing>
+      </w:r>
+    </w:p>
+    <w:p>
+      <w:pPr>
+        <w:pStyle w:val="a4"/>
+        <w:spacing w:after="0"/>
+        <w:jc w:val="center"/>
+        <w:rPr>
+          <w:rFonts w:ascii="Times New Roman" w:hAnsi="Times New Roman" w:cs="Times New Roman"/>
+          <w:i w:val="0"/>
+          <w:iCs w:val="0"/>
+          <w:color w:val="auto"/>
+          <w:sz w:val="24"/>
+          <w:szCs w:val="24"/>
+          <w:lang w:val="en-US"/>
+        </w:rPr>
+      </w:pPr>
+      <w:bookmarkStart w:id="34" w:name="_Ref168304228"/>
+      <w:r>
+        <w:rPr>
+          <w:rFonts w:ascii="Times New Roman" w:hAnsi="Times New Roman" w:cs="Times New Roman"/>
+          <w:i w:val="0"/>
+          <w:iCs w:val="0"/>
+          <w:color w:val="auto"/>
+          <w:sz w:val="24"/>
+          <w:szCs w:val="24"/>
+          <w:lang w:val="en-US"/>
+        </w:rPr>
+        <w:t xml:space="preserve">Рисунок </w:t>
+      </w:r>
+      <w:r>
+        <w:rPr>
+          <w:rFonts w:ascii="Times New Roman" w:hAnsi="Times New Roman" w:cs="Times New Roman"/>
+          <w:i w:val="0"/>
+          <w:iCs w:val="0"/>
+          <w:color w:val="auto"/>
+          <w:sz w:val="24"/>
+          <w:szCs w:val="24"/>
+          <w:lang w:val="en-US"/>
+        </w:rPr>
+        <w:fldChar w:fldCharType="begin"/>
+      </w:r>
+      <w:r>
+        <w:rPr>
+          <w:rFonts w:ascii="Times New Roman" w:hAnsi="Times New Roman" w:cs="Times New Roman"/>
+          <w:i w:val="0"/>
+          <w:iCs w:val="0"/>
+          <w:color w:val="auto"/>
+          <w:sz w:val="24"/>
+          <w:szCs w:val="24"/>
+          <w:lang w:val="en-US"/>
+        </w:rPr>
+        <w:instrText xml:space="preserve"> SEQ Рисунок \* ARABIC </w:instrText>
+      </w:r>
+      <w:r>
+        <w:rPr>
+          <w:rFonts w:ascii="Times New Roman" w:hAnsi="Times New Roman" w:cs="Times New Roman"/>
+          <w:i w:val="0"/>
+          <w:iCs w:val="0"/>
+          <w:color w:val="auto"/>
+          <w:sz w:val="24"/>
+          <w:szCs w:val="24"/>
+          <w:lang w:val="en-US"/>
+        </w:rPr>
+        <w:fldChar w:fldCharType="separate"/>
+      </w:r>
+      <w:r>
+        <w:rPr>
+          <w:rFonts w:ascii="Times New Roman" w:hAnsi="Times New Roman" w:cs="Times New Roman"/>
+          <w:i w:val="0"/>
+          <w:iCs w:val="0"/>
+          <w:noProof/>
+          <w:color w:val="auto"/>
+          <w:sz w:val="24"/>
+          <w:szCs w:val="24"/>
+          <w:lang w:val="en-US"/>
+        </w:rPr>
+        <w:t>9</w:t>
+      </w:r>
+      <w:r>
+        <w:rPr>
+          <w:rFonts w:ascii="Times New Roman" w:hAnsi="Times New Roman" w:cs="Times New Roman"/>
+          <w:i w:val="0"/>
+          <w:iCs w:val="0"/>
+          <w:color w:val="auto"/>
+          <w:sz w:val="24"/>
+          <w:szCs w:val="24"/>
+          <w:lang w:val="en-US"/>
+        </w:rPr>
+        <w:fldChar w:fldCharType="end"/>
+      </w:r>
+      <w:bookmarkEnd w:id="34"/>
+      <w:r>
+        <w:rPr>
+          <w:rFonts w:ascii="Times New Roman" w:hAnsi="Times New Roman" w:cs="Times New Roman"/>
+          <w:i w:val="0"/>
+          <w:iCs w:val="0"/>
+          <w:color w:val="auto"/>
+          <w:sz w:val="24"/>
+          <w:szCs w:val="24"/>
+          <w:lang w:val="en-US"/>
+        </w:rPr>
+        <w:t xml:space="preserve"> – Некорректный ввод</w:t>
+      </w:r>
+    </w:p>
+    <w:p>
+      <w:pPr>
+        <w:jc w:val="center"/>
+        <w:rPr>
+          <w:rFonts w:ascii="Times New Roman" w:hAnsi="Times New Roman" w:cs="Times New Roman"/>
+          <w:sz w:val="28"/>
+          <w:szCs w:val="28"/>
+        </w:rPr>
+      </w:pPr>
+    </w:p>
+    <w:p>
+      <w:pPr>
+        <w:keepNext/>
+        <w:spacing w:line="360" w:lineRule="auto"/>
+        <w:jc w:val="center"/>
+      </w:pPr>
+      <w:r>
+        <w:rPr>
+          <w:noProof/>
+        </w:rPr>
+        <w:lastRenderedPageBreak/>
+        <w:drawing>
+          <wp:inline distT="0" distB="0" distL="0" distR="0" wp14:anchorId="2D15FEFF" wp14:editId="3FE44D8F">
+            <wp:extent cx="2171700" cy="1981200"/>
+            <wp:effectExtent l="0" t="0" r="0" b="0"/>
+            <wp:docPr id="89" name="Рисунок 89"/>
             <wp:cNvGraphicFramePr>
               <a:graphicFrameLocks xmlns:a="http://schemas.openxmlformats.org/drawingml/2006/main" noChangeAspect="1"/>
             </wp:cNvGraphicFramePr>
@@ -11037,7 +10528,7 @@
                   <pic:spPr>
                     <a:xfrm>
                       <a:off x="0" y="0"/>
-                      <a:ext cx="2991562" cy="3473579"/>
+                      <a:ext cx="2171700" cy="1981200"/>
                     </a:xfrm>
                     <a:prstGeom prst="rect">
                       <a:avLst/>
@@ -11062,11 +10553,43 @@
           <w:color w:val="auto"/>
           <w:sz w:val="24"/>
           <w:szCs w:val="24"/>
+        </w:rPr>
+      </w:pPr>
+      <w:bookmarkStart w:id="35" w:name="_Ref168304233"/>
+      <w:r>
+        <w:rPr>
+          <w:rFonts w:ascii="Times New Roman" w:hAnsi="Times New Roman" w:cs="Times New Roman"/>
+          <w:i w:val="0"/>
+          <w:iCs w:val="0"/>
+          <w:color w:val="auto"/>
+          <w:sz w:val="24"/>
+          <w:szCs w:val="24"/>
+        </w:rPr>
+        <w:t xml:space="preserve">Рисунок </w:t>
+      </w:r>
+      <w:r>
+        <w:rPr>
+          <w:rFonts w:ascii="Times New Roman" w:hAnsi="Times New Roman" w:cs="Times New Roman"/>
+          <w:i w:val="0"/>
+          <w:iCs w:val="0"/>
+          <w:color w:val="auto"/>
+          <w:sz w:val="24"/>
+          <w:szCs w:val="24"/>
           <w:lang w:val="en-US"/>
         </w:rPr>
-      </w:pPr>
-      <w:bookmarkStart w:id="34" w:name="_Ref168304228"/>
-      <w:proofErr w:type="spellStart"/>
+        <w:fldChar w:fldCharType="begin"/>
+      </w:r>
+      <w:r>
+        <w:rPr>
+          <w:rFonts w:ascii="Times New Roman" w:hAnsi="Times New Roman" w:cs="Times New Roman"/>
+          <w:i w:val="0"/>
+          <w:iCs w:val="0"/>
+          <w:color w:val="auto"/>
+          <w:sz w:val="24"/>
+          <w:szCs w:val="24"/>
+        </w:rPr>
+        <w:instrText xml:space="preserve"> </w:instrText>
+      </w:r>
       <w:r>
         <w:rPr>
           <w:rFonts w:ascii="Times New Roman" w:hAnsi="Times New Roman" w:cs="Times New Roman"/>
@@ -11077,9 +10600,19 @@
           <w:szCs w:val="24"/>
           <w:lang w:val="en-US"/>
         </w:rPr>
-        <w:t>Рисунок</w:t>
-      </w:r>
-      <w:proofErr w:type="spellEnd"/>
+        <w:instrText>SEQ</w:instrText>
+      </w:r>
+      <w:r>
+        <w:rPr>
+          <w:rFonts w:ascii="Times New Roman" w:hAnsi="Times New Roman" w:cs="Times New Roman"/>
+          <w:i w:val="0"/>
+          <w:iCs w:val="0"/>
+          <w:color w:val="auto"/>
+          <w:sz w:val="24"/>
+          <w:szCs w:val="24"/>
+        </w:rPr>
+        <w:instrText xml:space="preserve"> Рисунок \* </w:instrText>
+      </w:r>
       <w:r>
         <w:rPr>
           <w:rFonts w:ascii="Times New Roman" w:hAnsi="Times New Roman" w:cs="Times New Roman"/>
@@ -11090,149 +10623,332 @@
           <w:szCs w:val="24"/>
           <w:lang w:val="en-US"/>
         </w:rPr>
+        <w:instrText>ARABIC</w:instrText>
+      </w:r>
+      <w:r>
+        <w:rPr>
+          <w:rFonts w:ascii="Times New Roman" w:hAnsi="Times New Roman" w:cs="Times New Roman"/>
+          <w:i w:val="0"/>
+          <w:iCs w:val="0"/>
+          <w:color w:val="auto"/>
+          <w:sz w:val="24"/>
+          <w:szCs w:val="24"/>
+        </w:rPr>
+        <w:instrText xml:space="preserve"> </w:instrText>
+      </w:r>
+      <w:r>
+        <w:rPr>
+          <w:rFonts w:ascii="Times New Roman" w:hAnsi="Times New Roman" w:cs="Times New Roman"/>
+          <w:i w:val="0"/>
+          <w:iCs w:val="0"/>
+          <w:color w:val="auto"/>
+          <w:sz w:val="24"/>
+          <w:szCs w:val="24"/>
+          <w:lang w:val="en-US"/>
+        </w:rPr>
+        <w:fldChar w:fldCharType="separate"/>
+      </w:r>
+      <w:r>
+        <w:rPr>
+          <w:rFonts w:ascii="Times New Roman" w:hAnsi="Times New Roman" w:cs="Times New Roman"/>
+          <w:i w:val="0"/>
+          <w:iCs w:val="0"/>
+          <w:noProof/>
+          <w:color w:val="auto"/>
+          <w:sz w:val="24"/>
+          <w:szCs w:val="24"/>
+        </w:rPr>
+        <w:t>10</w:t>
+      </w:r>
+      <w:r>
+        <w:rPr>
+          <w:rFonts w:ascii="Times New Roman" w:hAnsi="Times New Roman" w:cs="Times New Roman"/>
+          <w:i w:val="0"/>
+          <w:iCs w:val="0"/>
+          <w:color w:val="auto"/>
+          <w:sz w:val="24"/>
+          <w:szCs w:val="24"/>
+          <w:lang w:val="en-US"/>
+        </w:rPr>
+        <w:fldChar w:fldCharType="end"/>
+      </w:r>
+      <w:bookmarkEnd w:id="35"/>
+      <w:r>
+        <w:rPr>
+          <w:rFonts w:ascii="Times New Roman" w:hAnsi="Times New Roman" w:cs="Times New Roman"/>
+          <w:i w:val="0"/>
+          <w:iCs w:val="0"/>
+          <w:color w:val="auto"/>
+          <w:sz w:val="24"/>
+          <w:szCs w:val="24"/>
+        </w:rPr>
+        <w:t xml:space="preserve"> –Предупреждение пользователя о некорректном вводе</w:t>
+      </w:r>
+    </w:p>
+    <w:p>
+      <w:pPr>
+        <w:spacing w:line="360" w:lineRule="auto"/>
+        <w:ind w:firstLine="709"/>
+        <w:rPr>
+          <w:rFonts w:ascii="Times New Roman" w:hAnsi="Times New Roman" w:cs="Times New Roman"/>
+          <w:sz w:val="28"/>
+          <w:szCs w:val="28"/>
+        </w:rPr>
+      </w:pPr>
+    </w:p>
+    <w:p>
+      <w:pPr>
+        <w:pStyle w:val="a6"/>
+        <w:numPr>
+          <w:ilvl w:val="1"/>
+          <w:numId w:val="3"/>
+        </w:numPr>
+        <w:spacing w:line="360" w:lineRule="auto"/>
+        <w:ind w:left="0" w:firstLine="709"/>
+        <w:jc w:val="both"/>
+        <w:outlineLvl w:val="1"/>
+        <w:rPr>
+          <w:rFonts w:ascii="Times New Roman" w:hAnsi="Times New Roman" w:cs="Times New Roman"/>
+          <w:b/>
+          <w:bCs/>
+          <w:sz w:val="28"/>
+          <w:szCs w:val="28"/>
+        </w:rPr>
+      </w:pPr>
+      <w:bookmarkStart w:id="36" w:name="_Toc179995332"/>
+      <w:r>
+        <w:rPr>
+          <w:rFonts w:ascii="Times New Roman" w:hAnsi="Times New Roman" w:cs="Times New Roman"/>
+          <w:b/>
+          <w:bCs/>
+          <w:sz w:val="28"/>
+          <w:szCs w:val="28"/>
+        </w:rPr>
+        <w:t>Тестовый случай «Удалить»</w:t>
+      </w:r>
+      <w:bookmarkEnd w:id="36"/>
+    </w:p>
+    <w:p>
+      <w:pPr>
+        <w:spacing w:line="360" w:lineRule="auto"/>
+        <w:ind w:firstLine="709"/>
+        <w:jc w:val="both"/>
+        <w:rPr>
+          <w:rFonts w:ascii="Times New Roman" w:hAnsi="Times New Roman" w:cs="Times New Roman"/>
+          <w:sz w:val="28"/>
+          <w:szCs w:val="28"/>
+        </w:rPr>
+      </w:pPr>
+      <w:r>
+        <w:rPr>
+          <w:rFonts w:ascii="Times New Roman" w:hAnsi="Times New Roman" w:cs="Times New Roman"/>
+          <w:sz w:val="28"/>
+          <w:szCs w:val="28"/>
+        </w:rPr>
+        <w:t>Для удаления одно</w:t>
+      </w:r>
+      <w:r>
+        <w:rPr>
+          <w:rFonts w:ascii="Times New Roman" w:hAnsi="Times New Roman" w:cs="Times New Roman"/>
+          <w:sz w:val="28"/>
+          <w:szCs w:val="28"/>
+        </w:rPr>
+        <w:t>го</w:t>
+      </w:r>
+      <w:r>
+        <w:rPr>
+          <w:rFonts w:ascii="Times New Roman" w:hAnsi="Times New Roman" w:cs="Times New Roman"/>
+          <w:sz w:val="28"/>
+          <w:szCs w:val="28"/>
+        </w:rPr>
+        <w:t xml:space="preserve"> или нескольких </w:t>
+      </w:r>
+      <w:r>
+        <w:rPr>
+          <w:rFonts w:ascii="Times New Roman" w:hAnsi="Times New Roman" w:cs="Times New Roman"/>
+          <w:sz w:val="28"/>
+          <w:szCs w:val="28"/>
+        </w:rPr>
+        <w:t>движений</w:t>
+      </w:r>
+      <w:r>
+        <w:rPr>
+          <w:rFonts w:ascii="Times New Roman" w:hAnsi="Times New Roman" w:cs="Times New Roman"/>
+          <w:sz w:val="28"/>
+          <w:szCs w:val="28"/>
+        </w:rPr>
         <w:t xml:space="preserve"> </w:t>
       </w:r>
       <w:r>
         <w:rPr>
           <w:rFonts w:ascii="Times New Roman" w:hAnsi="Times New Roman" w:cs="Times New Roman"/>
-          <w:i w:val="0"/>
-          <w:iCs w:val="0"/>
-          <w:color w:val="auto"/>
-          <w:sz w:val="24"/>
-          <w:szCs w:val="24"/>
-          <w:lang w:val="en-US"/>
+          <w:sz w:val="28"/>
+          <w:szCs w:val="28"/>
+        </w:rPr>
+        <w:t>необходимо выбрать их в таблице и нажать на кнопку «Удалит</w:t>
+      </w:r>
+      <w:r>
+        <w:rPr>
+          <w:rFonts w:ascii="Times New Roman" w:hAnsi="Times New Roman" w:cs="Times New Roman"/>
+          <w:sz w:val="28"/>
+          <w:szCs w:val="28"/>
+        </w:rPr>
+        <w:t>ь</w:t>
+      </w:r>
+      <w:r>
+        <w:rPr>
+          <w:rFonts w:ascii="Times New Roman" w:hAnsi="Times New Roman" w:cs="Times New Roman"/>
+          <w:sz w:val="28"/>
+          <w:szCs w:val="28"/>
+        </w:rPr>
+        <w:t>»</w:t>
+      </w:r>
+      <w:r>
+        <w:rPr>
+          <w:rFonts w:ascii="Times New Roman" w:hAnsi="Times New Roman" w:cs="Times New Roman"/>
+          <w:sz w:val="28"/>
+          <w:szCs w:val="28"/>
+        </w:rPr>
+        <w:t xml:space="preserve">, </w:t>
+      </w:r>
+      <w:r>
+        <w:rPr>
+          <w:rFonts w:ascii="Times New Roman" w:hAnsi="Times New Roman" w:cs="Times New Roman"/>
+          <w:sz w:val="28"/>
+          <w:szCs w:val="28"/>
+        </w:rPr>
+        <w:t xml:space="preserve">рисунки </w:t>
+      </w:r>
+      <w:r>
+        <w:rPr>
+          <w:rFonts w:ascii="Times New Roman" w:hAnsi="Times New Roman" w:cs="Times New Roman"/>
+          <w:sz w:val="28"/>
+          <w:szCs w:val="28"/>
         </w:rPr>
         <w:fldChar w:fldCharType="begin"/>
       </w:r>
       <w:r>
         <w:rPr>
           <w:rFonts w:ascii="Times New Roman" w:hAnsi="Times New Roman" w:cs="Times New Roman"/>
-          <w:i w:val="0"/>
-          <w:iCs w:val="0"/>
-          <w:color w:val="auto"/>
-          <w:sz w:val="24"/>
-          <w:szCs w:val="24"/>
-          <w:lang w:val="en-US"/>
-        </w:rPr>
-        <w:instrText xml:space="preserve"> SEQ Рисунок \* ARABIC </w:instrText>
-      </w:r>
-      <w:r>
-        <w:rPr>
-          <w:rFonts w:ascii="Times New Roman" w:hAnsi="Times New Roman" w:cs="Times New Roman"/>
-          <w:i w:val="0"/>
-          <w:iCs w:val="0"/>
-          <w:color w:val="auto"/>
-          <w:sz w:val="24"/>
-          <w:szCs w:val="24"/>
-          <w:lang w:val="en-US"/>
+          <w:sz w:val="28"/>
+          <w:szCs w:val="28"/>
+        </w:rPr>
+        <w:instrText xml:space="preserve"> REF _Ref168304431 \h \# \0 </w:instrText>
+      </w:r>
+      <w:r>
+        <w:rPr>
+          <w:rFonts w:ascii="Times New Roman" w:hAnsi="Times New Roman" w:cs="Times New Roman"/>
+          <w:sz w:val="28"/>
+          <w:szCs w:val="28"/>
+        </w:rPr>
+      </w:r>
+      <w:r>
+        <w:rPr>
+          <w:rFonts w:ascii="Times New Roman" w:hAnsi="Times New Roman" w:cs="Times New Roman"/>
+          <w:sz w:val="28"/>
+          <w:szCs w:val="28"/>
         </w:rPr>
         <w:fldChar w:fldCharType="separate"/>
       </w:r>
       <w:r>
         <w:rPr>
           <w:rFonts w:ascii="Times New Roman" w:hAnsi="Times New Roman" w:cs="Times New Roman"/>
-          <w:i w:val="0"/>
-          <w:iCs w:val="0"/>
-          <w:noProof/>
-          <w:color w:val="auto"/>
-          <w:sz w:val="24"/>
-          <w:szCs w:val="24"/>
-          <w:lang w:val="en-US"/>
-        </w:rPr>
-        <w:t>9</w:t>
-      </w:r>
-      <w:r>
-        <w:rPr>
-          <w:rFonts w:ascii="Times New Roman" w:hAnsi="Times New Roman" w:cs="Times New Roman"/>
-          <w:i w:val="0"/>
-          <w:iCs w:val="0"/>
-          <w:color w:val="auto"/>
-          <w:sz w:val="24"/>
-          <w:szCs w:val="24"/>
-          <w:lang w:val="en-US"/>
+          <w:sz w:val="28"/>
+          <w:szCs w:val="28"/>
+        </w:rPr>
+        <w:t>11</w:t>
+      </w:r>
+      <w:r>
+        <w:rPr>
+          <w:rFonts w:ascii="Times New Roman" w:hAnsi="Times New Roman" w:cs="Times New Roman"/>
+          <w:sz w:val="28"/>
+          <w:szCs w:val="28"/>
         </w:rPr>
         <w:fldChar w:fldCharType="end"/>
       </w:r>
-      <w:bookmarkEnd w:id="34"/>
-      <w:r>
-        <w:rPr>
-          <w:rFonts w:ascii="Times New Roman" w:hAnsi="Times New Roman" w:cs="Times New Roman"/>
-          <w:i w:val="0"/>
-          <w:iCs w:val="0"/>
-          <w:color w:val="auto"/>
-          <w:sz w:val="24"/>
-          <w:szCs w:val="24"/>
-          <w:lang w:val="en-US"/>
-        </w:rPr>
-        <w:t xml:space="preserve"> – </w:t>
-      </w:r>
-      <w:proofErr w:type="spellStart"/>
-      <w:r>
-        <w:rPr>
-          <w:rFonts w:ascii="Times New Roman" w:hAnsi="Times New Roman" w:cs="Times New Roman"/>
-          <w:i w:val="0"/>
-          <w:iCs w:val="0"/>
-          <w:color w:val="auto"/>
-          <w:sz w:val="24"/>
-          <w:szCs w:val="24"/>
-          <w:lang w:val="en-US"/>
-        </w:rPr>
-        <w:t>Некорректный</w:t>
-      </w:r>
-      <w:proofErr w:type="spellEnd"/>
-      <w:r>
-        <w:rPr>
-          <w:rFonts w:ascii="Times New Roman" w:hAnsi="Times New Roman" w:cs="Times New Roman"/>
-          <w:i w:val="0"/>
-          <w:iCs w:val="0"/>
-          <w:color w:val="auto"/>
-          <w:sz w:val="24"/>
-          <w:szCs w:val="24"/>
-          <w:lang w:val="en-US"/>
-        </w:rPr>
-        <w:t xml:space="preserve"> </w:t>
-      </w:r>
-      <w:proofErr w:type="spellStart"/>
-      <w:r>
-        <w:rPr>
-          <w:rFonts w:ascii="Times New Roman" w:hAnsi="Times New Roman" w:cs="Times New Roman"/>
-          <w:i w:val="0"/>
-          <w:iCs w:val="0"/>
-          <w:color w:val="auto"/>
-          <w:sz w:val="24"/>
-          <w:szCs w:val="24"/>
-          <w:lang w:val="en-US"/>
-        </w:rPr>
-        <w:t>ввод</w:t>
-      </w:r>
-      <w:proofErr w:type="spellEnd"/>
-    </w:p>
-    <w:p>
-      <w:pPr>
-        <w:jc w:val="center"/>
-        <w:rPr>
-          <w:rFonts w:ascii="Times New Roman" w:hAnsi="Times New Roman" w:cs="Times New Roman"/>
-          <w:sz w:val="28"/>
-          <w:szCs w:val="28"/>
-        </w:rPr>
-      </w:pPr>
-    </w:p>
-    <w:p>
-      <w:pPr>
-        <w:keepNext/>
+      <w:r>
+        <w:rPr>
+          <w:rFonts w:ascii="Times New Roman" w:hAnsi="Times New Roman" w:cs="Times New Roman"/>
+          <w:sz w:val="28"/>
+          <w:szCs w:val="28"/>
+        </w:rPr>
+        <w:t>–</w:t>
+      </w:r>
+      <w:r>
+        <w:rPr>
+          <w:rFonts w:ascii="Times New Roman" w:hAnsi="Times New Roman" w:cs="Times New Roman"/>
+          <w:sz w:val="28"/>
+          <w:szCs w:val="28"/>
+        </w:rPr>
+        <w:fldChar w:fldCharType="begin"/>
+      </w:r>
+      <w:r>
+        <w:rPr>
+          <w:rFonts w:ascii="Times New Roman" w:hAnsi="Times New Roman" w:cs="Times New Roman"/>
+          <w:sz w:val="28"/>
+          <w:szCs w:val="28"/>
+        </w:rPr>
+        <w:instrText xml:space="preserve"> REF _Ref168304437 \h \# \0 </w:instrText>
+      </w:r>
+      <w:r>
+        <w:rPr>
+          <w:rFonts w:ascii="Times New Roman" w:hAnsi="Times New Roman" w:cs="Times New Roman"/>
+          <w:sz w:val="28"/>
+          <w:szCs w:val="28"/>
+        </w:rPr>
+      </w:r>
+      <w:r>
+        <w:rPr>
+          <w:rFonts w:ascii="Times New Roman" w:hAnsi="Times New Roman" w:cs="Times New Roman"/>
+          <w:sz w:val="28"/>
+          <w:szCs w:val="28"/>
+        </w:rPr>
+        <w:fldChar w:fldCharType="separate"/>
+      </w:r>
+      <w:r>
+        <w:rPr>
+          <w:rFonts w:ascii="Times New Roman" w:hAnsi="Times New Roman" w:cs="Times New Roman"/>
+          <w:sz w:val="28"/>
+          <w:szCs w:val="28"/>
+        </w:rPr>
+        <w:t>14</w:t>
+      </w:r>
+      <w:r>
+        <w:rPr>
+          <w:rFonts w:ascii="Times New Roman" w:hAnsi="Times New Roman" w:cs="Times New Roman"/>
+          <w:sz w:val="28"/>
+          <w:szCs w:val="28"/>
+        </w:rPr>
+        <w:fldChar w:fldCharType="end"/>
+      </w:r>
+      <w:r>
+        <w:rPr>
+          <w:rFonts w:ascii="Times New Roman" w:hAnsi="Times New Roman" w:cs="Times New Roman"/>
+          <w:sz w:val="28"/>
+          <w:szCs w:val="28"/>
+        </w:rPr>
+        <w:t>.</w:t>
+      </w:r>
+    </w:p>
+    <w:p>
+      <w:pPr>
         <w:spacing w:line="360" w:lineRule="auto"/>
         <w:jc w:val="center"/>
+        <w:rPr>
+          <w:rFonts w:ascii="Times New Roman" w:hAnsi="Times New Roman" w:cs="Times New Roman"/>
+          <w:sz w:val="28"/>
+          <w:szCs w:val="28"/>
+        </w:rPr>
       </w:pPr>
       <w:r>
         <w:rPr>
           <w:noProof/>
         </w:rPr>
-        <w:lastRenderedPageBreak/>
         <w:drawing>
-          <wp:inline distT="0" distB="0" distL="0" distR="0" wp14:anchorId="2D15FEFF" wp14:editId="3FE44D8F">
-            <wp:extent cx="2171700" cy="1981200"/>
-            <wp:effectExtent l="0" t="0" r="0" b="0"/>
-            <wp:docPr id="89" name="Рисунок 89"/>
+          <wp:inline distT="0" distB="0" distL="0" distR="0" wp14:anchorId="42DD4C87" wp14:editId="2804BD94">
+            <wp:extent cx="5234602" cy="3416060"/>
+            <wp:effectExtent l="0" t="0" r="4445" b="0"/>
+            <wp:docPr id="90" name="Рисунок 90"/>
             <wp:cNvGraphicFramePr>
               <a:graphicFrameLocks xmlns:a="http://schemas.openxmlformats.org/drawingml/2006/main" noChangeAspect="1"/>
             </wp:cNvGraphicFramePr>
@@ -11252,7 +10968,7 @@
                   <pic:spPr>
                     <a:xfrm>
                       <a:off x="0" y="0"/>
-                      <a:ext cx="2171700" cy="1981200"/>
+                      <a:ext cx="5258706" cy="3431790"/>
                     </a:xfrm>
                     <a:prstGeom prst="rect">
                       <a:avLst/>
@@ -11279,7 +10995,7 @@
           <w:szCs w:val="24"/>
         </w:rPr>
       </w:pPr>
-      <w:bookmarkStart w:id="35" w:name="_Ref168304233"/>
+      <w:bookmarkStart w:id="37" w:name="_Ref168304431"/>
       <w:r>
         <w:rPr>
           <w:rFonts w:ascii="Times New Roman" w:hAnsi="Times New Roman" w:cs="Times New Roman"/>
@@ -11299,7 +11015,6 @@
           <w:color w:val="auto"/>
           <w:sz w:val="24"/>
           <w:szCs w:val="24"/>
-          <w:lang w:val="en-US"/>
         </w:rPr>
         <w:fldChar w:fldCharType="begin"/>
       </w:r>
@@ -11312,63 +11027,16 @@
           <w:sz w:val="24"/>
           <w:szCs w:val="24"/>
         </w:rPr>
-        <w:instrText xml:space="preserve"> </w:instrText>
-      </w:r>
-      <w:r>
-        <w:rPr>
-          <w:rFonts w:ascii="Times New Roman" w:hAnsi="Times New Roman" w:cs="Times New Roman"/>
-          <w:i w:val="0"/>
-          <w:iCs w:val="0"/>
-          <w:color w:val="auto"/>
-          <w:sz w:val="24"/>
-          <w:szCs w:val="24"/>
-          <w:lang w:val="en-US"/>
-        </w:rPr>
-        <w:instrText>SEQ</w:instrText>
-      </w:r>
-      <w:r>
-        <w:rPr>
-          <w:rFonts w:ascii="Times New Roman" w:hAnsi="Times New Roman" w:cs="Times New Roman"/>
-          <w:i w:val="0"/>
-          <w:iCs w:val="0"/>
-          <w:color w:val="auto"/>
-          <w:sz w:val="24"/>
-          <w:szCs w:val="24"/>
-        </w:rPr>
-        <w:instrText xml:space="preserve"> Рисунок \* </w:instrText>
-      </w:r>
-      <w:r>
-        <w:rPr>
-          <w:rFonts w:ascii="Times New Roman" w:hAnsi="Times New Roman" w:cs="Times New Roman"/>
-          <w:i w:val="0"/>
-          <w:iCs w:val="0"/>
-          <w:color w:val="auto"/>
-          <w:sz w:val="24"/>
-          <w:szCs w:val="24"/>
-          <w:lang w:val="en-US"/>
-        </w:rPr>
-        <w:instrText>ARABIC</w:instrText>
-      </w:r>
-      <w:r>
-        <w:rPr>
-          <w:rFonts w:ascii="Times New Roman" w:hAnsi="Times New Roman" w:cs="Times New Roman"/>
-          <w:i w:val="0"/>
-          <w:iCs w:val="0"/>
-          <w:color w:val="auto"/>
-          <w:sz w:val="24"/>
-          <w:szCs w:val="24"/>
-        </w:rPr>
-        <w:instrText xml:space="preserve"> </w:instrText>
-      </w:r>
-      <w:r>
-        <w:rPr>
-          <w:rFonts w:ascii="Times New Roman" w:hAnsi="Times New Roman" w:cs="Times New Roman"/>
-          <w:i w:val="0"/>
-          <w:iCs w:val="0"/>
-          <w:color w:val="auto"/>
-          <w:sz w:val="24"/>
-          <w:szCs w:val="24"/>
-          <w:lang w:val="en-US"/>
+        <w:instrText xml:space="preserve"> SEQ Рисунок \* ARABIC </w:instrText>
+      </w:r>
+      <w:r>
+        <w:rPr>
+          <w:rFonts w:ascii="Times New Roman" w:hAnsi="Times New Roman" w:cs="Times New Roman"/>
+          <w:i w:val="0"/>
+          <w:iCs w:val="0"/>
+          <w:color w:val="auto"/>
+          <w:sz w:val="24"/>
+          <w:szCs w:val="24"/>
         </w:rPr>
         <w:fldChar w:fldCharType="separate"/>
       </w:r>
@@ -11382,36 +11050,45 @@
           <w:sz w:val="24"/>
           <w:szCs w:val="24"/>
         </w:rPr>
-        <w:t>10</w:t>
-      </w:r>
-      <w:r>
-        <w:rPr>
-          <w:rFonts w:ascii="Times New Roman" w:hAnsi="Times New Roman" w:cs="Times New Roman"/>
-          <w:i w:val="0"/>
-          <w:iCs w:val="0"/>
-          <w:color w:val="auto"/>
-          <w:sz w:val="24"/>
-          <w:szCs w:val="24"/>
-          <w:lang w:val="en-US"/>
+        <w:t>11</w:t>
+      </w:r>
+      <w:r>
+        <w:rPr>
+          <w:rFonts w:ascii="Times New Roman" w:hAnsi="Times New Roman" w:cs="Times New Roman"/>
+          <w:i w:val="0"/>
+          <w:iCs w:val="0"/>
+          <w:color w:val="auto"/>
+          <w:sz w:val="24"/>
+          <w:szCs w:val="24"/>
         </w:rPr>
         <w:fldChar w:fldCharType="end"/>
       </w:r>
-      <w:bookmarkEnd w:id="35"/>
-      <w:r>
-        <w:rPr>
-          <w:rFonts w:ascii="Times New Roman" w:hAnsi="Times New Roman" w:cs="Times New Roman"/>
-          <w:i w:val="0"/>
-          <w:iCs w:val="0"/>
-          <w:color w:val="auto"/>
-          <w:sz w:val="24"/>
-          <w:szCs w:val="24"/>
-        </w:rPr>
-        <w:t xml:space="preserve"> –Предупреждение пользователя о некорректном вводе</w:t>
-      </w:r>
-    </w:p>
-    <w:p>
-      <w:pPr>
-        <w:spacing w:line="360" w:lineRule="auto"/>
+      <w:bookmarkEnd w:id="37"/>
+      <w:r>
+        <w:rPr>
+          <w:rFonts w:ascii="Times New Roman" w:hAnsi="Times New Roman" w:cs="Times New Roman"/>
+          <w:i w:val="0"/>
+          <w:iCs w:val="0"/>
+          <w:color w:val="auto"/>
+          <w:sz w:val="24"/>
+          <w:szCs w:val="24"/>
+        </w:rPr>
+        <w:t xml:space="preserve"> – </w:t>
+      </w:r>
+      <w:r>
+        <w:rPr>
+          <w:rFonts w:ascii="Times New Roman" w:hAnsi="Times New Roman" w:cs="Times New Roman"/>
+          <w:i w:val="0"/>
+          <w:iCs w:val="0"/>
+          <w:color w:val="auto"/>
+          <w:sz w:val="24"/>
+          <w:szCs w:val="24"/>
+        </w:rPr>
+        <w:t>Удаление движений</w:t>
+      </w:r>
+    </w:p>
+    <w:p>
+      <w:pPr>
         <w:ind w:firstLine="709"/>
         <w:rPr>
           <w:rFonts w:ascii="Times New Roman" w:hAnsi="Times New Roman" w:cs="Times New Roman"/>
@@ -11422,257 +11099,20 @@
     </w:p>
     <w:p>
       <w:pPr>
-        <w:pStyle w:val="a6"/>
-        <w:numPr>
-          <w:ilvl w:val="1"/>
-          <w:numId w:val="3"/>
-        </w:numPr>
-        <w:spacing w:line="360" w:lineRule="auto"/>
-        <w:ind w:left="0" w:firstLine="709"/>
-        <w:jc w:val="both"/>
-        <w:outlineLvl w:val="1"/>
-        <w:rPr>
-          <w:rFonts w:ascii="Times New Roman" w:hAnsi="Times New Roman" w:cs="Times New Roman"/>
-          <w:b/>
-          <w:bCs/>
-          <w:sz w:val="28"/>
-          <w:szCs w:val="28"/>
-        </w:rPr>
-      </w:pPr>
-      <w:bookmarkStart w:id="36" w:name="_Toc179995332"/>
-      <w:r>
-        <w:rPr>
-          <w:rFonts w:ascii="Times New Roman" w:hAnsi="Times New Roman" w:cs="Times New Roman"/>
-          <w:b/>
-          <w:bCs/>
-          <w:sz w:val="28"/>
-          <w:szCs w:val="28"/>
-        </w:rPr>
-        <w:t>Тестовый случай «Удалить»</w:t>
-      </w:r>
-      <w:bookmarkEnd w:id="36"/>
-    </w:p>
-    <w:p>
-      <w:pPr>
-        <w:spacing w:line="360" w:lineRule="auto"/>
-        <w:ind w:firstLine="709"/>
-        <w:jc w:val="both"/>
-        <w:rPr>
-          <w:rFonts w:ascii="Times New Roman" w:hAnsi="Times New Roman" w:cs="Times New Roman"/>
-          <w:sz w:val="28"/>
-          <w:szCs w:val="28"/>
-        </w:rPr>
-      </w:pPr>
-      <w:r>
-        <w:rPr>
-          <w:rFonts w:ascii="Times New Roman" w:hAnsi="Times New Roman" w:cs="Times New Roman"/>
-          <w:sz w:val="28"/>
-          <w:szCs w:val="28"/>
-        </w:rPr>
-        <w:t>Для удаления одно</w:t>
-      </w:r>
-      <w:r>
-        <w:rPr>
-          <w:rFonts w:ascii="Times New Roman" w:hAnsi="Times New Roman" w:cs="Times New Roman"/>
-          <w:sz w:val="28"/>
-          <w:szCs w:val="28"/>
-        </w:rPr>
-        <w:t>го</w:t>
-      </w:r>
-      <w:r>
-        <w:rPr>
-          <w:rFonts w:ascii="Times New Roman" w:hAnsi="Times New Roman" w:cs="Times New Roman"/>
-          <w:sz w:val="28"/>
-          <w:szCs w:val="28"/>
-        </w:rPr>
-        <w:t xml:space="preserve"> или нескольких </w:t>
-      </w:r>
-      <w:r>
-        <w:rPr>
-          <w:rFonts w:ascii="Times New Roman" w:hAnsi="Times New Roman" w:cs="Times New Roman"/>
-          <w:sz w:val="28"/>
-          <w:szCs w:val="28"/>
-        </w:rPr>
-        <w:t>движений</w:t>
-      </w:r>
-      <w:r>
-        <w:rPr>
-          <w:rFonts w:ascii="Times New Roman" w:hAnsi="Times New Roman" w:cs="Times New Roman"/>
-          <w:sz w:val="28"/>
-          <w:szCs w:val="28"/>
-        </w:rPr>
-        <w:t xml:space="preserve"> </w:t>
-      </w:r>
-      <w:r>
-        <w:rPr>
-          <w:rFonts w:ascii="Times New Roman" w:hAnsi="Times New Roman" w:cs="Times New Roman"/>
-          <w:sz w:val="28"/>
-          <w:szCs w:val="28"/>
-        </w:rPr>
-        <w:t>необходимо выбрать их в таблице и нажать на кнопку «Удалит</w:t>
-      </w:r>
-      <w:r>
-        <w:rPr>
-          <w:rFonts w:ascii="Times New Roman" w:hAnsi="Times New Roman" w:cs="Times New Roman"/>
-          <w:sz w:val="28"/>
-          <w:szCs w:val="28"/>
-        </w:rPr>
-        <w:t>ь</w:t>
-      </w:r>
-      <w:r>
-        <w:rPr>
-          <w:rFonts w:ascii="Times New Roman" w:hAnsi="Times New Roman" w:cs="Times New Roman"/>
-          <w:sz w:val="28"/>
-          <w:szCs w:val="28"/>
-        </w:rPr>
-        <w:t>»</w:t>
-      </w:r>
-      <w:r>
-        <w:rPr>
-          <w:rFonts w:ascii="Times New Roman" w:hAnsi="Times New Roman" w:cs="Times New Roman"/>
-          <w:sz w:val="28"/>
-          <w:szCs w:val="28"/>
-        </w:rPr>
-        <w:t xml:space="preserve">, </w:t>
-      </w:r>
-      <w:r>
-        <w:rPr>
-          <w:rFonts w:ascii="Times New Roman" w:hAnsi="Times New Roman" w:cs="Times New Roman"/>
-          <w:sz w:val="28"/>
-          <w:szCs w:val="28"/>
-        </w:rPr>
-        <w:t xml:space="preserve">рисунки </w:t>
-      </w:r>
-      <w:r>
-        <w:rPr>
-          <w:rFonts w:ascii="Times New Roman" w:hAnsi="Times New Roman" w:cs="Times New Roman"/>
-          <w:sz w:val="28"/>
-          <w:szCs w:val="28"/>
-        </w:rPr>
-        <w:fldChar w:fldCharType="begin"/>
-      </w:r>
-      <w:r>
-        <w:rPr>
-          <w:rFonts w:ascii="Times New Roman" w:hAnsi="Times New Roman" w:cs="Times New Roman"/>
-          <w:sz w:val="28"/>
-          <w:szCs w:val="28"/>
-        </w:rPr>
-        <w:instrText xml:space="preserve"> REF _Ref168304431 \h \# \0 </w:instrText>
-      </w:r>
-      <w:r>
-        <w:rPr>
-          <w:rFonts w:ascii="Times New Roman" w:hAnsi="Times New Roman" w:cs="Times New Roman"/>
-          <w:sz w:val="28"/>
-          <w:szCs w:val="28"/>
-        </w:rPr>
-      </w:r>
-      <w:r>
-        <w:rPr>
-          <w:rFonts w:ascii="Times New Roman" w:hAnsi="Times New Roman" w:cs="Times New Roman"/>
-          <w:sz w:val="28"/>
-          <w:szCs w:val="28"/>
-        </w:rPr>
-        <w:fldChar w:fldCharType="separate"/>
-      </w:r>
-      <w:r>
-        <w:rPr>
-          <w:rFonts w:ascii="Times New Roman" w:hAnsi="Times New Roman" w:cs="Times New Roman"/>
-          <w:sz w:val="28"/>
-          <w:szCs w:val="28"/>
-        </w:rPr>
-        <w:t>11</w:t>
-      </w:r>
-      <w:r>
-        <w:rPr>
-          <w:rFonts w:ascii="Times New Roman" w:hAnsi="Times New Roman" w:cs="Times New Roman"/>
-          <w:sz w:val="28"/>
-          <w:szCs w:val="28"/>
-        </w:rPr>
-        <w:fldChar w:fldCharType="end"/>
-      </w:r>
-      <w:r>
-        <w:rPr>
-          <w:rFonts w:ascii="Times New Roman" w:hAnsi="Times New Roman" w:cs="Times New Roman"/>
-          <w:sz w:val="28"/>
-          <w:szCs w:val="28"/>
-        </w:rPr>
-        <w:t>–</w:t>
-      </w:r>
-      <w:r>
-        <w:rPr>
-          <w:rFonts w:ascii="Times New Roman" w:hAnsi="Times New Roman" w:cs="Times New Roman"/>
-          <w:sz w:val="28"/>
-          <w:szCs w:val="28"/>
-        </w:rPr>
-        <w:fldChar w:fldCharType="begin"/>
-      </w:r>
-      <w:r>
-        <w:rPr>
-          <w:rFonts w:ascii="Times New Roman" w:hAnsi="Times New Roman" w:cs="Times New Roman"/>
-          <w:sz w:val="28"/>
-          <w:szCs w:val="28"/>
-        </w:rPr>
-        <w:instrText xml:space="preserve"> REF _Ref168304437 \h \# \0 </w:instrText>
-      </w:r>
-      <w:r>
-        <w:rPr>
-          <w:rFonts w:ascii="Times New Roman" w:hAnsi="Times New Roman" w:cs="Times New Roman"/>
-          <w:sz w:val="28"/>
-          <w:szCs w:val="28"/>
-        </w:rPr>
-      </w:r>
-      <w:r>
-        <w:rPr>
-          <w:rFonts w:ascii="Times New Roman" w:hAnsi="Times New Roman" w:cs="Times New Roman"/>
-          <w:sz w:val="28"/>
-          <w:szCs w:val="28"/>
-        </w:rPr>
-        <w:fldChar w:fldCharType="separate"/>
-      </w:r>
-      <w:r>
-        <w:rPr>
-          <w:rFonts w:ascii="Times New Roman" w:hAnsi="Times New Roman" w:cs="Times New Roman"/>
-          <w:sz w:val="28"/>
-          <w:szCs w:val="28"/>
-        </w:rPr>
-        <w:t>14</w:t>
-      </w:r>
-      <w:r>
-        <w:rPr>
-          <w:rFonts w:ascii="Times New Roman" w:hAnsi="Times New Roman" w:cs="Times New Roman"/>
-          <w:sz w:val="28"/>
-          <w:szCs w:val="28"/>
-        </w:rPr>
-        <w:fldChar w:fldCharType="end"/>
-      </w:r>
-      <w:r>
-        <w:rPr>
-          <w:rFonts w:ascii="Times New Roman" w:hAnsi="Times New Roman" w:cs="Times New Roman"/>
-          <w:sz w:val="28"/>
-          <w:szCs w:val="28"/>
-        </w:rPr>
-        <w:t>.</w:t>
-      </w:r>
-    </w:p>
-    <w:p>
-      <w:pPr>
+        <w:keepNext/>
         <w:spacing w:line="360" w:lineRule="auto"/>
         <w:jc w:val="center"/>
-        <w:rPr>
-          <w:rFonts w:ascii="Times New Roman" w:hAnsi="Times New Roman" w:cs="Times New Roman"/>
-          <w:sz w:val="28"/>
-          <w:szCs w:val="28"/>
-        </w:rPr>
       </w:pPr>
       <w:r>
         <w:rPr>
           <w:noProof/>
         </w:rPr>
+        <w:lastRenderedPageBreak/>
         <w:drawing>
-          <wp:inline distT="0" distB="0" distL="0" distR="0" wp14:anchorId="42DD4C87" wp14:editId="2804BD94">
-            <wp:extent cx="5234602" cy="3416060"/>
-            <wp:effectExtent l="0" t="0" r="4445" b="0"/>
-            <wp:docPr id="90" name="Рисунок 90"/>
+          <wp:inline distT="0" distB="0" distL="0" distR="0" wp14:anchorId="2CE1D577" wp14:editId="4D9F98B2">
+            <wp:extent cx="5275331" cy="3442640"/>
+            <wp:effectExtent l="0" t="0" r="1905" b="5715"/>
+            <wp:docPr id="91" name="Рисунок 91"/>
             <wp:cNvGraphicFramePr>
               <a:graphicFrameLocks xmlns:a="http://schemas.openxmlformats.org/drawingml/2006/main" noChangeAspect="1"/>
             </wp:cNvGraphicFramePr>
@@ -11692,7 +11132,7 @@
                   <pic:spPr>
                     <a:xfrm>
                       <a:off x="0" y="0"/>
-                      <a:ext cx="5258706" cy="3431790"/>
+                      <a:ext cx="5283659" cy="3448074"/>
                     </a:xfrm>
                     <a:prstGeom prst="rect">
                       <a:avLst/>
@@ -11719,7 +11159,6 @@
           <w:szCs w:val="24"/>
         </w:rPr>
       </w:pPr>
-      <w:bookmarkStart w:id="37" w:name="_Ref168304431"/>
       <w:r>
         <w:rPr>
           <w:rFonts w:ascii="Times New Roman" w:hAnsi="Times New Roman" w:cs="Times New Roman"/>
@@ -11774,7 +11213,7 @@
           <w:sz w:val="24"/>
           <w:szCs w:val="24"/>
         </w:rPr>
-        <w:t>11</w:t>
+        <w:t>12</w:t>
       </w:r>
       <w:r>
         <w:rPr>
@@ -11787,32 +11226,21 @@
         </w:rPr>
         <w:fldChar w:fldCharType="end"/>
       </w:r>
-      <w:bookmarkEnd w:id="37"/>
-      <w:r>
-        <w:rPr>
-          <w:rFonts w:ascii="Times New Roman" w:hAnsi="Times New Roman" w:cs="Times New Roman"/>
-          <w:i w:val="0"/>
-          <w:iCs w:val="0"/>
-          <w:color w:val="auto"/>
-          <w:sz w:val="24"/>
-          <w:szCs w:val="24"/>
-        </w:rPr>
-        <w:t xml:space="preserve"> – </w:t>
-      </w:r>
-      <w:r>
-        <w:rPr>
-          <w:rFonts w:ascii="Times New Roman" w:hAnsi="Times New Roman" w:cs="Times New Roman"/>
-          <w:i w:val="0"/>
-          <w:iCs w:val="0"/>
-          <w:color w:val="auto"/>
-          <w:sz w:val="24"/>
-          <w:szCs w:val="24"/>
-        </w:rPr>
-        <w:t>Удаление движений</w:t>
-      </w:r>
-    </w:p>
-    <w:p>
-      <w:pPr>
+      <w:r>
+        <w:rPr>
+          <w:rFonts w:ascii="Times New Roman" w:hAnsi="Times New Roman" w:cs="Times New Roman"/>
+          <w:i w:val="0"/>
+          <w:iCs w:val="0"/>
+          <w:color w:val="auto"/>
+          <w:sz w:val="24"/>
+          <w:szCs w:val="24"/>
+        </w:rPr>
+        <w:t xml:space="preserve"> – Результат нажатия кнопки «Удалить»</w:t>
+      </w:r>
+    </w:p>
+    <w:p>
+      <w:pPr>
+        <w:spacing w:line="360" w:lineRule="auto"/>
         <w:ind w:firstLine="709"/>
         <w:rPr>
           <w:rFonts w:ascii="Times New Roman" w:hAnsi="Times New Roman" w:cs="Times New Roman"/>
@@ -11823,20 +11251,102 @@
     </w:p>
     <w:p>
       <w:pPr>
-        <w:keepNext/>
+        <w:pStyle w:val="a6"/>
+        <w:numPr>
+          <w:ilvl w:val="1"/>
+          <w:numId w:val="3"/>
+        </w:numPr>
+        <w:spacing w:line="360" w:lineRule="auto"/>
+        <w:ind w:left="0" w:firstLine="709"/>
+        <w:jc w:val="both"/>
+        <w:outlineLvl w:val="1"/>
+        <w:rPr>
+          <w:rFonts w:ascii="Times New Roman" w:hAnsi="Times New Roman" w:cs="Times New Roman"/>
+          <w:b/>
+          <w:bCs/>
+          <w:sz w:val="28"/>
+          <w:szCs w:val="28"/>
+        </w:rPr>
+      </w:pPr>
+      <w:bookmarkStart w:id="38" w:name="_Toc179995333"/>
+      <w:r>
+        <w:rPr>
+          <w:rFonts w:ascii="Times New Roman" w:hAnsi="Times New Roman" w:cs="Times New Roman"/>
+          <w:b/>
+          <w:bCs/>
+          <w:sz w:val="28"/>
+          <w:szCs w:val="28"/>
+        </w:rPr>
+        <w:t>Тестовый случай «</w:t>
+      </w:r>
+      <w:r>
+        <w:rPr>
+          <w:rFonts w:ascii="Times New Roman" w:hAnsi="Times New Roman" w:cs="Times New Roman"/>
+          <w:b/>
+          <w:bCs/>
+          <w:sz w:val="28"/>
+          <w:szCs w:val="28"/>
+        </w:rPr>
+        <w:t>Очистить</w:t>
+      </w:r>
+      <w:r>
+        <w:rPr>
+          <w:rFonts w:ascii="Times New Roman" w:hAnsi="Times New Roman" w:cs="Times New Roman"/>
+          <w:b/>
+          <w:bCs/>
+          <w:sz w:val="28"/>
+          <w:szCs w:val="28"/>
+        </w:rPr>
+        <w:t>»</w:t>
+      </w:r>
+      <w:bookmarkEnd w:id="38"/>
+    </w:p>
+    <w:p>
+      <w:pPr>
+        <w:spacing w:line="360" w:lineRule="auto"/>
+        <w:ind w:firstLine="709"/>
+        <w:rPr>
+          <w:rFonts w:ascii="Times New Roman" w:hAnsi="Times New Roman" w:cs="Times New Roman"/>
+          <w:sz w:val="28"/>
+          <w:szCs w:val="28"/>
+        </w:rPr>
+      </w:pPr>
+      <w:r>
+        <w:rPr>
+          <w:rFonts w:ascii="Times New Roman" w:hAnsi="Times New Roman" w:cs="Times New Roman"/>
+          <w:sz w:val="28"/>
+          <w:szCs w:val="28"/>
+        </w:rPr>
+        <w:t xml:space="preserve">Для </w:t>
+      </w:r>
+      <w:r>
+        <w:rPr>
+          <w:rFonts w:ascii="Times New Roman" w:hAnsi="Times New Roman" w:cs="Times New Roman"/>
+          <w:sz w:val="28"/>
+          <w:szCs w:val="28"/>
+        </w:rPr>
+        <w:t>полного очищения списка необходимо нажать кнопку «Очистить» (рисунки 13-14).</w:t>
+      </w:r>
+    </w:p>
+    <w:p>
+      <w:pPr>
         <w:spacing w:line="360" w:lineRule="auto"/>
         <w:jc w:val="center"/>
+        <w:rPr>
+          <w:rFonts w:ascii="Times New Roman" w:hAnsi="Times New Roman" w:cs="Times New Roman"/>
+          <w:sz w:val="28"/>
+          <w:szCs w:val="28"/>
+        </w:rPr>
       </w:pPr>
       <w:r>
         <w:rPr>
           <w:noProof/>
         </w:rPr>
-        <w:lastRenderedPageBreak/>
         <w:drawing>
-          <wp:inline distT="0" distB="0" distL="0" distR="0" wp14:anchorId="2CE1D577" wp14:editId="4D9F98B2">
-            <wp:extent cx="5275331" cy="3442640"/>
-            <wp:effectExtent l="0" t="0" r="1905" b="5715"/>
-            <wp:docPr id="91" name="Рисунок 91"/>
+          <wp:inline distT="0" distB="0" distL="0" distR="0" wp14:anchorId="0901D2A6" wp14:editId="391711F2">
+            <wp:extent cx="4749800" cy="3099682"/>
+            <wp:effectExtent l="0" t="0" r="0" b="5715"/>
+            <wp:docPr id="2" name="Рисунок 2"/>
             <wp:cNvGraphicFramePr>
               <a:graphicFrameLocks xmlns:a="http://schemas.openxmlformats.org/drawingml/2006/main" noChangeAspect="1"/>
             </wp:cNvGraphicFramePr>
@@ -11856,240 +11366,6 @@
                   <pic:spPr>
                     <a:xfrm>
                       <a:off x="0" y="0"/>
-                      <a:ext cx="5283659" cy="3448074"/>
-                    </a:xfrm>
-                    <a:prstGeom prst="rect">
-                      <a:avLst/>
-                    </a:prstGeom>
-                  </pic:spPr>
-                </pic:pic>
-              </a:graphicData>
-            </a:graphic>
-          </wp:inline>
-        </w:drawing>
-      </w:r>
-    </w:p>
-    <w:p>
-      <w:pPr>
-        <w:pStyle w:val="a4"/>
-        <w:spacing w:after="0"/>
-        <w:jc w:val="center"/>
-        <w:rPr>
-          <w:rFonts w:ascii="Times New Roman" w:hAnsi="Times New Roman" w:cs="Times New Roman"/>
-          <w:i w:val="0"/>
-          <w:iCs w:val="0"/>
-          <w:color w:val="auto"/>
-          <w:sz w:val="24"/>
-          <w:szCs w:val="24"/>
-        </w:rPr>
-      </w:pPr>
-      <w:r>
-        <w:rPr>
-          <w:rFonts w:ascii="Times New Roman" w:hAnsi="Times New Roman" w:cs="Times New Roman"/>
-          <w:i w:val="0"/>
-          <w:iCs w:val="0"/>
-          <w:color w:val="auto"/>
-          <w:sz w:val="24"/>
-          <w:szCs w:val="24"/>
-        </w:rPr>
-        <w:t xml:space="preserve">Рисунок </w:t>
-      </w:r>
-      <w:r>
-        <w:rPr>
-          <w:rFonts w:ascii="Times New Roman" w:hAnsi="Times New Roman" w:cs="Times New Roman"/>
-          <w:i w:val="0"/>
-          <w:iCs w:val="0"/>
-          <w:color w:val="auto"/>
-          <w:sz w:val="24"/>
-          <w:szCs w:val="24"/>
-        </w:rPr>
-        <w:fldChar w:fldCharType="begin"/>
-      </w:r>
-      <w:r>
-        <w:rPr>
-          <w:rFonts w:ascii="Times New Roman" w:hAnsi="Times New Roman" w:cs="Times New Roman"/>
-          <w:i w:val="0"/>
-          <w:iCs w:val="0"/>
-          <w:color w:val="auto"/>
-          <w:sz w:val="24"/>
-          <w:szCs w:val="24"/>
-        </w:rPr>
-        <w:instrText xml:space="preserve"> SEQ Рисунок \* ARABIC </w:instrText>
-      </w:r>
-      <w:r>
-        <w:rPr>
-          <w:rFonts w:ascii="Times New Roman" w:hAnsi="Times New Roman" w:cs="Times New Roman"/>
-          <w:i w:val="0"/>
-          <w:iCs w:val="0"/>
-          <w:color w:val="auto"/>
-          <w:sz w:val="24"/>
-          <w:szCs w:val="24"/>
-        </w:rPr>
-        <w:fldChar w:fldCharType="separate"/>
-      </w:r>
-      <w:r>
-        <w:rPr>
-          <w:rFonts w:ascii="Times New Roman" w:hAnsi="Times New Roman" w:cs="Times New Roman"/>
-          <w:i w:val="0"/>
-          <w:iCs w:val="0"/>
-          <w:noProof/>
-          <w:color w:val="auto"/>
-          <w:sz w:val="24"/>
-          <w:szCs w:val="24"/>
-        </w:rPr>
-        <w:t>12</w:t>
-      </w:r>
-      <w:r>
-        <w:rPr>
-          <w:rFonts w:ascii="Times New Roman" w:hAnsi="Times New Roman" w:cs="Times New Roman"/>
-          <w:i w:val="0"/>
-          <w:iCs w:val="0"/>
-          <w:color w:val="auto"/>
-          <w:sz w:val="24"/>
-          <w:szCs w:val="24"/>
-        </w:rPr>
-        <w:fldChar w:fldCharType="end"/>
-      </w:r>
-      <w:r>
-        <w:rPr>
-          <w:rFonts w:ascii="Times New Roman" w:hAnsi="Times New Roman" w:cs="Times New Roman"/>
-          <w:i w:val="0"/>
-          <w:iCs w:val="0"/>
-          <w:color w:val="auto"/>
-          <w:sz w:val="24"/>
-          <w:szCs w:val="24"/>
-        </w:rPr>
-        <w:t xml:space="preserve"> – Результат нажатия кнопки «Удалить»</w:t>
-      </w:r>
-    </w:p>
-    <w:p>
-      <w:pPr>
-        <w:spacing w:line="360" w:lineRule="auto"/>
-        <w:ind w:firstLine="709"/>
-        <w:rPr>
-          <w:rFonts w:ascii="Times New Roman" w:hAnsi="Times New Roman" w:cs="Times New Roman"/>
-          <w:sz w:val="28"/>
-          <w:szCs w:val="28"/>
-        </w:rPr>
-      </w:pPr>
-    </w:p>
-    <w:p>
-      <w:pPr>
-        <w:pStyle w:val="a6"/>
-        <w:numPr>
-          <w:ilvl w:val="1"/>
-          <w:numId w:val="3"/>
-        </w:numPr>
-        <w:spacing w:line="360" w:lineRule="auto"/>
-        <w:ind w:left="0" w:firstLine="709"/>
-        <w:jc w:val="both"/>
-        <w:outlineLvl w:val="1"/>
-        <w:rPr>
-          <w:rFonts w:ascii="Times New Roman" w:hAnsi="Times New Roman" w:cs="Times New Roman"/>
-          <w:b/>
-          <w:bCs/>
-          <w:sz w:val="28"/>
-          <w:szCs w:val="28"/>
-        </w:rPr>
-      </w:pPr>
-      <w:bookmarkStart w:id="38" w:name="_Toc179995333"/>
-      <w:r>
-        <w:rPr>
-          <w:rFonts w:ascii="Times New Roman" w:hAnsi="Times New Roman" w:cs="Times New Roman"/>
-          <w:b/>
-          <w:bCs/>
-          <w:sz w:val="28"/>
-          <w:szCs w:val="28"/>
-        </w:rPr>
-        <w:t>Тестовый случай «</w:t>
-      </w:r>
-      <w:r>
-        <w:rPr>
-          <w:rFonts w:ascii="Times New Roman" w:hAnsi="Times New Roman" w:cs="Times New Roman"/>
-          <w:b/>
-          <w:bCs/>
-          <w:sz w:val="28"/>
-          <w:szCs w:val="28"/>
-        </w:rPr>
-        <w:t>Очистить</w:t>
-      </w:r>
-      <w:r>
-        <w:rPr>
-          <w:rFonts w:ascii="Times New Roman" w:hAnsi="Times New Roman" w:cs="Times New Roman"/>
-          <w:b/>
-          <w:bCs/>
-          <w:sz w:val="28"/>
-          <w:szCs w:val="28"/>
-        </w:rPr>
-        <w:t>»</w:t>
-      </w:r>
-      <w:bookmarkEnd w:id="38"/>
-    </w:p>
-    <w:p>
-      <w:pPr>
-        <w:spacing w:line="360" w:lineRule="auto"/>
-        <w:ind w:firstLine="709"/>
-        <w:rPr>
-          <w:rFonts w:ascii="Times New Roman" w:hAnsi="Times New Roman" w:cs="Times New Roman"/>
-          <w:sz w:val="28"/>
-          <w:szCs w:val="28"/>
-        </w:rPr>
-      </w:pPr>
-      <w:r>
-        <w:rPr>
-          <w:rFonts w:ascii="Times New Roman" w:hAnsi="Times New Roman" w:cs="Times New Roman"/>
-          <w:sz w:val="28"/>
-          <w:szCs w:val="28"/>
-        </w:rPr>
-        <w:t xml:space="preserve">Для </w:t>
-      </w:r>
-      <w:r>
-        <w:rPr>
-          <w:rFonts w:ascii="Times New Roman" w:hAnsi="Times New Roman" w:cs="Times New Roman"/>
-          <w:sz w:val="28"/>
-          <w:szCs w:val="28"/>
-        </w:rPr>
-        <w:t>полного очищения списка необходимо нажать кнопку «Очистить» (рисунки 13-14).</w:t>
-      </w:r>
-    </w:p>
-    <w:p>
-      <w:pPr>
-        <w:spacing w:line="360" w:lineRule="auto"/>
-        <w:jc w:val="center"/>
-        <w:rPr>
-          <w:rFonts w:ascii="Times New Roman" w:hAnsi="Times New Roman" w:cs="Times New Roman"/>
-          <w:sz w:val="28"/>
-          <w:szCs w:val="28"/>
-        </w:rPr>
-      </w:pPr>
-      <w:r>
-        <w:rPr>
-          <w:noProof/>
-        </w:rPr>
-        <w:drawing>
-          <wp:inline distT="0" distB="0" distL="0" distR="0" wp14:anchorId="0901D2A6" wp14:editId="391711F2">
-            <wp:extent cx="4749800" cy="3099682"/>
-            <wp:effectExtent l="0" t="0" r="0" b="5715"/>
-            <wp:docPr id="2" name="Рисунок 2"/>
-            <wp:cNvGraphicFramePr>
-              <a:graphicFrameLocks xmlns:a="http://schemas.openxmlformats.org/drawingml/2006/main" noChangeAspect="1"/>
-            </wp:cNvGraphicFramePr>
-            <a:graphic xmlns:a="http://schemas.openxmlformats.org/drawingml/2006/main">
-              <a:graphicData uri="http://schemas.openxmlformats.org/drawingml/2006/picture">
-                <pic:pic xmlns:pic="http://schemas.openxmlformats.org/drawingml/2006/picture">
-                  <pic:nvPicPr>
-                    <pic:cNvPr id="1" name=""/>
-                    <pic:cNvPicPr/>
-                  </pic:nvPicPr>
-                  <pic:blipFill>
-                    <a:blip r:embed="rId22"/>
-                    <a:stretch>
-                      <a:fillRect/>
-                    </a:stretch>
-                  </pic:blipFill>
-                  <pic:spPr>
-                    <a:xfrm>
-                      <a:off x="0" y="0"/>
                       <a:ext cx="4757511" cy="3104714"/>
                     </a:xfrm>
                     <a:prstGeom prst="rect">
@@ -12207,7 +11483,7 @@
                     <pic:cNvPicPr/>
                   </pic:nvPicPr>
                   <pic:blipFill>
-                    <a:blip r:embed="rId23"/>
+                    <a:blip r:embed="rId22"/>
                     <a:stretch>
                       <a:fillRect/>
                     </a:stretch>
@@ -12502,7 +11778,7 @@
                           <pic:cNvPicPr/>
                         </pic:nvPicPr>
                         <pic:blipFill>
-                          <a:blip r:embed="rId24"/>
+                          <a:blip r:embed="rId23"/>
                           <a:stretch>
                             <a:fillRect/>
                           </a:stretch>
@@ -12558,7 +11834,7 @@
                           <pic:cNvPicPr/>
                         </pic:nvPicPr>
                         <pic:blipFill>
-                          <a:blip r:embed="rId25"/>
+                          <a:blip r:embed="rId24"/>
                           <a:stretch>
                             <a:fillRect/>
                           </a:stretch>
@@ -12849,7 +12125,7 @@
                           <pic:cNvPicPr/>
                         </pic:nvPicPr>
                         <pic:blipFill>
-                          <a:blip r:embed="rId26"/>
+                          <a:blip r:embed="rId25"/>
                           <a:stretch>
                             <a:fillRect/>
                           </a:stretch>
@@ -12905,7 +12181,7 @@
                           <pic:cNvPicPr/>
                         </pic:nvPicPr>
                         <pic:blipFill>
-                          <a:blip r:embed="rId27"/>
+                          <a:blip r:embed="rId26"/>
                           <a:stretch>
                             <a:fillRect/>
                           </a:stretch>
@@ -13153,7 +12429,7 @@
                           <pic:cNvPicPr/>
                         </pic:nvPicPr>
                         <pic:blipFill>
-                          <a:blip r:embed="rId28"/>
+                          <a:blip r:embed="rId27"/>
                           <a:stretch>
                             <a:fillRect/>
                           </a:stretch>
@@ -13209,7 +12485,7 @@
                           <pic:cNvPicPr/>
                         </pic:nvPicPr>
                         <pic:blipFill>
-                          <a:blip r:embed="rId29"/>
+                          <a:blip r:embed="rId28"/>
                           <a:stretch>
                             <a:fillRect/>
                           </a:stretch>
@@ -13522,7 +12798,7 @@
                           <pic:cNvPicPr/>
                         </pic:nvPicPr>
                         <pic:blipFill>
-                          <a:blip r:embed="rId30"/>
+                          <a:blip r:embed="rId29"/>
                           <a:stretch>
                             <a:fillRect/>
                           </a:stretch>
@@ -13578,7 +12854,7 @@
                           <pic:cNvPicPr/>
                         </pic:nvPicPr>
                         <pic:blipFill>
-                          <a:blip r:embed="rId31"/>
+                          <a:blip r:embed="rId30"/>
                           <a:stretch>
                             <a:fillRect/>
                           </a:stretch>
@@ -13811,7 +13087,7 @@
                           <pic:cNvPicPr/>
                         </pic:nvPicPr>
                         <pic:blipFill>
-                          <a:blip r:embed="rId32"/>
+                          <a:blip r:embed="rId31"/>
                           <a:stretch>
                             <a:fillRect/>
                           </a:stretch>
@@ -13867,7 +13143,7 @@
                           <pic:cNvPicPr/>
                         </pic:nvPicPr>
                         <pic:blipFill>
-                          <a:blip r:embed="rId33"/>
+                          <a:blip r:embed="rId32"/>
                           <a:stretch>
                             <a:fillRect/>
                           </a:stretch>
@@ -14217,7 +13493,7 @@
                           <pic:cNvPicPr/>
                         </pic:nvPicPr>
                         <pic:blipFill>
-                          <a:blip r:embed="rId34"/>
+                          <a:blip r:embed="rId33"/>
                           <a:stretch>
                             <a:fillRect/>
                           </a:stretch>
@@ -14273,7 +13549,7 @@
                           <pic:cNvPicPr/>
                         </pic:nvPicPr>
                         <pic:blipFill>
-                          <a:blip r:embed="rId35"/>
+                          <a:blip r:embed="rId34"/>
                           <a:stretch>
                             <a:fillRect/>
                           </a:stretch>
@@ -14542,7 +13818,7 @@
                           <pic:cNvPicPr/>
                         </pic:nvPicPr>
                         <pic:blipFill>
-                          <a:blip r:embed="rId36"/>
+                          <a:blip r:embed="rId35"/>
                           <a:stretch>
                             <a:fillRect/>
                           </a:stretch>
@@ -14598,7 +13874,7 @@
                           <pic:cNvPicPr/>
                         </pic:nvPicPr>
                         <pic:blipFill>
-                          <a:blip r:embed="rId37"/>
+                          <a:blip r:embed="rId36"/>
                           <a:stretch>
                             <a:fillRect/>
                           </a:stretch>
@@ -14911,7 +14187,7 @@
                           <pic:cNvPicPr/>
                         </pic:nvPicPr>
                         <pic:blipFill>
-                          <a:blip r:embed="rId38"/>
+                          <a:blip r:embed="rId37"/>
                           <a:stretch>
                             <a:fillRect/>
                           </a:stretch>
@@ -14967,7 +14243,7 @@
                           <pic:cNvPicPr/>
                         </pic:nvPicPr>
                         <pic:blipFill>
-                          <a:blip r:embed="rId39"/>
+                          <a:blip r:embed="rId38"/>
                           <a:stretch>
                             <a:fillRect/>
                           </a:stretch>
@@ -15165,7 +14441,7 @@
                           <pic:cNvPicPr/>
                         </pic:nvPicPr>
                         <pic:blipFill>
-                          <a:blip r:embed="rId36"/>
+                          <a:blip r:embed="rId35"/>
                           <a:stretch>
                             <a:fillRect/>
                           </a:stretch>
@@ -15221,7 +14497,7 @@
                           <pic:cNvPicPr/>
                         </pic:nvPicPr>
                         <pic:blipFill>
-                          <a:blip r:embed="rId40"/>
+                          <a:blip r:embed="rId39"/>
                           <a:stretch>
                             <a:fillRect/>
                           </a:stretch>
@@ -15580,6 +14856,258 @@
             <wp:extent cx="3724275" cy="3562350"/>
             <wp:effectExtent l="0" t="0" r="9525" b="0"/>
             <wp:docPr id="67" name="Рисунок 67"/>
+            <wp:cNvGraphicFramePr>
+              <a:graphicFrameLocks xmlns:a="http://schemas.openxmlformats.org/drawingml/2006/main" noChangeAspect="1"/>
+            </wp:cNvGraphicFramePr>
+            <a:graphic xmlns:a="http://schemas.openxmlformats.org/drawingml/2006/main">
+              <a:graphicData uri="http://schemas.openxmlformats.org/drawingml/2006/picture">
+                <pic:pic xmlns:pic="http://schemas.openxmlformats.org/drawingml/2006/picture">
+                  <pic:nvPicPr>
+                    <pic:cNvPr id="1" name=""/>
+                    <pic:cNvPicPr/>
+                  </pic:nvPicPr>
+                  <pic:blipFill>
+                    <a:blip r:embed="rId40"/>
+                    <a:stretch>
+                      <a:fillRect/>
+                    </a:stretch>
+                  </pic:blipFill>
+                  <pic:spPr>
+                    <a:xfrm>
+                      <a:off x="0" y="0"/>
+                      <a:ext cx="3724275" cy="3562350"/>
+                    </a:xfrm>
+                    <a:prstGeom prst="rect">
+                      <a:avLst/>
+                    </a:prstGeom>
+                  </pic:spPr>
+                </pic:pic>
+              </a:graphicData>
+            </a:graphic>
+          </wp:inline>
+        </w:drawing>
+      </w:r>
+    </w:p>
+    <w:p>
+      <w:pPr>
+        <w:pStyle w:val="a4"/>
+        <w:spacing w:after="0"/>
+        <w:jc w:val="center"/>
+        <w:rPr>
+          <w:rFonts w:ascii="Times New Roman" w:hAnsi="Times New Roman" w:cs="Times New Roman"/>
+          <w:i w:val="0"/>
+          <w:iCs w:val="0"/>
+          <w:color w:val="auto"/>
+          <w:sz w:val="24"/>
+          <w:szCs w:val="24"/>
+        </w:rPr>
+      </w:pPr>
+      <w:bookmarkStart w:id="45" w:name="_Ref168305902"/>
+      <w:r>
+        <w:rPr>
+          <w:rFonts w:ascii="Times New Roman" w:hAnsi="Times New Roman" w:cs="Times New Roman"/>
+          <w:i w:val="0"/>
+          <w:iCs w:val="0"/>
+          <w:color w:val="auto"/>
+          <w:sz w:val="24"/>
+          <w:szCs w:val="24"/>
+        </w:rPr>
+        <w:t xml:space="preserve">Рисунок </w:t>
+      </w:r>
+      <w:r>
+        <w:rPr>
+          <w:rFonts w:ascii="Times New Roman" w:hAnsi="Times New Roman" w:cs="Times New Roman"/>
+          <w:i w:val="0"/>
+          <w:iCs w:val="0"/>
+          <w:color w:val="auto"/>
+          <w:sz w:val="24"/>
+          <w:szCs w:val="24"/>
+        </w:rPr>
+        <w:fldChar w:fldCharType="begin"/>
+      </w:r>
+      <w:r>
+        <w:rPr>
+          <w:rFonts w:ascii="Times New Roman" w:hAnsi="Times New Roman" w:cs="Times New Roman"/>
+          <w:i w:val="0"/>
+          <w:iCs w:val="0"/>
+          <w:color w:val="auto"/>
+          <w:sz w:val="24"/>
+          <w:szCs w:val="24"/>
+        </w:rPr>
+        <w:instrText xml:space="preserve"> SEQ Рисунок \* ARABIC </w:instrText>
+      </w:r>
+      <w:r>
+        <w:rPr>
+          <w:rFonts w:ascii="Times New Roman" w:hAnsi="Times New Roman" w:cs="Times New Roman"/>
+          <w:i w:val="0"/>
+          <w:iCs w:val="0"/>
+          <w:color w:val="auto"/>
+          <w:sz w:val="24"/>
+          <w:szCs w:val="24"/>
+        </w:rPr>
+        <w:fldChar w:fldCharType="separate"/>
+      </w:r>
+      <w:r>
+        <w:rPr>
+          <w:rFonts w:ascii="Times New Roman" w:hAnsi="Times New Roman" w:cs="Times New Roman"/>
+          <w:i w:val="0"/>
+          <w:iCs w:val="0"/>
+          <w:noProof/>
+          <w:color w:val="auto"/>
+          <w:sz w:val="24"/>
+          <w:szCs w:val="24"/>
+        </w:rPr>
+        <w:t>24</w:t>
+      </w:r>
+      <w:r>
+        <w:rPr>
+          <w:rFonts w:ascii="Times New Roman" w:hAnsi="Times New Roman" w:cs="Times New Roman"/>
+          <w:i w:val="0"/>
+          <w:iCs w:val="0"/>
+          <w:color w:val="auto"/>
+          <w:sz w:val="24"/>
+          <w:szCs w:val="24"/>
+        </w:rPr>
+        <w:fldChar w:fldCharType="end"/>
+      </w:r>
+      <w:bookmarkEnd w:id="45"/>
+      <w:r>
+        <w:rPr>
+          <w:rFonts w:ascii="Times New Roman" w:hAnsi="Times New Roman" w:cs="Times New Roman"/>
+          <w:i w:val="0"/>
+          <w:iCs w:val="0"/>
+          <w:color w:val="auto"/>
+          <w:sz w:val="24"/>
+          <w:szCs w:val="24"/>
+        </w:rPr>
+        <w:t xml:space="preserve"> – Нажатие кнопки </w:t>
+      </w:r>
+      <w:r>
+        <w:rPr>
+          <w:rFonts w:ascii="Times New Roman" w:hAnsi="Times New Roman" w:cs="Times New Roman"/>
+          <w:i w:val="0"/>
+          <w:iCs w:val="0"/>
+          <w:color w:val="auto"/>
+          <w:sz w:val="24"/>
+          <w:szCs w:val="24"/>
+        </w:rPr>
+        <w:t>«О</w:t>
+      </w:r>
+      <w:r>
+        <w:rPr>
+          <w:rFonts w:ascii="Times New Roman" w:hAnsi="Times New Roman" w:cs="Times New Roman"/>
+          <w:i w:val="0"/>
+          <w:iCs w:val="0"/>
+          <w:color w:val="auto"/>
+          <w:sz w:val="24"/>
+          <w:szCs w:val="24"/>
+        </w:rPr>
+        <w:t>К</w:t>
+      </w:r>
+      <w:r>
+        <w:rPr>
+          <w:rFonts w:ascii="Times New Roman" w:hAnsi="Times New Roman" w:cs="Times New Roman"/>
+          <w:i w:val="0"/>
+          <w:iCs w:val="0"/>
+          <w:color w:val="auto"/>
+          <w:sz w:val="24"/>
+          <w:szCs w:val="24"/>
+        </w:rPr>
+        <w:t>»</w:t>
+      </w:r>
+      <w:r>
+        <w:rPr>
+          <w:rFonts w:ascii="Times New Roman" w:hAnsi="Times New Roman" w:cs="Times New Roman"/>
+          <w:i w:val="0"/>
+          <w:iCs w:val="0"/>
+          <w:color w:val="auto"/>
+          <w:sz w:val="24"/>
+          <w:szCs w:val="24"/>
+        </w:rPr>
+        <w:t xml:space="preserve"> при незаполненн</w:t>
+      </w:r>
+      <w:r>
+        <w:rPr>
+          <w:rFonts w:ascii="Times New Roman" w:hAnsi="Times New Roman" w:cs="Times New Roman"/>
+          <w:i w:val="0"/>
+          <w:iCs w:val="0"/>
+          <w:color w:val="auto"/>
+          <w:sz w:val="24"/>
+          <w:szCs w:val="24"/>
+        </w:rPr>
+        <w:t>ом</w:t>
+      </w:r>
+      <w:r>
+        <w:rPr>
+          <w:rFonts w:ascii="Times New Roman" w:hAnsi="Times New Roman" w:cs="Times New Roman"/>
+          <w:i w:val="0"/>
+          <w:iCs w:val="0"/>
+          <w:color w:val="auto"/>
+          <w:sz w:val="24"/>
+          <w:szCs w:val="24"/>
+        </w:rPr>
+        <w:t xml:space="preserve"> пол</w:t>
+      </w:r>
+      <w:r>
+        <w:rPr>
+          <w:rFonts w:ascii="Times New Roman" w:hAnsi="Times New Roman" w:cs="Times New Roman"/>
+          <w:i w:val="0"/>
+          <w:iCs w:val="0"/>
+          <w:color w:val="auto"/>
+          <w:sz w:val="24"/>
+          <w:szCs w:val="24"/>
+        </w:rPr>
+        <w:t>е</w:t>
+      </w:r>
+      <w:r>
+        <w:rPr>
+          <w:rFonts w:ascii="Times New Roman" w:hAnsi="Times New Roman" w:cs="Times New Roman"/>
+          <w:i w:val="0"/>
+          <w:iCs w:val="0"/>
+          <w:color w:val="auto"/>
+          <w:sz w:val="24"/>
+          <w:szCs w:val="24"/>
+        </w:rPr>
+        <w:t xml:space="preserve"> </w:t>
+      </w:r>
+      <w:r>
+        <w:rPr>
+          <w:rFonts w:ascii="Times New Roman" w:hAnsi="Times New Roman" w:cs="Times New Roman"/>
+          <w:i w:val="0"/>
+          <w:iCs w:val="0"/>
+          <w:color w:val="auto"/>
+          <w:sz w:val="24"/>
+          <w:szCs w:val="24"/>
+        </w:rPr>
+        <w:t>«Начальная координата»</w:t>
+      </w:r>
+    </w:p>
+    <w:p>
+      <w:pPr>
+        <w:spacing w:line="360" w:lineRule="auto"/>
+        <w:jc w:val="center"/>
+        <w:rPr>
+          <w:rFonts w:ascii="Times New Roman" w:hAnsi="Times New Roman" w:cs="Times New Roman"/>
+          <w:sz w:val="28"/>
+          <w:szCs w:val="28"/>
+        </w:rPr>
+      </w:pPr>
+    </w:p>
+    <w:p>
+      <w:pPr>
+        <w:keepNext/>
+        <w:spacing w:line="360" w:lineRule="auto"/>
+        <w:jc w:val="center"/>
+      </w:pPr>
+      <w:r>
+        <w:rPr>
+          <w:noProof/>
+        </w:rPr>
+        <w:drawing>
+          <wp:inline distT="0" distB="0" distL="0" distR="0" wp14:anchorId="5423BEF8" wp14:editId="7A621F6F">
+            <wp:extent cx="3105150" cy="1981200"/>
+            <wp:effectExtent l="0" t="0" r="0" b="0"/>
+            <wp:docPr id="68" name="Рисунок 68"/>
             <wp:cNvGraphicFramePr>
               <a:graphicFrameLocks xmlns:a="http://schemas.openxmlformats.org/drawingml/2006/main" noChangeAspect="1"/>
             </wp:cNvGraphicFramePr>
@@ -15599,7 +15127,7 @@
                   <pic:spPr>
                     <a:xfrm>
                       <a:off x="0" y="0"/>
-                      <a:ext cx="3724275" cy="3562350"/>
+                      <a:ext cx="3105150" cy="1981200"/>
                     </a:xfrm>
                     <a:prstGeom prst="rect">
                       <a:avLst/>
@@ -15626,7 +15154,7 @@
           <w:szCs w:val="24"/>
         </w:rPr>
       </w:pPr>
-      <w:bookmarkStart w:id="45" w:name="_Ref168305902"/>
+      <w:bookmarkStart w:id="46" w:name="_Ref168305909"/>
       <w:r>
         <w:rPr>
           <w:rFonts w:ascii="Times New Roman" w:hAnsi="Times New Roman" w:cs="Times New Roman"/>
@@ -15681,7 +15209,7 @@
           <w:sz w:val="24"/>
           <w:szCs w:val="24"/>
         </w:rPr>
-        <w:t>24</w:t>
+        <w:t>25</w:t>
       </w:r>
       <w:r>
         <w:rPr>
@@ -15694,128 +15222,335 @@
         </w:rPr>
         <w:fldChar w:fldCharType="end"/>
       </w:r>
-      <w:bookmarkEnd w:id="45"/>
-      <w:r>
-        <w:rPr>
-          <w:rFonts w:ascii="Times New Roman" w:hAnsi="Times New Roman" w:cs="Times New Roman"/>
-          <w:i w:val="0"/>
-          <w:iCs w:val="0"/>
-          <w:color w:val="auto"/>
-          <w:sz w:val="24"/>
-          <w:szCs w:val="24"/>
-        </w:rPr>
-        <w:t xml:space="preserve"> – Нажатие кнопки </w:t>
-      </w:r>
-      <w:r>
-        <w:rPr>
-          <w:rFonts w:ascii="Times New Roman" w:hAnsi="Times New Roman" w:cs="Times New Roman"/>
-          <w:i w:val="0"/>
-          <w:iCs w:val="0"/>
-          <w:color w:val="auto"/>
-          <w:sz w:val="24"/>
-          <w:szCs w:val="24"/>
-        </w:rPr>
-        <w:t>«О</w:t>
-      </w:r>
-      <w:r>
-        <w:rPr>
-          <w:rFonts w:ascii="Times New Roman" w:hAnsi="Times New Roman" w:cs="Times New Roman"/>
-          <w:i w:val="0"/>
-          <w:iCs w:val="0"/>
-          <w:color w:val="auto"/>
-          <w:sz w:val="24"/>
-          <w:szCs w:val="24"/>
-        </w:rPr>
-        <w:t>К</w:t>
-      </w:r>
-      <w:r>
-        <w:rPr>
-          <w:rFonts w:ascii="Times New Roman" w:hAnsi="Times New Roman" w:cs="Times New Roman"/>
-          <w:i w:val="0"/>
-          <w:iCs w:val="0"/>
-          <w:color w:val="auto"/>
-          <w:sz w:val="24"/>
-          <w:szCs w:val="24"/>
+      <w:bookmarkEnd w:id="46"/>
+      <w:r>
+        <w:rPr>
+          <w:rFonts w:ascii="Times New Roman" w:hAnsi="Times New Roman" w:cs="Times New Roman"/>
+          <w:i w:val="0"/>
+          <w:iCs w:val="0"/>
+          <w:color w:val="auto"/>
+          <w:sz w:val="24"/>
+          <w:szCs w:val="24"/>
+        </w:rPr>
+        <w:t xml:space="preserve"> – </w:t>
+      </w:r>
+      <w:r>
+        <w:rPr>
+          <w:rFonts w:ascii="Times New Roman" w:hAnsi="Times New Roman" w:cs="Times New Roman"/>
+          <w:i w:val="0"/>
+          <w:iCs w:val="0"/>
+          <w:color w:val="auto"/>
+          <w:sz w:val="24"/>
+          <w:szCs w:val="24"/>
+        </w:rPr>
+        <w:t>П</w:t>
+      </w:r>
+      <w:r>
+        <w:rPr>
+          <w:rFonts w:ascii="Times New Roman" w:hAnsi="Times New Roman" w:cs="Times New Roman"/>
+          <w:i w:val="0"/>
+          <w:iCs w:val="0"/>
+          <w:color w:val="auto"/>
+          <w:sz w:val="24"/>
+          <w:szCs w:val="24"/>
+        </w:rPr>
+        <w:t>редупреждение пользователя</w:t>
+      </w:r>
+    </w:p>
+    <w:p>
+      <w:pPr>
+        <w:spacing w:line="360" w:lineRule="auto"/>
+        <w:ind w:firstLine="709"/>
+        <w:rPr>
+          <w:rFonts w:ascii="Times New Roman" w:hAnsi="Times New Roman" w:cs="Times New Roman"/>
+          <w:sz w:val="28"/>
+          <w:szCs w:val="28"/>
+        </w:rPr>
+      </w:pPr>
+    </w:p>
+    <w:p>
+      <w:pPr>
+        <w:spacing w:line="360" w:lineRule="auto"/>
+        <w:ind w:firstLine="709"/>
+        <w:rPr>
+          <w:rFonts w:ascii="Times New Roman" w:hAnsi="Times New Roman" w:cs="Times New Roman"/>
+          <w:sz w:val="28"/>
+          <w:szCs w:val="28"/>
+        </w:rPr>
+      </w:pPr>
+    </w:p>
+    <w:p>
+      <w:pPr>
+        <w:spacing w:line="360" w:lineRule="auto"/>
+        <w:ind w:firstLine="709"/>
+        <w:rPr>
+          <w:rFonts w:ascii="Times New Roman" w:hAnsi="Times New Roman" w:cs="Times New Roman"/>
+          <w:sz w:val="28"/>
+          <w:szCs w:val="28"/>
+        </w:rPr>
+      </w:pPr>
+    </w:p>
+    <w:p>
+      <w:pPr>
+        <w:spacing w:line="360" w:lineRule="auto"/>
+        <w:ind w:firstLine="709"/>
+        <w:rPr>
+          <w:rFonts w:ascii="Times New Roman" w:hAnsi="Times New Roman" w:cs="Times New Roman"/>
+          <w:sz w:val="28"/>
+          <w:szCs w:val="28"/>
+        </w:rPr>
+      </w:pPr>
+    </w:p>
+    <w:p>
+      <w:pPr>
+        <w:spacing w:line="360" w:lineRule="auto"/>
+        <w:ind w:firstLine="709"/>
+        <w:rPr>
+          <w:rFonts w:ascii="Times New Roman" w:hAnsi="Times New Roman" w:cs="Times New Roman"/>
+          <w:sz w:val="28"/>
+          <w:szCs w:val="28"/>
+        </w:rPr>
+      </w:pPr>
+    </w:p>
+    <w:p>
+      <w:pPr>
+        <w:spacing w:line="360" w:lineRule="auto"/>
+        <w:ind w:firstLine="709"/>
+        <w:rPr>
+          <w:rFonts w:ascii="Times New Roman" w:hAnsi="Times New Roman" w:cs="Times New Roman"/>
+          <w:sz w:val="28"/>
+          <w:szCs w:val="28"/>
+        </w:rPr>
+      </w:pPr>
+    </w:p>
+    <w:p>
+      <w:pPr>
+        <w:spacing w:line="360" w:lineRule="auto"/>
+        <w:ind w:firstLine="709"/>
+        <w:rPr>
+          <w:rFonts w:ascii="Times New Roman" w:hAnsi="Times New Roman" w:cs="Times New Roman"/>
+          <w:sz w:val="28"/>
+          <w:szCs w:val="28"/>
+        </w:rPr>
+      </w:pPr>
+    </w:p>
+    <w:p>
+      <w:pPr>
+        <w:pStyle w:val="a6"/>
+        <w:numPr>
+          <w:ilvl w:val="1"/>
+          <w:numId w:val="3"/>
+        </w:numPr>
+        <w:spacing w:line="360" w:lineRule="auto"/>
+        <w:ind w:left="0" w:firstLine="709"/>
+        <w:jc w:val="both"/>
+        <w:outlineLvl w:val="1"/>
+        <w:rPr>
+          <w:rFonts w:ascii="Times New Roman" w:hAnsi="Times New Roman" w:cs="Times New Roman"/>
+          <w:b/>
+          <w:bCs/>
+          <w:sz w:val="28"/>
+          <w:szCs w:val="28"/>
+        </w:rPr>
+      </w:pPr>
+      <w:bookmarkStart w:id="47" w:name="_Toc179995335"/>
+      <w:r>
+        <w:rPr>
+          <w:rFonts w:ascii="Times New Roman" w:hAnsi="Times New Roman" w:cs="Times New Roman"/>
+          <w:b/>
+          <w:bCs/>
+          <w:sz w:val="28"/>
+          <w:szCs w:val="28"/>
+        </w:rPr>
+        <w:lastRenderedPageBreak/>
+        <w:t>Тестовый случай «</w:t>
+      </w:r>
+      <w:r>
+        <w:rPr>
+          <w:rFonts w:ascii="Times New Roman" w:hAnsi="Times New Roman" w:cs="Times New Roman"/>
+          <w:b/>
+          <w:bCs/>
+          <w:sz w:val="28"/>
+          <w:szCs w:val="28"/>
+        </w:rPr>
+        <w:t>Сброс</w:t>
+      </w:r>
+      <w:r>
+        <w:rPr>
+          <w:rFonts w:ascii="Times New Roman" w:hAnsi="Times New Roman" w:cs="Times New Roman"/>
+          <w:b/>
+          <w:bCs/>
+          <w:sz w:val="28"/>
+          <w:szCs w:val="28"/>
+        </w:rPr>
+        <w:t xml:space="preserve"> </w:t>
+      </w:r>
+      <w:r>
+        <w:rPr>
+          <w:rFonts w:ascii="Times New Roman" w:hAnsi="Times New Roman" w:cs="Times New Roman"/>
+          <w:b/>
+          <w:bCs/>
+          <w:sz w:val="28"/>
+          <w:szCs w:val="28"/>
+        </w:rPr>
+        <w:t>фильтра</w:t>
+      </w:r>
+      <w:r>
+        <w:rPr>
+          <w:rFonts w:ascii="Times New Roman" w:hAnsi="Times New Roman" w:cs="Times New Roman"/>
+          <w:b/>
+          <w:bCs/>
+          <w:sz w:val="28"/>
+          <w:szCs w:val="28"/>
         </w:rPr>
         <w:t>»</w:t>
       </w:r>
-      <w:r>
-        <w:rPr>
-          <w:rFonts w:ascii="Times New Roman" w:hAnsi="Times New Roman" w:cs="Times New Roman"/>
-          <w:i w:val="0"/>
-          <w:iCs w:val="0"/>
-          <w:color w:val="auto"/>
-          <w:sz w:val="24"/>
-          <w:szCs w:val="24"/>
-        </w:rPr>
-        <w:t xml:space="preserve"> при незаполненн</w:t>
-      </w:r>
-      <w:r>
-        <w:rPr>
-          <w:rFonts w:ascii="Times New Roman" w:hAnsi="Times New Roman" w:cs="Times New Roman"/>
-          <w:i w:val="0"/>
-          <w:iCs w:val="0"/>
-          <w:color w:val="auto"/>
-          <w:sz w:val="24"/>
-          <w:szCs w:val="24"/>
-        </w:rPr>
-        <w:t>ом</w:t>
-      </w:r>
-      <w:r>
-        <w:rPr>
-          <w:rFonts w:ascii="Times New Roman" w:hAnsi="Times New Roman" w:cs="Times New Roman"/>
-          <w:i w:val="0"/>
-          <w:iCs w:val="0"/>
-          <w:color w:val="auto"/>
-          <w:sz w:val="24"/>
-          <w:szCs w:val="24"/>
-        </w:rPr>
-        <w:t xml:space="preserve"> пол</w:t>
-      </w:r>
-      <w:r>
-        <w:rPr>
-          <w:rFonts w:ascii="Times New Roman" w:hAnsi="Times New Roman" w:cs="Times New Roman"/>
-          <w:i w:val="0"/>
-          <w:iCs w:val="0"/>
-          <w:color w:val="auto"/>
-          <w:sz w:val="24"/>
-          <w:szCs w:val="24"/>
-        </w:rPr>
-        <w:t>е</w:t>
-      </w:r>
-      <w:r>
-        <w:rPr>
-          <w:rFonts w:ascii="Times New Roman" w:hAnsi="Times New Roman" w:cs="Times New Roman"/>
-          <w:i w:val="0"/>
-          <w:iCs w:val="0"/>
-          <w:color w:val="auto"/>
-          <w:sz w:val="24"/>
-          <w:szCs w:val="24"/>
-        </w:rPr>
-        <w:t xml:space="preserve"> </w:t>
-      </w:r>
-      <w:r>
-        <w:rPr>
-          <w:rFonts w:ascii="Times New Roman" w:hAnsi="Times New Roman" w:cs="Times New Roman"/>
-          <w:i w:val="0"/>
-          <w:iCs w:val="0"/>
-          <w:color w:val="auto"/>
-          <w:sz w:val="24"/>
-          <w:szCs w:val="24"/>
-        </w:rPr>
-        <w:t>«Начальная координата»</w:t>
-      </w:r>
+      <w:bookmarkEnd w:id="47"/>
     </w:p>
     <w:p>
       <w:pPr>
         <w:spacing w:line="360" w:lineRule="auto"/>
-        <w:jc w:val="center"/>
-        <w:rPr>
-          <w:rFonts w:ascii="Times New Roman" w:hAnsi="Times New Roman" w:cs="Times New Roman"/>
-          <w:sz w:val="28"/>
-          <w:szCs w:val="28"/>
-        </w:rPr>
-      </w:pPr>
+        <w:ind w:firstLine="709"/>
+        <w:rPr>
+          <w:rFonts w:ascii="Times New Roman" w:hAnsi="Times New Roman" w:cs="Times New Roman"/>
+          <w:sz w:val="28"/>
+          <w:szCs w:val="28"/>
+        </w:rPr>
+      </w:pPr>
+      <w:r>
+        <w:rPr>
+          <w:rFonts w:ascii="Times New Roman" w:hAnsi="Times New Roman" w:cs="Times New Roman"/>
+          <w:sz w:val="28"/>
+          <w:szCs w:val="28"/>
+        </w:rPr>
+        <w:t xml:space="preserve">На рисунках </w:t>
+      </w:r>
+      <w:r>
+        <w:rPr>
+          <w:rFonts w:ascii="Times New Roman" w:hAnsi="Times New Roman" w:cs="Times New Roman"/>
+          <w:sz w:val="28"/>
+          <w:szCs w:val="28"/>
+        </w:rPr>
+        <w:fldChar w:fldCharType="begin"/>
+      </w:r>
+      <w:r>
+        <w:rPr>
+          <w:rFonts w:ascii="Times New Roman" w:hAnsi="Times New Roman" w:cs="Times New Roman"/>
+          <w:sz w:val="28"/>
+          <w:szCs w:val="28"/>
+        </w:rPr>
+        <w:instrText xml:space="preserve"> REF _Ref168305955 \h </w:instrText>
+      </w:r>
+      <w:r>
+        <w:rPr>
+          <w:rFonts w:ascii="Times New Roman" w:hAnsi="Times New Roman" w:cs="Times New Roman"/>
+          <w:sz w:val="28"/>
+          <w:szCs w:val="28"/>
+        </w:rPr>
+        <w:instrText xml:space="preserve">\# \0 </w:instrText>
+      </w:r>
+      <w:r>
+        <w:rPr>
+          <w:rFonts w:ascii="Times New Roman" w:hAnsi="Times New Roman" w:cs="Times New Roman"/>
+          <w:sz w:val="28"/>
+          <w:szCs w:val="28"/>
+        </w:rPr>
+      </w:r>
+      <w:r>
+        <w:rPr>
+          <w:rFonts w:ascii="Times New Roman" w:hAnsi="Times New Roman" w:cs="Times New Roman"/>
+          <w:sz w:val="28"/>
+          <w:szCs w:val="28"/>
+        </w:rPr>
+        <w:fldChar w:fldCharType="separate"/>
+      </w:r>
+      <w:r>
+        <w:rPr>
+          <w:rFonts w:ascii="Times New Roman" w:hAnsi="Times New Roman" w:cs="Times New Roman"/>
+          <w:sz w:val="28"/>
+          <w:szCs w:val="28"/>
+        </w:rPr>
+        <w:t>26</w:t>
+      </w:r>
+      <w:r>
+        <w:rPr>
+          <w:rFonts w:ascii="Times New Roman" w:hAnsi="Times New Roman" w:cs="Times New Roman"/>
+          <w:sz w:val="28"/>
+          <w:szCs w:val="28"/>
+        </w:rPr>
+        <w:fldChar w:fldCharType="end"/>
+      </w:r>
+      <w:r>
+        <w:rPr>
+          <w:rFonts w:ascii="Times New Roman" w:hAnsi="Times New Roman" w:cs="Times New Roman"/>
+          <w:sz w:val="28"/>
+          <w:szCs w:val="28"/>
+        </w:rPr>
+        <w:t xml:space="preserve"> и </w:t>
+      </w:r>
+      <w:r>
+        <w:rPr>
+          <w:rFonts w:ascii="Times New Roman" w:hAnsi="Times New Roman" w:cs="Times New Roman"/>
+          <w:sz w:val="28"/>
+          <w:szCs w:val="28"/>
+        </w:rPr>
+        <w:fldChar w:fldCharType="begin"/>
+      </w:r>
+      <w:r>
+        <w:rPr>
+          <w:rFonts w:ascii="Times New Roman" w:hAnsi="Times New Roman" w:cs="Times New Roman"/>
+          <w:sz w:val="28"/>
+          <w:szCs w:val="28"/>
+        </w:rPr>
+        <w:instrText xml:space="preserve"> REF _Ref168305963 \h </w:instrText>
+      </w:r>
+      <w:r>
+        <w:rPr>
+          <w:rFonts w:ascii="Times New Roman" w:hAnsi="Times New Roman" w:cs="Times New Roman"/>
+          <w:sz w:val="28"/>
+          <w:szCs w:val="28"/>
+        </w:rPr>
+        <w:instrText xml:space="preserve">\# \0 </w:instrText>
+      </w:r>
+      <w:r>
+        <w:rPr>
+          <w:rFonts w:ascii="Times New Roman" w:hAnsi="Times New Roman" w:cs="Times New Roman"/>
+          <w:sz w:val="28"/>
+          <w:szCs w:val="28"/>
+        </w:rPr>
+      </w:r>
+      <w:r>
+        <w:rPr>
+          <w:rFonts w:ascii="Times New Roman" w:hAnsi="Times New Roman" w:cs="Times New Roman"/>
+          <w:sz w:val="28"/>
+          <w:szCs w:val="28"/>
+        </w:rPr>
+        <w:fldChar w:fldCharType="separate"/>
+      </w:r>
+      <w:r>
+        <w:rPr>
+          <w:rFonts w:ascii="Times New Roman" w:hAnsi="Times New Roman" w:cs="Times New Roman"/>
+          <w:sz w:val="28"/>
+          <w:szCs w:val="28"/>
+        </w:rPr>
+        <w:t>27</w:t>
+      </w:r>
+      <w:r>
+        <w:rPr>
+          <w:rFonts w:ascii="Times New Roman" w:hAnsi="Times New Roman" w:cs="Times New Roman"/>
+          <w:sz w:val="28"/>
+          <w:szCs w:val="28"/>
+        </w:rPr>
+        <w:fldChar w:fldCharType="end"/>
+      </w:r>
+      <w:r>
+        <w:rPr>
+          <w:rFonts w:ascii="Times New Roman" w:hAnsi="Times New Roman" w:cs="Times New Roman"/>
+          <w:sz w:val="28"/>
+          <w:szCs w:val="28"/>
+        </w:rPr>
+        <w:t xml:space="preserve"> представлена работа функции сброса фильтра.</w:t>
+      </w:r>
     </w:p>
     <w:p>
       <w:pPr>
@@ -15828,10 +15563,10 @@
           <w:noProof/>
         </w:rPr>
         <w:drawing>
-          <wp:inline distT="0" distB="0" distL="0" distR="0" wp14:anchorId="5423BEF8" wp14:editId="7A621F6F">
-            <wp:extent cx="3105150" cy="1981200"/>
-            <wp:effectExtent l="0" t="0" r="0" b="0"/>
-            <wp:docPr id="68" name="Рисунок 68"/>
+          <wp:inline distT="0" distB="0" distL="0" distR="0" wp14:anchorId="109F0EBC" wp14:editId="76E12C0F">
+            <wp:extent cx="4947921" cy="3228975"/>
+            <wp:effectExtent l="0" t="0" r="5080" b="0"/>
+            <wp:docPr id="65" name="Рисунок 65"/>
             <wp:cNvGraphicFramePr>
               <a:graphicFrameLocks xmlns:a="http://schemas.openxmlformats.org/drawingml/2006/main" noChangeAspect="1"/>
             </wp:cNvGraphicFramePr>
@@ -15851,7 +15586,7 @@
                   <pic:spPr>
                     <a:xfrm>
                       <a:off x="0" y="0"/>
-                      <a:ext cx="3105150" cy="1981200"/>
+                      <a:ext cx="4988351" cy="3255359"/>
                     </a:xfrm>
                     <a:prstGeom prst="rect">
                       <a:avLst/>
@@ -15878,7 +15613,7 @@
           <w:szCs w:val="24"/>
         </w:rPr>
       </w:pPr>
-      <w:bookmarkStart w:id="46" w:name="_Ref168305909"/>
+      <w:bookmarkStart w:id="48" w:name="_Ref168305955"/>
       <w:r>
         <w:rPr>
           <w:rFonts w:ascii="Times New Roman" w:hAnsi="Times New Roman" w:cs="Times New Roman"/>
@@ -15933,7 +15668,7 @@
           <w:sz w:val="24"/>
           <w:szCs w:val="24"/>
         </w:rPr>
-        <w:t>25</w:t>
+        <w:t>26</w:t>
       </w:r>
       <w:r>
         <w:rPr>
@@ -15946,335 +15681,29 @@
         </w:rPr>
         <w:fldChar w:fldCharType="end"/>
       </w:r>
-      <w:bookmarkEnd w:id="46"/>
-      <w:r>
-        <w:rPr>
-          <w:rFonts w:ascii="Times New Roman" w:hAnsi="Times New Roman" w:cs="Times New Roman"/>
-          <w:i w:val="0"/>
-          <w:iCs w:val="0"/>
-          <w:color w:val="auto"/>
-          <w:sz w:val="24"/>
-          <w:szCs w:val="24"/>
-        </w:rPr>
-        <w:t xml:space="preserve"> – </w:t>
-      </w:r>
-      <w:r>
-        <w:rPr>
-          <w:rFonts w:ascii="Times New Roman" w:hAnsi="Times New Roman" w:cs="Times New Roman"/>
-          <w:i w:val="0"/>
-          <w:iCs w:val="0"/>
-          <w:color w:val="auto"/>
-          <w:sz w:val="24"/>
-          <w:szCs w:val="24"/>
-        </w:rPr>
-        <w:t>П</w:t>
-      </w:r>
-      <w:r>
-        <w:rPr>
-          <w:rFonts w:ascii="Times New Roman" w:hAnsi="Times New Roman" w:cs="Times New Roman"/>
-          <w:i w:val="0"/>
-          <w:iCs w:val="0"/>
-          <w:color w:val="auto"/>
-          <w:sz w:val="24"/>
-          <w:szCs w:val="24"/>
-        </w:rPr>
-        <w:t>редупреждение пользователя</w:t>
+      <w:bookmarkEnd w:id="48"/>
+      <w:r>
+        <w:rPr>
+          <w:rFonts w:ascii="Times New Roman" w:hAnsi="Times New Roman" w:cs="Times New Roman"/>
+          <w:i w:val="0"/>
+          <w:iCs w:val="0"/>
+          <w:color w:val="auto"/>
+          <w:sz w:val="24"/>
+          <w:szCs w:val="24"/>
+        </w:rPr>
+        <w:t xml:space="preserve"> – Нажатие кнопки Сброс</w:t>
       </w:r>
     </w:p>
     <w:p>
       <w:pPr>
         <w:spacing w:line="360" w:lineRule="auto"/>
-        <w:ind w:firstLine="709"/>
-        <w:rPr>
-          <w:rFonts w:ascii="Times New Roman" w:hAnsi="Times New Roman" w:cs="Times New Roman"/>
-          <w:sz w:val="28"/>
-          <w:szCs w:val="28"/>
-        </w:rPr>
-      </w:pPr>
-    </w:p>
-    <w:p>
-      <w:pPr>
-        <w:spacing w:line="360" w:lineRule="auto"/>
-        <w:ind w:firstLine="709"/>
-        <w:rPr>
-          <w:rFonts w:ascii="Times New Roman" w:hAnsi="Times New Roman" w:cs="Times New Roman"/>
-          <w:sz w:val="28"/>
-          <w:szCs w:val="28"/>
-        </w:rPr>
-      </w:pPr>
-    </w:p>
-    <w:p>
-      <w:pPr>
-        <w:spacing w:line="360" w:lineRule="auto"/>
-        <w:ind w:firstLine="709"/>
-        <w:rPr>
-          <w:rFonts w:ascii="Times New Roman" w:hAnsi="Times New Roman" w:cs="Times New Roman"/>
-          <w:sz w:val="28"/>
-          <w:szCs w:val="28"/>
-        </w:rPr>
-      </w:pPr>
-    </w:p>
-    <w:p>
-      <w:pPr>
-        <w:spacing w:line="360" w:lineRule="auto"/>
-        <w:ind w:firstLine="709"/>
-        <w:rPr>
-          <w:rFonts w:ascii="Times New Roman" w:hAnsi="Times New Roman" w:cs="Times New Roman"/>
-          <w:sz w:val="28"/>
-          <w:szCs w:val="28"/>
-        </w:rPr>
-      </w:pPr>
-    </w:p>
-    <w:p>
-      <w:pPr>
-        <w:spacing w:line="360" w:lineRule="auto"/>
-        <w:ind w:firstLine="709"/>
-        <w:rPr>
-          <w:rFonts w:ascii="Times New Roman" w:hAnsi="Times New Roman" w:cs="Times New Roman"/>
-          <w:sz w:val="28"/>
-          <w:szCs w:val="28"/>
-        </w:rPr>
-      </w:pPr>
-    </w:p>
-    <w:p>
-      <w:pPr>
-        <w:spacing w:line="360" w:lineRule="auto"/>
-        <w:ind w:firstLine="709"/>
-        <w:rPr>
-          <w:rFonts w:ascii="Times New Roman" w:hAnsi="Times New Roman" w:cs="Times New Roman"/>
-          <w:sz w:val="28"/>
-          <w:szCs w:val="28"/>
-        </w:rPr>
-      </w:pPr>
-    </w:p>
-    <w:p>
-      <w:pPr>
-        <w:spacing w:line="360" w:lineRule="auto"/>
-        <w:ind w:firstLine="709"/>
-        <w:rPr>
-          <w:rFonts w:ascii="Times New Roman" w:hAnsi="Times New Roman" w:cs="Times New Roman"/>
-          <w:sz w:val="28"/>
-          <w:szCs w:val="28"/>
-        </w:rPr>
-      </w:pPr>
-    </w:p>
-    <w:p>
-      <w:pPr>
-        <w:pStyle w:val="a6"/>
-        <w:numPr>
-          <w:ilvl w:val="1"/>
-          <w:numId w:val="3"/>
-        </w:numPr>
-        <w:spacing w:line="360" w:lineRule="auto"/>
-        <w:ind w:left="0" w:firstLine="709"/>
-        <w:jc w:val="both"/>
-        <w:outlineLvl w:val="1"/>
-        <w:rPr>
-          <w:rFonts w:ascii="Times New Roman" w:hAnsi="Times New Roman" w:cs="Times New Roman"/>
-          <w:b/>
-          <w:bCs/>
-          <w:sz w:val="28"/>
-          <w:szCs w:val="28"/>
-        </w:rPr>
-      </w:pPr>
-      <w:bookmarkStart w:id="47" w:name="_Toc179995335"/>
-      <w:r>
-        <w:rPr>
-          <w:rFonts w:ascii="Times New Roman" w:hAnsi="Times New Roman" w:cs="Times New Roman"/>
-          <w:b/>
-          <w:bCs/>
-          <w:sz w:val="28"/>
-          <w:szCs w:val="28"/>
-        </w:rPr>
-        <w:lastRenderedPageBreak/>
-        <w:t>Тестовый случай «</w:t>
-      </w:r>
-      <w:r>
-        <w:rPr>
-          <w:rFonts w:ascii="Times New Roman" w:hAnsi="Times New Roman" w:cs="Times New Roman"/>
-          <w:b/>
-          <w:bCs/>
-          <w:sz w:val="28"/>
-          <w:szCs w:val="28"/>
-        </w:rPr>
-        <w:t>Сброс</w:t>
-      </w:r>
-      <w:r>
-        <w:rPr>
-          <w:rFonts w:ascii="Times New Roman" w:hAnsi="Times New Roman" w:cs="Times New Roman"/>
-          <w:b/>
-          <w:bCs/>
-          <w:sz w:val="28"/>
-          <w:szCs w:val="28"/>
-        </w:rPr>
-        <w:t xml:space="preserve"> </w:t>
-      </w:r>
-      <w:r>
-        <w:rPr>
-          <w:rFonts w:ascii="Times New Roman" w:hAnsi="Times New Roman" w:cs="Times New Roman"/>
-          <w:b/>
-          <w:bCs/>
-          <w:sz w:val="28"/>
-          <w:szCs w:val="28"/>
-        </w:rPr>
-        <w:t>фильтра</w:t>
-      </w:r>
-      <w:r>
-        <w:rPr>
-          <w:rFonts w:ascii="Times New Roman" w:hAnsi="Times New Roman" w:cs="Times New Roman"/>
-          <w:b/>
-          <w:bCs/>
-          <w:sz w:val="28"/>
-          <w:szCs w:val="28"/>
-        </w:rPr>
-        <w:t>»</w:t>
-      </w:r>
-      <w:bookmarkEnd w:id="47"/>
-    </w:p>
-    <w:p>
-      <w:pPr>
-        <w:spacing w:line="360" w:lineRule="auto"/>
-        <w:ind w:firstLine="709"/>
-        <w:rPr>
-          <w:rFonts w:ascii="Times New Roman" w:hAnsi="Times New Roman" w:cs="Times New Roman"/>
-          <w:sz w:val="28"/>
-          <w:szCs w:val="28"/>
-        </w:rPr>
-      </w:pPr>
-      <w:r>
-        <w:rPr>
-          <w:rFonts w:ascii="Times New Roman" w:hAnsi="Times New Roman" w:cs="Times New Roman"/>
-          <w:sz w:val="28"/>
-          <w:szCs w:val="28"/>
-        </w:rPr>
-        <w:t xml:space="preserve">На рисунках </w:t>
-      </w:r>
-      <w:r>
-        <w:rPr>
-          <w:rFonts w:ascii="Times New Roman" w:hAnsi="Times New Roman" w:cs="Times New Roman"/>
-          <w:sz w:val="28"/>
-          <w:szCs w:val="28"/>
-        </w:rPr>
-        <w:fldChar w:fldCharType="begin"/>
-      </w:r>
-      <w:r>
-        <w:rPr>
-          <w:rFonts w:ascii="Times New Roman" w:hAnsi="Times New Roman" w:cs="Times New Roman"/>
-          <w:sz w:val="28"/>
-          <w:szCs w:val="28"/>
-        </w:rPr>
-        <w:instrText xml:space="preserve"> REF _Ref168305955 \h </w:instrText>
-      </w:r>
-      <w:r>
-        <w:rPr>
-          <w:rFonts w:ascii="Times New Roman" w:hAnsi="Times New Roman" w:cs="Times New Roman"/>
-          <w:sz w:val="28"/>
-          <w:szCs w:val="28"/>
-        </w:rPr>
-        <w:instrText xml:space="preserve">\# \0 </w:instrText>
-      </w:r>
-      <w:r>
-        <w:rPr>
-          <w:rFonts w:ascii="Times New Roman" w:hAnsi="Times New Roman" w:cs="Times New Roman"/>
-          <w:sz w:val="28"/>
-          <w:szCs w:val="28"/>
-        </w:rPr>
-      </w:r>
-      <w:r>
-        <w:rPr>
-          <w:rFonts w:ascii="Times New Roman" w:hAnsi="Times New Roman" w:cs="Times New Roman"/>
-          <w:sz w:val="28"/>
-          <w:szCs w:val="28"/>
-        </w:rPr>
-        <w:fldChar w:fldCharType="separate"/>
-      </w:r>
-      <w:r>
-        <w:rPr>
-          <w:rFonts w:ascii="Times New Roman" w:hAnsi="Times New Roman" w:cs="Times New Roman"/>
-          <w:sz w:val="28"/>
-          <w:szCs w:val="28"/>
-        </w:rPr>
-        <w:t>26</w:t>
-      </w:r>
-      <w:r>
-        <w:rPr>
-          <w:rFonts w:ascii="Times New Roman" w:hAnsi="Times New Roman" w:cs="Times New Roman"/>
-          <w:sz w:val="28"/>
-          <w:szCs w:val="28"/>
-        </w:rPr>
-        <w:fldChar w:fldCharType="end"/>
-      </w:r>
-      <w:r>
-        <w:rPr>
-          <w:rFonts w:ascii="Times New Roman" w:hAnsi="Times New Roman" w:cs="Times New Roman"/>
-          <w:sz w:val="28"/>
-          <w:szCs w:val="28"/>
-        </w:rPr>
-        <w:t xml:space="preserve"> и </w:t>
-      </w:r>
-      <w:r>
-        <w:rPr>
-          <w:rFonts w:ascii="Times New Roman" w:hAnsi="Times New Roman" w:cs="Times New Roman"/>
-          <w:sz w:val="28"/>
-          <w:szCs w:val="28"/>
-        </w:rPr>
-        <w:fldChar w:fldCharType="begin"/>
-      </w:r>
-      <w:r>
-        <w:rPr>
-          <w:rFonts w:ascii="Times New Roman" w:hAnsi="Times New Roman" w:cs="Times New Roman"/>
-          <w:sz w:val="28"/>
-          <w:szCs w:val="28"/>
-        </w:rPr>
-        <w:instrText xml:space="preserve"> REF _Ref168305963 \h </w:instrText>
-      </w:r>
-      <w:r>
-        <w:rPr>
-          <w:rFonts w:ascii="Times New Roman" w:hAnsi="Times New Roman" w:cs="Times New Roman"/>
-          <w:sz w:val="28"/>
-          <w:szCs w:val="28"/>
-        </w:rPr>
-        <w:instrText xml:space="preserve">\# \0 </w:instrText>
-      </w:r>
-      <w:r>
-        <w:rPr>
-          <w:rFonts w:ascii="Times New Roman" w:hAnsi="Times New Roman" w:cs="Times New Roman"/>
-          <w:sz w:val="28"/>
-          <w:szCs w:val="28"/>
-        </w:rPr>
-      </w:r>
-      <w:r>
-        <w:rPr>
-          <w:rFonts w:ascii="Times New Roman" w:hAnsi="Times New Roman" w:cs="Times New Roman"/>
-          <w:sz w:val="28"/>
-          <w:szCs w:val="28"/>
-        </w:rPr>
-        <w:fldChar w:fldCharType="separate"/>
-      </w:r>
-      <w:r>
-        <w:rPr>
-          <w:rFonts w:ascii="Times New Roman" w:hAnsi="Times New Roman" w:cs="Times New Roman"/>
-          <w:sz w:val="28"/>
-          <w:szCs w:val="28"/>
-        </w:rPr>
-        <w:t>27</w:t>
-      </w:r>
-      <w:r>
-        <w:rPr>
-          <w:rFonts w:ascii="Times New Roman" w:hAnsi="Times New Roman" w:cs="Times New Roman"/>
-          <w:sz w:val="28"/>
-          <w:szCs w:val="28"/>
-        </w:rPr>
-        <w:fldChar w:fldCharType="end"/>
-      </w:r>
-      <w:r>
-        <w:rPr>
-          <w:rFonts w:ascii="Times New Roman" w:hAnsi="Times New Roman" w:cs="Times New Roman"/>
-          <w:sz w:val="28"/>
-          <w:szCs w:val="28"/>
-        </w:rPr>
-        <w:t xml:space="preserve"> представлена работа функции сброса фильтра.</w:t>
-      </w:r>
+        <w:jc w:val="center"/>
+        <w:rPr>
+          <w:rFonts w:ascii="Times New Roman" w:hAnsi="Times New Roman" w:cs="Times New Roman"/>
+          <w:sz w:val="28"/>
+          <w:szCs w:val="28"/>
+        </w:rPr>
+      </w:pPr>
     </w:p>
     <w:p>
       <w:pPr>
@@ -16287,10 +15716,10 @@
           <w:noProof/>
         </w:rPr>
         <w:drawing>
-          <wp:inline distT="0" distB="0" distL="0" distR="0" wp14:anchorId="109F0EBC" wp14:editId="76E12C0F">
-            <wp:extent cx="4947921" cy="3228975"/>
-            <wp:effectExtent l="0" t="0" r="5080" b="0"/>
-            <wp:docPr id="65" name="Рисунок 65"/>
+          <wp:inline distT="0" distB="0" distL="0" distR="0" wp14:anchorId="2C3C817C" wp14:editId="5C92BC66">
+            <wp:extent cx="4933327" cy="3219450"/>
+            <wp:effectExtent l="0" t="0" r="635" b="0"/>
+            <wp:docPr id="66" name="Рисунок 66"/>
             <wp:cNvGraphicFramePr>
               <a:graphicFrameLocks xmlns:a="http://schemas.openxmlformats.org/drawingml/2006/main" noChangeAspect="1"/>
             </wp:cNvGraphicFramePr>
@@ -16310,7 +15739,7 @@
                   <pic:spPr>
                     <a:xfrm>
                       <a:off x="0" y="0"/>
-                      <a:ext cx="4988351" cy="3255359"/>
+                      <a:ext cx="4942219" cy="3225253"/>
                     </a:xfrm>
                     <a:prstGeom prst="rect">
                       <a:avLst/>
@@ -16337,7 +15766,7 @@
           <w:szCs w:val="24"/>
         </w:rPr>
       </w:pPr>
-      <w:bookmarkStart w:id="48" w:name="_Ref168305955"/>
+      <w:bookmarkStart w:id="49" w:name="_Ref168305963"/>
       <w:r>
         <w:rPr>
           <w:rFonts w:ascii="Times New Roman" w:hAnsi="Times New Roman" w:cs="Times New Roman"/>
@@ -16392,7 +15821,7 @@
           <w:sz w:val="24"/>
           <w:szCs w:val="24"/>
         </w:rPr>
-        <w:t>26</w:t>
+        <w:t>27</w:t>
       </w:r>
       <w:r>
         <w:rPr>
@@ -16405,29 +15834,305 @@
         </w:rPr>
         <w:fldChar w:fldCharType="end"/>
       </w:r>
-      <w:bookmarkEnd w:id="48"/>
-      <w:r>
-        <w:rPr>
-          <w:rFonts w:ascii="Times New Roman" w:hAnsi="Times New Roman" w:cs="Times New Roman"/>
-          <w:i w:val="0"/>
-          <w:iCs w:val="0"/>
-          <w:color w:val="auto"/>
-          <w:sz w:val="24"/>
-          <w:szCs w:val="24"/>
-        </w:rPr>
-        <w:t xml:space="preserve"> – Нажатие кнопки Сброс</w:t>
+      <w:bookmarkEnd w:id="49"/>
+      <w:r>
+        <w:rPr>
+          <w:rFonts w:ascii="Times New Roman" w:hAnsi="Times New Roman" w:cs="Times New Roman"/>
+          <w:i w:val="0"/>
+          <w:iCs w:val="0"/>
+          <w:color w:val="auto"/>
+          <w:sz w:val="24"/>
+          <w:szCs w:val="24"/>
+        </w:rPr>
+        <w:t xml:space="preserve"> – Отображение исходного списка после сброса фильтра</w:t>
       </w:r>
     </w:p>
     <w:p>
       <w:pPr>
         <w:spacing w:line="360" w:lineRule="auto"/>
-        <w:jc w:val="center"/>
-        <w:rPr>
-          <w:rFonts w:ascii="Times New Roman" w:hAnsi="Times New Roman" w:cs="Times New Roman"/>
-          <w:sz w:val="28"/>
-          <w:szCs w:val="28"/>
-        </w:rPr>
-      </w:pPr>
+        <w:ind w:firstLine="709"/>
+        <w:rPr>
+          <w:rFonts w:ascii="Times New Roman" w:hAnsi="Times New Roman" w:cs="Times New Roman"/>
+          <w:sz w:val="28"/>
+          <w:szCs w:val="28"/>
+        </w:rPr>
+      </w:pPr>
+    </w:p>
+    <w:p>
+      <w:pPr>
+        <w:spacing w:line="360" w:lineRule="auto"/>
+        <w:ind w:firstLine="709"/>
+        <w:rPr>
+          <w:rFonts w:ascii="Times New Roman" w:hAnsi="Times New Roman" w:cs="Times New Roman"/>
+          <w:sz w:val="28"/>
+          <w:szCs w:val="28"/>
+        </w:rPr>
+      </w:pPr>
+    </w:p>
+    <w:p>
+      <w:pPr>
+        <w:spacing w:line="360" w:lineRule="auto"/>
+        <w:ind w:firstLine="709"/>
+        <w:rPr>
+          <w:rFonts w:ascii="Times New Roman" w:hAnsi="Times New Roman" w:cs="Times New Roman"/>
+          <w:sz w:val="28"/>
+          <w:szCs w:val="28"/>
+        </w:rPr>
+      </w:pPr>
+    </w:p>
+    <w:p>
+      <w:pPr>
+        <w:spacing w:line="360" w:lineRule="auto"/>
+        <w:ind w:firstLine="709"/>
+        <w:rPr>
+          <w:rFonts w:ascii="Times New Roman" w:hAnsi="Times New Roman" w:cs="Times New Roman"/>
+          <w:sz w:val="28"/>
+          <w:szCs w:val="28"/>
+        </w:rPr>
+      </w:pPr>
+    </w:p>
+    <w:p>
+      <w:pPr>
+        <w:pStyle w:val="a6"/>
+        <w:numPr>
+          <w:ilvl w:val="1"/>
+          <w:numId w:val="3"/>
+        </w:numPr>
+        <w:spacing w:line="360" w:lineRule="auto"/>
+        <w:ind w:left="0" w:firstLine="709"/>
+        <w:jc w:val="both"/>
+        <w:outlineLvl w:val="1"/>
+        <w:rPr>
+          <w:rFonts w:ascii="Times New Roman" w:hAnsi="Times New Roman" w:cs="Times New Roman"/>
+          <w:b/>
+          <w:bCs/>
+          <w:sz w:val="28"/>
+          <w:szCs w:val="28"/>
+        </w:rPr>
+      </w:pPr>
+      <w:bookmarkStart w:id="50" w:name="_Toc179995336"/>
+      <w:r>
+        <w:rPr>
+          <w:rFonts w:ascii="Times New Roman" w:hAnsi="Times New Roman" w:cs="Times New Roman"/>
+          <w:b/>
+          <w:bCs/>
+          <w:sz w:val="28"/>
+          <w:szCs w:val="28"/>
+        </w:rPr>
+        <w:lastRenderedPageBreak/>
+        <w:t>Тестовый случай «Сохранить файл»</w:t>
+      </w:r>
+      <w:bookmarkEnd w:id="50"/>
+    </w:p>
+    <w:p>
+      <w:pPr>
+        <w:spacing w:line="360" w:lineRule="auto"/>
+        <w:ind w:firstLine="709"/>
+        <w:jc w:val="both"/>
+        <w:rPr>
+          <w:rFonts w:ascii="Times New Roman" w:hAnsi="Times New Roman" w:cs="Times New Roman"/>
+          <w:sz w:val="28"/>
+          <w:szCs w:val="28"/>
+        </w:rPr>
+      </w:pPr>
+      <w:r>
+        <w:rPr>
+          <w:rFonts w:ascii="Times New Roman" w:hAnsi="Times New Roman" w:cs="Times New Roman"/>
+          <w:sz w:val="28"/>
+          <w:szCs w:val="28"/>
+        </w:rPr>
+        <w:t xml:space="preserve">Для сохранения данных в </w:t>
+      </w:r>
+      <w:r>
+        <w:rPr>
+          <w:rFonts w:ascii="Times New Roman" w:hAnsi="Times New Roman" w:cs="Times New Roman"/>
+          <w:sz w:val="28"/>
+          <w:szCs w:val="28"/>
+        </w:rPr>
+        <w:t>файл</w:t>
+      </w:r>
+      <w:r>
+        <w:rPr>
+          <w:rFonts w:ascii="Times New Roman" w:hAnsi="Times New Roman" w:cs="Times New Roman"/>
+          <w:sz w:val="28"/>
+          <w:szCs w:val="28"/>
+        </w:rPr>
+        <w:t xml:space="preserve"> необходимо нажать на </w:t>
+      </w:r>
+      <w:r>
+        <w:rPr>
+          <w:rFonts w:ascii="Times New Roman" w:hAnsi="Times New Roman" w:cs="Times New Roman"/>
+          <w:sz w:val="28"/>
+          <w:szCs w:val="28"/>
+        </w:rPr>
+        <w:t>кнопку</w:t>
+      </w:r>
+      <w:r>
+        <w:rPr>
+          <w:rFonts w:ascii="Times New Roman" w:hAnsi="Times New Roman" w:cs="Times New Roman"/>
+          <w:sz w:val="28"/>
+          <w:szCs w:val="28"/>
+        </w:rPr>
+        <w:t xml:space="preserve"> «Сохранить»</w:t>
+      </w:r>
+      <w:r>
+        <w:rPr>
+          <w:rFonts w:ascii="Times New Roman" w:hAnsi="Times New Roman" w:cs="Times New Roman"/>
+          <w:sz w:val="28"/>
+          <w:szCs w:val="28"/>
+        </w:rPr>
+        <w:t xml:space="preserve">, </w:t>
+      </w:r>
+      <w:r>
+        <w:rPr>
+          <w:rFonts w:ascii="Times New Roman" w:hAnsi="Times New Roman" w:cs="Times New Roman"/>
+          <w:sz w:val="28"/>
+          <w:szCs w:val="28"/>
+        </w:rPr>
+        <w:t xml:space="preserve">рисунок </w:t>
+      </w:r>
+      <w:r>
+        <w:rPr>
+          <w:rFonts w:ascii="Times New Roman" w:hAnsi="Times New Roman" w:cs="Times New Roman"/>
+          <w:sz w:val="28"/>
+          <w:szCs w:val="28"/>
+        </w:rPr>
+        <w:fldChar w:fldCharType="begin"/>
+      </w:r>
+      <w:r>
+        <w:rPr>
+          <w:rFonts w:ascii="Times New Roman" w:hAnsi="Times New Roman" w:cs="Times New Roman"/>
+          <w:sz w:val="28"/>
+          <w:szCs w:val="28"/>
+        </w:rPr>
+        <w:instrText xml:space="preserve"> REF _Ref168307781 \h </w:instrText>
+      </w:r>
+      <w:r>
+        <w:rPr>
+          <w:rFonts w:ascii="Times New Roman" w:hAnsi="Times New Roman" w:cs="Times New Roman"/>
+          <w:sz w:val="28"/>
+          <w:szCs w:val="28"/>
+        </w:rPr>
+        <w:instrText xml:space="preserve">\# \0 </w:instrText>
+      </w:r>
+      <w:r>
+        <w:rPr>
+          <w:rFonts w:ascii="Times New Roman" w:hAnsi="Times New Roman" w:cs="Times New Roman"/>
+          <w:sz w:val="28"/>
+          <w:szCs w:val="28"/>
+        </w:rPr>
+      </w:r>
+      <w:r>
+        <w:rPr>
+          <w:rFonts w:ascii="Times New Roman" w:hAnsi="Times New Roman" w:cs="Times New Roman"/>
+          <w:sz w:val="28"/>
+          <w:szCs w:val="28"/>
+        </w:rPr>
+        <w:fldChar w:fldCharType="separate"/>
+      </w:r>
+      <w:r>
+        <w:rPr>
+          <w:rFonts w:ascii="Times New Roman" w:hAnsi="Times New Roman" w:cs="Times New Roman"/>
+          <w:sz w:val="28"/>
+          <w:szCs w:val="28"/>
+        </w:rPr>
+        <w:t>28</w:t>
+      </w:r>
+      <w:r>
+        <w:rPr>
+          <w:rFonts w:ascii="Times New Roman" w:hAnsi="Times New Roman" w:cs="Times New Roman"/>
+          <w:sz w:val="28"/>
+          <w:szCs w:val="28"/>
+        </w:rPr>
+        <w:fldChar w:fldCharType="end"/>
+      </w:r>
+      <w:r>
+        <w:rPr>
+          <w:rFonts w:ascii="Times New Roman" w:hAnsi="Times New Roman" w:cs="Times New Roman"/>
+          <w:sz w:val="28"/>
+          <w:szCs w:val="28"/>
+        </w:rPr>
+        <w:t>. Откроется системный диалог сохранения файла, где пользователь выбирает директорию и указывает имя файла</w:t>
+      </w:r>
+      <w:r>
+        <w:rPr>
+          <w:rFonts w:ascii="Times New Roman" w:hAnsi="Times New Roman" w:cs="Times New Roman"/>
+          <w:sz w:val="28"/>
+          <w:szCs w:val="28"/>
+        </w:rPr>
+        <w:t xml:space="preserve">, </w:t>
+      </w:r>
+      <w:r>
+        <w:rPr>
+          <w:rFonts w:ascii="Times New Roman" w:hAnsi="Times New Roman" w:cs="Times New Roman"/>
+          <w:sz w:val="28"/>
+          <w:szCs w:val="28"/>
+        </w:rPr>
+        <w:t xml:space="preserve">рисунок </w:t>
+      </w:r>
+      <w:r>
+        <w:rPr>
+          <w:rFonts w:ascii="Times New Roman" w:hAnsi="Times New Roman" w:cs="Times New Roman"/>
+          <w:sz w:val="28"/>
+          <w:szCs w:val="28"/>
+        </w:rPr>
+        <w:fldChar w:fldCharType="begin"/>
+      </w:r>
+      <w:r>
+        <w:rPr>
+          <w:rFonts w:ascii="Times New Roman" w:hAnsi="Times New Roman" w:cs="Times New Roman"/>
+          <w:sz w:val="28"/>
+          <w:szCs w:val="28"/>
+        </w:rPr>
+        <w:instrText xml:space="preserve"> REF _Ref168307785 \h </w:instrText>
+      </w:r>
+      <w:r>
+        <w:rPr>
+          <w:rFonts w:ascii="Times New Roman" w:hAnsi="Times New Roman" w:cs="Times New Roman"/>
+          <w:sz w:val="28"/>
+          <w:szCs w:val="28"/>
+        </w:rPr>
+        <w:instrText xml:space="preserve">\# \0 </w:instrText>
+      </w:r>
+      <w:r>
+        <w:rPr>
+          <w:rFonts w:ascii="Times New Roman" w:hAnsi="Times New Roman" w:cs="Times New Roman"/>
+          <w:sz w:val="28"/>
+          <w:szCs w:val="28"/>
+        </w:rPr>
+      </w:r>
+      <w:r>
+        <w:rPr>
+          <w:rFonts w:ascii="Times New Roman" w:hAnsi="Times New Roman" w:cs="Times New Roman"/>
+          <w:sz w:val="28"/>
+          <w:szCs w:val="28"/>
+        </w:rPr>
+        <w:fldChar w:fldCharType="separate"/>
+      </w:r>
+      <w:r>
+        <w:rPr>
+          <w:rFonts w:ascii="Times New Roman" w:hAnsi="Times New Roman" w:cs="Times New Roman"/>
+          <w:sz w:val="28"/>
+          <w:szCs w:val="28"/>
+        </w:rPr>
+        <w:t>29</w:t>
+      </w:r>
+      <w:r>
+        <w:rPr>
+          <w:rFonts w:ascii="Times New Roman" w:hAnsi="Times New Roman" w:cs="Times New Roman"/>
+          <w:sz w:val="28"/>
+          <w:szCs w:val="28"/>
+        </w:rPr>
+        <w:fldChar w:fldCharType="end"/>
+      </w:r>
+      <w:r>
+        <w:rPr>
+          <w:rFonts w:ascii="Times New Roman" w:hAnsi="Times New Roman" w:cs="Times New Roman"/>
+          <w:sz w:val="28"/>
+          <w:szCs w:val="28"/>
+        </w:rPr>
+        <w:t>.</w:t>
+      </w:r>
     </w:p>
     <w:p>
       <w:pPr>
@@ -16440,10 +16145,10 @@
           <w:noProof/>
         </w:rPr>
         <w:drawing>
-          <wp:inline distT="0" distB="0" distL="0" distR="0" wp14:anchorId="2C3C817C" wp14:editId="5C92BC66">
-            <wp:extent cx="4933327" cy="3219450"/>
-            <wp:effectExtent l="0" t="0" r="635" b="0"/>
-            <wp:docPr id="66" name="Рисунок 66"/>
+          <wp:inline distT="0" distB="0" distL="0" distR="0" wp14:anchorId="022E1E5A" wp14:editId="1ACFD7FB">
+            <wp:extent cx="5321300" cy="3472639"/>
+            <wp:effectExtent l="0" t="0" r="0" b="0"/>
+            <wp:docPr id="70" name="Рисунок 70"/>
             <wp:cNvGraphicFramePr>
               <a:graphicFrameLocks xmlns:a="http://schemas.openxmlformats.org/drawingml/2006/main" noChangeAspect="1"/>
             </wp:cNvGraphicFramePr>
@@ -16463,7 +16168,7 @@
                   <pic:spPr>
                     <a:xfrm>
                       <a:off x="0" y="0"/>
-                      <a:ext cx="4942219" cy="3225253"/>
+                      <a:ext cx="5326811" cy="3476235"/>
                     </a:xfrm>
                     <a:prstGeom prst="rect">
                       <a:avLst/>
@@ -16490,7 +16195,7 @@
           <w:szCs w:val="24"/>
         </w:rPr>
       </w:pPr>
-      <w:bookmarkStart w:id="49" w:name="_Ref168305963"/>
+      <w:bookmarkStart w:id="51" w:name="_Ref168307781"/>
       <w:r>
         <w:rPr>
           <w:rFonts w:ascii="Times New Roman" w:hAnsi="Times New Roman" w:cs="Times New Roman"/>
@@ -16545,7 +16250,7 @@
           <w:sz w:val="24"/>
           <w:szCs w:val="24"/>
         </w:rPr>
-        <w:t>27</w:t>
+        <w:t>28</w:t>
       </w:r>
       <w:r>
         <w:rPr>
@@ -16558,17 +16263,28 @@
         </w:rPr>
         <w:fldChar w:fldCharType="end"/>
       </w:r>
-      <w:bookmarkEnd w:id="49"/>
-      <w:r>
-        <w:rPr>
-          <w:rFonts w:ascii="Times New Roman" w:hAnsi="Times New Roman" w:cs="Times New Roman"/>
-          <w:i w:val="0"/>
-          <w:iCs w:val="0"/>
-          <w:color w:val="auto"/>
-          <w:sz w:val="24"/>
-          <w:szCs w:val="24"/>
-        </w:rPr>
-        <w:t xml:space="preserve"> – Отображение исходного списка после сброса фильтра</w:t>
+      <w:bookmarkEnd w:id="51"/>
+      <w:r>
+        <w:rPr>
+          <w:rFonts w:ascii="Times New Roman" w:hAnsi="Times New Roman" w:cs="Times New Roman"/>
+          <w:i w:val="0"/>
+          <w:iCs w:val="0"/>
+          <w:color w:val="auto"/>
+          <w:sz w:val="24"/>
+          <w:szCs w:val="24"/>
+        </w:rPr>
+        <w:t xml:space="preserve"> </w:t>
+      </w:r>
+      <w:r>
+        <w:rPr>
+          <w:rFonts w:ascii="Times New Roman" w:hAnsi="Times New Roman" w:cs="Times New Roman"/>
+          <w:i w:val="0"/>
+          <w:iCs w:val="0"/>
+          <w:color w:val="auto"/>
+          <w:sz w:val="24"/>
+          <w:szCs w:val="24"/>
+        </w:rPr>
+        <w:t>– Сохранение данных</w:t>
       </w:r>
     </w:p>
     <w:p>
@@ -16581,282 +16297,6 @@
           <w:szCs w:val="28"/>
         </w:rPr>
       </w:pPr>
-    </w:p>
-    <w:p>
-      <w:pPr>
-        <w:spacing w:line="360" w:lineRule="auto"/>
-        <w:ind w:firstLine="709"/>
-        <w:rPr>
-          <w:rFonts w:ascii="Times New Roman" w:hAnsi="Times New Roman" w:cs="Times New Roman"/>
-          <w:sz w:val="28"/>
-          <w:szCs w:val="28"/>
-        </w:rPr>
-      </w:pPr>
-    </w:p>
-    <w:p>
-      <w:pPr>
-        <w:spacing w:line="360" w:lineRule="auto"/>
-        <w:ind w:firstLine="709"/>
-        <w:rPr>
-          <w:rFonts w:ascii="Times New Roman" w:hAnsi="Times New Roman" w:cs="Times New Roman"/>
-          <w:sz w:val="28"/>
-          <w:szCs w:val="28"/>
-        </w:rPr>
-      </w:pPr>
-    </w:p>
-    <w:p>
-      <w:pPr>
-        <w:spacing w:line="360" w:lineRule="auto"/>
-        <w:ind w:firstLine="709"/>
-        <w:rPr>
-          <w:rFonts w:ascii="Times New Roman" w:hAnsi="Times New Roman" w:cs="Times New Roman"/>
-          <w:sz w:val="28"/>
-          <w:szCs w:val="28"/>
-        </w:rPr>
-      </w:pPr>
-    </w:p>
-    <w:p>
-      <w:pPr>
-        <w:pStyle w:val="a6"/>
-        <w:numPr>
-          <w:ilvl w:val="1"/>
-          <w:numId w:val="3"/>
-        </w:numPr>
-        <w:spacing w:line="360" w:lineRule="auto"/>
-        <w:ind w:left="0" w:firstLine="709"/>
-        <w:jc w:val="both"/>
-        <w:outlineLvl w:val="1"/>
-        <w:rPr>
-          <w:rFonts w:ascii="Times New Roman" w:hAnsi="Times New Roman" w:cs="Times New Roman"/>
-          <w:b/>
-          <w:bCs/>
-          <w:sz w:val="28"/>
-          <w:szCs w:val="28"/>
-        </w:rPr>
-      </w:pPr>
-      <w:bookmarkStart w:id="50" w:name="_Toc179995336"/>
-      <w:r>
-        <w:rPr>
-          <w:rFonts w:ascii="Times New Roman" w:hAnsi="Times New Roman" w:cs="Times New Roman"/>
-          <w:b/>
-          <w:bCs/>
-          <w:sz w:val="28"/>
-          <w:szCs w:val="28"/>
-        </w:rPr>
-        <w:lastRenderedPageBreak/>
-        <w:t>Тестовый случай «Сохранить файл»</w:t>
-      </w:r>
-      <w:bookmarkEnd w:id="50"/>
-    </w:p>
-    <w:p>
-      <w:pPr>
-        <w:spacing w:line="360" w:lineRule="auto"/>
-        <w:ind w:firstLine="709"/>
-        <w:jc w:val="both"/>
-        <w:rPr>
-          <w:rFonts w:ascii="Times New Roman" w:hAnsi="Times New Roman" w:cs="Times New Roman"/>
-          <w:sz w:val="28"/>
-          <w:szCs w:val="28"/>
-        </w:rPr>
-      </w:pPr>
-      <w:r>
-        <w:rPr>
-          <w:rFonts w:ascii="Times New Roman" w:hAnsi="Times New Roman" w:cs="Times New Roman"/>
-          <w:sz w:val="28"/>
-          <w:szCs w:val="28"/>
-        </w:rPr>
-        <w:t xml:space="preserve">Для сохранения данных в </w:t>
-      </w:r>
-      <w:r>
-        <w:rPr>
-          <w:rFonts w:ascii="Times New Roman" w:hAnsi="Times New Roman" w:cs="Times New Roman"/>
-          <w:sz w:val="28"/>
-          <w:szCs w:val="28"/>
-        </w:rPr>
-        <w:t>файл</w:t>
-      </w:r>
-      <w:r>
-        <w:rPr>
-          <w:rFonts w:ascii="Times New Roman" w:hAnsi="Times New Roman" w:cs="Times New Roman"/>
-          <w:sz w:val="28"/>
-          <w:szCs w:val="28"/>
-        </w:rPr>
-        <w:t xml:space="preserve"> необходимо нажать на </w:t>
-      </w:r>
-      <w:r>
-        <w:rPr>
-          <w:rFonts w:ascii="Times New Roman" w:hAnsi="Times New Roman" w:cs="Times New Roman"/>
-          <w:sz w:val="28"/>
-          <w:szCs w:val="28"/>
-        </w:rPr>
-        <w:t>кнопку</w:t>
-      </w:r>
-      <w:r>
-        <w:rPr>
-          <w:rFonts w:ascii="Times New Roman" w:hAnsi="Times New Roman" w:cs="Times New Roman"/>
-          <w:sz w:val="28"/>
-          <w:szCs w:val="28"/>
-        </w:rPr>
-        <w:t xml:space="preserve"> «Сохранить»</w:t>
-      </w:r>
-      <w:r>
-        <w:rPr>
-          <w:rFonts w:ascii="Times New Roman" w:hAnsi="Times New Roman" w:cs="Times New Roman"/>
-          <w:sz w:val="28"/>
-          <w:szCs w:val="28"/>
-        </w:rPr>
-        <w:t xml:space="preserve">, </w:t>
-      </w:r>
-      <w:r>
-        <w:rPr>
-          <w:rFonts w:ascii="Times New Roman" w:hAnsi="Times New Roman" w:cs="Times New Roman"/>
-          <w:sz w:val="28"/>
-          <w:szCs w:val="28"/>
-        </w:rPr>
-        <w:t xml:space="preserve">рисунок </w:t>
-      </w:r>
-      <w:r>
-        <w:rPr>
-          <w:rFonts w:ascii="Times New Roman" w:hAnsi="Times New Roman" w:cs="Times New Roman"/>
-          <w:sz w:val="28"/>
-          <w:szCs w:val="28"/>
-        </w:rPr>
-        <w:fldChar w:fldCharType="begin"/>
-      </w:r>
-      <w:r>
-        <w:rPr>
-          <w:rFonts w:ascii="Times New Roman" w:hAnsi="Times New Roman" w:cs="Times New Roman"/>
-          <w:sz w:val="28"/>
-          <w:szCs w:val="28"/>
-        </w:rPr>
-        <w:instrText xml:space="preserve"> REF _Ref168307781 \h </w:instrText>
-      </w:r>
-      <w:r>
-        <w:rPr>
-          <w:rFonts w:ascii="Times New Roman" w:hAnsi="Times New Roman" w:cs="Times New Roman"/>
-          <w:sz w:val="28"/>
-          <w:szCs w:val="28"/>
-        </w:rPr>
-        <w:instrText xml:space="preserve">\# \0 </w:instrText>
-      </w:r>
-      <w:r>
-        <w:rPr>
-          <w:rFonts w:ascii="Times New Roman" w:hAnsi="Times New Roman" w:cs="Times New Roman"/>
-          <w:sz w:val="28"/>
-          <w:szCs w:val="28"/>
-        </w:rPr>
-      </w:r>
-      <w:r>
-        <w:rPr>
-          <w:rFonts w:ascii="Times New Roman" w:hAnsi="Times New Roman" w:cs="Times New Roman"/>
-          <w:sz w:val="28"/>
-          <w:szCs w:val="28"/>
-        </w:rPr>
-        <w:fldChar w:fldCharType="separate"/>
-      </w:r>
-      <w:r>
-        <w:rPr>
-          <w:rFonts w:ascii="Times New Roman" w:hAnsi="Times New Roman" w:cs="Times New Roman"/>
-          <w:sz w:val="28"/>
-          <w:szCs w:val="28"/>
-        </w:rPr>
-        <w:t>28</w:t>
-      </w:r>
-      <w:r>
-        <w:rPr>
-          <w:rFonts w:ascii="Times New Roman" w:hAnsi="Times New Roman" w:cs="Times New Roman"/>
-          <w:sz w:val="28"/>
-          <w:szCs w:val="28"/>
-        </w:rPr>
-        <w:fldChar w:fldCharType="end"/>
-      </w:r>
-      <w:r>
-        <w:rPr>
-          <w:rFonts w:ascii="Times New Roman" w:hAnsi="Times New Roman" w:cs="Times New Roman"/>
-          <w:sz w:val="28"/>
-          <w:szCs w:val="28"/>
-        </w:rPr>
-        <w:t>. Откроется системный диалог сохранения файла, где пользователь выбирает директорию и указывает имя файла</w:t>
-      </w:r>
-      <w:r>
-        <w:rPr>
-          <w:rFonts w:ascii="Times New Roman" w:hAnsi="Times New Roman" w:cs="Times New Roman"/>
-          <w:sz w:val="28"/>
-          <w:szCs w:val="28"/>
-        </w:rPr>
-        <w:t xml:space="preserve">, </w:t>
-      </w:r>
-      <w:r>
-        <w:rPr>
-          <w:rFonts w:ascii="Times New Roman" w:hAnsi="Times New Roman" w:cs="Times New Roman"/>
-          <w:sz w:val="28"/>
-          <w:szCs w:val="28"/>
-        </w:rPr>
-        <w:t xml:space="preserve">рисунок </w:t>
-      </w:r>
-      <w:r>
-        <w:rPr>
-          <w:rFonts w:ascii="Times New Roman" w:hAnsi="Times New Roman" w:cs="Times New Roman"/>
-          <w:sz w:val="28"/>
-          <w:szCs w:val="28"/>
-        </w:rPr>
-        <w:fldChar w:fldCharType="begin"/>
-      </w:r>
-      <w:r>
-        <w:rPr>
-          <w:rFonts w:ascii="Times New Roman" w:hAnsi="Times New Roman" w:cs="Times New Roman"/>
-          <w:sz w:val="28"/>
-          <w:szCs w:val="28"/>
-        </w:rPr>
-        <w:instrText xml:space="preserve"> REF _Ref168307785 \h </w:instrText>
-      </w:r>
-      <w:r>
-        <w:rPr>
-          <w:rFonts w:ascii="Times New Roman" w:hAnsi="Times New Roman" w:cs="Times New Roman"/>
-          <w:sz w:val="28"/>
-          <w:szCs w:val="28"/>
-        </w:rPr>
-        <w:instrText xml:space="preserve">\# \0 </w:instrText>
-      </w:r>
-      <w:r>
-        <w:rPr>
-          <w:rFonts w:ascii="Times New Roman" w:hAnsi="Times New Roman" w:cs="Times New Roman"/>
-          <w:sz w:val="28"/>
-          <w:szCs w:val="28"/>
-        </w:rPr>
-      </w:r>
-      <w:r>
-        <w:rPr>
-          <w:rFonts w:ascii="Times New Roman" w:hAnsi="Times New Roman" w:cs="Times New Roman"/>
-          <w:sz w:val="28"/>
-          <w:szCs w:val="28"/>
-        </w:rPr>
-        <w:fldChar w:fldCharType="separate"/>
-      </w:r>
-      <w:r>
-        <w:rPr>
-          <w:rFonts w:ascii="Times New Roman" w:hAnsi="Times New Roman" w:cs="Times New Roman"/>
-          <w:sz w:val="28"/>
-          <w:szCs w:val="28"/>
-        </w:rPr>
-        <w:t>29</w:t>
-      </w:r>
-      <w:r>
-        <w:rPr>
-          <w:rFonts w:ascii="Times New Roman" w:hAnsi="Times New Roman" w:cs="Times New Roman"/>
-          <w:sz w:val="28"/>
-          <w:szCs w:val="28"/>
-        </w:rPr>
-        <w:fldChar w:fldCharType="end"/>
-      </w:r>
-      <w:r>
-        <w:rPr>
-          <w:rFonts w:ascii="Times New Roman" w:hAnsi="Times New Roman" w:cs="Times New Roman"/>
-          <w:sz w:val="28"/>
-          <w:szCs w:val="28"/>
-        </w:rPr>
-        <w:t>.</w:t>
-      </w:r>
     </w:p>
     <w:p>
       <w:pPr>
@@ -16869,10 +16309,10 @@
           <w:noProof/>
         </w:rPr>
         <w:drawing>
-          <wp:inline distT="0" distB="0" distL="0" distR="0" wp14:anchorId="022E1E5A" wp14:editId="1ACFD7FB">
-            <wp:extent cx="5321300" cy="3472639"/>
-            <wp:effectExtent l="0" t="0" r="0" b="0"/>
-            <wp:docPr id="70" name="Рисунок 70"/>
+          <wp:inline distT="0" distB="0" distL="0" distR="0" wp14:anchorId="2F7A6415" wp14:editId="106FB2ED">
+            <wp:extent cx="5426075" cy="3190103"/>
+            <wp:effectExtent l="0" t="0" r="3175" b="0"/>
+            <wp:docPr id="71" name="Рисунок 71"/>
             <wp:cNvGraphicFramePr>
               <a:graphicFrameLocks xmlns:a="http://schemas.openxmlformats.org/drawingml/2006/main" noChangeAspect="1"/>
             </wp:cNvGraphicFramePr>
@@ -16892,7 +16332,7 @@
                   <pic:spPr>
                     <a:xfrm>
                       <a:off x="0" y="0"/>
-                      <a:ext cx="5326811" cy="3476235"/>
+                      <a:ext cx="5429778" cy="3192280"/>
                     </a:xfrm>
                     <a:prstGeom prst="rect">
                       <a:avLst/>
@@ -16919,7 +16359,7 @@
           <w:szCs w:val="24"/>
         </w:rPr>
       </w:pPr>
-      <w:bookmarkStart w:id="51" w:name="_Ref168307781"/>
+      <w:bookmarkStart w:id="52" w:name="_Ref168307785"/>
       <w:r>
         <w:rPr>
           <w:rFonts w:ascii="Times New Roman" w:hAnsi="Times New Roman" w:cs="Times New Roman"/>
@@ -16974,7 +16414,7 @@
           <w:sz w:val="24"/>
           <w:szCs w:val="24"/>
         </w:rPr>
-        <w:t>28</w:t>
+        <w:t>29</w:t>
       </w:r>
       <w:r>
         <w:rPr>
@@ -16987,29 +16427,33 @@
         </w:rPr>
         <w:fldChar w:fldCharType="end"/>
       </w:r>
-      <w:bookmarkEnd w:id="51"/>
-      <w:r>
-        <w:rPr>
-          <w:rFonts w:ascii="Times New Roman" w:hAnsi="Times New Roman" w:cs="Times New Roman"/>
-          <w:i w:val="0"/>
-          <w:iCs w:val="0"/>
-          <w:color w:val="auto"/>
-          <w:sz w:val="24"/>
-          <w:szCs w:val="24"/>
-        </w:rPr>
-        <w:t xml:space="preserve"> </w:t>
-      </w:r>
-      <w:r>
-        <w:rPr>
-          <w:rFonts w:ascii="Times New Roman" w:hAnsi="Times New Roman" w:cs="Times New Roman"/>
-          <w:i w:val="0"/>
-          <w:iCs w:val="0"/>
-          <w:color w:val="auto"/>
-          <w:sz w:val="24"/>
-          <w:szCs w:val="24"/>
-        </w:rPr>
-        <w:t>– Сохранение данных</w:t>
-      </w:r>
+      <w:bookmarkEnd w:id="52"/>
+      <w:r>
+        <w:rPr>
+          <w:rFonts w:ascii="Times New Roman" w:hAnsi="Times New Roman" w:cs="Times New Roman"/>
+          <w:i w:val="0"/>
+          <w:iCs w:val="0"/>
+          <w:color w:val="auto"/>
+          <w:sz w:val="24"/>
+          <w:szCs w:val="24"/>
+        </w:rPr>
+        <w:t xml:space="preserve"> – Сохранение файла</w:t>
+      </w:r>
+    </w:p>
+    <w:p>
+      <w:pPr>
+        <w:pStyle w:val="a4"/>
+        <w:spacing w:after="0"/>
+        <w:jc w:val="center"/>
+        <w:rPr>
+          <w:rFonts w:ascii="Times New Roman" w:hAnsi="Times New Roman" w:cs="Times New Roman"/>
+          <w:i w:val="0"/>
+          <w:iCs w:val="0"/>
+          <w:color w:val="auto"/>
+          <w:sz w:val="24"/>
+          <w:szCs w:val="24"/>
+        </w:rPr>
+      </w:pPr>
     </w:p>
     <w:p>
       <w:pPr>
@@ -17021,6 +16465,114 @@
           <w:szCs w:val="28"/>
         </w:rPr>
       </w:pPr>
+    </w:p>
+    <w:p>
+      <w:pPr>
+        <w:spacing w:line="360" w:lineRule="auto"/>
+        <w:ind w:firstLine="709"/>
+        <w:jc w:val="both"/>
+        <w:rPr>
+          <w:rFonts w:ascii="Times New Roman" w:hAnsi="Times New Roman" w:cs="Times New Roman"/>
+          <w:sz w:val="28"/>
+          <w:szCs w:val="28"/>
+        </w:rPr>
+      </w:pPr>
+      <w:r>
+        <w:rPr>
+          <w:rFonts w:ascii="Times New Roman" w:hAnsi="Times New Roman" w:cs="Times New Roman"/>
+          <w:sz w:val="28"/>
+          <w:szCs w:val="28"/>
+        </w:rPr>
+        <w:lastRenderedPageBreak/>
+        <w:t>В случае, если таблица пуста, сохранение не производится</w:t>
+      </w:r>
+      <w:r>
+        <w:rPr>
+          <w:rFonts w:ascii="Times New Roman" w:hAnsi="Times New Roman" w:cs="Times New Roman"/>
+          <w:sz w:val="28"/>
+          <w:szCs w:val="28"/>
+        </w:rPr>
+        <w:t xml:space="preserve"> (</w:t>
+      </w:r>
+      <w:r>
+        <w:rPr>
+          <w:rFonts w:ascii="Times New Roman" w:hAnsi="Times New Roman" w:cs="Times New Roman"/>
+          <w:sz w:val="28"/>
+          <w:szCs w:val="28"/>
+        </w:rPr>
+        <w:t>рисунок</w:t>
+      </w:r>
+      <w:r>
+        <w:rPr>
+          <w:rFonts w:ascii="Times New Roman" w:hAnsi="Times New Roman" w:cs="Times New Roman"/>
+          <w:sz w:val="28"/>
+          <w:szCs w:val="28"/>
+        </w:rPr>
+        <w:t xml:space="preserve"> </w:t>
+      </w:r>
+      <w:r>
+        <w:rPr>
+          <w:rFonts w:ascii="Times New Roman" w:hAnsi="Times New Roman" w:cs="Times New Roman"/>
+          <w:sz w:val="28"/>
+          <w:szCs w:val="28"/>
+        </w:rPr>
+        <w:fldChar w:fldCharType="begin"/>
+      </w:r>
+      <w:r>
+        <w:rPr>
+          <w:rFonts w:ascii="Times New Roman" w:hAnsi="Times New Roman" w:cs="Times New Roman"/>
+          <w:sz w:val="28"/>
+          <w:szCs w:val="28"/>
+        </w:rPr>
+        <w:instrText xml:space="preserve"> REF _Ref168307900 \h \# \0 </w:instrText>
+      </w:r>
+      <w:r>
+        <w:rPr>
+          <w:rFonts w:ascii="Times New Roman" w:hAnsi="Times New Roman" w:cs="Times New Roman"/>
+          <w:sz w:val="28"/>
+          <w:szCs w:val="28"/>
+        </w:rPr>
+      </w:r>
+      <w:r>
+        <w:rPr>
+          <w:rFonts w:ascii="Times New Roman" w:hAnsi="Times New Roman" w:cs="Times New Roman"/>
+          <w:sz w:val="28"/>
+          <w:szCs w:val="28"/>
+        </w:rPr>
+        <w:fldChar w:fldCharType="separate"/>
+      </w:r>
+      <w:r>
+        <w:rPr>
+          <w:rFonts w:ascii="Times New Roman" w:hAnsi="Times New Roman" w:cs="Times New Roman"/>
+          <w:sz w:val="28"/>
+          <w:szCs w:val="28"/>
+        </w:rPr>
+        <w:t>30</w:t>
+      </w:r>
+      <w:r>
+        <w:rPr>
+          <w:rFonts w:ascii="Times New Roman" w:hAnsi="Times New Roman" w:cs="Times New Roman"/>
+          <w:sz w:val="28"/>
+          <w:szCs w:val="28"/>
+        </w:rPr>
+        <w:fldChar w:fldCharType="end"/>
+      </w:r>
+      <w:r>
+        <w:rPr>
+          <w:rFonts w:ascii="Times New Roman" w:hAnsi="Times New Roman" w:cs="Times New Roman"/>
+          <w:sz w:val="28"/>
+          <w:szCs w:val="28"/>
+        </w:rPr>
+        <w:t>)</w:t>
+      </w:r>
+      <w:r>
+        <w:rPr>
+          <w:rFonts w:ascii="Times New Roman" w:hAnsi="Times New Roman" w:cs="Times New Roman"/>
+          <w:sz w:val="28"/>
+          <w:szCs w:val="28"/>
+        </w:rPr>
+        <w:t>.</w:t>
+      </w:r>
     </w:p>
     <w:p>
       <w:pPr>
@@ -17033,10 +16585,10 @@
           <w:noProof/>
         </w:rPr>
         <w:drawing>
-          <wp:inline distT="0" distB="0" distL="0" distR="0" wp14:anchorId="2F7A6415" wp14:editId="106FB2ED">
-            <wp:extent cx="5426075" cy="3190103"/>
-            <wp:effectExtent l="0" t="0" r="3175" b="0"/>
-            <wp:docPr id="71" name="Рисунок 71"/>
+          <wp:inline distT="0" distB="0" distL="0" distR="0" wp14:anchorId="258DD164" wp14:editId="4CA6A951">
+            <wp:extent cx="1943100" cy="1981200"/>
+            <wp:effectExtent l="0" t="0" r="0" b="0"/>
+            <wp:docPr id="72" name="Рисунок 72"/>
             <wp:cNvGraphicFramePr>
               <a:graphicFrameLocks xmlns:a="http://schemas.openxmlformats.org/drawingml/2006/main" noChangeAspect="1"/>
             </wp:cNvGraphicFramePr>
@@ -17056,7 +16608,7 @@
                   <pic:spPr>
                     <a:xfrm>
                       <a:off x="0" y="0"/>
-                      <a:ext cx="5429778" cy="3192280"/>
+                      <a:ext cx="1943100" cy="1981200"/>
                     </a:xfrm>
                     <a:prstGeom prst="rect">
                       <a:avLst/>
@@ -17083,7 +16635,7 @@
           <w:szCs w:val="24"/>
         </w:rPr>
       </w:pPr>
-      <w:bookmarkStart w:id="52" w:name="_Ref168307785"/>
+      <w:bookmarkStart w:id="53" w:name="_Ref168307900"/>
       <w:r>
         <w:rPr>
           <w:rFonts w:ascii="Times New Roman" w:hAnsi="Times New Roman" w:cs="Times New Roman"/>
@@ -17138,7 +16690,7 @@
           <w:sz w:val="24"/>
           <w:szCs w:val="24"/>
         </w:rPr>
-        <w:t>29</w:t>
+        <w:t>30</w:t>
       </w:r>
       <w:r>
         <w:rPr>
@@ -17151,44 +16703,64 @@
         </w:rPr>
         <w:fldChar w:fldCharType="end"/>
       </w:r>
-      <w:bookmarkEnd w:id="52"/>
-      <w:r>
-        <w:rPr>
-          <w:rFonts w:ascii="Times New Roman" w:hAnsi="Times New Roman" w:cs="Times New Roman"/>
-          <w:i w:val="0"/>
-          <w:iCs w:val="0"/>
-          <w:color w:val="auto"/>
-          <w:sz w:val="24"/>
-          <w:szCs w:val="24"/>
-        </w:rPr>
-        <w:t xml:space="preserve"> – Сохранение файла</w:t>
-      </w:r>
-    </w:p>
-    <w:p>
-      <w:pPr>
-        <w:pStyle w:val="a4"/>
-        <w:spacing w:after="0"/>
-        <w:jc w:val="center"/>
-        <w:rPr>
-          <w:rFonts w:ascii="Times New Roman" w:hAnsi="Times New Roman" w:cs="Times New Roman"/>
-          <w:i w:val="0"/>
-          <w:iCs w:val="0"/>
-          <w:color w:val="auto"/>
-          <w:sz w:val="24"/>
-          <w:szCs w:val="24"/>
-        </w:rPr>
-      </w:pPr>
-    </w:p>
-    <w:p>
-      <w:pPr>
+      <w:bookmarkEnd w:id="53"/>
+      <w:r>
+        <w:rPr>
+          <w:rFonts w:ascii="Times New Roman" w:hAnsi="Times New Roman" w:cs="Times New Roman"/>
+          <w:i w:val="0"/>
+          <w:iCs w:val="0"/>
+          <w:color w:val="auto"/>
+          <w:sz w:val="24"/>
+          <w:szCs w:val="24"/>
+        </w:rPr>
+        <w:t xml:space="preserve"> </w:t>
+      </w:r>
+      <w:r>
+        <w:rPr>
+          <w:rFonts w:ascii="Times New Roman" w:hAnsi="Times New Roman" w:cs="Times New Roman"/>
+          <w:i w:val="0"/>
+          <w:iCs w:val="0"/>
+          <w:color w:val="auto"/>
+          <w:sz w:val="24"/>
+          <w:szCs w:val="24"/>
+        </w:rPr>
+        <w:t>– Результат нажатия на кнопку «Сохранить» при пустой таблице</w:t>
+      </w:r>
+    </w:p>
+    <w:p/>
+    <w:p/>
+    <w:p/>
+    <w:p>
+      <w:pPr>
+        <w:pStyle w:val="a6"/>
+        <w:numPr>
+          <w:ilvl w:val="1"/>
+          <w:numId w:val="3"/>
+        </w:numPr>
         <w:spacing w:line="360" w:lineRule="auto"/>
-        <w:ind w:firstLine="709"/>
-        <w:rPr>
-          <w:rFonts w:ascii="Times New Roman" w:hAnsi="Times New Roman" w:cs="Times New Roman"/>
-          <w:sz w:val="28"/>
-          <w:szCs w:val="28"/>
-        </w:rPr>
-      </w:pPr>
+        <w:ind w:left="0" w:firstLine="709"/>
+        <w:jc w:val="both"/>
+        <w:outlineLvl w:val="1"/>
+        <w:rPr>
+          <w:rFonts w:ascii="Times New Roman" w:hAnsi="Times New Roman" w:cs="Times New Roman"/>
+          <w:b/>
+          <w:bCs/>
+          <w:sz w:val="28"/>
+          <w:szCs w:val="28"/>
+        </w:rPr>
+      </w:pPr>
+      <w:bookmarkStart w:id="54" w:name="_Toc179995337"/>
+      <w:r>
+        <w:rPr>
+          <w:rFonts w:ascii="Times New Roman" w:hAnsi="Times New Roman" w:cs="Times New Roman"/>
+          <w:b/>
+          <w:bCs/>
+          <w:sz w:val="28"/>
+          <w:szCs w:val="28"/>
+        </w:rPr>
+        <w:t>Тестовый случай «Загрузить файл»</w:t>
+      </w:r>
+      <w:bookmarkEnd w:id="54"/>
     </w:p>
     <w:p>
       <w:pPr>
@@ -17207,32 +16779,39 @@
           <w:sz w:val="28"/>
           <w:szCs w:val="28"/>
         </w:rPr>
-        <w:lastRenderedPageBreak/>
-        <w:t>В случае, если таблица пуста, сохранение не производится</w:t>
-      </w:r>
-      <w:r>
-        <w:rPr>
-          <w:rFonts w:ascii="Times New Roman" w:hAnsi="Times New Roman" w:cs="Times New Roman"/>
-          <w:sz w:val="28"/>
-          <w:szCs w:val="28"/>
-        </w:rPr>
-        <w:t xml:space="preserve"> (</w:t>
-      </w:r>
-      <w:r>
-        <w:rPr>
-          <w:rFonts w:ascii="Times New Roman" w:hAnsi="Times New Roman" w:cs="Times New Roman"/>
-          <w:sz w:val="28"/>
-          <w:szCs w:val="28"/>
-        </w:rPr>
-        <w:t>рисунок</w:t>
-      </w:r>
-      <w:r>
-        <w:rPr>
-          <w:rFonts w:ascii="Times New Roman" w:hAnsi="Times New Roman" w:cs="Times New Roman"/>
-          <w:sz w:val="28"/>
-          <w:szCs w:val="28"/>
-        </w:rPr>
-        <w:t xml:space="preserve"> </w:t>
+        <w:t xml:space="preserve">Для загрузки данных в таблицу необходимо нажать на кнопку </w:t>
+      </w:r>
+      <w:r>
+        <w:rPr>
+          <w:rFonts w:ascii="Times New Roman" w:hAnsi="Times New Roman" w:cs="Times New Roman"/>
+          <w:sz w:val="28"/>
+          <w:szCs w:val="28"/>
+        </w:rPr>
+        <w:t>«</w:t>
+      </w:r>
+      <w:r>
+        <w:rPr>
+          <w:rFonts w:ascii="Times New Roman" w:hAnsi="Times New Roman" w:cs="Times New Roman"/>
+          <w:sz w:val="28"/>
+          <w:szCs w:val="28"/>
+        </w:rPr>
+        <w:t>Загрузить</w:t>
+      </w:r>
+      <w:r>
+        <w:rPr>
+          <w:rFonts w:ascii="Times New Roman" w:hAnsi="Times New Roman" w:cs="Times New Roman"/>
+          <w:sz w:val="28"/>
+          <w:szCs w:val="28"/>
+        </w:rPr>
+        <w:t xml:space="preserve">», </w:t>
+      </w:r>
+      <w:r>
+        <w:rPr>
+          <w:rFonts w:ascii="Times New Roman" w:hAnsi="Times New Roman" w:cs="Times New Roman"/>
+          <w:sz w:val="28"/>
+          <w:szCs w:val="28"/>
+        </w:rPr>
+        <w:t xml:space="preserve">рисунок </w:t>
       </w:r>
       <w:r>
         <w:rPr>
@@ -17248,7 +16827,7 @@
           <w:sz w:val="28"/>
           <w:szCs w:val="28"/>
         </w:rPr>
-        <w:instrText xml:space="preserve"> REF _Ref168307900 \h \# \0 </w:instrText>
+        <w:instrText xml:space="preserve"> REF _Ref168307962 \h \# \0 </w:instrText>
       </w:r>
       <w:r>
         <w:rPr>
@@ -17271,7 +16850,7 @@
           <w:sz w:val="28"/>
           <w:szCs w:val="28"/>
         </w:rPr>
-        <w:t>30</w:t>
+        <w:t>31</w:t>
       </w:r>
       <w:r>
         <w:rPr>
@@ -17280,14 +16859,6 @@
           <w:szCs w:val="28"/>
         </w:rPr>
         <w:fldChar w:fldCharType="end"/>
-      </w:r>
-      <w:r>
-        <w:rPr>
-          <w:rFonts w:ascii="Times New Roman" w:hAnsi="Times New Roman" w:cs="Times New Roman"/>
-          <w:sz w:val="28"/>
-          <w:szCs w:val="28"/>
-        </w:rPr>
-        <w:t>)</w:t>
       </w:r>
       <w:r>
         <w:rPr>
@@ -17309,10 +16880,10 @@
           <w:noProof/>
         </w:rPr>
         <w:drawing>
-          <wp:inline distT="0" distB="0" distL="0" distR="0" wp14:anchorId="258DD164" wp14:editId="4CA6A951">
-            <wp:extent cx="1943100" cy="1981200"/>
-            <wp:effectExtent l="0" t="0" r="0" b="0"/>
-            <wp:docPr id="72" name="Рисунок 72"/>
+          <wp:inline distT="0" distB="0" distL="0" distR="0" wp14:anchorId="133BA2D9" wp14:editId="52C82FD8">
+            <wp:extent cx="5940425" cy="3876675"/>
+            <wp:effectExtent l="0" t="0" r="3175" b="9525"/>
+            <wp:docPr id="73" name="Рисунок 73"/>
             <wp:cNvGraphicFramePr>
               <a:graphicFrameLocks xmlns:a="http://schemas.openxmlformats.org/drawingml/2006/main" noChangeAspect="1"/>
             </wp:cNvGraphicFramePr>
@@ -17332,7 +16903,7 @@
                   <pic:spPr>
                     <a:xfrm>
                       <a:off x="0" y="0"/>
-                      <a:ext cx="1943100" cy="1981200"/>
+                      <a:ext cx="5940425" cy="3876675"/>
                     </a:xfrm>
                     <a:prstGeom prst="rect">
                       <a:avLst/>
@@ -17359,7 +16930,7 @@
           <w:szCs w:val="24"/>
         </w:rPr>
       </w:pPr>
-      <w:bookmarkStart w:id="53" w:name="_Ref168307900"/>
+      <w:bookmarkStart w:id="55" w:name="_Ref168307962"/>
       <w:r>
         <w:rPr>
           <w:rFonts w:ascii="Times New Roman" w:hAnsi="Times New Roman" w:cs="Times New Roman"/>
@@ -17414,7 +16985,7 @@
           <w:sz w:val="24"/>
           <w:szCs w:val="24"/>
         </w:rPr>
-        <w:t>30</w:t>
+        <w:t>31</w:t>
       </w:r>
       <w:r>
         <w:rPr>
@@ -17427,7 +16998,7 @@
         </w:rPr>
         <w:fldChar w:fldCharType="end"/>
       </w:r>
-      <w:bookmarkEnd w:id="53"/>
+      <w:bookmarkEnd w:id="55"/>
       <w:r>
         <w:rPr>
           <w:rFonts w:ascii="Times New Roman" w:hAnsi="Times New Roman" w:cs="Times New Roman"/>
@@ -17448,43 +17019,41 @@
           <w:sz w:val="24"/>
           <w:szCs w:val="24"/>
         </w:rPr>
-        <w:t>– Результат нажатия на кнопку «Сохранить» при пустой таблице</w:t>
-      </w:r>
-    </w:p>
-    <w:p/>
-    <w:p/>
-    <w:p/>
-    <w:p>
-      <w:pPr>
-        <w:pStyle w:val="a6"/>
-        <w:numPr>
-          <w:ilvl w:val="1"/>
-          <w:numId w:val="3"/>
-        </w:numPr>
+        <w:t>– Загрузить данные в таблицу</w:t>
+      </w:r>
+    </w:p>
+    <w:p>
+      <w:pPr>
         <w:spacing w:line="360" w:lineRule="auto"/>
-        <w:ind w:left="0" w:firstLine="709"/>
-        <w:jc w:val="both"/>
-        <w:outlineLvl w:val="1"/>
-        <w:rPr>
-          <w:rFonts w:ascii="Times New Roman" w:hAnsi="Times New Roman" w:cs="Times New Roman"/>
-          <w:b/>
-          <w:bCs/>
-          <w:sz w:val="28"/>
-          <w:szCs w:val="28"/>
-        </w:rPr>
-      </w:pPr>
-      <w:bookmarkStart w:id="54" w:name="_Toc179995337"/>
-      <w:r>
-        <w:rPr>
-          <w:rFonts w:ascii="Times New Roman" w:hAnsi="Times New Roman" w:cs="Times New Roman"/>
-          <w:b/>
-          <w:bCs/>
-          <w:sz w:val="28"/>
-          <w:szCs w:val="28"/>
-        </w:rPr>
-        <w:t>Тестовый случай «Загрузить файл»</w:t>
-      </w:r>
-      <w:bookmarkEnd w:id="54"/>
+        <w:jc w:val="center"/>
+        <w:rPr>
+          <w:rFonts w:ascii="Times New Roman" w:hAnsi="Times New Roman" w:cs="Times New Roman"/>
+          <w:sz w:val="28"/>
+          <w:szCs w:val="28"/>
+        </w:rPr>
+      </w:pPr>
+    </w:p>
+    <w:p>
+      <w:pPr>
+        <w:spacing w:line="360" w:lineRule="auto"/>
+        <w:jc w:val="center"/>
+        <w:rPr>
+          <w:rFonts w:ascii="Times New Roman" w:hAnsi="Times New Roman" w:cs="Times New Roman"/>
+          <w:sz w:val="28"/>
+          <w:szCs w:val="28"/>
+        </w:rPr>
+      </w:pPr>
+    </w:p>
+    <w:p>
+      <w:pPr>
+        <w:spacing w:line="360" w:lineRule="auto"/>
+        <w:jc w:val="center"/>
+        <w:rPr>
+          <w:rFonts w:ascii="Times New Roman" w:hAnsi="Times New Roman" w:cs="Times New Roman"/>
+          <w:sz w:val="28"/>
+          <w:szCs w:val="28"/>
+        </w:rPr>
+      </w:pPr>
     </w:p>
     <w:p>
       <w:pPr>
@@ -17503,31 +17072,16 @@
           <w:sz w:val="28"/>
           <w:szCs w:val="28"/>
         </w:rPr>
-        <w:t xml:space="preserve">Для загрузки данных в таблицу необходимо нажать на кнопку </w:t>
-      </w:r>
-      <w:r>
-        <w:rPr>
-          <w:rFonts w:ascii="Times New Roman" w:hAnsi="Times New Roman" w:cs="Times New Roman"/>
-          <w:sz w:val="28"/>
-          <w:szCs w:val="28"/>
-        </w:rPr>
-        <w:t>«</w:t>
-      </w:r>
-      <w:r>
-        <w:rPr>
-          <w:rFonts w:ascii="Times New Roman" w:hAnsi="Times New Roman" w:cs="Times New Roman"/>
-          <w:sz w:val="28"/>
-          <w:szCs w:val="28"/>
-        </w:rPr>
-        <w:t>Загрузить</w:t>
-      </w:r>
-      <w:r>
-        <w:rPr>
-          <w:rFonts w:ascii="Times New Roman" w:hAnsi="Times New Roman" w:cs="Times New Roman"/>
-          <w:sz w:val="28"/>
-          <w:szCs w:val="28"/>
-        </w:rPr>
-        <w:t xml:space="preserve">», </w:t>
+        <w:lastRenderedPageBreak/>
+        <w:t>Далее откроется системный диалог загрузки файла</w:t>
+      </w:r>
+      <w:r>
+        <w:rPr>
+          <w:rFonts w:ascii="Times New Roman" w:hAnsi="Times New Roman" w:cs="Times New Roman"/>
+          <w:sz w:val="28"/>
+          <w:szCs w:val="28"/>
+        </w:rPr>
+        <w:t xml:space="preserve">, </w:t>
       </w:r>
       <w:r>
         <w:rPr>
@@ -17551,7 +17105,7 @@
           <w:sz w:val="28"/>
           <w:szCs w:val="28"/>
         </w:rPr>
-        <w:instrText xml:space="preserve"> REF _Ref168307962 \h \# \0 </w:instrText>
+        <w:instrText xml:space="preserve"> REF _Ref168308013 \h \# \0 </w:instrText>
       </w:r>
       <w:r>
         <w:rPr>
@@ -17574,7 +17128,7 @@
           <w:sz w:val="28"/>
           <w:szCs w:val="28"/>
         </w:rPr>
-        <w:t>31</w:t>
+        <w:t>32</w:t>
       </w:r>
       <w:r>
         <w:rPr>
@@ -17604,10 +17158,10 @@
           <w:noProof/>
         </w:rPr>
         <w:drawing>
-          <wp:inline distT="0" distB="0" distL="0" distR="0" wp14:anchorId="133BA2D9" wp14:editId="52C82FD8">
-            <wp:extent cx="5940425" cy="3876675"/>
-            <wp:effectExtent l="0" t="0" r="3175" b="9525"/>
-            <wp:docPr id="73" name="Рисунок 73"/>
+          <wp:inline distT="0" distB="0" distL="0" distR="0" wp14:anchorId="654CA803" wp14:editId="1B8AC81B">
+            <wp:extent cx="5940425" cy="3196590"/>
+            <wp:effectExtent l="0" t="0" r="3175" b="3810"/>
+            <wp:docPr id="74" name="Рисунок 74"/>
             <wp:cNvGraphicFramePr>
               <a:graphicFrameLocks xmlns:a="http://schemas.openxmlformats.org/drawingml/2006/main" noChangeAspect="1"/>
             </wp:cNvGraphicFramePr>
@@ -17627,7 +17181,7 @@
                   <pic:spPr>
                     <a:xfrm>
                       <a:off x="0" y="0"/>
-                      <a:ext cx="5940425" cy="3876675"/>
+                      <a:ext cx="5940425" cy="3196590"/>
                     </a:xfrm>
                     <a:prstGeom prst="rect">
                       <a:avLst/>
@@ -17654,7 +17208,7 @@
           <w:szCs w:val="24"/>
         </w:rPr>
       </w:pPr>
-      <w:bookmarkStart w:id="55" w:name="_Ref168307962"/>
+      <w:bookmarkStart w:id="56" w:name="_Ref168308013"/>
       <w:r>
         <w:rPr>
           <w:rFonts w:ascii="Times New Roman" w:hAnsi="Times New Roman" w:cs="Times New Roman"/>
@@ -17709,7 +17263,7 @@
           <w:sz w:val="24"/>
           <w:szCs w:val="24"/>
         </w:rPr>
-        <w:t>31</w:t>
+        <w:t>32</w:t>
       </w:r>
       <w:r>
         <w:rPr>
@@ -17722,7 +17276,7 @@
         </w:rPr>
         <w:fldChar w:fldCharType="end"/>
       </w:r>
-      <w:bookmarkEnd w:id="55"/>
+      <w:bookmarkEnd w:id="56"/>
       <w:r>
         <w:rPr>
           <w:rFonts w:ascii="Times New Roman" w:hAnsi="Times New Roman" w:cs="Times New Roman"/>
@@ -17743,35 +17297,13 @@
           <w:sz w:val="24"/>
           <w:szCs w:val="24"/>
         </w:rPr>
-        <w:t>– Загрузить данные в таблицу</w:t>
+        <w:t>– Выбор файла для загрузки</w:t>
       </w:r>
     </w:p>
     <w:p>
       <w:pPr>
         <w:spacing w:line="360" w:lineRule="auto"/>
-        <w:jc w:val="center"/>
-        <w:rPr>
-          <w:rFonts w:ascii="Times New Roman" w:hAnsi="Times New Roman" w:cs="Times New Roman"/>
-          <w:sz w:val="28"/>
-          <w:szCs w:val="28"/>
-        </w:rPr>
-      </w:pPr>
-    </w:p>
-    <w:p>
-      <w:pPr>
-        <w:spacing w:line="360" w:lineRule="auto"/>
-        <w:jc w:val="center"/>
-        <w:rPr>
-          <w:rFonts w:ascii="Times New Roman" w:hAnsi="Times New Roman" w:cs="Times New Roman"/>
-          <w:sz w:val="28"/>
-          <w:szCs w:val="28"/>
-        </w:rPr>
-      </w:pPr>
-    </w:p>
-    <w:p>
-      <w:pPr>
-        <w:spacing w:line="360" w:lineRule="auto"/>
-        <w:jc w:val="center"/>
+        <w:ind w:firstLine="709"/>
         <w:rPr>
           <w:rFonts w:ascii="Times New Roman" w:hAnsi="Times New Roman" w:cs="Times New Roman"/>
           <w:sz w:val="28"/>
@@ -17796,24 +17328,31 @@
           <w:sz w:val="28"/>
           <w:szCs w:val="28"/>
         </w:rPr>
-        <w:lastRenderedPageBreak/>
-        <w:t>Далее откроется системный диалог загрузки файла</w:t>
-      </w:r>
-      <w:r>
-        <w:rPr>
-          <w:rFonts w:ascii="Times New Roman" w:hAnsi="Times New Roman" w:cs="Times New Roman"/>
-          <w:sz w:val="28"/>
-          <w:szCs w:val="28"/>
-        </w:rPr>
-        <w:t xml:space="preserve">, </w:t>
-      </w:r>
-      <w:r>
-        <w:rPr>
-          <w:rFonts w:ascii="Times New Roman" w:hAnsi="Times New Roman" w:cs="Times New Roman"/>
-          <w:sz w:val="28"/>
-          <w:szCs w:val="28"/>
-        </w:rPr>
-        <w:t xml:space="preserve">рисунок </w:t>
+        <w:t xml:space="preserve">В случае, если структура загружаемого файла не распознана, в случае если в файле присутствуют некорректные значения параметров или значения отсутствуют, появится соответствующее сообщение, </w:t>
+      </w:r>
+      <w:r>
+        <w:rPr>
+          <w:rFonts w:ascii="Times New Roman" w:hAnsi="Times New Roman" w:cs="Times New Roman"/>
+          <w:sz w:val="28"/>
+          <w:szCs w:val="28"/>
+        </w:rPr>
+        <w:t xml:space="preserve">представленное на </w:t>
+      </w:r>
+      <w:r>
+        <w:rPr>
+          <w:rFonts w:ascii="Times New Roman" w:hAnsi="Times New Roman" w:cs="Times New Roman"/>
+          <w:sz w:val="28"/>
+          <w:szCs w:val="28"/>
+        </w:rPr>
+        <w:t>рисунк</w:t>
+      </w:r>
+      <w:r>
+        <w:rPr>
+          <w:rFonts w:ascii="Times New Roman" w:hAnsi="Times New Roman" w:cs="Times New Roman"/>
+          <w:sz w:val="28"/>
+          <w:szCs w:val="28"/>
+        </w:rPr>
+        <w:t xml:space="preserve">е </w:t>
       </w:r>
       <w:r>
         <w:rPr>
@@ -17829,7 +17368,7 @@
           <w:sz w:val="28"/>
           <w:szCs w:val="28"/>
         </w:rPr>
-        <w:instrText xml:space="preserve"> REF _Ref168308013 \h \# \0 </w:instrText>
+        <w:instrText xml:space="preserve"> REF _Ref168308084 \h \# \0 </w:instrText>
       </w:r>
       <w:r>
         <w:rPr>
@@ -17852,7 +17391,7 @@
           <w:sz w:val="28"/>
           <w:szCs w:val="28"/>
         </w:rPr>
-        <w:t>32</w:t>
+        <w:t>33</w:t>
       </w:r>
       <w:r>
         <w:rPr>
@@ -17882,10 +17421,10 @@
           <w:noProof/>
         </w:rPr>
         <w:drawing>
-          <wp:inline distT="0" distB="0" distL="0" distR="0" wp14:anchorId="654CA803" wp14:editId="1B8AC81B">
-            <wp:extent cx="5940425" cy="3196590"/>
-            <wp:effectExtent l="0" t="0" r="3175" b="3810"/>
-            <wp:docPr id="74" name="Рисунок 74"/>
+          <wp:inline distT="0" distB="0" distL="0" distR="0" wp14:anchorId="6424E719" wp14:editId="76C297A0">
+            <wp:extent cx="2838450" cy="1981200"/>
+            <wp:effectExtent l="0" t="0" r="0" b="0"/>
+            <wp:docPr id="75" name="Рисунок 75"/>
             <wp:cNvGraphicFramePr>
               <a:graphicFrameLocks xmlns:a="http://schemas.openxmlformats.org/drawingml/2006/main" noChangeAspect="1"/>
             </wp:cNvGraphicFramePr>
@@ -17905,269 +17444,6 @@
                   <pic:spPr>
                     <a:xfrm>
                       <a:off x="0" y="0"/>
-                      <a:ext cx="5940425" cy="3196590"/>
-                    </a:xfrm>
-                    <a:prstGeom prst="rect">
-                      <a:avLst/>
-                    </a:prstGeom>
-                  </pic:spPr>
-                </pic:pic>
-              </a:graphicData>
-            </a:graphic>
-          </wp:inline>
-        </w:drawing>
-      </w:r>
-    </w:p>
-    <w:p>
-      <w:pPr>
-        <w:pStyle w:val="a4"/>
-        <w:spacing w:after="0"/>
-        <w:jc w:val="center"/>
-        <w:rPr>
-          <w:rFonts w:ascii="Times New Roman" w:hAnsi="Times New Roman" w:cs="Times New Roman"/>
-          <w:i w:val="0"/>
-          <w:iCs w:val="0"/>
-          <w:color w:val="auto"/>
-          <w:sz w:val="24"/>
-          <w:szCs w:val="24"/>
-        </w:rPr>
-      </w:pPr>
-      <w:bookmarkStart w:id="56" w:name="_Ref168308013"/>
-      <w:r>
-        <w:rPr>
-          <w:rFonts w:ascii="Times New Roman" w:hAnsi="Times New Roman" w:cs="Times New Roman"/>
-          <w:i w:val="0"/>
-          <w:iCs w:val="0"/>
-          <w:color w:val="auto"/>
-          <w:sz w:val="24"/>
-          <w:szCs w:val="24"/>
-        </w:rPr>
-        <w:t xml:space="preserve">Рисунок </w:t>
-      </w:r>
-      <w:r>
-        <w:rPr>
-          <w:rFonts w:ascii="Times New Roman" w:hAnsi="Times New Roman" w:cs="Times New Roman"/>
-          <w:i w:val="0"/>
-          <w:iCs w:val="0"/>
-          <w:color w:val="auto"/>
-          <w:sz w:val="24"/>
-          <w:szCs w:val="24"/>
-        </w:rPr>
-        <w:fldChar w:fldCharType="begin"/>
-      </w:r>
-      <w:r>
-        <w:rPr>
-          <w:rFonts w:ascii="Times New Roman" w:hAnsi="Times New Roman" w:cs="Times New Roman"/>
-          <w:i w:val="0"/>
-          <w:iCs w:val="0"/>
-          <w:color w:val="auto"/>
-          <w:sz w:val="24"/>
-          <w:szCs w:val="24"/>
-        </w:rPr>
-        <w:instrText xml:space="preserve"> SEQ Рисунок \* ARABIC </w:instrText>
-      </w:r>
-      <w:r>
-        <w:rPr>
-          <w:rFonts w:ascii="Times New Roman" w:hAnsi="Times New Roman" w:cs="Times New Roman"/>
-          <w:i w:val="0"/>
-          <w:iCs w:val="0"/>
-          <w:color w:val="auto"/>
-          <w:sz w:val="24"/>
-          <w:szCs w:val="24"/>
-        </w:rPr>
-        <w:fldChar w:fldCharType="separate"/>
-      </w:r>
-      <w:r>
-        <w:rPr>
-          <w:rFonts w:ascii="Times New Roman" w:hAnsi="Times New Roman" w:cs="Times New Roman"/>
-          <w:i w:val="0"/>
-          <w:iCs w:val="0"/>
-          <w:noProof/>
-          <w:color w:val="auto"/>
-          <w:sz w:val="24"/>
-          <w:szCs w:val="24"/>
-        </w:rPr>
-        <w:t>32</w:t>
-      </w:r>
-      <w:r>
-        <w:rPr>
-          <w:rFonts w:ascii="Times New Roman" w:hAnsi="Times New Roman" w:cs="Times New Roman"/>
-          <w:i w:val="0"/>
-          <w:iCs w:val="0"/>
-          <w:color w:val="auto"/>
-          <w:sz w:val="24"/>
-          <w:szCs w:val="24"/>
-        </w:rPr>
-        <w:fldChar w:fldCharType="end"/>
-      </w:r>
-      <w:bookmarkEnd w:id="56"/>
-      <w:r>
-        <w:rPr>
-          <w:rFonts w:ascii="Times New Roman" w:hAnsi="Times New Roman" w:cs="Times New Roman"/>
-          <w:i w:val="0"/>
-          <w:iCs w:val="0"/>
-          <w:color w:val="auto"/>
-          <w:sz w:val="24"/>
-          <w:szCs w:val="24"/>
-        </w:rPr>
-        <w:t xml:space="preserve"> </w:t>
-      </w:r>
-      <w:r>
-        <w:rPr>
-          <w:rFonts w:ascii="Times New Roman" w:hAnsi="Times New Roman" w:cs="Times New Roman"/>
-          <w:i w:val="0"/>
-          <w:iCs w:val="0"/>
-          <w:color w:val="auto"/>
-          <w:sz w:val="24"/>
-          <w:szCs w:val="24"/>
-        </w:rPr>
-        <w:t>– Выбор файла для загрузки</w:t>
-      </w:r>
-    </w:p>
-    <w:p>
-      <w:pPr>
-        <w:spacing w:line="360" w:lineRule="auto"/>
-        <w:ind w:firstLine="709"/>
-        <w:rPr>
-          <w:rFonts w:ascii="Times New Roman" w:hAnsi="Times New Roman" w:cs="Times New Roman"/>
-          <w:sz w:val="28"/>
-          <w:szCs w:val="28"/>
-        </w:rPr>
-      </w:pPr>
-    </w:p>
-    <w:p>
-      <w:pPr>
-        <w:spacing w:line="360" w:lineRule="auto"/>
-        <w:ind w:firstLine="709"/>
-        <w:jc w:val="both"/>
-        <w:rPr>
-          <w:rFonts w:ascii="Times New Roman" w:hAnsi="Times New Roman" w:cs="Times New Roman"/>
-          <w:sz w:val="28"/>
-          <w:szCs w:val="28"/>
-        </w:rPr>
-      </w:pPr>
-      <w:r>
-        <w:rPr>
-          <w:rFonts w:ascii="Times New Roman" w:hAnsi="Times New Roman" w:cs="Times New Roman"/>
-          <w:sz w:val="28"/>
-          <w:szCs w:val="28"/>
-        </w:rPr>
-        <w:t xml:space="preserve">В случае, если структура загружаемого файла не распознана, в случае если в файле присутствуют некорректные значения параметров или значения отсутствуют, появится соответствующее сообщение, </w:t>
-      </w:r>
-      <w:r>
-        <w:rPr>
-          <w:rFonts w:ascii="Times New Roman" w:hAnsi="Times New Roman" w:cs="Times New Roman"/>
-          <w:sz w:val="28"/>
-          <w:szCs w:val="28"/>
-        </w:rPr>
-        <w:t xml:space="preserve">представленное на </w:t>
-      </w:r>
-      <w:r>
-        <w:rPr>
-          <w:rFonts w:ascii="Times New Roman" w:hAnsi="Times New Roman" w:cs="Times New Roman"/>
-          <w:sz w:val="28"/>
-          <w:szCs w:val="28"/>
-        </w:rPr>
-        <w:t>рисунк</w:t>
-      </w:r>
-      <w:r>
-        <w:rPr>
-          <w:rFonts w:ascii="Times New Roman" w:hAnsi="Times New Roman" w:cs="Times New Roman"/>
-          <w:sz w:val="28"/>
-          <w:szCs w:val="28"/>
-        </w:rPr>
-        <w:t xml:space="preserve">е </w:t>
-      </w:r>
-      <w:r>
-        <w:rPr>
-          <w:rFonts w:ascii="Times New Roman" w:hAnsi="Times New Roman" w:cs="Times New Roman"/>
-          <w:sz w:val="28"/>
-          <w:szCs w:val="28"/>
-        </w:rPr>
-        <w:fldChar w:fldCharType="begin"/>
-      </w:r>
-      <w:r>
-        <w:rPr>
-          <w:rFonts w:ascii="Times New Roman" w:hAnsi="Times New Roman" w:cs="Times New Roman"/>
-          <w:sz w:val="28"/>
-          <w:szCs w:val="28"/>
-        </w:rPr>
-        <w:instrText xml:space="preserve"> REF _Ref168308084 \h \# \0 </w:instrText>
-      </w:r>
-      <w:r>
-        <w:rPr>
-          <w:rFonts w:ascii="Times New Roman" w:hAnsi="Times New Roman" w:cs="Times New Roman"/>
-          <w:sz w:val="28"/>
-          <w:szCs w:val="28"/>
-        </w:rPr>
-      </w:r>
-      <w:r>
-        <w:rPr>
-          <w:rFonts w:ascii="Times New Roman" w:hAnsi="Times New Roman" w:cs="Times New Roman"/>
-          <w:sz w:val="28"/>
-          <w:szCs w:val="28"/>
-        </w:rPr>
-        <w:fldChar w:fldCharType="separate"/>
-      </w:r>
-      <w:r>
-        <w:rPr>
-          <w:rFonts w:ascii="Times New Roman" w:hAnsi="Times New Roman" w:cs="Times New Roman"/>
-          <w:sz w:val="28"/>
-          <w:szCs w:val="28"/>
-        </w:rPr>
-        <w:t>33</w:t>
-      </w:r>
-      <w:r>
-        <w:rPr>
-          <w:rFonts w:ascii="Times New Roman" w:hAnsi="Times New Roman" w:cs="Times New Roman"/>
-          <w:sz w:val="28"/>
-          <w:szCs w:val="28"/>
-        </w:rPr>
-        <w:fldChar w:fldCharType="end"/>
-      </w:r>
-      <w:r>
-        <w:rPr>
-          <w:rFonts w:ascii="Times New Roman" w:hAnsi="Times New Roman" w:cs="Times New Roman"/>
-          <w:sz w:val="28"/>
-          <w:szCs w:val="28"/>
-        </w:rPr>
-        <w:t>.</w:t>
-      </w:r>
-    </w:p>
-    <w:p>
-      <w:pPr>
-        <w:keepNext/>
-        <w:spacing w:line="360" w:lineRule="auto"/>
-        <w:jc w:val="center"/>
-      </w:pPr>
-      <w:r>
-        <w:rPr>
-          <w:noProof/>
-        </w:rPr>
-        <w:drawing>
-          <wp:inline distT="0" distB="0" distL="0" distR="0" wp14:anchorId="6424E719" wp14:editId="76C297A0">
-            <wp:extent cx="2838450" cy="1981200"/>
-            <wp:effectExtent l="0" t="0" r="0" b="0"/>
-            <wp:docPr id="75" name="Рисунок 75"/>
-            <wp:cNvGraphicFramePr>
-              <a:graphicFrameLocks xmlns:a="http://schemas.openxmlformats.org/drawingml/2006/main" noChangeAspect="1"/>
-            </wp:cNvGraphicFramePr>
-            <a:graphic xmlns:a="http://schemas.openxmlformats.org/drawingml/2006/main">
-              <a:graphicData uri="http://schemas.openxmlformats.org/drawingml/2006/picture">
-                <pic:pic xmlns:pic="http://schemas.openxmlformats.org/drawingml/2006/picture">
-                  <pic:nvPicPr>
-                    <pic:cNvPr id="1" name=""/>
-                    <pic:cNvPicPr/>
-                  </pic:nvPicPr>
-                  <pic:blipFill>
-                    <a:blip r:embed="rId50"/>
-                    <a:stretch>
-                      <a:fillRect/>
-                    </a:stretch>
-                  </pic:blipFill>
-                  <pic:spPr>
-                    <a:xfrm>
-                      <a:off x="0" y="0"/>
                       <a:ext cx="2838450" cy="1981200"/>
                     </a:xfrm>
                     <a:prstGeom prst="rect">
@@ -18380,113 +17656,13 @@
           <w:szCs w:val="28"/>
         </w:rPr>
       </w:pPr>
-      <w:proofErr w:type="spellStart"/>
-      <w:r>
-        <w:rPr>
-          <w:rFonts w:ascii="Times New Roman" w:hAnsi="Times New Roman" w:cs="Times New Roman"/>
-          <w:sz w:val="28"/>
-          <w:szCs w:val="28"/>
-        </w:rPr>
-        <w:t>Калентьев</w:t>
-      </w:r>
-      <w:proofErr w:type="spellEnd"/>
-      <w:r>
-        <w:rPr>
-          <w:rFonts w:ascii="Times New Roman" w:hAnsi="Times New Roman" w:cs="Times New Roman"/>
-          <w:sz w:val="28"/>
-          <w:szCs w:val="28"/>
-        </w:rPr>
-        <w:t xml:space="preserve">, А. А. Новые технологии в </w:t>
-      </w:r>
-      <w:proofErr w:type="gramStart"/>
-      <w:r>
-        <w:rPr>
-          <w:rFonts w:ascii="Times New Roman" w:hAnsi="Times New Roman" w:cs="Times New Roman"/>
-          <w:sz w:val="28"/>
-          <w:szCs w:val="28"/>
-        </w:rPr>
-        <w:t>программировании :</w:t>
-      </w:r>
-      <w:proofErr w:type="gramEnd"/>
-      <w:r>
-        <w:rPr>
-          <w:rFonts w:ascii="Times New Roman" w:hAnsi="Times New Roman" w:cs="Times New Roman"/>
-          <w:sz w:val="28"/>
-          <w:szCs w:val="28"/>
-        </w:rPr>
-        <w:t xml:space="preserve"> учебное пособие / А. А. </w:t>
-      </w:r>
-      <w:proofErr w:type="spellStart"/>
-      <w:r>
-        <w:rPr>
-          <w:rFonts w:ascii="Times New Roman" w:hAnsi="Times New Roman" w:cs="Times New Roman"/>
-          <w:sz w:val="28"/>
-          <w:szCs w:val="28"/>
-        </w:rPr>
-        <w:t>Калентьев</w:t>
-      </w:r>
-      <w:proofErr w:type="spellEnd"/>
-      <w:r>
-        <w:rPr>
-          <w:rFonts w:ascii="Times New Roman" w:hAnsi="Times New Roman" w:cs="Times New Roman"/>
-          <w:sz w:val="28"/>
-          <w:szCs w:val="28"/>
-        </w:rPr>
-        <w:t xml:space="preserve">, Д. В. </w:t>
-      </w:r>
-      <w:proofErr w:type="spellStart"/>
-      <w:r>
-        <w:rPr>
-          <w:rFonts w:ascii="Times New Roman" w:hAnsi="Times New Roman" w:cs="Times New Roman"/>
-          <w:sz w:val="28"/>
-          <w:szCs w:val="28"/>
-        </w:rPr>
-        <w:t>Гарайс</w:t>
-      </w:r>
-      <w:proofErr w:type="spellEnd"/>
-      <w:r>
-        <w:rPr>
-          <w:rFonts w:ascii="Times New Roman" w:hAnsi="Times New Roman" w:cs="Times New Roman"/>
-          <w:sz w:val="28"/>
-          <w:szCs w:val="28"/>
-        </w:rPr>
-        <w:t xml:space="preserve">, А. Е. </w:t>
-      </w:r>
-      <w:proofErr w:type="spellStart"/>
-      <w:r>
-        <w:rPr>
-          <w:rFonts w:ascii="Times New Roman" w:hAnsi="Times New Roman" w:cs="Times New Roman"/>
-          <w:sz w:val="28"/>
-          <w:szCs w:val="28"/>
-        </w:rPr>
-        <w:t>Гориянов</w:t>
-      </w:r>
-      <w:proofErr w:type="spellEnd"/>
-      <w:r>
-        <w:rPr>
-          <w:rFonts w:ascii="Times New Roman" w:hAnsi="Times New Roman" w:cs="Times New Roman"/>
-          <w:sz w:val="28"/>
-          <w:szCs w:val="28"/>
-        </w:rPr>
-        <w:t xml:space="preserve">. – </w:t>
-      </w:r>
-      <w:proofErr w:type="gramStart"/>
-      <w:r>
-        <w:rPr>
-          <w:rFonts w:ascii="Times New Roman" w:hAnsi="Times New Roman" w:cs="Times New Roman"/>
-          <w:sz w:val="28"/>
-          <w:szCs w:val="28"/>
-        </w:rPr>
-        <w:t>Томск :</w:t>
-      </w:r>
-      <w:proofErr w:type="gramEnd"/>
-      <w:r>
-        <w:rPr>
-          <w:rFonts w:ascii="Times New Roman" w:hAnsi="Times New Roman" w:cs="Times New Roman"/>
-          <w:sz w:val="28"/>
-          <w:szCs w:val="28"/>
-        </w:rPr>
-        <w:t xml:space="preserve"> Эль Контент, 2014. – 176 с. – </w:t>
+      <w:r>
+        <w:rPr>
+          <w:rFonts w:ascii="Times New Roman" w:hAnsi="Times New Roman" w:cs="Times New Roman"/>
+          <w:sz w:val="28"/>
+          <w:szCs w:val="28"/>
+        </w:rPr>
+        <w:t xml:space="preserve">Калентьев, А. А. Новые технологии в программировании : учебное пособие / А. А. Калентьев, Д. В. Гарайс, А. Е. Гориянов. – Томск : Эль Контент, 2014. – 176 с. – </w:t>
       </w:r>
       <w:r>
         <w:rPr>
@@ -18526,41 +17702,13 @@
           <w:szCs w:val="28"/>
         </w:rPr>
       </w:pPr>
-      <w:proofErr w:type="spellStart"/>
-      <w:r>
-        <w:rPr>
-          <w:rFonts w:ascii="Times New Roman" w:hAnsi="Times New Roman" w:cs="Times New Roman"/>
-          <w:sz w:val="28"/>
-          <w:szCs w:val="28"/>
-        </w:rPr>
-        <w:t>git</w:t>
-      </w:r>
-      <w:proofErr w:type="spellEnd"/>
-      <w:r>
-        <w:rPr>
-          <w:rFonts w:ascii="Times New Roman" w:hAnsi="Times New Roman" w:cs="Times New Roman"/>
-          <w:sz w:val="28"/>
-          <w:szCs w:val="28"/>
-        </w:rPr>
-        <w:t xml:space="preserve"> [Электронный ресурс]. — </w:t>
-      </w:r>
-      <w:proofErr w:type="gramStart"/>
-      <w:r>
-        <w:rPr>
-          <w:rFonts w:ascii="Times New Roman" w:hAnsi="Times New Roman" w:cs="Times New Roman"/>
-          <w:sz w:val="28"/>
-          <w:szCs w:val="28"/>
-        </w:rPr>
-        <w:t>URL :</w:t>
-      </w:r>
-      <w:proofErr w:type="gramEnd"/>
-      <w:r>
-        <w:rPr>
-          <w:rFonts w:ascii="Times New Roman" w:hAnsi="Times New Roman" w:cs="Times New Roman"/>
-          <w:sz w:val="28"/>
-          <w:szCs w:val="28"/>
-        </w:rPr>
-        <w:t xml:space="preserve"> http://git-scm.com/ (Дата обращения: </w:t>
+      <w:r>
+        <w:rPr>
+          <w:rFonts w:ascii="Times New Roman" w:hAnsi="Times New Roman" w:cs="Times New Roman"/>
+          <w:sz w:val="28"/>
+          <w:szCs w:val="28"/>
+        </w:rPr>
+        <w:t xml:space="preserve">git [Электронный ресурс]. — URL : http://git-scm.com/ (Дата обращения: </w:t>
       </w:r>
       <w:r>
         <w:rPr>
@@ -18760,7 +17908,7 @@
         </w:rPr>
         <w:t xml:space="preserve">Разработчик: студент гр. </w:t>
       </w:r>
-      <w:hyperlink r:id="rId51" w:history="1">
+      <w:hyperlink r:id="rId50" w:history="1">
         <w:r>
           <w:rPr>
             <w:rStyle w:val="a7"/>
@@ -18870,27 +18018,7 @@
           <w:szCs w:val="22"/>
           <w:lang w:eastAsia="en-US"/>
         </w:rPr>
-        <w:t xml:space="preserve">Заказчик: Канд. техн. наук, доцент каф. КСУП ТУСУР </w:t>
-      </w:r>
-      <w:proofErr w:type="spellStart"/>
-      <w:r>
-        <w:rPr>
-          <w:rFonts w:ascii="Times New Roman" w:eastAsiaTheme="minorHAnsi" w:hAnsi="Times New Roman" w:cstheme="minorBidi"/>
-          <w:sz w:val="28"/>
-          <w:szCs w:val="22"/>
-          <w:lang w:eastAsia="en-US"/>
-        </w:rPr>
-        <w:t>Калентьев</w:t>
-      </w:r>
-      <w:proofErr w:type="spellEnd"/>
-      <w:r>
-        <w:rPr>
-          <w:rFonts w:ascii="Times New Roman" w:eastAsiaTheme="minorHAnsi" w:hAnsi="Times New Roman" w:cstheme="minorBidi"/>
-          <w:sz w:val="28"/>
-          <w:szCs w:val="22"/>
-          <w:lang w:eastAsia="en-US"/>
-        </w:rPr>
-        <w:t xml:space="preserve"> А.А.</w:t>
+        <w:t>Заказчик: Канд. техн. наук, доцент каф. КСУП ТУСУР Калентьев А.А.</w:t>
       </w:r>
     </w:p>
     <w:p>
@@ -19103,25 +18231,7 @@
           <w:sz w:val="28"/>
           <w:szCs w:val="28"/>
         </w:rPr>
-        <w:t xml:space="preserve">Заказчик: Канд. техн. наук, доцент каф. КСУП ТУСУР </w:t>
-      </w:r>
-      <w:proofErr w:type="spellStart"/>
-      <w:r>
-        <w:rPr>
-          <w:rFonts w:ascii="Times New Roman" w:hAnsi="Times New Roman" w:cs="Times New Roman"/>
-          <w:sz w:val="28"/>
-          <w:szCs w:val="28"/>
-        </w:rPr>
-        <w:t>Калентьев</w:t>
-      </w:r>
-      <w:proofErr w:type="spellEnd"/>
-      <w:r>
-        <w:rPr>
-          <w:rFonts w:ascii="Times New Roman" w:hAnsi="Times New Roman" w:cs="Times New Roman"/>
-          <w:sz w:val="28"/>
-          <w:szCs w:val="28"/>
-        </w:rPr>
-        <w:t xml:space="preserve"> А. А.</w:t>
+        <w:t>Заказчик: Канд. техн. наук, доцент каф. КСУП ТУСУР Калентьев А. А.</w:t>
       </w:r>
     </w:p>
     <w:p>
@@ -19143,7 +18253,7 @@
         </w:rPr>
         <w:t xml:space="preserve">Разработчик: Студент гр. </w:t>
       </w:r>
-      <w:hyperlink r:id="rId52" w:history="1">
+      <w:hyperlink r:id="rId51" w:history="1">
         <w:r>
           <w:rPr>
             <w:rStyle w:val="a7"/>
@@ -20609,7 +19719,6 @@
         </w:rPr>
         <w:t>&lt;</w:t>
       </w:r>
-      <w:proofErr w:type="spellStart"/>
       <w:r>
         <w:rPr>
           <w:rFonts w:ascii="Times New Roman" w:eastAsiaTheme="minorHAnsi" w:hAnsi="Times New Roman" w:cstheme="minorBidi"/>
@@ -20621,7 +19730,6 @@
         </w:rPr>
         <w:t>ArrayOfMotionBase</w:t>
       </w:r>
-      <w:proofErr w:type="spellEnd"/>
       <w:r>
         <w:rPr>
           <w:rFonts w:ascii="Times New Roman" w:eastAsiaTheme="minorHAnsi" w:hAnsi="Times New Roman" w:cstheme="minorBidi"/>
@@ -20640,27 +19748,7 @@
           <w:szCs w:val="22"/>
           <w:lang w:eastAsia="en-US"/>
         </w:rPr>
-        <w:t xml:space="preserve"> </w:t>
-      </w:r>
-      <w:proofErr w:type="gramStart"/>
-      <w:r>
-        <w:rPr>
-          <w:rFonts w:ascii="Times New Roman" w:eastAsiaTheme="minorHAnsi" w:hAnsi="Times New Roman" w:cstheme="minorBidi"/>
-          <w:sz w:val="22"/>
-          <w:szCs w:val="22"/>
-          <w:lang w:eastAsia="en-US"/>
-        </w:rPr>
-        <w:t>&lt;!--</w:t>
-      </w:r>
-      <w:proofErr w:type="gramEnd"/>
-      <w:r>
-        <w:rPr>
-          <w:rFonts w:ascii="Times New Roman" w:eastAsiaTheme="minorHAnsi" w:hAnsi="Times New Roman" w:cstheme="minorBidi"/>
-          <w:sz w:val="22"/>
-          <w:szCs w:val="22"/>
-          <w:lang w:eastAsia="en-US"/>
-        </w:rPr>
-        <w:t xml:space="preserve"> Корневой элемент --&gt;</w:t>
+        <w:t xml:space="preserve"> &lt;!-- Корневой элемент --&gt;</w:t>
       </w:r>
     </w:p>
     <w:p>
@@ -20690,7 +19778,6 @@
         </w:rPr>
         <w:t xml:space="preserve">  &lt;</w:t>
       </w:r>
-      <w:proofErr w:type="spellStart"/>
       <w:r>
         <w:rPr>
           <w:rFonts w:ascii="Times New Roman" w:eastAsiaTheme="minorHAnsi" w:hAnsi="Times New Roman" w:cstheme="minorBidi"/>
@@ -20702,7 +19789,6 @@
         </w:rPr>
         <w:t>MotionBase</w:t>
       </w:r>
-      <w:proofErr w:type="spellEnd"/>
       <w:r>
         <w:rPr>
           <w:rFonts w:ascii="Times New Roman" w:eastAsiaTheme="minorHAnsi" w:hAnsi="Times New Roman" w:cstheme="minorBidi"/>
@@ -20721,9 +19807,8 @@
           <w:szCs w:val="22"/>
           <w:lang w:eastAsia="en-US"/>
         </w:rPr>
-        <w:t xml:space="preserve"> </w:t>
-      </w:r>
-      <w:proofErr w:type="gramStart"/>
+        <w:t xml:space="preserve"> &lt;!</w:t>
+      </w:r>
       <w:r>
         <w:rPr>
           <w:rFonts w:ascii="Times New Roman" w:eastAsiaTheme="minorHAnsi" w:hAnsi="Times New Roman" w:cstheme="minorBidi"/>
@@ -20731,18 +19816,8 @@
           <w:szCs w:val="22"/>
           <w:lang w:eastAsia="en-US"/>
         </w:rPr>
-        <w:t>&lt;!</w:t>
-      </w:r>
-      <w:r>
-        <w:rPr>
-          <w:rFonts w:ascii="Times New Roman" w:eastAsiaTheme="minorHAnsi" w:hAnsi="Times New Roman" w:cstheme="minorBidi"/>
-          <w:sz w:val="22"/>
-          <w:szCs w:val="22"/>
-          <w:lang w:eastAsia="en-US"/>
-        </w:rPr>
         <w:t>—</w:t>
       </w:r>
-      <w:proofErr w:type="gramEnd"/>
       <w:r>
         <w:rPr>
           <w:rFonts w:ascii="Times New Roman" w:eastAsiaTheme="minorHAnsi" w:hAnsi="Times New Roman" w:cstheme="minorBidi"/>
@@ -20812,27 +19887,7 @@
           <w:szCs w:val="22"/>
           <w:lang w:eastAsia="en-US"/>
         </w:rPr>
-        <w:t xml:space="preserve">    </w:t>
-      </w:r>
-      <w:proofErr w:type="gramStart"/>
-      <w:r>
-        <w:rPr>
-          <w:rFonts w:ascii="Times New Roman" w:eastAsiaTheme="minorHAnsi" w:hAnsi="Times New Roman" w:cstheme="minorBidi"/>
-          <w:sz w:val="22"/>
-          <w:szCs w:val="22"/>
-          <w:lang w:eastAsia="en-US"/>
-        </w:rPr>
-        <w:t>&lt;!--</w:t>
-      </w:r>
-      <w:proofErr w:type="gramEnd"/>
-      <w:r>
-        <w:rPr>
-          <w:rFonts w:ascii="Times New Roman" w:eastAsiaTheme="minorHAnsi" w:hAnsi="Times New Roman" w:cstheme="minorBidi"/>
-          <w:sz w:val="22"/>
-          <w:szCs w:val="22"/>
-          <w:lang w:eastAsia="en-US"/>
-        </w:rPr>
-        <w:t xml:space="preserve"> Дополнительные элементы, зависящие от типа </w:t>
+        <w:t xml:space="preserve">    &lt;!-- Дополнительные элементы, зависящие от типа </w:t>
       </w:r>
       <w:r>
         <w:rPr>
@@ -20882,7 +19937,6 @@
         </w:rPr>
         <w:t xml:space="preserve">  &lt;/</w:t>
       </w:r>
-      <w:proofErr w:type="spellStart"/>
       <w:r>
         <w:rPr>
           <w:rFonts w:ascii="Times New Roman" w:eastAsiaTheme="minorHAnsi" w:hAnsi="Times New Roman" w:cstheme="minorBidi"/>
@@ -20894,7 +19948,6 @@
         </w:rPr>
         <w:t>MotionBase</w:t>
       </w:r>
-      <w:proofErr w:type="spellEnd"/>
       <w:r>
         <w:rPr>
           <w:rFonts w:ascii="Times New Roman" w:eastAsiaTheme="minorHAnsi" w:hAnsi="Times New Roman" w:cstheme="minorBidi"/>
@@ -20930,27 +19983,7 @@
           <w:szCs w:val="22"/>
           <w:lang w:eastAsia="en-US"/>
         </w:rPr>
-        <w:t xml:space="preserve">  </w:t>
-      </w:r>
-      <w:proofErr w:type="gramStart"/>
-      <w:r>
-        <w:rPr>
-          <w:rFonts w:ascii="Times New Roman" w:eastAsiaTheme="minorHAnsi" w:hAnsi="Times New Roman" w:cstheme="minorBidi"/>
-          <w:sz w:val="22"/>
-          <w:szCs w:val="22"/>
-          <w:lang w:eastAsia="en-US"/>
-        </w:rPr>
-        <w:t>&lt;!--</w:t>
-      </w:r>
-      <w:proofErr w:type="gramEnd"/>
-      <w:r>
-        <w:rPr>
-          <w:rFonts w:ascii="Times New Roman" w:eastAsiaTheme="minorHAnsi" w:hAnsi="Times New Roman" w:cstheme="minorBidi"/>
-          <w:sz w:val="22"/>
-          <w:szCs w:val="22"/>
-          <w:lang w:eastAsia="en-US"/>
-        </w:rPr>
-        <w:t xml:space="preserve"> Возможно, другие элементы </w:t>
+        <w:t xml:space="preserve">  &lt;!-- Возможно, другие элементы </w:t>
       </w:r>
       <w:r>
         <w:rPr>
@@ -21027,10 +20060,8 @@
           <w:szCs w:val="22"/>
           <w:lang w:eastAsia="en-US"/>
         </w:rPr>
-        <w:t xml:space="preserve"> </w:t>
-      </w:r>
-      <w:proofErr w:type="spellStart"/>
-      <w:proofErr w:type="gramStart"/>
+        <w:t xml:space="preserve"> ArrayOfMotionBase</w:t>
+      </w:r>
       <w:r>
         <w:rPr>
           <w:rFonts w:ascii="Times New Roman" w:eastAsiaTheme="minorHAnsi" w:hAnsi="Times New Roman" w:cstheme="minorBidi"/>
@@ -21040,9 +20071,8 @@
           <w:szCs w:val="22"/>
           <w:lang w:eastAsia="en-US"/>
         </w:rPr>
-        <w:t>ArrayOfMotionBase</w:t>
-      </w:r>
-      <w:proofErr w:type="spellEnd"/>
+        <w:t xml:space="preserve"> </w:t>
+      </w:r>
       <w:r>
         <w:rPr>
           <w:rFonts w:ascii="Times New Roman" w:eastAsiaTheme="minorHAnsi" w:hAnsi="Times New Roman" w:cstheme="minorBidi"/>
@@ -21052,20 +20082,8 @@
           <w:szCs w:val="22"/>
           <w:lang w:eastAsia="en-US"/>
         </w:rPr>
-        <w:t xml:space="preserve"> </w:t>
-      </w:r>
-      <w:r>
-        <w:rPr>
-          <w:rFonts w:ascii="Times New Roman" w:eastAsiaTheme="minorHAnsi" w:hAnsi="Times New Roman" w:cstheme="minorBidi"/>
-          <w:b/>
-          <w:bCs/>
-          <w:sz w:val="22"/>
-          <w:szCs w:val="22"/>
-          <w:lang w:eastAsia="en-US"/>
-        </w:rPr>
         <w:t>&gt;</w:t>
       </w:r>
-      <w:proofErr w:type="gramEnd"/>
     </w:p>
     <w:p>
       <w:pPr>
@@ -21182,7 +20200,6 @@
         </w:rPr>
         <w:t xml:space="preserve"> </w:t>
       </w:r>
-      <w:proofErr w:type="spellStart"/>
       <w:r>
         <w:rPr>
           <w:rFonts w:ascii="Times New Roman" w:eastAsiaTheme="minorHAnsi" w:hAnsi="Times New Roman" w:cstheme="minorBidi"/>
@@ -21194,7 +20211,6 @@
         </w:rPr>
         <w:t>ConstantMotion</w:t>
       </w:r>
-      <w:proofErr w:type="spellEnd"/>
       <w:r>
         <w:rPr>
           <w:rFonts w:ascii="Times New Roman" w:eastAsiaTheme="minorHAnsi" w:hAnsi="Times New Roman" w:cstheme="minorBidi"/>
@@ -21251,7 +20267,6 @@
         </w:rPr>
         <w:t>&lt;</w:t>
       </w:r>
-      <w:proofErr w:type="spellStart"/>
       <w:r>
         <w:rPr>
           <w:rFonts w:ascii="Times New Roman" w:eastAsiaTheme="minorHAnsi" w:hAnsi="Times New Roman" w:cs="Times New Roman"/>
@@ -21261,69 +20276,7 @@
           <w:szCs w:val="18"/>
           <w:lang w:val="en-US" w:eastAsia="en-US"/>
         </w:rPr>
-        <w:t>MotionBase</w:t>
-      </w:r>
-      <w:proofErr w:type="spellEnd"/>
-      <w:r>
-        <w:rPr>
-          <w:rFonts w:ascii="Times New Roman" w:eastAsiaTheme="minorHAnsi" w:hAnsi="Times New Roman" w:cs="Times New Roman"/>
-          <w:b/>
-          <w:bCs/>
-          <w:sz w:val="22"/>
-          <w:szCs w:val="18"/>
-          <w:lang w:val="en-US" w:eastAsia="en-US"/>
-        </w:rPr>
-        <w:t xml:space="preserve"> </w:t>
-      </w:r>
-      <w:proofErr w:type="spellStart"/>
-      <w:proofErr w:type="gramStart"/>
-      <w:r>
-        <w:rPr>
-          <w:rFonts w:ascii="Times New Roman" w:eastAsiaTheme="minorHAnsi" w:hAnsi="Times New Roman" w:cs="Times New Roman"/>
-          <w:b/>
-          <w:bCs/>
-          <w:sz w:val="22"/>
-          <w:szCs w:val="18"/>
-          <w:lang w:val="en-US" w:eastAsia="en-US"/>
-        </w:rPr>
-        <w:t>xsi:type</w:t>
-      </w:r>
-      <w:proofErr w:type="spellEnd"/>
-      <w:proofErr w:type="gramEnd"/>
-      <w:r>
-        <w:rPr>
-          <w:rFonts w:ascii="Times New Roman" w:eastAsiaTheme="minorHAnsi" w:hAnsi="Times New Roman" w:cs="Times New Roman"/>
-          <w:b/>
-          <w:bCs/>
-          <w:sz w:val="22"/>
-          <w:szCs w:val="18"/>
-          <w:lang w:val="en-US" w:eastAsia="en-US"/>
-        </w:rPr>
-        <w:t>="</w:t>
-      </w:r>
-      <w:proofErr w:type="spellStart"/>
-      <w:r>
-        <w:rPr>
-          <w:rFonts w:ascii="Times New Roman" w:eastAsiaTheme="minorHAnsi" w:hAnsi="Times New Roman" w:cs="Times New Roman"/>
-          <w:b/>
-          <w:bCs/>
-          <w:sz w:val="22"/>
-          <w:szCs w:val="18"/>
-          <w:lang w:val="en-US" w:eastAsia="en-US"/>
-        </w:rPr>
-        <w:t>ConstantMotion</w:t>
-      </w:r>
-      <w:proofErr w:type="spellEnd"/>
-      <w:r>
-        <w:rPr>
-          <w:rFonts w:ascii="Times New Roman" w:eastAsiaTheme="minorHAnsi" w:hAnsi="Times New Roman" w:cs="Times New Roman"/>
-          <w:b/>
-          <w:bCs/>
-          <w:sz w:val="22"/>
-          <w:szCs w:val="18"/>
-          <w:lang w:val="en-US" w:eastAsia="en-US"/>
-        </w:rPr>
-        <w:t>"</w:t>
+        <w:t>MotionBase xsi:type="ConstantMotion"</w:t>
       </w:r>
       <w:r>
         <w:rPr>
@@ -21375,7 +20328,6 @@
         </w:rPr>
         <w:t>&lt;</w:t>
       </w:r>
-      <w:proofErr w:type="spellStart"/>
       <w:r>
         <w:rPr>
           <w:rFonts w:ascii="Times New Roman" w:eastAsiaTheme="minorHAnsi" w:hAnsi="Times New Roman" w:cs="Times New Roman"/>
@@ -21387,7 +20339,6 @@
         </w:rPr>
         <w:t>InitialValue</w:t>
       </w:r>
-      <w:proofErr w:type="spellEnd"/>
       <w:r>
         <w:rPr>
           <w:rFonts w:ascii="Times New Roman" w:eastAsiaTheme="minorHAnsi" w:hAnsi="Times New Roman" w:cs="Times New Roman"/>
@@ -21406,9 +20357,8 @@
           <w:szCs w:val="18"/>
           <w:lang w:val="en-US" w:eastAsia="en-US"/>
         </w:rPr>
-        <w:t xml:space="preserve"> </w:t>
-      </w:r>
-      <w:proofErr w:type="gramStart"/>
+        <w:t xml:space="preserve"> &lt;!</w:t>
+      </w:r>
       <w:r>
         <w:rPr>
           <w:rFonts w:ascii="Times New Roman" w:eastAsiaTheme="minorHAnsi" w:hAnsi="Times New Roman" w:cs="Times New Roman"/>
@@ -21416,18 +20366,8 @@
           <w:szCs w:val="18"/>
           <w:lang w:val="en-US" w:eastAsia="en-US"/>
         </w:rPr>
-        <w:t>&lt;!</w:t>
-      </w:r>
-      <w:r>
-        <w:rPr>
-          <w:rFonts w:ascii="Times New Roman" w:eastAsiaTheme="minorHAnsi" w:hAnsi="Times New Roman" w:cs="Times New Roman"/>
-          <w:sz w:val="22"/>
-          <w:szCs w:val="18"/>
-          <w:lang w:val="en-US" w:eastAsia="en-US"/>
-        </w:rPr>
         <w:t>--</w:t>
       </w:r>
-      <w:proofErr w:type="gramEnd"/>
       <w:r>
         <w:rPr>
           <w:rFonts w:ascii="Times New Roman" w:eastAsiaTheme="minorHAnsi" w:hAnsi="Times New Roman" w:cs="Times New Roman"/>
@@ -21475,7 +20415,6 @@
         </w:rPr>
         <w:t>&lt;/</w:t>
       </w:r>
-      <w:proofErr w:type="spellStart"/>
       <w:r>
         <w:rPr>
           <w:rFonts w:ascii="Times New Roman" w:eastAsiaTheme="minorHAnsi" w:hAnsi="Times New Roman" w:cs="Times New Roman"/>
@@ -21487,7 +20426,6 @@
         </w:rPr>
         <w:t>InitialValue</w:t>
       </w:r>
-      <w:proofErr w:type="spellEnd"/>
       <w:r>
         <w:rPr>
           <w:rFonts w:ascii="Times New Roman" w:eastAsiaTheme="minorHAnsi" w:hAnsi="Times New Roman" w:cs="Times New Roman"/>
@@ -21569,9 +20507,8 @@
           <w:szCs w:val="18"/>
           <w:lang w:val="en-US" w:eastAsia="en-US"/>
         </w:rPr>
-        <w:t xml:space="preserve"> </w:t>
-      </w:r>
-      <w:proofErr w:type="gramStart"/>
+        <w:t xml:space="preserve"> &lt;!</w:t>
+      </w:r>
       <w:r>
         <w:rPr>
           <w:rFonts w:ascii="Times New Roman" w:eastAsiaTheme="minorHAnsi" w:hAnsi="Times New Roman" w:cs="Times New Roman"/>
@@ -21579,18 +20516,8 @@
           <w:szCs w:val="18"/>
           <w:lang w:val="en-US" w:eastAsia="en-US"/>
         </w:rPr>
-        <w:t>&lt;!</w:t>
-      </w:r>
-      <w:r>
-        <w:rPr>
-          <w:rFonts w:ascii="Times New Roman" w:eastAsiaTheme="minorHAnsi" w:hAnsi="Times New Roman" w:cs="Times New Roman"/>
-          <w:sz w:val="22"/>
-          <w:szCs w:val="18"/>
-          <w:lang w:val="en-US" w:eastAsia="en-US"/>
-        </w:rPr>
         <w:t>--</w:t>
       </w:r>
-      <w:proofErr w:type="gramEnd"/>
       <w:r>
         <w:rPr>
           <w:rFonts w:ascii="Times New Roman" w:eastAsiaTheme="minorHAnsi" w:hAnsi="Times New Roman" w:cs="Times New Roman"/>
@@ -21690,9 +20617,8 @@
           <w:szCs w:val="18"/>
           <w:lang w:val="en-US" w:eastAsia="en-US"/>
         </w:rPr>
-        <w:t xml:space="preserve"> </w:t>
-      </w:r>
-      <w:proofErr w:type="gramStart"/>
+        <w:t xml:space="preserve"> &lt;!</w:t>
+      </w:r>
       <w:r>
         <w:rPr>
           <w:rFonts w:ascii="Times New Roman" w:eastAsiaTheme="minorHAnsi" w:hAnsi="Times New Roman" w:cs="Times New Roman"/>
@@ -21700,18 +20626,8 @@
           <w:szCs w:val="18"/>
           <w:lang w:val="en-US" w:eastAsia="en-US"/>
         </w:rPr>
-        <w:t>&lt;!</w:t>
-      </w:r>
-      <w:r>
-        <w:rPr>
-          <w:rFonts w:ascii="Times New Roman" w:eastAsiaTheme="minorHAnsi" w:hAnsi="Times New Roman" w:cs="Times New Roman"/>
-          <w:sz w:val="22"/>
-          <w:szCs w:val="18"/>
-          <w:lang w:val="en-US" w:eastAsia="en-US"/>
-        </w:rPr>
         <w:t>--</w:t>
       </w:r>
-      <w:proofErr w:type="gramEnd"/>
       <w:r>
         <w:rPr>
           <w:rFonts w:ascii="Times New Roman" w:eastAsiaTheme="minorHAnsi" w:hAnsi="Times New Roman" w:cs="Times New Roman"/>
@@ -21772,7 +20688,6 @@
         <w:lastRenderedPageBreak/>
         <w:t>&lt;/</w:t>
       </w:r>
-      <w:proofErr w:type="spellStart"/>
       <w:r>
         <w:rPr>
           <w:rFonts w:ascii="Times New Roman" w:eastAsiaTheme="minorHAnsi" w:hAnsi="Times New Roman" w:cs="Times New Roman"/>
@@ -21784,7 +20699,6 @@
         </w:rPr>
         <w:t>MotionBase</w:t>
       </w:r>
-      <w:proofErr w:type="spellEnd"/>
       <w:r>
         <w:rPr>
           <w:rFonts w:ascii="Times New Roman" w:eastAsiaTheme="minorHAnsi" w:hAnsi="Times New Roman" w:cs="Times New Roman"/>
@@ -21854,7 +20768,6 @@
         </w:rPr>
         <w:t xml:space="preserve"> </w:t>
       </w:r>
-      <w:proofErr w:type="spellStart"/>
       <w:r>
         <w:rPr>
           <w:rFonts w:ascii="Times New Roman" w:eastAsiaTheme="minorHAnsi" w:hAnsi="Times New Roman" w:cstheme="minorBidi"/>
@@ -21866,7 +20779,6 @@
         </w:rPr>
         <w:t>AcceleratedMotion</w:t>
       </w:r>
-      <w:proofErr w:type="spellEnd"/>
       <w:r>
         <w:rPr>
           <w:rFonts w:ascii="Times New Roman" w:eastAsiaTheme="minorHAnsi" w:hAnsi="Times New Roman" w:cstheme="minorBidi"/>
@@ -21923,7 +20835,6 @@
         </w:rPr>
         <w:t>&lt;</w:t>
       </w:r>
-      <w:proofErr w:type="spellStart"/>
       <w:r>
         <w:rPr>
           <w:rFonts w:ascii="Times New Roman" w:eastAsiaTheme="minorHAnsi" w:hAnsi="Times New Roman" w:cstheme="minorBidi"/>
@@ -21933,69 +20844,7 @@
           <w:szCs w:val="18"/>
           <w:lang w:val="en-US" w:eastAsia="en-US"/>
         </w:rPr>
-        <w:t>MotionBase</w:t>
-      </w:r>
-      <w:proofErr w:type="spellEnd"/>
-      <w:r>
-        <w:rPr>
-          <w:rFonts w:ascii="Times New Roman" w:eastAsiaTheme="minorHAnsi" w:hAnsi="Times New Roman" w:cstheme="minorBidi"/>
-          <w:b/>
-          <w:bCs/>
-          <w:sz w:val="22"/>
-          <w:szCs w:val="18"/>
-          <w:lang w:val="en-US" w:eastAsia="en-US"/>
-        </w:rPr>
-        <w:t xml:space="preserve"> </w:t>
-      </w:r>
-      <w:proofErr w:type="spellStart"/>
-      <w:proofErr w:type="gramStart"/>
-      <w:r>
-        <w:rPr>
-          <w:rFonts w:ascii="Times New Roman" w:eastAsiaTheme="minorHAnsi" w:hAnsi="Times New Roman" w:cstheme="minorBidi"/>
-          <w:b/>
-          <w:bCs/>
-          <w:sz w:val="22"/>
-          <w:szCs w:val="18"/>
-          <w:lang w:val="en-US" w:eastAsia="en-US"/>
-        </w:rPr>
-        <w:t>xsi:type</w:t>
-      </w:r>
-      <w:proofErr w:type="spellEnd"/>
-      <w:proofErr w:type="gramEnd"/>
-      <w:r>
-        <w:rPr>
-          <w:rFonts w:ascii="Times New Roman" w:eastAsiaTheme="minorHAnsi" w:hAnsi="Times New Roman" w:cstheme="minorBidi"/>
-          <w:b/>
-          <w:bCs/>
-          <w:sz w:val="22"/>
-          <w:szCs w:val="18"/>
-          <w:lang w:val="en-US" w:eastAsia="en-US"/>
-        </w:rPr>
-        <w:t>="</w:t>
-      </w:r>
-      <w:proofErr w:type="spellStart"/>
-      <w:r>
-        <w:rPr>
-          <w:rFonts w:ascii="Times New Roman" w:eastAsiaTheme="minorHAnsi" w:hAnsi="Times New Roman" w:cstheme="minorBidi"/>
-          <w:b/>
-          <w:bCs/>
-          <w:sz w:val="22"/>
-          <w:szCs w:val="18"/>
-          <w:lang w:val="en-US" w:eastAsia="en-US"/>
-        </w:rPr>
-        <w:t>AcceleratedMotion</w:t>
-      </w:r>
-      <w:proofErr w:type="spellEnd"/>
-      <w:r>
-        <w:rPr>
-          <w:rFonts w:ascii="Times New Roman" w:eastAsiaTheme="minorHAnsi" w:hAnsi="Times New Roman" w:cstheme="minorBidi"/>
-          <w:b/>
-          <w:bCs/>
-          <w:sz w:val="22"/>
-          <w:szCs w:val="18"/>
-          <w:lang w:val="en-US" w:eastAsia="en-US"/>
-        </w:rPr>
-        <w:t>"</w:t>
+        <w:t>MotionBase xsi:type="AcceleratedMotion"</w:t>
       </w:r>
       <w:r>
         <w:rPr>
@@ -22045,7 +20894,6 @@
         </w:rPr>
         <w:t>&lt;</w:t>
       </w:r>
-      <w:proofErr w:type="spellStart"/>
       <w:r>
         <w:rPr>
           <w:rFonts w:ascii="Times New Roman" w:eastAsiaTheme="minorHAnsi" w:hAnsi="Times New Roman" w:cs="Times New Roman"/>
@@ -22057,7 +20905,6 @@
         </w:rPr>
         <w:t>InitialValue</w:t>
       </w:r>
-      <w:proofErr w:type="spellEnd"/>
       <w:r>
         <w:rPr>
           <w:rFonts w:ascii="Times New Roman" w:eastAsiaTheme="minorHAnsi" w:hAnsi="Times New Roman" w:cs="Times New Roman"/>
@@ -22076,9 +20923,8 @@
           <w:szCs w:val="18"/>
           <w:lang w:val="en-US" w:eastAsia="en-US"/>
         </w:rPr>
-        <w:t xml:space="preserve"> </w:t>
-      </w:r>
-      <w:proofErr w:type="gramStart"/>
+        <w:t xml:space="preserve"> &lt;!</w:t>
+      </w:r>
       <w:r>
         <w:rPr>
           <w:rFonts w:ascii="Times New Roman" w:eastAsiaTheme="minorHAnsi" w:hAnsi="Times New Roman" w:cs="Times New Roman"/>
@@ -22086,18 +20932,8 @@
           <w:szCs w:val="18"/>
           <w:lang w:val="en-US" w:eastAsia="en-US"/>
         </w:rPr>
-        <w:t>&lt;!</w:t>
-      </w:r>
-      <w:r>
-        <w:rPr>
-          <w:rFonts w:ascii="Times New Roman" w:eastAsiaTheme="minorHAnsi" w:hAnsi="Times New Roman" w:cs="Times New Roman"/>
-          <w:sz w:val="22"/>
-          <w:szCs w:val="18"/>
-          <w:lang w:val="en-US" w:eastAsia="en-US"/>
-        </w:rPr>
         <w:t>--</w:t>
       </w:r>
-      <w:proofErr w:type="gramEnd"/>
       <w:r>
         <w:rPr>
           <w:rFonts w:ascii="Times New Roman" w:eastAsiaTheme="minorHAnsi" w:hAnsi="Times New Roman" w:cs="Times New Roman"/>
@@ -22143,31 +20979,7 @@
           <w:szCs w:val="18"/>
           <w:lang w:val="en-US" w:eastAsia="en-US"/>
         </w:rPr>
-        <w:t>&lt;/</w:t>
-      </w:r>
-      <w:proofErr w:type="spellStart"/>
-      <w:r>
-        <w:rPr>
-          <w:rFonts w:ascii="Times New Roman" w:eastAsiaTheme="minorHAnsi" w:hAnsi="Times New Roman" w:cs="Times New Roman"/>
-          <w:b/>
-          <w:bCs/>
-          <w:sz w:val="22"/>
-          <w:szCs w:val="18"/>
-          <w:lang w:val="en-US" w:eastAsia="en-US"/>
-        </w:rPr>
-        <w:t>InitialValue</w:t>
-      </w:r>
-      <w:proofErr w:type="spellEnd"/>
-      <w:r>
-        <w:rPr>
-          <w:rFonts w:ascii="Times New Roman" w:eastAsiaTheme="minorHAnsi" w:hAnsi="Times New Roman" w:cs="Times New Roman"/>
-          <w:b/>
-          <w:bCs/>
-          <w:sz w:val="22"/>
-          <w:szCs w:val="18"/>
-          <w:lang w:val="en-US" w:eastAsia="en-US"/>
-        </w:rPr>
-        <w:t>&gt;</w:t>
+        <w:t>&lt;/InitialValue&gt;</w:t>
       </w:r>
     </w:p>
     <w:p>
@@ -22237,9 +21049,8 @@
           <w:szCs w:val="18"/>
           <w:lang w:val="en-US" w:eastAsia="en-US"/>
         </w:rPr>
-        <w:t xml:space="preserve"> </w:t>
-      </w:r>
-      <w:proofErr w:type="gramStart"/>
+        <w:t xml:space="preserve"> &lt;!</w:t>
+      </w:r>
       <w:r>
         <w:rPr>
           <w:rFonts w:ascii="Times New Roman" w:eastAsiaTheme="minorHAnsi" w:hAnsi="Times New Roman" w:cs="Times New Roman"/>
@@ -22247,18 +21058,8 @@
           <w:szCs w:val="18"/>
           <w:lang w:val="en-US" w:eastAsia="en-US"/>
         </w:rPr>
-        <w:t>&lt;!</w:t>
-      </w:r>
-      <w:r>
-        <w:rPr>
-          <w:rFonts w:ascii="Times New Roman" w:eastAsiaTheme="minorHAnsi" w:hAnsi="Times New Roman" w:cs="Times New Roman"/>
-          <w:sz w:val="22"/>
-          <w:szCs w:val="18"/>
-          <w:lang w:val="en-US" w:eastAsia="en-US"/>
-        </w:rPr>
         <w:t>--</w:t>
       </w:r>
-      <w:proofErr w:type="gramEnd"/>
       <w:r>
         <w:rPr>
           <w:rFonts w:ascii="Times New Roman" w:eastAsiaTheme="minorHAnsi" w:hAnsi="Times New Roman" w:cs="Times New Roman"/>
@@ -22358,9 +21159,8 @@
           <w:szCs w:val="18"/>
           <w:lang w:val="en-US" w:eastAsia="en-US"/>
         </w:rPr>
-        <w:t xml:space="preserve"> </w:t>
-      </w:r>
-      <w:proofErr w:type="gramStart"/>
+        <w:t xml:space="preserve"> &lt;!</w:t>
+      </w:r>
       <w:r>
         <w:rPr>
           <w:rFonts w:ascii="Times New Roman" w:eastAsiaTheme="minorHAnsi" w:hAnsi="Times New Roman" w:cs="Times New Roman"/>
@@ -22368,18 +21168,8 @@
           <w:szCs w:val="18"/>
           <w:lang w:val="en-US" w:eastAsia="en-US"/>
         </w:rPr>
-        <w:t>&lt;!</w:t>
-      </w:r>
-      <w:r>
-        <w:rPr>
-          <w:rFonts w:ascii="Times New Roman" w:eastAsiaTheme="minorHAnsi" w:hAnsi="Times New Roman" w:cs="Times New Roman"/>
-          <w:sz w:val="22"/>
-          <w:szCs w:val="18"/>
-          <w:lang w:val="en-US" w:eastAsia="en-US"/>
-        </w:rPr>
         <w:t>--</w:t>
       </w:r>
-      <w:proofErr w:type="gramEnd"/>
       <w:r>
         <w:rPr>
           <w:rFonts w:ascii="Times New Roman" w:eastAsiaTheme="minorHAnsi" w:hAnsi="Times New Roman" w:cs="Times New Roman"/>
@@ -22477,28 +21267,17 @@
           <w:szCs w:val="18"/>
           <w:lang w:val="en-US" w:eastAsia="en-US"/>
         </w:rPr>
-        <w:t xml:space="preserve"> </w:t>
-      </w:r>
-      <w:proofErr w:type="gramStart"/>
+        <w:t xml:space="preserve"> &lt;!</w:t>
+      </w:r>
       <w:r>
         <w:rPr>
           <w:rFonts w:ascii="Times New Roman" w:eastAsiaTheme="minorHAnsi" w:hAnsi="Times New Roman" w:cs="Times New Roman"/>
           <w:sz w:val="22"/>
           <w:szCs w:val="18"/>
-          <w:lang w:val="en-US" w:eastAsia="en-US"/>
-        </w:rPr>
-        <w:t>&lt;!</w:t>
-      </w:r>
-      <w:r>
-        <w:rPr>
-          <w:rFonts w:ascii="Times New Roman" w:eastAsiaTheme="minorHAnsi" w:hAnsi="Times New Roman" w:cs="Times New Roman"/>
-          <w:sz w:val="22"/>
-          <w:szCs w:val="18"/>
           <w:lang w:eastAsia="en-US"/>
         </w:rPr>
         <w:t>--</w:t>
       </w:r>
-      <w:proofErr w:type="gramEnd"/>
       <w:r>
         <w:rPr>
           <w:rFonts w:ascii="Times New Roman" w:eastAsiaTheme="minorHAnsi" w:hAnsi="Times New Roman" w:cs="Times New Roman"/>
@@ -22528,7 +21307,6 @@
         </w:rPr>
         <w:t>&lt;/</w:t>
       </w:r>
-      <w:proofErr w:type="spellStart"/>
       <w:r>
         <w:rPr>
           <w:rFonts w:ascii="Times New Roman" w:eastAsiaTheme="minorHAnsi" w:hAnsi="Times New Roman" w:cs="Times New Roman"/>
@@ -22540,7 +21318,6 @@
         </w:rPr>
         <w:t>Acceleration</w:t>
       </w:r>
-      <w:proofErr w:type="spellEnd"/>
       <w:r>
         <w:rPr>
           <w:rFonts w:ascii="Times New Roman" w:eastAsiaTheme="minorHAnsi" w:hAnsi="Times New Roman" w:cs="Times New Roman"/>
@@ -22582,7 +21359,6 @@
         </w:rPr>
         <w:t>&lt;/</w:t>
       </w:r>
-      <w:proofErr w:type="spellStart"/>
       <w:r>
         <w:rPr>
           <w:rFonts w:ascii="Times New Roman" w:eastAsiaTheme="minorHAnsi" w:hAnsi="Times New Roman" w:cs="Times New Roman"/>
@@ -22594,7 +21370,6 @@
         </w:rPr>
         <w:t>MotionBase</w:t>
       </w:r>
-      <w:proofErr w:type="spellEnd"/>
       <w:r>
         <w:rPr>
           <w:rFonts w:ascii="Times New Roman" w:eastAsiaTheme="minorHAnsi" w:hAnsi="Times New Roman" w:cstheme="minorBidi"/>
@@ -22664,7 +21439,6 @@
         </w:rPr>
         <w:t xml:space="preserve"> </w:t>
       </w:r>
-      <w:proofErr w:type="spellStart"/>
       <w:r>
         <w:rPr>
           <w:rFonts w:ascii="Times New Roman" w:eastAsiaTheme="minorHAnsi" w:hAnsi="Times New Roman" w:cstheme="minorBidi"/>
@@ -22676,7 +21450,6 @@
         </w:rPr>
         <w:t>OscillatoryMotion</w:t>
       </w:r>
-      <w:proofErr w:type="spellEnd"/>
       <w:r>
         <w:rPr>
           <w:rFonts w:ascii="Times New Roman" w:eastAsiaTheme="minorHAnsi" w:hAnsi="Times New Roman" w:cstheme="minorBidi"/>
@@ -22733,7 +21506,6 @@
         </w:rPr>
         <w:t>&lt;</w:t>
       </w:r>
-      <w:proofErr w:type="spellStart"/>
       <w:r>
         <w:rPr>
           <w:rFonts w:ascii="Times New Roman" w:eastAsiaTheme="minorHAnsi" w:hAnsi="Times New Roman" w:cstheme="minorBidi"/>
@@ -22743,69 +21515,7 @@
           <w:szCs w:val="18"/>
           <w:lang w:val="en-US" w:eastAsia="en-US"/>
         </w:rPr>
-        <w:t>MotionBase</w:t>
-      </w:r>
-      <w:proofErr w:type="spellEnd"/>
-      <w:r>
-        <w:rPr>
-          <w:rFonts w:ascii="Times New Roman" w:eastAsiaTheme="minorHAnsi" w:hAnsi="Times New Roman" w:cstheme="minorBidi"/>
-          <w:b/>
-          <w:bCs/>
-          <w:sz w:val="22"/>
-          <w:szCs w:val="18"/>
-          <w:lang w:val="en-US" w:eastAsia="en-US"/>
-        </w:rPr>
-        <w:t xml:space="preserve"> </w:t>
-      </w:r>
-      <w:proofErr w:type="spellStart"/>
-      <w:proofErr w:type="gramStart"/>
-      <w:r>
-        <w:rPr>
-          <w:rFonts w:ascii="Times New Roman" w:eastAsiaTheme="minorHAnsi" w:hAnsi="Times New Roman" w:cstheme="minorBidi"/>
-          <w:b/>
-          <w:bCs/>
-          <w:sz w:val="22"/>
-          <w:szCs w:val="18"/>
-          <w:lang w:val="en-US" w:eastAsia="en-US"/>
-        </w:rPr>
-        <w:t>xsi:type</w:t>
-      </w:r>
-      <w:proofErr w:type="spellEnd"/>
-      <w:proofErr w:type="gramEnd"/>
-      <w:r>
-        <w:rPr>
-          <w:rFonts w:ascii="Times New Roman" w:eastAsiaTheme="minorHAnsi" w:hAnsi="Times New Roman" w:cstheme="minorBidi"/>
-          <w:b/>
-          <w:bCs/>
-          <w:sz w:val="22"/>
-          <w:szCs w:val="18"/>
-          <w:lang w:val="en-US" w:eastAsia="en-US"/>
-        </w:rPr>
-        <w:t>="</w:t>
-      </w:r>
-      <w:proofErr w:type="spellStart"/>
-      <w:r>
-        <w:rPr>
-          <w:rFonts w:ascii="Times New Roman" w:eastAsiaTheme="minorHAnsi" w:hAnsi="Times New Roman" w:cstheme="minorBidi"/>
-          <w:b/>
-          <w:bCs/>
-          <w:sz w:val="22"/>
-          <w:szCs w:val="18"/>
-          <w:lang w:val="en-US" w:eastAsia="en-US"/>
-        </w:rPr>
-        <w:t>OscillatoryMotion</w:t>
-      </w:r>
-      <w:proofErr w:type="spellEnd"/>
-      <w:r>
-        <w:rPr>
-          <w:rFonts w:ascii="Times New Roman" w:eastAsiaTheme="minorHAnsi" w:hAnsi="Times New Roman" w:cstheme="minorBidi"/>
-          <w:b/>
-          <w:bCs/>
-          <w:sz w:val="22"/>
-          <w:szCs w:val="18"/>
-          <w:lang w:val="en-US" w:eastAsia="en-US"/>
-        </w:rPr>
-        <w:t>"</w:t>
+        <w:t>MotionBase xsi:type="OscillatoryMotion"</w:t>
       </w:r>
       <w:r>
         <w:rPr>
@@ -22855,7 +21565,6 @@
         </w:rPr>
         <w:t>&lt;</w:t>
       </w:r>
-      <w:proofErr w:type="spellStart"/>
       <w:r>
         <w:rPr>
           <w:rFonts w:ascii="Times New Roman" w:eastAsiaTheme="minorHAnsi" w:hAnsi="Times New Roman" w:cs="Times New Roman"/>
@@ -22867,7 +21576,6 @@
         </w:rPr>
         <w:t>InitialValue</w:t>
       </w:r>
-      <w:proofErr w:type="spellEnd"/>
       <w:r>
         <w:rPr>
           <w:rFonts w:ascii="Times New Roman" w:eastAsiaTheme="minorHAnsi" w:hAnsi="Times New Roman" w:cs="Times New Roman"/>
@@ -22886,9 +21594,8 @@
           <w:szCs w:val="18"/>
           <w:lang w:val="en-US" w:eastAsia="en-US"/>
         </w:rPr>
-        <w:t xml:space="preserve"> </w:t>
-      </w:r>
-      <w:proofErr w:type="gramStart"/>
+        <w:t xml:space="preserve"> &lt;!</w:t>
+      </w:r>
       <w:r>
         <w:rPr>
           <w:rFonts w:ascii="Times New Roman" w:eastAsiaTheme="minorHAnsi" w:hAnsi="Times New Roman" w:cs="Times New Roman"/>
@@ -22896,18 +21603,8 @@
           <w:szCs w:val="18"/>
           <w:lang w:val="en-US" w:eastAsia="en-US"/>
         </w:rPr>
-        <w:t>&lt;!</w:t>
-      </w:r>
-      <w:r>
-        <w:rPr>
-          <w:rFonts w:ascii="Times New Roman" w:eastAsiaTheme="minorHAnsi" w:hAnsi="Times New Roman" w:cs="Times New Roman"/>
-          <w:sz w:val="22"/>
-          <w:szCs w:val="18"/>
-          <w:lang w:val="en-US" w:eastAsia="en-US"/>
-        </w:rPr>
         <w:t>--</w:t>
       </w:r>
-      <w:proofErr w:type="gramEnd"/>
       <w:r>
         <w:rPr>
           <w:rFonts w:ascii="Times New Roman" w:eastAsiaTheme="minorHAnsi" w:hAnsi="Times New Roman" w:cs="Times New Roman"/>
@@ -22953,31 +21650,7 @@
           <w:szCs w:val="18"/>
           <w:lang w:val="en-US" w:eastAsia="en-US"/>
         </w:rPr>
-        <w:t>&lt;/</w:t>
-      </w:r>
-      <w:proofErr w:type="spellStart"/>
-      <w:r>
-        <w:rPr>
-          <w:rFonts w:ascii="Times New Roman" w:eastAsiaTheme="minorHAnsi" w:hAnsi="Times New Roman" w:cs="Times New Roman"/>
-          <w:b/>
-          <w:bCs/>
-          <w:sz w:val="22"/>
-          <w:szCs w:val="18"/>
-          <w:lang w:val="en-US" w:eastAsia="en-US"/>
-        </w:rPr>
-        <w:t>InitialValue</w:t>
-      </w:r>
-      <w:proofErr w:type="spellEnd"/>
-      <w:r>
-        <w:rPr>
-          <w:rFonts w:ascii="Times New Roman" w:eastAsiaTheme="minorHAnsi" w:hAnsi="Times New Roman" w:cs="Times New Roman"/>
-          <w:b/>
-          <w:bCs/>
-          <w:sz w:val="22"/>
-          <w:szCs w:val="18"/>
-          <w:lang w:val="en-US" w:eastAsia="en-US"/>
-        </w:rPr>
-        <w:t>&gt;</w:t>
+        <w:t>&lt;/InitialValue&gt;</w:t>
       </w:r>
     </w:p>
     <w:p>
@@ -23047,9 +21720,8 @@
           <w:szCs w:val="18"/>
           <w:lang w:val="en-US" w:eastAsia="en-US"/>
         </w:rPr>
-        <w:t xml:space="preserve"> </w:t>
-      </w:r>
-      <w:proofErr w:type="gramStart"/>
+        <w:t xml:space="preserve"> &lt;!</w:t>
+      </w:r>
       <w:r>
         <w:rPr>
           <w:rFonts w:ascii="Times New Roman" w:eastAsiaTheme="minorHAnsi" w:hAnsi="Times New Roman" w:cs="Times New Roman"/>
@@ -23057,18 +21729,8 @@
           <w:szCs w:val="18"/>
           <w:lang w:val="en-US" w:eastAsia="en-US"/>
         </w:rPr>
-        <w:t>&lt;!</w:t>
-      </w:r>
-      <w:r>
-        <w:rPr>
-          <w:rFonts w:ascii="Times New Roman" w:eastAsiaTheme="minorHAnsi" w:hAnsi="Times New Roman" w:cs="Times New Roman"/>
-          <w:sz w:val="22"/>
-          <w:szCs w:val="18"/>
-          <w:lang w:val="en-US" w:eastAsia="en-US"/>
-        </w:rPr>
         <w:t>--</w:t>
       </w:r>
-      <w:proofErr w:type="gramEnd"/>
       <w:r>
         <w:rPr>
           <w:rFonts w:ascii="Times New Roman" w:eastAsiaTheme="minorHAnsi" w:hAnsi="Times New Roman" w:cs="Times New Roman"/>
@@ -23168,9 +21830,8 @@
           <w:szCs w:val="18"/>
           <w:lang w:val="en-US" w:eastAsia="en-US"/>
         </w:rPr>
-        <w:t xml:space="preserve"> </w:t>
-      </w:r>
-      <w:proofErr w:type="gramStart"/>
+        <w:t xml:space="preserve"> &lt;!</w:t>
+      </w:r>
       <w:r>
         <w:rPr>
           <w:rFonts w:ascii="Times New Roman" w:eastAsiaTheme="minorHAnsi" w:hAnsi="Times New Roman" w:cs="Times New Roman"/>
@@ -23178,18 +21839,8 @@
           <w:szCs w:val="18"/>
           <w:lang w:val="en-US" w:eastAsia="en-US"/>
         </w:rPr>
-        <w:t>&lt;!</w:t>
-      </w:r>
-      <w:r>
-        <w:rPr>
-          <w:rFonts w:ascii="Times New Roman" w:eastAsiaTheme="minorHAnsi" w:hAnsi="Times New Roman" w:cs="Times New Roman"/>
-          <w:sz w:val="22"/>
-          <w:szCs w:val="18"/>
-          <w:lang w:val="en-US" w:eastAsia="en-US"/>
-        </w:rPr>
         <w:t>--</w:t>
       </w:r>
-      <w:proofErr w:type="gramEnd"/>
       <w:r>
         <w:rPr>
           <w:rFonts w:ascii="Times New Roman" w:eastAsiaTheme="minorHAnsi" w:hAnsi="Times New Roman" w:cs="Times New Roman"/>
@@ -23287,9 +21938,8 @@
           <w:szCs w:val="18"/>
           <w:lang w:eastAsia="en-US"/>
         </w:rPr>
-        <w:t xml:space="preserve"> </w:t>
-      </w:r>
-      <w:proofErr w:type="gramStart"/>
+        <w:t xml:space="preserve"> &lt;!</w:t>
+      </w:r>
       <w:r>
         <w:rPr>
           <w:rFonts w:ascii="Times New Roman" w:eastAsiaTheme="minorHAnsi" w:hAnsi="Times New Roman" w:cs="Times New Roman"/>
@@ -23297,18 +21947,8 @@
           <w:szCs w:val="18"/>
           <w:lang w:eastAsia="en-US"/>
         </w:rPr>
-        <w:t>&lt;!</w:t>
-      </w:r>
-      <w:r>
-        <w:rPr>
-          <w:rFonts w:ascii="Times New Roman" w:eastAsiaTheme="minorHAnsi" w:hAnsi="Times New Roman" w:cs="Times New Roman"/>
-          <w:sz w:val="22"/>
-          <w:szCs w:val="18"/>
-          <w:lang w:eastAsia="en-US"/>
-        </w:rPr>
         <w:t>--</w:t>
       </w:r>
-      <w:proofErr w:type="gramEnd"/>
       <w:r>
         <w:rPr>
           <w:rFonts w:ascii="Times New Roman" w:eastAsiaTheme="minorHAnsi" w:hAnsi="Times New Roman" w:cs="Times New Roman"/>
@@ -23338,7 +21978,6 @@
         </w:rPr>
         <w:t>&lt;/</w:t>
       </w:r>
-      <w:proofErr w:type="spellStart"/>
       <w:r>
         <w:rPr>
           <w:rFonts w:ascii="Times New Roman" w:eastAsiaTheme="minorHAnsi" w:hAnsi="Times New Roman" w:cs="Times New Roman"/>
@@ -23350,7 +21989,6 @@
         </w:rPr>
         <w:t>Frequency</w:t>
       </w:r>
-      <w:proofErr w:type="spellEnd"/>
       <w:r>
         <w:rPr>
           <w:rFonts w:ascii="Times New Roman" w:eastAsiaTheme="minorHAnsi" w:hAnsi="Times New Roman" w:cs="Times New Roman"/>
@@ -23392,7 +22030,6 @@
         </w:rPr>
         <w:t>&lt;/</w:t>
       </w:r>
-      <w:proofErr w:type="spellStart"/>
       <w:r>
         <w:rPr>
           <w:rFonts w:ascii="Times New Roman" w:eastAsiaTheme="minorHAnsi" w:hAnsi="Times New Roman" w:cs="Times New Roman"/>
@@ -23404,7 +22041,6 @@
         </w:rPr>
         <w:t>MotionBase</w:t>
       </w:r>
-      <w:proofErr w:type="spellEnd"/>
       <w:r>
         <w:rPr>
           <w:rFonts w:ascii="Times New Roman" w:eastAsiaTheme="minorHAnsi" w:hAnsi="Times New Roman" w:cstheme="minorBidi"/>
